--- a/BUT2/Stage/CV.docx
+++ b/BUT2/Stage/CV.docx
@@ -9,13 +9,13 @@
           <w:lang w:eastAsia="ja-JP"/>
         </w:rPr>
         <w:drawing>
-          <wp:anchor distT="0" distB="0" distL="114300" distR="114300" simplePos="0" relativeHeight="251770880" behindDoc="0" locked="0" layoutInCell="1" allowOverlap="1" wp14:anchorId="6B6F848D" wp14:editId="0D0E885D">
+          <wp:anchor distT="0" distB="0" distL="114300" distR="114300" simplePos="0" relativeHeight="251770880" behindDoc="0" locked="0" layoutInCell="1" allowOverlap="1" wp14:anchorId="6B6F848D" wp14:editId="09DD91DC">
             <wp:simplePos x="0" y="0"/>
             <wp:positionH relativeFrom="margin">
               <wp:posOffset>-737235</wp:posOffset>
             </wp:positionH>
             <wp:positionV relativeFrom="paragraph">
-              <wp:posOffset>-575945</wp:posOffset>
+              <wp:posOffset>-601081</wp:posOffset>
             </wp:positionV>
             <wp:extent cx="1981200" cy="1981200"/>
             <wp:effectExtent l="0" t="0" r="0" b="0"/>
@@ -23,7 +23,7 @@
             <wp:docPr id="1032" name="Picture 8">
               <a:extLst xmlns:a="http://schemas.openxmlformats.org/drawingml/2006/main">
                 <a:ext uri="{FF2B5EF4-FFF2-40B4-BE49-F238E27FC236}">
-                  <a16:creationId xmlns:a16="http://schemas.microsoft.com/office/drawing/2014/main" xmlns:w16se="http://schemas.microsoft.com/office/word/2015/wordml/symex" xmlns:w16sdtdh="http://schemas.microsoft.com/office/word/2020/wordml/sdtdatahash" xmlns:w16="http://schemas.microsoft.com/office/word/2018/wordml" xmlns:w16cid="http://schemas.microsoft.com/office/word/2016/wordml/cid" xmlns:w16cex="http://schemas.microsoft.com/office/word/2018/wordml/cex" xmlns:w="http://schemas.openxmlformats.org/wordprocessingml/2006/main" xmlns:w10="urn:schemas-microsoft-com:office:word" xmlns:v="urn:schemas-microsoft-com:vml" xmlns:o="urn:schemas-microsoft-com:office:office" xmlns:am3d="http://schemas.microsoft.com/office/drawing/2017/model3d" xmlns:aink="http://schemas.microsoft.com/office/drawing/2016/ink" xmlns:cx8="http://schemas.microsoft.com/office/drawing/2016/5/14/chartex" xmlns:cx7="http://schemas.microsoft.com/office/drawing/2016/5/13/chartex" xmlns:cx6="http://schemas.microsoft.com/office/drawing/2016/5/12/chartex" xmlns:cx5="http://schemas.microsoft.com/office/drawing/2016/5/11/chartex" xmlns:cx4="http://schemas.microsoft.com/office/drawing/2016/5/10/chartex" xmlns:cx3="http://schemas.microsoft.com/office/drawing/2016/5/9/chartex" xmlns:cx2="http://schemas.microsoft.com/office/drawing/2015/10/21/chartex" xmlns:cx1="http://schemas.microsoft.com/office/drawing/2015/9/8/chartex" xmlns:cx="http://schemas.microsoft.com/office/drawing/2014/chartex" xmlns="" id="{FC90E949-3015-42ED-9740-AD2BA9E90255}"/>
+                  <a16:creationId xmlns="" xmlns:cx="http://schemas.microsoft.com/office/drawing/2014/chartex" xmlns:cx1="http://schemas.microsoft.com/office/drawing/2015/9/8/chartex" xmlns:cx2="http://schemas.microsoft.com/office/drawing/2015/10/21/chartex" xmlns:cx3="http://schemas.microsoft.com/office/drawing/2016/5/9/chartex" xmlns:cx4="http://schemas.microsoft.com/office/drawing/2016/5/10/chartex" xmlns:cx5="http://schemas.microsoft.com/office/drawing/2016/5/11/chartex" xmlns:cx6="http://schemas.microsoft.com/office/drawing/2016/5/12/chartex" xmlns:cx7="http://schemas.microsoft.com/office/drawing/2016/5/13/chartex" xmlns:cx8="http://schemas.microsoft.com/office/drawing/2016/5/14/chartex" xmlns:aink="http://schemas.microsoft.com/office/drawing/2016/ink" xmlns:am3d="http://schemas.microsoft.com/office/drawing/2017/model3d" xmlns:o="urn:schemas-microsoft-com:office:office" xmlns:v="urn:schemas-microsoft-com:vml" xmlns:w10="urn:schemas-microsoft-com:office:word" xmlns:w="http://schemas.openxmlformats.org/wordprocessingml/2006/main" xmlns:w16cex="http://schemas.microsoft.com/office/word/2018/wordml/cex" xmlns:w16cid="http://schemas.microsoft.com/office/word/2016/wordml/cid" xmlns:w16="http://schemas.microsoft.com/office/word/2018/wordml" xmlns:w16sdtdh="http://schemas.microsoft.com/office/word/2020/wordml/sdtdatahash" xmlns:w16se="http://schemas.microsoft.com/office/word/2015/wordml/symex" xmlns:a16="http://schemas.microsoft.com/office/drawing/2014/main" id="{FC90E949-3015-42ED-9740-AD2BA9E90255}"/>
                 </a:ext>
               </a:extLst>
             </wp:docPr>
@@ -37,7 +37,7 @@
                     <pic:cNvPr id="1032" name="Picture 8">
                       <a:extLst>
                         <a:ext uri="{FF2B5EF4-FFF2-40B4-BE49-F238E27FC236}">
-                          <a16:creationId xmlns:a16="http://schemas.microsoft.com/office/drawing/2014/main" xmlns:w16se="http://schemas.microsoft.com/office/word/2015/wordml/symex" xmlns:w16sdtdh="http://schemas.microsoft.com/office/word/2020/wordml/sdtdatahash" xmlns:w16="http://schemas.microsoft.com/office/word/2018/wordml" xmlns:w16cid="http://schemas.microsoft.com/office/word/2016/wordml/cid" xmlns:w16cex="http://schemas.microsoft.com/office/word/2018/wordml/cex" xmlns:w="http://schemas.openxmlformats.org/wordprocessingml/2006/main" xmlns:w10="urn:schemas-microsoft-com:office:word" xmlns:v="urn:schemas-microsoft-com:vml" xmlns:o="urn:schemas-microsoft-com:office:office" xmlns:am3d="http://schemas.microsoft.com/office/drawing/2017/model3d" xmlns:aink="http://schemas.microsoft.com/office/drawing/2016/ink" xmlns:cx8="http://schemas.microsoft.com/office/drawing/2016/5/14/chartex" xmlns:cx7="http://schemas.microsoft.com/office/drawing/2016/5/13/chartex" xmlns:cx6="http://schemas.microsoft.com/office/drawing/2016/5/12/chartex" xmlns:cx5="http://schemas.microsoft.com/office/drawing/2016/5/11/chartex" xmlns:cx4="http://schemas.microsoft.com/office/drawing/2016/5/10/chartex" xmlns:cx3="http://schemas.microsoft.com/office/drawing/2016/5/9/chartex" xmlns:cx2="http://schemas.microsoft.com/office/drawing/2015/10/21/chartex" xmlns:cx1="http://schemas.microsoft.com/office/drawing/2015/9/8/chartex" xmlns:cx="http://schemas.microsoft.com/office/drawing/2014/chartex" xmlns="" id="{FC90E949-3015-42ED-9740-AD2BA9E90255}"/>
+                          <a16:creationId xmlns="" xmlns:cx="http://schemas.microsoft.com/office/drawing/2014/chartex" xmlns:cx1="http://schemas.microsoft.com/office/drawing/2015/9/8/chartex" xmlns:cx2="http://schemas.microsoft.com/office/drawing/2015/10/21/chartex" xmlns:cx3="http://schemas.microsoft.com/office/drawing/2016/5/9/chartex" xmlns:cx4="http://schemas.microsoft.com/office/drawing/2016/5/10/chartex" xmlns:cx5="http://schemas.microsoft.com/office/drawing/2016/5/11/chartex" xmlns:cx6="http://schemas.microsoft.com/office/drawing/2016/5/12/chartex" xmlns:cx7="http://schemas.microsoft.com/office/drawing/2016/5/13/chartex" xmlns:cx8="http://schemas.microsoft.com/office/drawing/2016/5/14/chartex" xmlns:aink="http://schemas.microsoft.com/office/drawing/2016/ink" xmlns:am3d="http://schemas.microsoft.com/office/drawing/2017/model3d" xmlns:o="urn:schemas-microsoft-com:office:office" xmlns:v="urn:schemas-microsoft-com:vml" xmlns:w10="urn:schemas-microsoft-com:office:word" xmlns:w="http://schemas.openxmlformats.org/wordprocessingml/2006/main" xmlns:w16cex="http://schemas.microsoft.com/office/word/2018/wordml/cex" xmlns:w16cid="http://schemas.microsoft.com/office/word/2016/wordml/cid" xmlns:w16="http://schemas.microsoft.com/office/word/2018/wordml" xmlns:w16sdtdh="http://schemas.microsoft.com/office/word/2020/wordml/sdtdatahash" xmlns:w16se="http://schemas.microsoft.com/office/word/2015/wordml/symex" xmlns:a16="http://schemas.microsoft.com/office/drawing/2014/main" id="{FC90E949-3015-42ED-9740-AD2BA9E90255}"/>
                         </a:ext>
                       </a:extLst>
                     </pic:cNvPr>
@@ -72,7 +72,7 @@
                       <a:tailEnd type="none" w="med" len="med"/>
                       <a:extLst>
                         <a:ext uri="{C807C97D-BFC1-408E-A445-0C87EB9F89A2}">
-                          <ask:lineSketchStyleProps xmlns:ask="http://schemas.microsoft.com/office/drawing/2018/sketchyshapes" xmlns:w16se="http://schemas.microsoft.com/office/word/2015/wordml/symex" xmlns:w16sdtdh="http://schemas.microsoft.com/office/word/2020/wordml/sdtdatahash" xmlns:w16="http://schemas.microsoft.com/office/word/2018/wordml" xmlns:w16cid="http://schemas.microsoft.com/office/word/2016/wordml/cid" xmlns:w16cex="http://schemas.microsoft.com/office/word/2018/wordml/cex" xmlns:w="http://schemas.openxmlformats.org/wordprocessingml/2006/main" xmlns:w10="urn:schemas-microsoft-com:office:word" xmlns:v="urn:schemas-microsoft-com:vml" xmlns:o="urn:schemas-microsoft-com:office:office" xmlns:am3d="http://schemas.microsoft.com/office/drawing/2017/model3d" xmlns:aink="http://schemas.microsoft.com/office/drawing/2016/ink" xmlns:cx8="http://schemas.microsoft.com/office/drawing/2016/5/14/chartex" xmlns:cx7="http://schemas.microsoft.com/office/drawing/2016/5/13/chartex" xmlns:cx6="http://schemas.microsoft.com/office/drawing/2016/5/12/chartex" xmlns:cx5="http://schemas.microsoft.com/office/drawing/2016/5/11/chartex" xmlns:cx4="http://schemas.microsoft.com/office/drawing/2016/5/10/chartex" xmlns:cx3="http://schemas.microsoft.com/office/drawing/2016/5/9/chartex" xmlns:cx2="http://schemas.microsoft.com/office/drawing/2015/10/21/chartex" xmlns:cx1="http://schemas.microsoft.com/office/drawing/2015/9/8/chartex" xmlns:cx="http://schemas.microsoft.com/office/drawing/2014/chartex" xmlns="" sd="0">
+                          <ask:lineSketchStyleProps xmlns="" xmlns:cx="http://schemas.microsoft.com/office/drawing/2014/chartex" xmlns:cx1="http://schemas.microsoft.com/office/drawing/2015/9/8/chartex" xmlns:cx2="http://schemas.microsoft.com/office/drawing/2015/10/21/chartex" xmlns:cx3="http://schemas.microsoft.com/office/drawing/2016/5/9/chartex" xmlns:cx4="http://schemas.microsoft.com/office/drawing/2016/5/10/chartex" xmlns:cx5="http://schemas.microsoft.com/office/drawing/2016/5/11/chartex" xmlns:cx6="http://schemas.microsoft.com/office/drawing/2016/5/12/chartex" xmlns:cx7="http://schemas.microsoft.com/office/drawing/2016/5/13/chartex" xmlns:cx8="http://schemas.microsoft.com/office/drawing/2016/5/14/chartex" xmlns:aink="http://schemas.microsoft.com/office/drawing/2016/ink" xmlns:am3d="http://schemas.microsoft.com/office/drawing/2017/model3d" xmlns:o="urn:schemas-microsoft-com:office:office" xmlns:v="urn:schemas-microsoft-com:vml" xmlns:w10="urn:schemas-microsoft-com:office:word" xmlns:w="http://schemas.openxmlformats.org/wordprocessingml/2006/main" xmlns:w16cex="http://schemas.microsoft.com/office/word/2018/wordml/cex" xmlns:w16cid="http://schemas.microsoft.com/office/word/2016/wordml/cid" xmlns:w16="http://schemas.microsoft.com/office/word/2018/wordml" xmlns:w16sdtdh="http://schemas.microsoft.com/office/word/2020/wordml/sdtdatahash" xmlns:w16se="http://schemas.microsoft.com/office/word/2015/wordml/symex" xmlns:ask="http://schemas.microsoft.com/office/drawing/2018/sketchyshapes" sd="0">
                             <a:custGeom>
                               <a:avLst/>
                               <a:gdLst/>
@@ -489,7 +489,7 @@
               </wp:anchor>
             </w:drawing>
           </mc:Choice>
-          <mc:Fallback xmlns:w16se="http://schemas.microsoft.com/office/word/2015/wordml/symex" xmlns:w16sdtdh="http://schemas.microsoft.com/office/word/2020/wordml/sdtdatahash" xmlns:w16="http://schemas.microsoft.com/office/word/2018/wordml" xmlns:w16cid="http://schemas.microsoft.com/office/word/2016/wordml/cid" xmlns:w16cex="http://schemas.microsoft.com/office/word/2018/wordml/cex" xmlns:am3d="http://schemas.microsoft.com/office/drawing/2017/model3d" xmlns:aink="http://schemas.microsoft.com/office/drawing/2016/ink" xmlns:cx8="http://schemas.microsoft.com/office/drawing/2016/5/14/chartex" xmlns:cx7="http://schemas.microsoft.com/office/drawing/2016/5/13/chartex" xmlns:cx6="http://schemas.microsoft.com/office/drawing/2016/5/12/chartex" xmlns:cx5="http://schemas.microsoft.com/office/drawing/2016/5/11/chartex" xmlns:cx4="http://schemas.microsoft.com/office/drawing/2016/5/10/chartex" xmlns:cx3="http://schemas.microsoft.com/office/drawing/2016/5/9/chartex" xmlns:cx2="http://schemas.microsoft.com/office/drawing/2015/10/21/chartex" xmlns:cx1="http://schemas.microsoft.com/office/drawing/2015/9/8/chartex" xmlns:cx="http://schemas.microsoft.com/office/drawing/2014/chartex">
+          <mc:Fallback xmlns:cx="http://schemas.microsoft.com/office/drawing/2014/chartex" xmlns:cx1="http://schemas.microsoft.com/office/drawing/2015/9/8/chartex" xmlns:cx2="http://schemas.microsoft.com/office/drawing/2015/10/21/chartex" xmlns:cx3="http://schemas.microsoft.com/office/drawing/2016/5/9/chartex" xmlns:cx4="http://schemas.microsoft.com/office/drawing/2016/5/10/chartex" xmlns:cx5="http://schemas.microsoft.com/office/drawing/2016/5/11/chartex" xmlns:cx6="http://schemas.microsoft.com/office/drawing/2016/5/12/chartex" xmlns:cx7="http://schemas.microsoft.com/office/drawing/2016/5/13/chartex" xmlns:cx8="http://schemas.microsoft.com/office/drawing/2016/5/14/chartex" xmlns:aink="http://schemas.microsoft.com/office/drawing/2016/ink" xmlns:am3d="http://schemas.microsoft.com/office/drawing/2017/model3d" xmlns:w16cex="http://schemas.microsoft.com/office/word/2018/wordml/cex" xmlns:w16cid="http://schemas.microsoft.com/office/word/2016/wordml/cid" xmlns:w16="http://schemas.microsoft.com/office/word/2018/wordml" xmlns:w16sdtdh="http://schemas.microsoft.com/office/word/2020/wordml/sdtdatahash" xmlns:w16se="http://schemas.microsoft.com/office/word/2015/wordml/symex">
             <w:pict>
               <v:rect w14:anchorId="46CB9A89" id="Rectángulo 2" o:spid="_x0000_s1026" style="position:absolute;margin-left:129.45pt;margin-top:-84.35pt;width:379.45pt;height:145.5pt;z-index:-251560960;visibility:visible;mso-wrap-style:square;mso-width-percent:0;mso-height-percent:0;mso-wrap-distance-left:9pt;mso-wrap-distance-top:0;mso-wrap-distance-right:9pt;mso-wrap-distance-bottom:0;mso-position-horizontal:absolute;mso-position-horizontal-relative:text;mso-position-vertical:absolute;mso-position-vertical-relative:text;mso-width-percent:0;mso-height-percent:0;mso-width-relative:margin;mso-height-relative:margin;v-text-anchor:middle" o:gfxdata="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" fillcolor="#373741" stroked="f" strokeweight="2pt"/>
             </w:pict>
@@ -1304,6 +1304,7 @@
                                 <w:rFonts w:ascii="Century Gothic" w:hAnsi="Century Gothic"/>
                                 <w:sz w:val="22"/>
                                 <w:szCs w:val="22"/>
+                                <w:lang w:val="es-VE"/>
                               </w:rPr>
                             </w:pPr>
                             <w:r>
@@ -1312,6 +1313,7 @@
                                 <w:b/>
                                 <w:sz w:val="22"/>
                                 <w:szCs w:val="22"/>
+                                <w:lang w:val="es-VE"/>
                               </w:rPr>
                               <w:t>Formaciones :</w:t>
                             </w:r>
@@ -1320,6 +1322,7 @@
                                 <w:rFonts w:ascii="Century Gothic" w:hAnsi="Century Gothic"/>
                                 <w:sz w:val="22"/>
                                 <w:szCs w:val="22"/>
+                                <w:lang w:val="es-VE"/>
                               </w:rPr>
                               <w:t xml:space="preserve"> Diplomados, Congresos, xxxxxxxxxx xxxxxx xxxxxxxxx xxxxxxxxxxxxxxxxx</w:t>
                             </w:r>
@@ -1781,6 +1784,15 @@
                               <w:fldChar w:fldCharType="begin"/>
                             </w:r>
                             <w:r>
+                              <w:instrText xml:space="preserve"> INCLUDEPICTURE  "https://lh3.googleusercontent.com/-zZva6319EVE/AAAAAAAAAAI/AAAAAAAAAAA/zKFGBYMviqc/photo.jpg" \* MERGEFORMATINET </w:instrText>
+                            </w:r>
+                            <w:r>
+                              <w:fldChar w:fldCharType="separate"/>
+                            </w:r>
+                            <w:r>
+                              <w:fldChar w:fldCharType="begin"/>
+                            </w:r>
+                            <w:r>
                               <w:instrText xml:space="preserve"> </w:instrText>
                             </w:r>
                             <w:r>
@@ -1816,10 +1828,13 @@
                                   <v:path o:extrusionok="f" gradientshapeok="t" o:connecttype="rect"/>
                                   <o:lock v:ext="edit" aspectratio="t"/>
                                 </v:shapetype>
-                                <v:shape id="_x0000_i1025" type="#_x0000_t75" style="width:32.25pt;height:32.25pt">
+                                <v:shape id="_x0000_i1025" type="#_x0000_t75" style="width:32.2pt;height:32.2pt">
                                   <v:imagedata r:id="rId9" r:href="rId10" gain="109227f"/>
                                 </v:shape>
                               </w:pict>
+                            </w:r>
+                            <w:r>
+                              <w:fldChar w:fldCharType="end"/>
                             </w:r>
                             <w:r>
                               <w:fldChar w:fldCharType="end"/>
@@ -2157,7 +2172,7 @@
                       <w:r>
                         <w:pict w14:anchorId="0EEBD547">
                           <v:shape id="_x0000_i1025" type="#_x0000_t75" style="width:32.25pt;height:32.25pt">
-                            <v:imagedata r:id="rId9" r:href="rId11" gain="109227f"/>
+                            <v:imagedata r:id="rId11" r:href="rId12" gain="109227f"/>
                           </v:shape>
                         </w:pict>
                       </w:r>
@@ -2420,7 +2435,7 @@
                         <a:effectLst/>
                         <a:extLst>
                           <a:ext uri="{C572A759-6A51-4108-AA02-DFA0A04FC94B}">
-                            <ma14:wrappingTextBoxFlag xmlns="" xmlns:mo="http://schemas.microsoft.com/office/mac/office/2008/main" xmlns:mv="urn:schemas-microsoft-com:mac:vml" xmlns:o="urn:schemas-microsoft-com:office:office" xmlns:v="urn:schemas-microsoft-com:vml" xmlns:w10="urn:schemas-microsoft-com:office:word" xmlns:w="http://schemas.openxmlformats.org/wordprocessingml/2006/main" xmlns:ma14="http://schemas.microsoft.com/office/mac/drawingml/2011/main" xmlns:w16se="http://schemas.microsoft.com/office/word/2015/wordml/symex" xmlns:w16sdtdh="http://schemas.microsoft.com/office/word/2020/wordml/sdtdatahash" xmlns:w16="http://schemas.microsoft.com/office/word/2018/wordml" xmlns:w16cid="http://schemas.microsoft.com/office/word/2016/wordml/cid" xmlns:w16cex="http://schemas.microsoft.com/office/word/2018/wordml/cex" xmlns:am3d="http://schemas.microsoft.com/office/drawing/2017/model3d" xmlns:aink="http://schemas.microsoft.com/office/drawing/2016/ink" xmlns:cx8="http://schemas.microsoft.com/office/drawing/2016/5/14/chartex" xmlns:cx7="http://schemas.microsoft.com/office/drawing/2016/5/13/chartex" xmlns:cx6="http://schemas.microsoft.com/office/drawing/2016/5/12/chartex" xmlns:cx5="http://schemas.microsoft.com/office/drawing/2016/5/11/chartex" xmlns:cx4="http://schemas.microsoft.com/office/drawing/2016/5/10/chartex" xmlns:cx3="http://schemas.microsoft.com/office/drawing/2016/5/9/chartex" xmlns:cx2="http://schemas.microsoft.com/office/drawing/2015/10/21/chartex" xmlns:cx1="http://schemas.microsoft.com/office/drawing/2015/9/8/chartex" xmlns:cx="http://schemas.microsoft.com/office/drawing/2014/chartex"/>
+                            <ma14:wrappingTextBoxFlag xmlns:cx="http://schemas.microsoft.com/office/drawing/2014/chartex" xmlns:cx1="http://schemas.microsoft.com/office/drawing/2015/9/8/chartex" xmlns:cx2="http://schemas.microsoft.com/office/drawing/2015/10/21/chartex" xmlns:cx3="http://schemas.microsoft.com/office/drawing/2016/5/9/chartex" xmlns:cx4="http://schemas.microsoft.com/office/drawing/2016/5/10/chartex" xmlns:cx5="http://schemas.microsoft.com/office/drawing/2016/5/11/chartex" xmlns:cx6="http://schemas.microsoft.com/office/drawing/2016/5/12/chartex" xmlns:cx7="http://schemas.microsoft.com/office/drawing/2016/5/13/chartex" xmlns:cx8="http://schemas.microsoft.com/office/drawing/2016/5/14/chartex" xmlns:aink="http://schemas.microsoft.com/office/drawing/2016/ink" xmlns:am3d="http://schemas.microsoft.com/office/drawing/2017/model3d" xmlns:w16cex="http://schemas.microsoft.com/office/word/2018/wordml/cex" xmlns:w16cid="http://schemas.microsoft.com/office/word/2016/wordml/cid" xmlns:w16="http://schemas.microsoft.com/office/word/2018/wordml" xmlns:w16sdtdh="http://schemas.microsoft.com/office/word/2020/wordml/sdtdatahash" xmlns:w16se="http://schemas.microsoft.com/office/word/2015/wordml/symex" xmlns:ma14="http://schemas.microsoft.com/office/mac/drawingml/2011/main" xmlns:w="http://schemas.openxmlformats.org/wordprocessingml/2006/main" xmlns:w10="urn:schemas-microsoft-com:office:word" xmlns:v="urn:schemas-microsoft-com:vml" xmlns:o="urn:schemas-microsoft-com:office:office" xmlns:mv="urn:schemas-microsoft-com:mac:vml" xmlns:mo="http://schemas.microsoft.com/office/mac/office/2008/main" xmlns=""/>
                           </a:ext>
                         </a:extLst>
                       </wps:spPr>
@@ -2829,7 +2844,7 @@
                         <a:effectLst/>
                         <a:extLst>
                           <a:ext uri="{C572A759-6A51-4108-AA02-DFA0A04FC94B}">
-                            <ma14:wrappingTextBoxFlag xmlns="" xmlns:mo="http://schemas.microsoft.com/office/mac/office/2008/main" xmlns:mv="urn:schemas-microsoft-com:mac:vml" xmlns:o="urn:schemas-microsoft-com:office:office" xmlns:v="urn:schemas-microsoft-com:vml" xmlns:w10="urn:schemas-microsoft-com:office:word" xmlns:w="http://schemas.openxmlformats.org/wordprocessingml/2006/main" xmlns:ma14="http://schemas.microsoft.com/office/mac/drawingml/2011/main" xmlns:w16se="http://schemas.microsoft.com/office/word/2015/wordml/symex" xmlns:w16sdtdh="http://schemas.microsoft.com/office/word/2020/wordml/sdtdatahash" xmlns:w16="http://schemas.microsoft.com/office/word/2018/wordml" xmlns:w16cid="http://schemas.microsoft.com/office/word/2016/wordml/cid" xmlns:w16cex="http://schemas.microsoft.com/office/word/2018/wordml/cex" xmlns:am3d="http://schemas.microsoft.com/office/drawing/2017/model3d" xmlns:aink="http://schemas.microsoft.com/office/drawing/2016/ink" xmlns:cx8="http://schemas.microsoft.com/office/drawing/2016/5/14/chartex" xmlns:cx7="http://schemas.microsoft.com/office/drawing/2016/5/13/chartex" xmlns:cx6="http://schemas.microsoft.com/office/drawing/2016/5/12/chartex" xmlns:cx5="http://schemas.microsoft.com/office/drawing/2016/5/11/chartex" xmlns:cx4="http://schemas.microsoft.com/office/drawing/2016/5/10/chartex" xmlns:cx3="http://schemas.microsoft.com/office/drawing/2016/5/9/chartex" xmlns:cx2="http://schemas.microsoft.com/office/drawing/2015/10/21/chartex" xmlns:cx1="http://schemas.microsoft.com/office/drawing/2015/9/8/chartex" xmlns:cx="http://schemas.microsoft.com/office/drawing/2014/chartex"/>
+                            <ma14:wrappingTextBoxFlag xmlns:cx="http://schemas.microsoft.com/office/drawing/2014/chartex" xmlns:cx1="http://schemas.microsoft.com/office/drawing/2015/9/8/chartex" xmlns:cx2="http://schemas.microsoft.com/office/drawing/2015/10/21/chartex" xmlns:cx3="http://schemas.microsoft.com/office/drawing/2016/5/9/chartex" xmlns:cx4="http://schemas.microsoft.com/office/drawing/2016/5/10/chartex" xmlns:cx5="http://schemas.microsoft.com/office/drawing/2016/5/11/chartex" xmlns:cx6="http://schemas.microsoft.com/office/drawing/2016/5/12/chartex" xmlns:cx7="http://schemas.microsoft.com/office/drawing/2016/5/13/chartex" xmlns:cx8="http://schemas.microsoft.com/office/drawing/2016/5/14/chartex" xmlns:aink="http://schemas.microsoft.com/office/drawing/2016/ink" xmlns:am3d="http://schemas.microsoft.com/office/drawing/2017/model3d" xmlns:w16cex="http://schemas.microsoft.com/office/word/2018/wordml/cex" xmlns:w16cid="http://schemas.microsoft.com/office/word/2016/wordml/cid" xmlns:w16="http://schemas.microsoft.com/office/word/2018/wordml" xmlns:w16sdtdh="http://schemas.microsoft.com/office/word/2020/wordml/sdtdatahash" xmlns:w16se="http://schemas.microsoft.com/office/word/2015/wordml/symex" xmlns:ma14="http://schemas.microsoft.com/office/mac/drawingml/2011/main" xmlns:w="http://schemas.openxmlformats.org/wordprocessingml/2006/main" xmlns:w10="urn:schemas-microsoft-com:office:word" xmlns:v="urn:schemas-microsoft-com:vml" xmlns:o="urn:schemas-microsoft-com:office:office" xmlns:mv="urn:schemas-microsoft-com:mac:vml" xmlns:mo="http://schemas.microsoft.com/office/mac/office/2008/main" xmlns=""/>
                           </a:ext>
                         </a:extLst>
                       </wps:spPr>
@@ -3281,7 +3296,7 @@
               </wp:anchor>
             </w:drawing>
           </mc:Choice>
-          <mc:Fallback xmlns:w16se="http://schemas.microsoft.com/office/word/2015/wordml/symex" xmlns:w16sdtdh="http://schemas.microsoft.com/office/word/2020/wordml/sdtdatahash" xmlns:w16="http://schemas.microsoft.com/office/word/2018/wordml" xmlns:w16cid="http://schemas.microsoft.com/office/word/2016/wordml/cid" xmlns:w16cex="http://schemas.microsoft.com/office/word/2018/wordml/cex" xmlns:am3d="http://schemas.microsoft.com/office/drawing/2017/model3d" xmlns:aink="http://schemas.microsoft.com/office/drawing/2016/ink" xmlns:cx8="http://schemas.microsoft.com/office/drawing/2016/5/14/chartex" xmlns:cx7="http://schemas.microsoft.com/office/drawing/2016/5/13/chartex" xmlns:cx6="http://schemas.microsoft.com/office/drawing/2016/5/12/chartex" xmlns:cx5="http://schemas.microsoft.com/office/drawing/2016/5/11/chartex" xmlns:cx4="http://schemas.microsoft.com/office/drawing/2016/5/10/chartex" xmlns:cx3="http://schemas.microsoft.com/office/drawing/2016/5/9/chartex" xmlns:cx2="http://schemas.microsoft.com/office/drawing/2015/10/21/chartex" xmlns:cx1="http://schemas.microsoft.com/office/drawing/2015/9/8/chartex" xmlns:cx="http://schemas.microsoft.com/office/drawing/2014/chartex">
+          <mc:Fallback xmlns:cx="http://schemas.microsoft.com/office/drawing/2014/chartex" xmlns:cx1="http://schemas.microsoft.com/office/drawing/2015/9/8/chartex" xmlns:cx2="http://schemas.microsoft.com/office/drawing/2015/10/21/chartex" xmlns:cx3="http://schemas.microsoft.com/office/drawing/2016/5/9/chartex" xmlns:cx4="http://schemas.microsoft.com/office/drawing/2016/5/10/chartex" xmlns:cx5="http://schemas.microsoft.com/office/drawing/2016/5/11/chartex" xmlns:cx6="http://schemas.microsoft.com/office/drawing/2016/5/12/chartex" xmlns:cx7="http://schemas.microsoft.com/office/drawing/2016/5/13/chartex" xmlns:cx8="http://schemas.microsoft.com/office/drawing/2016/5/14/chartex" xmlns:aink="http://schemas.microsoft.com/office/drawing/2016/ink" xmlns:am3d="http://schemas.microsoft.com/office/drawing/2017/model3d" xmlns:w16cex="http://schemas.microsoft.com/office/word/2018/wordml/cex" xmlns:w16cid="http://schemas.microsoft.com/office/word/2016/wordml/cid" xmlns:w16="http://schemas.microsoft.com/office/word/2018/wordml" xmlns:w16sdtdh="http://schemas.microsoft.com/office/word/2020/wordml/sdtdatahash" xmlns:w16se="http://schemas.microsoft.com/office/word/2015/wordml/symex">
             <w:pict>
               <v:shapetype w14:anchorId="5C3DF461" id="_x0000_t32" coordsize="21600,21600" o:spt="32" o:oned="t" path="m,l21600,21600e" filled="f">
                 <v:path arrowok="t" fillok="f" o:connecttype="none"/>
@@ -3359,7 +3374,7 @@
               </wp:anchor>
             </w:drawing>
           </mc:Choice>
-          <mc:Fallback xmlns:w16se="http://schemas.microsoft.com/office/word/2015/wordml/symex" xmlns:w16sdtdh="http://schemas.microsoft.com/office/word/2020/wordml/sdtdatahash" xmlns:w16="http://schemas.microsoft.com/office/word/2018/wordml" xmlns:w16cid="http://schemas.microsoft.com/office/word/2016/wordml/cid" xmlns:w16cex="http://schemas.microsoft.com/office/word/2018/wordml/cex" xmlns:am3d="http://schemas.microsoft.com/office/drawing/2017/model3d" xmlns:aink="http://schemas.microsoft.com/office/drawing/2016/ink" xmlns:cx8="http://schemas.microsoft.com/office/drawing/2016/5/14/chartex" xmlns:cx7="http://schemas.microsoft.com/office/drawing/2016/5/13/chartex" xmlns:cx6="http://schemas.microsoft.com/office/drawing/2016/5/12/chartex" xmlns:cx5="http://schemas.microsoft.com/office/drawing/2016/5/11/chartex" xmlns:cx4="http://schemas.microsoft.com/office/drawing/2016/5/10/chartex" xmlns:cx3="http://schemas.microsoft.com/office/drawing/2016/5/9/chartex" xmlns:cx2="http://schemas.microsoft.com/office/drawing/2015/10/21/chartex" xmlns:cx1="http://schemas.microsoft.com/office/drawing/2015/9/8/chartex" xmlns:cx="http://schemas.microsoft.com/office/drawing/2014/chartex">
+          <mc:Fallback xmlns:cx="http://schemas.microsoft.com/office/drawing/2014/chartex" xmlns:cx1="http://schemas.microsoft.com/office/drawing/2015/9/8/chartex" xmlns:cx2="http://schemas.microsoft.com/office/drawing/2015/10/21/chartex" xmlns:cx3="http://schemas.microsoft.com/office/drawing/2016/5/9/chartex" xmlns:cx4="http://schemas.microsoft.com/office/drawing/2016/5/10/chartex" xmlns:cx5="http://schemas.microsoft.com/office/drawing/2016/5/11/chartex" xmlns:cx6="http://schemas.microsoft.com/office/drawing/2016/5/12/chartex" xmlns:cx7="http://schemas.microsoft.com/office/drawing/2016/5/13/chartex" xmlns:cx8="http://schemas.microsoft.com/office/drawing/2016/5/14/chartex" xmlns:aink="http://schemas.microsoft.com/office/drawing/2016/ink" xmlns:am3d="http://schemas.microsoft.com/office/drawing/2017/model3d" xmlns:w16cex="http://schemas.microsoft.com/office/word/2018/wordml/cex" xmlns:w16cid="http://schemas.microsoft.com/office/word/2016/wordml/cid" xmlns:w16="http://schemas.microsoft.com/office/word/2018/wordml" xmlns:w16sdtdh="http://schemas.microsoft.com/office/word/2020/wordml/sdtdatahash" xmlns:w16se="http://schemas.microsoft.com/office/word/2015/wordml/symex">
             <w:pict>
               <v:shape w14:anchorId="244EBAE7" id="AutoShape 212" o:spid="_x0000_s1026" type="#_x0000_t32" style="position:absolute;margin-left:-111.85pt;margin-top:17.7pt;width:.05pt;height:251.5pt;z-index:251667456;visibility:visible;mso-wrap-style:square;mso-width-percent:0;mso-height-percent:0;mso-wrap-distance-left:9pt;mso-wrap-distance-top:0;mso-wrap-distance-right:9pt;mso-wrap-distance-bottom:0;mso-position-horizontal:absolute;mso-position-horizontal-relative:text;mso-position-vertical:absolute;mso-position-vertical-relative:text;mso-width-percent:0;mso-height-percent:0;mso-width-relative:page;mso-height-relative:page" o:gfxdata="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" strokecolor="#00b0f0"/>
             </w:pict>
@@ -3561,7 +3576,7 @@
               </wp:anchor>
             </w:drawing>
           </mc:Choice>
-          <mc:Fallback xmlns:w16se="http://schemas.microsoft.com/office/word/2015/wordml/symex" xmlns:w16sdtdh="http://schemas.microsoft.com/office/word/2020/wordml/sdtdatahash" xmlns:w16="http://schemas.microsoft.com/office/word/2018/wordml" xmlns:w16cid="http://schemas.microsoft.com/office/word/2016/wordml/cid" xmlns:w16cex="http://schemas.microsoft.com/office/word/2018/wordml/cex" xmlns:am3d="http://schemas.microsoft.com/office/drawing/2017/model3d" xmlns:aink="http://schemas.microsoft.com/office/drawing/2016/ink" xmlns:cx8="http://schemas.microsoft.com/office/drawing/2016/5/14/chartex" xmlns:cx7="http://schemas.microsoft.com/office/drawing/2016/5/13/chartex" xmlns:cx6="http://schemas.microsoft.com/office/drawing/2016/5/12/chartex" xmlns:cx5="http://schemas.microsoft.com/office/drawing/2016/5/11/chartex" xmlns:cx4="http://schemas.microsoft.com/office/drawing/2016/5/10/chartex" xmlns:cx3="http://schemas.microsoft.com/office/drawing/2016/5/9/chartex" xmlns:cx2="http://schemas.microsoft.com/office/drawing/2015/10/21/chartex" xmlns:cx1="http://schemas.microsoft.com/office/drawing/2015/9/8/chartex" xmlns:cx="http://schemas.microsoft.com/office/drawing/2014/chartex">
+          <mc:Fallback xmlns:cx="http://schemas.microsoft.com/office/drawing/2014/chartex" xmlns:cx1="http://schemas.microsoft.com/office/drawing/2015/9/8/chartex" xmlns:cx2="http://schemas.microsoft.com/office/drawing/2015/10/21/chartex" xmlns:cx3="http://schemas.microsoft.com/office/drawing/2016/5/9/chartex" xmlns:cx4="http://schemas.microsoft.com/office/drawing/2016/5/10/chartex" xmlns:cx5="http://schemas.microsoft.com/office/drawing/2016/5/11/chartex" xmlns:cx6="http://schemas.microsoft.com/office/drawing/2016/5/12/chartex" xmlns:cx7="http://schemas.microsoft.com/office/drawing/2016/5/13/chartex" xmlns:cx8="http://schemas.microsoft.com/office/drawing/2016/5/14/chartex" xmlns:aink="http://schemas.microsoft.com/office/drawing/2016/ink" xmlns:am3d="http://schemas.microsoft.com/office/drawing/2017/model3d" xmlns:w16cex="http://schemas.microsoft.com/office/word/2018/wordml/cex" xmlns:w16cid="http://schemas.microsoft.com/office/word/2016/wordml/cid" xmlns:w16="http://schemas.microsoft.com/office/word/2018/wordml" xmlns:w16sdtdh="http://schemas.microsoft.com/office/word/2020/wordml/sdtdatahash" xmlns:w16se="http://schemas.microsoft.com/office/word/2015/wordml/symex">
             <w:pict>
               <v:shape w14:anchorId="3D126886" id="AutoShape 216" o:spid="_x0000_s1026" type="#_x0000_t32" style="position:absolute;margin-left:-351.3pt;margin-top:-12.15pt;width:11.35pt;height:0;z-index:251671552;visibility:visible;mso-wrap-style:square;mso-width-percent:0;mso-height-percent:0;mso-wrap-distance-left:9pt;mso-wrap-distance-top:0;mso-wrap-distance-right:9pt;mso-wrap-distance-bottom:0;mso-position-horizontal:absolute;mso-position-horizontal-relative:text;mso-position-vertical:absolute;mso-position-vertical-relative:text;mso-width-percent:0;mso-height-percent:0;mso-width-relative:page;mso-height-relative:page" o:gfxdata="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" strokecolor="#00b0f0"/>
             </w:pict>
@@ -3615,7 +3630,7 @@
                         <a:effectLst/>
                         <a:extLst>
                           <a:ext uri="{C572A759-6A51-4108-AA02-DFA0A04FC94B}">
-                            <ma14:wrappingTextBoxFlag xmlns="" xmlns:mo="http://schemas.microsoft.com/office/mac/office/2008/main" xmlns:mv="urn:schemas-microsoft-com:mac:vml" xmlns:o="urn:schemas-microsoft-com:office:office" xmlns:v="urn:schemas-microsoft-com:vml" xmlns:w10="urn:schemas-microsoft-com:office:word" xmlns:w="http://schemas.openxmlformats.org/wordprocessingml/2006/main" xmlns:ma14="http://schemas.microsoft.com/office/mac/drawingml/2011/main" xmlns:w16se="http://schemas.microsoft.com/office/word/2015/wordml/symex" xmlns:w16sdtdh="http://schemas.microsoft.com/office/word/2020/wordml/sdtdatahash" xmlns:w16="http://schemas.microsoft.com/office/word/2018/wordml" xmlns:w16cid="http://schemas.microsoft.com/office/word/2016/wordml/cid" xmlns:w16cex="http://schemas.microsoft.com/office/word/2018/wordml/cex" xmlns:am3d="http://schemas.microsoft.com/office/drawing/2017/model3d" xmlns:aink="http://schemas.microsoft.com/office/drawing/2016/ink" xmlns:cx8="http://schemas.microsoft.com/office/drawing/2016/5/14/chartex" xmlns:cx7="http://schemas.microsoft.com/office/drawing/2016/5/13/chartex" xmlns:cx6="http://schemas.microsoft.com/office/drawing/2016/5/12/chartex" xmlns:cx5="http://schemas.microsoft.com/office/drawing/2016/5/11/chartex" xmlns:cx4="http://schemas.microsoft.com/office/drawing/2016/5/10/chartex" xmlns:cx3="http://schemas.microsoft.com/office/drawing/2016/5/9/chartex" xmlns:cx2="http://schemas.microsoft.com/office/drawing/2015/10/21/chartex" xmlns:cx1="http://schemas.microsoft.com/office/drawing/2015/9/8/chartex" xmlns:cx="http://schemas.microsoft.com/office/drawing/2014/chartex"/>
+                            <ma14:wrappingTextBoxFlag xmlns:cx="http://schemas.microsoft.com/office/drawing/2014/chartex" xmlns:cx1="http://schemas.microsoft.com/office/drawing/2015/9/8/chartex" xmlns:cx2="http://schemas.microsoft.com/office/drawing/2015/10/21/chartex" xmlns:cx3="http://schemas.microsoft.com/office/drawing/2016/5/9/chartex" xmlns:cx4="http://schemas.microsoft.com/office/drawing/2016/5/10/chartex" xmlns:cx5="http://schemas.microsoft.com/office/drawing/2016/5/11/chartex" xmlns:cx6="http://schemas.microsoft.com/office/drawing/2016/5/12/chartex" xmlns:cx7="http://schemas.microsoft.com/office/drawing/2016/5/13/chartex" xmlns:cx8="http://schemas.microsoft.com/office/drawing/2016/5/14/chartex" xmlns:aink="http://schemas.microsoft.com/office/drawing/2016/ink" xmlns:am3d="http://schemas.microsoft.com/office/drawing/2017/model3d" xmlns:w16cex="http://schemas.microsoft.com/office/word/2018/wordml/cex" xmlns:w16cid="http://schemas.microsoft.com/office/word/2016/wordml/cid" xmlns:w16="http://schemas.microsoft.com/office/word/2018/wordml" xmlns:w16sdtdh="http://schemas.microsoft.com/office/word/2020/wordml/sdtdatahash" xmlns:w16se="http://schemas.microsoft.com/office/word/2015/wordml/symex" xmlns:ma14="http://schemas.microsoft.com/office/mac/drawingml/2011/main" xmlns:w="http://schemas.openxmlformats.org/wordprocessingml/2006/main" xmlns:w10="urn:schemas-microsoft-com:office:word" xmlns:v="urn:schemas-microsoft-com:vml" xmlns:o="urn:schemas-microsoft-com:office:office" xmlns:mv="urn:schemas-microsoft-com:mac:vml" xmlns:mo="http://schemas.microsoft.com/office/mac/office/2008/main" xmlns=""/>
                           </a:ext>
                         </a:extLst>
                       </wps:spPr>
@@ -3676,16 +3691,7 @@
                                 <w:sz w:val="20"/>
                                 <w:szCs w:val="20"/>
                               </w:rPr>
-                              <w:t>llentesqu, ehicula ante id, dictum arcu hicula ante gravida ultrices. Pellsqu, ehicula ante id, dictum arcu hicula gravida</w:t>
-                            </w:r>
-                            <w:r>
-                              <w:rPr>
-                                <w:rFonts w:ascii="Mangal" w:hAnsi="Mangal" w:cs="Mangal"/>
-                                <w:iCs/>
-                                <w:sz w:val="20"/>
-                                <w:szCs w:val="20"/>
-                              </w:rPr>
-                              <w:t>.</w:t>
+                              <w:t xml:space="preserve">Désirant apprendre </w:t>
                             </w:r>
                           </w:p>
                         </w:txbxContent>
@@ -3710,7 +3716,11 @@
           </mc:Choice>
           <mc:Fallback>
             <w:pict>
-              <v:shape w14:anchorId="5314859E" id="_x0000_s1035" type="#_x0000_t202" style="position:absolute;margin-left:-65.55pt;margin-top:18.7pt;width:175.4pt;height:126.75pt;z-index:251744256;visibility:visible;mso-wrap-style:square;mso-width-percent:0;mso-height-percent:0;mso-wrap-distance-left:9pt;mso-wrap-distance-top:0;mso-wrap-distance-right:9pt;mso-wrap-distance-bottom:0;mso-position-horizontal:absolute;mso-position-horizontal-relative:text;mso-position-vertical:absolute;mso-position-vertical-relative:text;mso-width-percent:0;mso-height-percent:0;mso-width-relative:margin;mso-height-relative:margin;v-text-anchor:top" o:gfxdata="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" filled="f" stroked="f">
+              <v:shapetype w14:anchorId="5314859E" id="_x0000_t202" coordsize="21600,21600" o:spt="202" path="m,l,21600r21600,l21600,xe">
+                <v:stroke joinstyle="miter"/>
+                <v:path gradientshapeok="t" o:connecttype="rect"/>
+              </v:shapetype>
+              <v:shape id="_x0000_s1035" type="#_x0000_t202" style="position:absolute;margin-left:-65.55pt;margin-top:18.7pt;width:175.4pt;height:126.75pt;z-index:251744256;visibility:visible;mso-wrap-style:square;mso-width-percent:0;mso-height-percent:0;mso-wrap-distance-left:9pt;mso-wrap-distance-top:0;mso-wrap-distance-right:9pt;mso-wrap-distance-bottom:0;mso-position-horizontal:absolute;mso-position-horizontal-relative:text;mso-position-vertical:absolute;mso-position-vertical-relative:text;mso-width-percent:0;mso-height-percent:0;mso-width-relative:margin;mso-height-relative:margin;v-text-anchor:top" o:gfxdata="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" filled="f" stroked="f">
                 <v:path arrowok="t"/>
                 <v:textbox>
                   <w:txbxContent>
@@ -3769,16 +3779,7 @@
                           <w:sz w:val="20"/>
                           <w:szCs w:val="20"/>
                         </w:rPr>
-                        <w:t>llentesqu, ehicula ante id, dictum arcu hicula ante gravida ultrices. Pellsqu, ehicula ante id, dictum arcu hicula gravida</w:t>
-                      </w:r>
-                      <w:r>
-                        <w:rPr>
-                          <w:rFonts w:ascii="Mangal" w:hAnsi="Mangal" w:cs="Mangal"/>
-                          <w:iCs/>
-                          <w:sz w:val="20"/>
-                          <w:szCs w:val="20"/>
-                        </w:rPr>
-                        <w:t>.</w:t>
+                        <w:t xml:space="preserve">Désirant apprendre </w:t>
                       </w:r>
                     </w:p>
                   </w:txbxContent>
@@ -3985,7 +3986,7 @@
               </wp:anchor>
             </w:drawing>
           </mc:Choice>
-          <mc:Fallback xmlns:w16se="http://schemas.microsoft.com/office/word/2015/wordml/symex" xmlns:w16sdtdh="http://schemas.microsoft.com/office/word/2020/wordml/sdtdatahash" xmlns:w16="http://schemas.microsoft.com/office/word/2018/wordml" xmlns:w16cid="http://schemas.microsoft.com/office/word/2016/wordml/cid" xmlns:w16cex="http://schemas.microsoft.com/office/word/2018/wordml/cex" xmlns:am3d="http://schemas.microsoft.com/office/drawing/2017/model3d" xmlns:aink="http://schemas.microsoft.com/office/drawing/2016/ink" xmlns:cx8="http://schemas.microsoft.com/office/drawing/2016/5/14/chartex" xmlns:cx7="http://schemas.microsoft.com/office/drawing/2016/5/13/chartex" xmlns:cx6="http://schemas.microsoft.com/office/drawing/2016/5/12/chartex" xmlns:cx5="http://schemas.microsoft.com/office/drawing/2016/5/11/chartex" xmlns:cx4="http://schemas.microsoft.com/office/drawing/2016/5/10/chartex" xmlns:cx3="http://schemas.microsoft.com/office/drawing/2016/5/9/chartex" xmlns:cx2="http://schemas.microsoft.com/office/drawing/2015/10/21/chartex" xmlns:cx1="http://schemas.microsoft.com/office/drawing/2015/9/8/chartex" xmlns:cx="http://schemas.microsoft.com/office/drawing/2014/chartex">
+          <mc:Fallback xmlns:cx="http://schemas.microsoft.com/office/drawing/2014/chartex" xmlns:cx1="http://schemas.microsoft.com/office/drawing/2015/9/8/chartex" xmlns:cx2="http://schemas.microsoft.com/office/drawing/2015/10/21/chartex" xmlns:cx3="http://schemas.microsoft.com/office/drawing/2016/5/9/chartex" xmlns:cx4="http://schemas.microsoft.com/office/drawing/2016/5/10/chartex" xmlns:cx5="http://schemas.microsoft.com/office/drawing/2016/5/11/chartex" xmlns:cx6="http://schemas.microsoft.com/office/drawing/2016/5/12/chartex" xmlns:cx7="http://schemas.microsoft.com/office/drawing/2016/5/13/chartex" xmlns:cx8="http://schemas.microsoft.com/office/drawing/2016/5/14/chartex" xmlns:aink="http://schemas.microsoft.com/office/drawing/2016/ink" xmlns:am3d="http://schemas.microsoft.com/office/drawing/2017/model3d" xmlns:w16cex="http://schemas.microsoft.com/office/word/2018/wordml/cex" xmlns:w16cid="http://schemas.microsoft.com/office/word/2016/wordml/cid" xmlns:w16="http://schemas.microsoft.com/office/word/2018/wordml" xmlns:w16sdtdh="http://schemas.microsoft.com/office/word/2020/wordml/sdtdatahash" xmlns:w16se="http://schemas.microsoft.com/office/word/2015/wordml/symex">
             <w:pict>
               <v:shape w14:anchorId="0A8D84AD" id="AutoShape 217" o:spid="_x0000_s1026" type="#_x0000_t32" style="position:absolute;margin-left:-351.5pt;margin-top:1.25pt;width:11.35pt;height:0;z-index:251672576;visibility:visible;mso-wrap-style:square;mso-width-percent:0;mso-height-percent:0;mso-wrap-distance-left:9pt;mso-wrap-distance-top:0;mso-wrap-distance-right:9pt;mso-wrap-distance-bottom:0;mso-position-horizontal:absolute;mso-position-horizontal-relative:text;mso-position-vertical:absolute;mso-position-vertical-relative:text;mso-width-percent:0;mso-height-percent:0;mso-width-relative:page;mso-height-relative:page" o:gfxdata="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" strokecolor="#00b0f0"/>
             </w:pict>
@@ -4038,7 +4039,7 @@
                         <a:effectLst/>
                         <a:extLst>
                           <a:ext uri="{C572A759-6A51-4108-AA02-DFA0A04FC94B}">
-                            <ma14:wrappingTextBoxFlag xmlns="" xmlns:mo="http://schemas.microsoft.com/office/mac/office/2008/main" xmlns:mv="urn:schemas-microsoft-com:mac:vml" xmlns:o="urn:schemas-microsoft-com:office:office" xmlns:v="urn:schemas-microsoft-com:vml" xmlns:w10="urn:schemas-microsoft-com:office:word" xmlns:w="http://schemas.openxmlformats.org/wordprocessingml/2006/main" xmlns:ma14="http://schemas.microsoft.com/office/mac/drawingml/2011/main" xmlns:w16se="http://schemas.microsoft.com/office/word/2015/wordml/symex" xmlns:w16sdtdh="http://schemas.microsoft.com/office/word/2020/wordml/sdtdatahash" xmlns:w16="http://schemas.microsoft.com/office/word/2018/wordml" xmlns:w16cid="http://schemas.microsoft.com/office/word/2016/wordml/cid" xmlns:w16cex="http://schemas.microsoft.com/office/word/2018/wordml/cex" xmlns:am3d="http://schemas.microsoft.com/office/drawing/2017/model3d" xmlns:aink="http://schemas.microsoft.com/office/drawing/2016/ink" xmlns:cx8="http://schemas.microsoft.com/office/drawing/2016/5/14/chartex" xmlns:cx7="http://schemas.microsoft.com/office/drawing/2016/5/13/chartex" xmlns:cx6="http://schemas.microsoft.com/office/drawing/2016/5/12/chartex" xmlns:cx5="http://schemas.microsoft.com/office/drawing/2016/5/11/chartex" xmlns:cx4="http://schemas.microsoft.com/office/drawing/2016/5/10/chartex" xmlns:cx3="http://schemas.microsoft.com/office/drawing/2016/5/9/chartex" xmlns:cx2="http://schemas.microsoft.com/office/drawing/2015/10/21/chartex" xmlns:cx1="http://schemas.microsoft.com/office/drawing/2015/9/8/chartex" xmlns:cx="http://schemas.microsoft.com/office/drawing/2014/chartex"/>
+                            <ma14:wrappingTextBoxFlag xmlns:cx="http://schemas.microsoft.com/office/drawing/2014/chartex" xmlns:cx1="http://schemas.microsoft.com/office/drawing/2015/9/8/chartex" xmlns:cx2="http://schemas.microsoft.com/office/drawing/2015/10/21/chartex" xmlns:cx3="http://schemas.microsoft.com/office/drawing/2016/5/9/chartex" xmlns:cx4="http://schemas.microsoft.com/office/drawing/2016/5/10/chartex" xmlns:cx5="http://schemas.microsoft.com/office/drawing/2016/5/11/chartex" xmlns:cx6="http://schemas.microsoft.com/office/drawing/2016/5/12/chartex" xmlns:cx7="http://schemas.microsoft.com/office/drawing/2016/5/13/chartex" xmlns:cx8="http://schemas.microsoft.com/office/drawing/2016/5/14/chartex" xmlns:aink="http://schemas.microsoft.com/office/drawing/2016/ink" xmlns:am3d="http://schemas.microsoft.com/office/drawing/2017/model3d" xmlns:w16cex="http://schemas.microsoft.com/office/word/2018/wordml/cex" xmlns:w16cid="http://schemas.microsoft.com/office/word/2016/wordml/cid" xmlns:w16="http://schemas.microsoft.com/office/word/2018/wordml" xmlns:w16sdtdh="http://schemas.microsoft.com/office/word/2020/wordml/sdtdatahash" xmlns:w16se="http://schemas.microsoft.com/office/word/2015/wordml/symex" xmlns:ma14="http://schemas.microsoft.com/office/mac/drawingml/2011/main" xmlns:w="http://schemas.openxmlformats.org/wordprocessingml/2006/main" xmlns:w10="urn:schemas-microsoft-com:office:word" xmlns:v="urn:schemas-microsoft-com:vml" xmlns:o="urn:schemas-microsoft-com:office:office" xmlns:mv="urn:schemas-microsoft-com:mac:vml" xmlns:mo="http://schemas.microsoft.com/office/mac/office/2008/main" xmlns=""/>
                           </a:ext>
                         </a:extLst>
                       </wps:spPr>
@@ -4139,7 +4140,7 @@
                           <w:p>
                             <w:pPr>
                               <w:rPr>
-                                <w:rFonts w:ascii="Mangal" w:hAnsi="Mangal" w:cs="Mangal"/>
+                                <w:rFonts w:ascii="Mangal" w:hAnsi="Mangal" w:cs="Mangal" w:hint="eastAsia"/>
                                 <w:b/>
                                 <w:color w:val="000000"/>
                                 <w:sz w:val="20"/>
@@ -4150,7 +4151,7 @@
                           <w:p>
                             <w:pPr>
                               <w:rPr>
-                                <w:rFonts w:ascii="Mangal" w:hAnsi="Mangal" w:cs="Mangal"/>
+                                <w:rFonts w:ascii="Mangal" w:hAnsi="Mangal" w:cs="Mangal" w:hint="eastAsia"/>
                                 <w:b/>
                                 <w:color w:val="000000"/>
                                 <w:sz w:val="20"/>
@@ -4611,7 +4612,7 @@
                         <a:effectLst/>
                         <a:extLst>
                           <a:ext uri="{C572A759-6A51-4108-AA02-DFA0A04FC94B}">
-                            <ma14:wrappingTextBoxFlag xmlns="" xmlns:mo="http://schemas.microsoft.com/office/mac/office/2008/main" xmlns:mv="urn:schemas-microsoft-com:mac:vml" xmlns:o="urn:schemas-microsoft-com:office:office" xmlns:v="urn:schemas-microsoft-com:vml" xmlns:w10="urn:schemas-microsoft-com:office:word" xmlns:w="http://schemas.openxmlformats.org/wordprocessingml/2006/main" xmlns:ma14="http://schemas.microsoft.com/office/mac/drawingml/2011/main" xmlns:w16se="http://schemas.microsoft.com/office/word/2015/wordml/symex" xmlns:w16sdtdh="http://schemas.microsoft.com/office/word/2020/wordml/sdtdatahash" xmlns:w16="http://schemas.microsoft.com/office/word/2018/wordml" xmlns:w16cid="http://schemas.microsoft.com/office/word/2016/wordml/cid" xmlns:w16cex="http://schemas.microsoft.com/office/word/2018/wordml/cex" xmlns:am3d="http://schemas.microsoft.com/office/drawing/2017/model3d" xmlns:aink="http://schemas.microsoft.com/office/drawing/2016/ink" xmlns:cx8="http://schemas.microsoft.com/office/drawing/2016/5/14/chartex" xmlns:cx7="http://schemas.microsoft.com/office/drawing/2016/5/13/chartex" xmlns:cx6="http://schemas.microsoft.com/office/drawing/2016/5/12/chartex" xmlns:cx5="http://schemas.microsoft.com/office/drawing/2016/5/11/chartex" xmlns:cx4="http://schemas.microsoft.com/office/drawing/2016/5/10/chartex" xmlns:cx3="http://schemas.microsoft.com/office/drawing/2016/5/9/chartex" xmlns:cx2="http://schemas.microsoft.com/office/drawing/2015/10/21/chartex" xmlns:cx1="http://schemas.microsoft.com/office/drawing/2015/9/8/chartex" xmlns:cx="http://schemas.microsoft.com/office/drawing/2014/chartex"/>
+                            <ma14:wrappingTextBoxFlag xmlns:cx="http://schemas.microsoft.com/office/drawing/2014/chartex" xmlns:cx1="http://schemas.microsoft.com/office/drawing/2015/9/8/chartex" xmlns:cx2="http://schemas.microsoft.com/office/drawing/2015/10/21/chartex" xmlns:cx3="http://schemas.microsoft.com/office/drawing/2016/5/9/chartex" xmlns:cx4="http://schemas.microsoft.com/office/drawing/2016/5/10/chartex" xmlns:cx5="http://schemas.microsoft.com/office/drawing/2016/5/11/chartex" xmlns:cx6="http://schemas.microsoft.com/office/drawing/2016/5/12/chartex" xmlns:cx7="http://schemas.microsoft.com/office/drawing/2016/5/13/chartex" xmlns:cx8="http://schemas.microsoft.com/office/drawing/2016/5/14/chartex" xmlns:aink="http://schemas.microsoft.com/office/drawing/2016/ink" xmlns:am3d="http://schemas.microsoft.com/office/drawing/2017/model3d" xmlns:w16cex="http://schemas.microsoft.com/office/word/2018/wordml/cex" xmlns:w16cid="http://schemas.microsoft.com/office/word/2016/wordml/cid" xmlns:w16="http://schemas.microsoft.com/office/word/2018/wordml" xmlns:w16sdtdh="http://schemas.microsoft.com/office/word/2020/wordml/sdtdatahash" xmlns:w16se="http://schemas.microsoft.com/office/word/2015/wordml/symex" xmlns:ma14="http://schemas.microsoft.com/office/mac/drawingml/2011/main" xmlns:w="http://schemas.openxmlformats.org/wordprocessingml/2006/main" xmlns:w10="urn:schemas-microsoft-com:office:word" xmlns:v="urn:schemas-microsoft-com:vml" xmlns:o="urn:schemas-microsoft-com:office:office" xmlns:mv="urn:schemas-microsoft-com:mac:vml" xmlns:mo="http://schemas.microsoft.com/office/mac/office/2008/main" xmlns=""/>
                           </a:ext>
                         </a:extLst>
                       </wps:spPr>
@@ -5698,7 +5699,7 @@
               </wp:anchor>
             </w:drawing>
           </mc:Choice>
-          <mc:Fallback xmlns:w16se="http://schemas.microsoft.com/office/word/2015/wordml/symex" xmlns:w16sdtdh="http://schemas.microsoft.com/office/word/2020/wordml/sdtdatahash" xmlns:w16="http://schemas.microsoft.com/office/word/2018/wordml" xmlns:w16cid="http://schemas.microsoft.com/office/word/2016/wordml/cid" xmlns:w16cex="http://schemas.microsoft.com/office/word/2018/wordml/cex" xmlns:am3d="http://schemas.microsoft.com/office/drawing/2017/model3d" xmlns:aink="http://schemas.microsoft.com/office/drawing/2016/ink" xmlns:cx8="http://schemas.microsoft.com/office/drawing/2016/5/14/chartex" xmlns:cx7="http://schemas.microsoft.com/office/drawing/2016/5/13/chartex" xmlns:cx6="http://schemas.microsoft.com/office/drawing/2016/5/12/chartex" xmlns:cx5="http://schemas.microsoft.com/office/drawing/2016/5/11/chartex" xmlns:cx4="http://schemas.microsoft.com/office/drawing/2016/5/10/chartex" xmlns:cx3="http://schemas.microsoft.com/office/drawing/2016/5/9/chartex" xmlns:cx2="http://schemas.microsoft.com/office/drawing/2015/10/21/chartex" xmlns:cx1="http://schemas.microsoft.com/office/drawing/2015/9/8/chartex" xmlns:cx="http://schemas.microsoft.com/office/drawing/2014/chartex">
+          <mc:Fallback xmlns:cx="http://schemas.microsoft.com/office/drawing/2014/chartex" xmlns:cx1="http://schemas.microsoft.com/office/drawing/2015/9/8/chartex" xmlns:cx2="http://schemas.microsoft.com/office/drawing/2015/10/21/chartex" xmlns:cx3="http://schemas.microsoft.com/office/drawing/2016/5/9/chartex" xmlns:cx4="http://schemas.microsoft.com/office/drawing/2016/5/10/chartex" xmlns:cx5="http://schemas.microsoft.com/office/drawing/2016/5/11/chartex" xmlns:cx6="http://schemas.microsoft.com/office/drawing/2016/5/12/chartex" xmlns:cx7="http://schemas.microsoft.com/office/drawing/2016/5/13/chartex" xmlns:cx8="http://schemas.microsoft.com/office/drawing/2016/5/14/chartex" xmlns:aink="http://schemas.microsoft.com/office/drawing/2016/ink" xmlns:am3d="http://schemas.microsoft.com/office/drawing/2017/model3d" xmlns:w16cex="http://schemas.microsoft.com/office/word/2018/wordml/cex" xmlns:w16cid="http://schemas.microsoft.com/office/word/2016/wordml/cid" xmlns:w16="http://schemas.microsoft.com/office/word/2018/wordml" xmlns:w16sdtdh="http://schemas.microsoft.com/office/word/2020/wordml/sdtdatahash" xmlns:w16se="http://schemas.microsoft.com/office/word/2015/wordml/symex">
             <w:pict>
               <v:shape w14:anchorId="129101B8" id="AutoShape 218" o:spid="_x0000_s1026" type="#_x0000_t32" style="position:absolute;margin-left:-350.85pt;margin-top:1.95pt;width:11.35pt;height:0;z-index:251673600;visibility:visible;mso-wrap-style:square;mso-width-percent:0;mso-height-percent:0;mso-wrap-distance-left:9pt;mso-wrap-distance-top:0;mso-wrap-distance-right:9pt;mso-wrap-distance-bottom:0;mso-position-horizontal:absolute;mso-position-horizontal-relative:text;mso-position-vertical:absolute;mso-position-vertical-relative:text;mso-width-percent:0;mso-height-percent:0;mso-width-relative:page;mso-height-relative:page" o:gfxdata="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" strokecolor="#00b0f0"/>
             </w:pict>
@@ -5734,10 +5735,10 @@
                     <pic:cNvPicPr/>
                   </pic:nvPicPr>
                   <pic:blipFill>
-                    <a:blip r:embed="rId12">
+                    <a:blip r:embed="rId13">
                       <a:extLst>
                         <a:ext uri="{96DAC541-7B7A-43D3-8B79-37D633B846F1}">
-                          <asvg:svgBlip xmlns:asvg="http://schemas.microsoft.com/office/drawing/2016/SVG/main" xmlns:w16se="http://schemas.microsoft.com/office/word/2015/wordml/symex" xmlns:w16sdtdh="http://schemas.microsoft.com/office/word/2020/wordml/sdtdatahash" xmlns:w16="http://schemas.microsoft.com/office/word/2018/wordml" xmlns:w16cid="http://schemas.microsoft.com/office/word/2016/wordml/cid" xmlns:w16cex="http://schemas.microsoft.com/office/word/2018/wordml/cex" xmlns:w="http://schemas.openxmlformats.org/wordprocessingml/2006/main" xmlns:w10="urn:schemas-microsoft-com:office:word" xmlns:v="urn:schemas-microsoft-com:vml" xmlns:o="urn:schemas-microsoft-com:office:office" xmlns:am3d="http://schemas.microsoft.com/office/drawing/2017/model3d" xmlns:aink="http://schemas.microsoft.com/office/drawing/2016/ink" xmlns:cx8="http://schemas.microsoft.com/office/drawing/2016/5/14/chartex" xmlns:cx7="http://schemas.microsoft.com/office/drawing/2016/5/13/chartex" xmlns:cx6="http://schemas.microsoft.com/office/drawing/2016/5/12/chartex" xmlns:cx5="http://schemas.microsoft.com/office/drawing/2016/5/11/chartex" xmlns:cx4="http://schemas.microsoft.com/office/drawing/2016/5/10/chartex" xmlns:cx3="http://schemas.microsoft.com/office/drawing/2016/5/9/chartex" xmlns:cx2="http://schemas.microsoft.com/office/drawing/2015/10/21/chartex" xmlns:cx1="http://schemas.microsoft.com/office/drawing/2015/9/8/chartex" xmlns:cx="http://schemas.microsoft.com/office/drawing/2014/chartex" xmlns="" r:embed="rId14"/>
+                          <asvg:svgBlip xmlns="" xmlns:cx="http://schemas.microsoft.com/office/drawing/2014/chartex" xmlns:cx1="http://schemas.microsoft.com/office/drawing/2015/9/8/chartex" xmlns:cx2="http://schemas.microsoft.com/office/drawing/2015/10/21/chartex" xmlns:cx3="http://schemas.microsoft.com/office/drawing/2016/5/9/chartex" xmlns:cx4="http://schemas.microsoft.com/office/drawing/2016/5/10/chartex" xmlns:cx5="http://schemas.microsoft.com/office/drawing/2016/5/11/chartex" xmlns:cx6="http://schemas.microsoft.com/office/drawing/2016/5/12/chartex" xmlns:cx7="http://schemas.microsoft.com/office/drawing/2016/5/13/chartex" xmlns:cx8="http://schemas.microsoft.com/office/drawing/2016/5/14/chartex" xmlns:aink="http://schemas.microsoft.com/office/drawing/2016/ink" xmlns:am3d="http://schemas.microsoft.com/office/drawing/2017/model3d" xmlns:o="urn:schemas-microsoft-com:office:office" xmlns:v="urn:schemas-microsoft-com:vml" xmlns:w10="urn:schemas-microsoft-com:office:word" xmlns:w="http://schemas.openxmlformats.org/wordprocessingml/2006/main" xmlns:w16cex="http://schemas.microsoft.com/office/word/2018/wordml/cex" xmlns:w16cid="http://schemas.microsoft.com/office/word/2016/wordml/cid" xmlns:w16="http://schemas.microsoft.com/office/word/2018/wordml" xmlns:w16sdtdh="http://schemas.microsoft.com/office/word/2020/wordml/sdtdatahash" xmlns:w16se="http://schemas.microsoft.com/office/word/2015/wordml/symex" xmlns:asvg="http://schemas.microsoft.com/office/drawing/2016/SVG/main" r:embed="rId14"/>
                         </a:ext>
                       </a:extLst>
                     </a:blip>
@@ -5792,7 +5793,7 @@
                     <a:blip r:embed="rId15">
                       <a:extLst>
                         <a:ext uri="{96DAC541-7B7A-43D3-8B79-37D633B846F1}">
-                          <asvg:svgBlip xmlns:asvg="http://schemas.microsoft.com/office/drawing/2016/SVG/main" xmlns:w16se="http://schemas.microsoft.com/office/word/2015/wordml/symex" xmlns:w16sdtdh="http://schemas.microsoft.com/office/word/2020/wordml/sdtdatahash" xmlns:w16="http://schemas.microsoft.com/office/word/2018/wordml" xmlns:w16cid="http://schemas.microsoft.com/office/word/2016/wordml/cid" xmlns:w16cex="http://schemas.microsoft.com/office/word/2018/wordml/cex" xmlns:w="http://schemas.openxmlformats.org/wordprocessingml/2006/main" xmlns:w10="urn:schemas-microsoft-com:office:word" xmlns:v="urn:schemas-microsoft-com:vml" xmlns:o="urn:schemas-microsoft-com:office:office" xmlns:am3d="http://schemas.microsoft.com/office/drawing/2017/model3d" xmlns:aink="http://schemas.microsoft.com/office/drawing/2016/ink" xmlns:cx8="http://schemas.microsoft.com/office/drawing/2016/5/14/chartex" xmlns:cx7="http://schemas.microsoft.com/office/drawing/2016/5/13/chartex" xmlns:cx6="http://schemas.microsoft.com/office/drawing/2016/5/12/chartex" xmlns:cx5="http://schemas.microsoft.com/office/drawing/2016/5/11/chartex" xmlns:cx4="http://schemas.microsoft.com/office/drawing/2016/5/10/chartex" xmlns:cx3="http://schemas.microsoft.com/office/drawing/2016/5/9/chartex" xmlns:cx2="http://schemas.microsoft.com/office/drawing/2015/10/21/chartex" xmlns:cx1="http://schemas.microsoft.com/office/drawing/2015/9/8/chartex" xmlns:cx="http://schemas.microsoft.com/office/drawing/2014/chartex" xmlns="" r:embed="rId16"/>
+                          <asvg:svgBlip xmlns="" xmlns:cx="http://schemas.microsoft.com/office/drawing/2014/chartex" xmlns:cx1="http://schemas.microsoft.com/office/drawing/2015/9/8/chartex" xmlns:cx2="http://schemas.microsoft.com/office/drawing/2015/10/21/chartex" xmlns:cx3="http://schemas.microsoft.com/office/drawing/2016/5/9/chartex" xmlns:cx4="http://schemas.microsoft.com/office/drawing/2016/5/10/chartex" xmlns:cx5="http://schemas.microsoft.com/office/drawing/2016/5/11/chartex" xmlns:cx6="http://schemas.microsoft.com/office/drawing/2016/5/12/chartex" xmlns:cx7="http://schemas.microsoft.com/office/drawing/2016/5/13/chartex" xmlns:cx8="http://schemas.microsoft.com/office/drawing/2016/5/14/chartex" xmlns:aink="http://schemas.microsoft.com/office/drawing/2016/ink" xmlns:am3d="http://schemas.microsoft.com/office/drawing/2017/model3d" xmlns:o="urn:schemas-microsoft-com:office:office" xmlns:v="urn:schemas-microsoft-com:vml" xmlns:w10="urn:schemas-microsoft-com:office:word" xmlns:w="http://schemas.openxmlformats.org/wordprocessingml/2006/main" xmlns:w16cex="http://schemas.microsoft.com/office/word/2018/wordml/cex" xmlns:w16cid="http://schemas.microsoft.com/office/word/2016/wordml/cid" xmlns:w16="http://schemas.microsoft.com/office/word/2018/wordml" xmlns:w16sdtdh="http://schemas.microsoft.com/office/word/2020/wordml/sdtdatahash" xmlns:w16se="http://schemas.microsoft.com/office/word/2015/wordml/symex" xmlns:asvg="http://schemas.microsoft.com/office/drawing/2016/SVG/main" r:embed="rId16"/>
                         </a:ext>
                       </a:extLst>
                     </a:blip>
@@ -6454,7 +6455,7 @@
                     <a:blip r:embed="rId17">
                       <a:extLst>
                         <a:ext uri="{96DAC541-7B7A-43D3-8B79-37D633B846F1}">
-                          <asvg:svgBlip xmlns:asvg="http://schemas.microsoft.com/office/drawing/2016/SVG/main" xmlns:w16se="http://schemas.microsoft.com/office/word/2015/wordml/symex" xmlns:w16sdtdh="http://schemas.microsoft.com/office/word/2020/wordml/sdtdatahash" xmlns:w16="http://schemas.microsoft.com/office/word/2018/wordml" xmlns:w16cid="http://schemas.microsoft.com/office/word/2016/wordml/cid" xmlns:w16cex="http://schemas.microsoft.com/office/word/2018/wordml/cex" xmlns:w="http://schemas.openxmlformats.org/wordprocessingml/2006/main" xmlns:w10="urn:schemas-microsoft-com:office:word" xmlns:v="urn:schemas-microsoft-com:vml" xmlns:o="urn:schemas-microsoft-com:office:office" xmlns:am3d="http://schemas.microsoft.com/office/drawing/2017/model3d" xmlns:aink="http://schemas.microsoft.com/office/drawing/2016/ink" xmlns:cx8="http://schemas.microsoft.com/office/drawing/2016/5/14/chartex" xmlns:cx7="http://schemas.microsoft.com/office/drawing/2016/5/13/chartex" xmlns:cx6="http://schemas.microsoft.com/office/drawing/2016/5/12/chartex" xmlns:cx5="http://schemas.microsoft.com/office/drawing/2016/5/11/chartex" xmlns:cx4="http://schemas.microsoft.com/office/drawing/2016/5/10/chartex" xmlns:cx3="http://schemas.microsoft.com/office/drawing/2016/5/9/chartex" xmlns:cx2="http://schemas.microsoft.com/office/drawing/2015/10/21/chartex" xmlns:cx1="http://schemas.microsoft.com/office/drawing/2015/9/8/chartex" xmlns:cx="http://schemas.microsoft.com/office/drawing/2014/chartex" xmlns="" r:embed="rId18"/>
+                          <asvg:svgBlip xmlns="" xmlns:cx="http://schemas.microsoft.com/office/drawing/2014/chartex" xmlns:cx1="http://schemas.microsoft.com/office/drawing/2015/9/8/chartex" xmlns:cx2="http://schemas.microsoft.com/office/drawing/2015/10/21/chartex" xmlns:cx3="http://schemas.microsoft.com/office/drawing/2016/5/9/chartex" xmlns:cx4="http://schemas.microsoft.com/office/drawing/2016/5/10/chartex" xmlns:cx5="http://schemas.microsoft.com/office/drawing/2016/5/11/chartex" xmlns:cx6="http://schemas.microsoft.com/office/drawing/2016/5/12/chartex" xmlns:cx7="http://schemas.microsoft.com/office/drawing/2016/5/13/chartex" xmlns:cx8="http://schemas.microsoft.com/office/drawing/2016/5/14/chartex" xmlns:aink="http://schemas.microsoft.com/office/drawing/2016/ink" xmlns:am3d="http://schemas.microsoft.com/office/drawing/2017/model3d" xmlns:o="urn:schemas-microsoft-com:office:office" xmlns:v="urn:schemas-microsoft-com:vml" xmlns:w10="urn:schemas-microsoft-com:office:word" xmlns:w="http://schemas.openxmlformats.org/wordprocessingml/2006/main" xmlns:w16cex="http://schemas.microsoft.com/office/word/2018/wordml/cex" xmlns:w16cid="http://schemas.microsoft.com/office/word/2016/wordml/cid" xmlns:w16="http://schemas.microsoft.com/office/word/2018/wordml" xmlns:w16sdtdh="http://schemas.microsoft.com/office/word/2020/wordml/sdtdatahash" xmlns:w16se="http://schemas.microsoft.com/office/word/2015/wordml/symex" xmlns:asvg="http://schemas.microsoft.com/office/drawing/2016/SVG/main" r:embed="rId18"/>
                         </a:ext>
                       </a:extLst>
                     </a:blip>
@@ -6485,550 +6486,7 @@
         <mc:AlternateContent>
           <mc:Choice Requires="wps">
             <w:drawing>
-              <wp:anchor distT="0" distB="0" distL="114300" distR="114300" simplePos="0" relativeHeight="251715584" behindDoc="0" locked="0" layoutInCell="1" allowOverlap="1" wp14:anchorId="20CCC5F9" wp14:editId="482CDF3C">
-                <wp:simplePos x="0" y="0"/>
-                <wp:positionH relativeFrom="column">
-                  <wp:posOffset>-832485</wp:posOffset>
-                </wp:positionH>
-                <wp:positionV relativeFrom="paragraph">
-                  <wp:posOffset>2646680</wp:posOffset>
-                </wp:positionV>
-                <wp:extent cx="2228850" cy="309880"/>
-                <wp:effectExtent l="0" t="0" r="0" b="0"/>
-                <wp:wrapNone/>
-                <wp:docPr id="69" name="Rectangle 70"/>
-                <wp:cNvGraphicFramePr>
-                  <a:graphicFrameLocks xmlns:a="http://schemas.openxmlformats.org/drawingml/2006/main"/>
-                </wp:cNvGraphicFramePr>
-                <a:graphic xmlns:a="http://schemas.openxmlformats.org/drawingml/2006/main">
-                  <a:graphicData uri="http://schemas.microsoft.com/office/word/2010/wordprocessingShape">
-                    <wps:wsp>
-                      <wps:cNvSpPr>
-                        <a:spLocks noChangeArrowheads="1"/>
-                      </wps:cNvSpPr>
-                      <wps:spPr bwMode="auto">
-                        <a:xfrm>
-                          <a:off x="0" y="0"/>
-                          <a:ext cx="2228850" cy="309880"/>
-                        </a:xfrm>
-                        <a:prstGeom prst="rect">
-                          <a:avLst/>
-                        </a:prstGeom>
-                        <a:solidFill>
-                          <a:srgbClr val="373741"/>
-                        </a:solidFill>
-                        <a:ln>
-                          <a:noFill/>
-                        </a:ln>
-                      </wps:spPr>
-                      <wps:txbx>
-                        <w:txbxContent>
-                          <w:p>
-                            <w:pPr>
-                              <w:rPr>
-                                <w:rFonts w:ascii="Baskerville Old Face" w:hAnsi="Baskerville Old Face" w:cs="Calibri"/>
-                                <w:bCs/>
-                                <w:color w:val="FFFFFF" w:themeColor="background1"/>
-                                <w:sz w:val="28"/>
-                                <w:szCs w:val="28"/>
-                                <w:lang w:val="en-US"/>
-                              </w:rPr>
-                            </w:pPr>
-                            <w:r>
-                              <w:rPr>
-                                <w:rFonts w:ascii="Baskerville Old Face" w:hAnsi="Baskerville Old Face" w:cs="Calibri"/>
-                                <w:bCs/>
-                                <w:color w:val="FFFFFF" w:themeColor="background1"/>
-                                <w:sz w:val="28"/>
-                                <w:szCs w:val="28"/>
-                                <w:lang w:val="en-US"/>
-                              </w:rPr>
-                              <w:t>LOGICIELS</w:t>
-                            </w:r>
-                          </w:p>
-                        </w:txbxContent>
-                      </wps:txbx>
-                      <wps:bodyPr rot="0" vert="horz" wrap="square" lIns="91440" tIns="45720" rIns="91440" bIns="45720" anchor="t" anchorCtr="0" upright="1">
-                        <a:noAutofit/>
-                      </wps:bodyPr>
-                    </wps:wsp>
-                  </a:graphicData>
-                </a:graphic>
-                <wp14:sizeRelH relativeFrom="page">
-                  <wp14:pctWidth>0</wp14:pctWidth>
-                </wp14:sizeRelH>
-                <wp14:sizeRelV relativeFrom="page">
-                  <wp14:pctHeight>0</wp14:pctHeight>
-                </wp14:sizeRelV>
-              </wp:anchor>
-            </w:drawing>
-          </mc:Choice>
-          <mc:Fallback>
-            <w:pict>
-              <v:rect w14:anchorId="20CCC5F9" id="_x0000_s1044" style="position:absolute;left:0;text-align:left;margin-left:-65.55pt;margin-top:208.4pt;width:175.5pt;height:24.4pt;z-index:251715584;visibility:visible;mso-wrap-style:square;mso-width-percent:0;mso-height-percent:0;mso-wrap-distance-left:9pt;mso-wrap-distance-top:0;mso-wrap-distance-right:9pt;mso-wrap-distance-bottom:0;mso-position-horizontal:absolute;mso-position-horizontal-relative:text;mso-position-vertical:absolute;mso-position-vertical-relative:text;mso-width-percent:0;mso-height-percent:0;mso-width-relative:page;mso-height-relative:page;v-text-anchor:top" o:gfxdata="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" fillcolor="#373741" stroked="f">
-                <v:textbox>
-                  <w:txbxContent>
-                    <w:p>
-                      <w:pPr>
-                        <w:rPr>
-                          <w:rFonts w:ascii="Baskerville Old Face" w:hAnsi="Baskerville Old Face" w:cs="Calibri"/>
-                          <w:bCs/>
-                          <w:color w:val="FFFFFF" w:themeColor="background1"/>
-                          <w:sz w:val="28"/>
-                          <w:szCs w:val="28"/>
-                          <w:lang w:val="en-US"/>
-                        </w:rPr>
-                      </w:pPr>
-                      <w:r>
-                        <w:rPr>
-                          <w:rFonts w:ascii="Baskerville Old Face" w:hAnsi="Baskerville Old Face" w:cs="Calibri"/>
-                          <w:bCs/>
-                          <w:color w:val="FFFFFF" w:themeColor="background1"/>
-                          <w:sz w:val="28"/>
-                          <w:szCs w:val="28"/>
-                          <w:lang w:val="en-US"/>
-                        </w:rPr>
-                        <w:t>LOGICIELS</w:t>
-                      </w:r>
-                    </w:p>
-                  </w:txbxContent>
-                </v:textbox>
-              </v:rect>
-            </w:pict>
-          </mc:Fallback>
-        </mc:AlternateContent>
-      </w:r>
-      <w:r>
-        <w:rPr>
-          <w:noProof/>
-          <w:lang w:eastAsia="ja-JP"/>
-        </w:rPr>
-        <mc:AlternateContent>
-          <mc:Choice Requires="wps">
-            <w:drawing>
-              <wp:anchor distT="0" distB="0" distL="114300" distR="114300" simplePos="0" relativeHeight="251700224" behindDoc="0" locked="0" layoutInCell="1" allowOverlap="1" wp14:anchorId="06253DBA" wp14:editId="7C7CCD72">
-                <wp:simplePos x="0" y="0"/>
-                <wp:positionH relativeFrom="column">
-                  <wp:posOffset>-829310</wp:posOffset>
-                </wp:positionH>
-                <wp:positionV relativeFrom="paragraph">
-                  <wp:posOffset>2993390</wp:posOffset>
-                </wp:positionV>
-                <wp:extent cx="2226945" cy="925830"/>
-                <wp:effectExtent l="0" t="0" r="0" b="0"/>
-                <wp:wrapNone/>
-                <wp:docPr id="45" name="Cuadro de texto 5"/>
-                <wp:cNvGraphicFramePr>
-                  <a:graphicFrameLocks xmlns:a="http://schemas.openxmlformats.org/drawingml/2006/main"/>
-                </wp:cNvGraphicFramePr>
-                <a:graphic xmlns:a="http://schemas.openxmlformats.org/drawingml/2006/main">
-                  <a:graphicData uri="http://schemas.microsoft.com/office/word/2010/wordprocessingShape">
-                    <wps:wsp>
-                      <wps:cNvSpPr txBox="1">
-                        <a:spLocks noChangeArrowheads="1"/>
-                      </wps:cNvSpPr>
-                      <wps:spPr bwMode="auto">
-                        <a:xfrm>
-                          <a:off x="0" y="0"/>
-                          <a:ext cx="2226945" cy="925830"/>
-                        </a:xfrm>
-                        <a:prstGeom prst="rect">
-                          <a:avLst/>
-                        </a:prstGeom>
-                        <a:noFill/>
-                        <a:ln>
-                          <a:noFill/>
-                        </a:ln>
-                        <a:extLst>
-                          <a:ext uri="{909E8E84-426E-40DD-AFC4-6F175D3DCCD1}">
-                            <a14:hiddenFill xmlns:a14="http://schemas.microsoft.com/office/drawing/2010/main">
-                              <a:solidFill>
-                                <a:srgbClr val="FFFFFF"/>
-                              </a:solidFill>
-                            </a14:hiddenFill>
-                          </a:ext>
-                          <a:ext uri="{91240B29-F687-4F45-9708-019B960494DF}">
-                            <a14:hiddenLine xmlns:a14="http://schemas.microsoft.com/office/drawing/2010/main" w="9525">
-                              <a:solidFill>
-                                <a:srgbClr val="000000"/>
-                              </a:solidFill>
-                              <a:miter lim="800000"/>
-                              <a:headEnd/>
-                              <a:tailEnd/>
-                            </a14:hiddenLine>
-                          </a:ext>
-                        </a:extLst>
-                      </wps:spPr>
-                      <wps:txbx>
-                        <w:txbxContent>
-                          <w:p>
-                            <w:pPr>
-                              <w:ind w:right="-129"/>
-                              <w:rPr>
-                                <w:rFonts w:ascii="Mangal" w:hAnsi="Mangal" w:cs="Mangal" w:hint="eastAsia"/>
-                                <w:sz w:val="20"/>
-                                <w:szCs w:val="20"/>
-                                <w:lang w:val="en-GB"/>
-                              </w:rPr>
-                            </w:pPr>
-                            <w:r>
-                              <w:rPr>
-                                <w:rFonts w:ascii="Mangal" w:hAnsi="Mangal" w:cs="Mangal"/>
-                                <w:sz w:val="20"/>
-                                <w:szCs w:val="20"/>
-                                <w:lang w:val="en-GB"/>
-                              </w:rPr>
-                              <w:t>Excel</w:t>
-                            </w:r>
-                            <w:r>
-                              <w:rPr>
-                                <w:rFonts w:ascii="Mangal" w:hAnsi="Mangal" w:cs="Mangal"/>
-                                <w:sz w:val="20"/>
-                                <w:szCs w:val="20"/>
-                                <w:lang w:val="en-GB"/>
-                              </w:rPr>
-                              <w:t>, PowerPoint,</w:t>
-                            </w:r>
-                            <w:r>
-                              <w:rPr>
-                                <w:rFonts w:ascii="Mangal" w:hAnsi="Mangal" w:cs="Mangal"/>
-                                <w:sz w:val="20"/>
-                                <w:szCs w:val="20"/>
-                                <w:lang w:val="en-GB"/>
-                              </w:rPr>
-                              <w:t xml:space="preserve"> Word</w:t>
-                            </w:r>
-                            <w:r>
-                              <w:rPr>
-                                <w:rFonts w:ascii="Mangal" w:hAnsi="Mangal" w:cs="Mangal"/>
-                                <w:sz w:val="20"/>
-                                <w:szCs w:val="20"/>
-                                <w:lang w:val="en-GB"/>
-                              </w:rPr>
-                              <w:t>,</w:t>
-                            </w:r>
-                            <w:r>
-                              <w:rPr>
-                                <w:rFonts w:ascii="Mangal" w:hAnsi="Mangal" w:cs="Mangal"/>
-                                <w:sz w:val="20"/>
-                                <w:szCs w:val="20"/>
-                                <w:lang w:val="en-GB"/>
-                              </w:rPr>
-                              <w:t xml:space="preserve"> Visual Studio Code</w:t>
-                            </w:r>
-                            <w:r>
-                              <w:rPr>
-                                <w:rFonts w:ascii="Mangal" w:hAnsi="Mangal" w:cs="Mangal"/>
-                                <w:sz w:val="20"/>
-                                <w:szCs w:val="20"/>
-                                <w:lang w:val="en-GB"/>
-                              </w:rPr>
-                              <w:t>,</w:t>
-                            </w:r>
-                            <w:r>
-                              <w:rPr>
-                                <w:rFonts w:ascii="Mangal" w:hAnsi="Mangal" w:cs="Mangal"/>
-                                <w:sz w:val="20"/>
-                                <w:szCs w:val="20"/>
-                                <w:lang w:val="en-GB"/>
-                              </w:rPr>
-                              <w:t xml:space="preserve"> Visual Studio 22,</w:t>
-                            </w:r>
-                            <w:r>
-                              <w:rPr>
-                                <w:rFonts w:ascii="Mangal" w:hAnsi="Mangal" w:cs="Mangal"/>
-                                <w:sz w:val="20"/>
-                                <w:szCs w:val="20"/>
-                                <w:lang w:val="en-GB"/>
-                              </w:rPr>
-                              <w:t xml:space="preserve"> </w:t>
-                            </w:r>
-                            <w:r>
-                              <w:rPr>
-                                <w:rFonts w:ascii="Mangal" w:hAnsi="Mangal" w:cs="Mangal"/>
-                                <w:sz w:val="20"/>
-                                <w:szCs w:val="20"/>
-                                <w:lang w:val="en-GB"/>
-                              </w:rPr>
-                              <w:t>WampServer,</w:t>
-                            </w:r>
-                            <w:r>
-                              <w:rPr>
-                                <w:rFonts w:ascii="Mangal" w:hAnsi="Mangal" w:cs="Mangal"/>
-                                <w:sz w:val="20"/>
-                                <w:szCs w:val="20"/>
-                                <w:lang w:val="en-GB"/>
-                              </w:rPr>
-                              <w:t xml:space="preserve"> Unity</w:t>
-                            </w:r>
-                            <w:r>
-                              <w:rPr>
-                                <w:rFonts w:ascii="Mangal" w:hAnsi="Mangal" w:cs="Mangal"/>
-                                <w:sz w:val="20"/>
-                                <w:szCs w:val="20"/>
-                                <w:lang w:val="en-GB"/>
-                              </w:rPr>
-                              <w:t xml:space="preserve"> Editor</w:t>
-                            </w:r>
-                            <w:r>
-                              <w:rPr>
-                                <w:rFonts w:ascii="Mangal" w:hAnsi="Mangal" w:cs="Mangal"/>
-                                <w:sz w:val="20"/>
-                                <w:szCs w:val="20"/>
-                                <w:lang w:val="en-GB"/>
-                              </w:rPr>
-                              <w:t>,</w:t>
-                            </w:r>
-                            <w:r>
-                              <w:rPr>
-                                <w:rFonts w:ascii="Mangal" w:hAnsi="Mangal" w:cs="Mangal"/>
-                                <w:sz w:val="20"/>
-                                <w:szCs w:val="20"/>
-                                <w:lang w:val="en-GB"/>
-                              </w:rPr>
-                              <w:t xml:space="preserve"> Oracle VM, Vmware,</w:t>
-                            </w:r>
-                            <w:r>
-                              <w:rPr>
-                                <w:rFonts w:ascii="Mangal" w:hAnsi="Mangal" w:cs="Mangal"/>
-                                <w:sz w:val="20"/>
-                                <w:szCs w:val="20"/>
-                                <w:lang w:val="en-GB"/>
-                              </w:rPr>
-                              <w:t xml:space="preserve"> </w:t>
-                            </w:r>
-                            <w:r>
-                              <w:rPr>
-                                <w:rFonts w:ascii="Mangal" w:hAnsi="Mangal" w:cs="Mangal"/>
-                                <w:sz w:val="20"/>
-                                <w:szCs w:val="20"/>
-                                <w:lang w:val="en-GB"/>
-                              </w:rPr>
-                              <w:t>etc</w:t>
-                            </w:r>
-                            <w:r>
-                              <w:rPr>
-                                <w:rFonts w:ascii="Mangal" w:hAnsi="Mangal" w:cs="Mangal"/>
-                                <w:sz w:val="20"/>
-                                <w:szCs w:val="20"/>
-                                <w:lang w:val="en-GB"/>
-                              </w:rPr>
-                              <w:t>…</w:t>
-                            </w:r>
-                          </w:p>
-                          <w:p>
-                            <w:pPr>
-                              <w:rPr>
-                                <w:rFonts w:ascii="Mangal" w:hAnsi="Mangal" w:cs="Mangal" w:hint="eastAsia"/>
-                                <w:sz w:val="20"/>
-                                <w:szCs w:val="20"/>
-                                <w:lang w:val="en-GB"/>
-                              </w:rPr>
-                            </w:pPr>
-                          </w:p>
-                        </w:txbxContent>
-                      </wps:txbx>
-                      <wps:bodyPr rot="0" vert="horz" wrap="square" lIns="91440" tIns="91440" rIns="91440" bIns="91440" anchor="t" anchorCtr="0" upright="1">
-                        <a:noAutofit/>
-                      </wps:bodyPr>
-                    </wps:wsp>
-                  </a:graphicData>
-                </a:graphic>
-                <wp14:sizeRelH relativeFrom="page">
-                  <wp14:pctWidth>0</wp14:pctWidth>
-                </wp14:sizeRelH>
-                <wp14:sizeRelV relativeFrom="page">
-                  <wp14:pctHeight>0</wp14:pctHeight>
-                </wp14:sizeRelV>
-              </wp:anchor>
-            </w:drawing>
-          </mc:Choice>
-          <mc:Fallback>
-            <w:pict>
-              <v:shape w14:anchorId="06253DBA" id="Cuadro de texto 5" o:spid="_x0000_s1045" type="#_x0000_t202" style="position:absolute;left:0;text-align:left;margin-left:-65.3pt;margin-top:235.7pt;width:175.35pt;height:72.9pt;z-index:251700224;visibility:visible;mso-wrap-style:square;mso-width-percent:0;mso-height-percent:0;mso-wrap-distance-left:9pt;mso-wrap-distance-top:0;mso-wrap-distance-right:9pt;mso-wrap-distance-bottom:0;mso-position-horizontal:absolute;mso-position-horizontal-relative:text;mso-position-vertical:absolute;mso-position-vertical-relative:text;mso-width-percent:0;mso-height-percent:0;mso-width-relative:page;mso-height-relative:page;v-text-anchor:top" o:gfxdata="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" filled="f" stroked="f">
-                <v:textbox inset=",7.2pt,,7.2pt">
-                  <w:txbxContent>
-                    <w:p>
-                      <w:pPr>
-                        <w:ind w:right="-129"/>
-                        <w:rPr>
-                          <w:rFonts w:ascii="Mangal" w:hAnsi="Mangal" w:cs="Mangal" w:hint="eastAsia"/>
-                          <w:sz w:val="20"/>
-                          <w:szCs w:val="20"/>
-                          <w:lang w:val="en-GB"/>
-                        </w:rPr>
-                      </w:pPr>
-                      <w:r>
-                        <w:rPr>
-                          <w:rFonts w:ascii="Mangal" w:hAnsi="Mangal" w:cs="Mangal"/>
-                          <w:sz w:val="20"/>
-                          <w:szCs w:val="20"/>
-                          <w:lang w:val="en-GB"/>
-                        </w:rPr>
-                        <w:t>Excel</w:t>
-                      </w:r>
-                      <w:r>
-                        <w:rPr>
-                          <w:rFonts w:ascii="Mangal" w:hAnsi="Mangal" w:cs="Mangal"/>
-                          <w:sz w:val="20"/>
-                          <w:szCs w:val="20"/>
-                          <w:lang w:val="en-GB"/>
-                        </w:rPr>
-                        <w:t>, PowerPoint,</w:t>
-                      </w:r>
-                      <w:r>
-                        <w:rPr>
-                          <w:rFonts w:ascii="Mangal" w:hAnsi="Mangal" w:cs="Mangal"/>
-                          <w:sz w:val="20"/>
-                          <w:szCs w:val="20"/>
-                          <w:lang w:val="en-GB"/>
-                        </w:rPr>
-                        <w:t xml:space="preserve"> Word</w:t>
-                      </w:r>
-                      <w:r>
-                        <w:rPr>
-                          <w:rFonts w:ascii="Mangal" w:hAnsi="Mangal" w:cs="Mangal"/>
-                          <w:sz w:val="20"/>
-                          <w:szCs w:val="20"/>
-                          <w:lang w:val="en-GB"/>
-                        </w:rPr>
-                        <w:t>,</w:t>
-                      </w:r>
-                      <w:r>
-                        <w:rPr>
-                          <w:rFonts w:ascii="Mangal" w:hAnsi="Mangal" w:cs="Mangal"/>
-                          <w:sz w:val="20"/>
-                          <w:szCs w:val="20"/>
-                          <w:lang w:val="en-GB"/>
-                        </w:rPr>
-                        <w:t xml:space="preserve"> Visual Studio Code</w:t>
-                      </w:r>
-                      <w:r>
-                        <w:rPr>
-                          <w:rFonts w:ascii="Mangal" w:hAnsi="Mangal" w:cs="Mangal"/>
-                          <w:sz w:val="20"/>
-                          <w:szCs w:val="20"/>
-                          <w:lang w:val="en-GB"/>
-                        </w:rPr>
-                        <w:t>,</w:t>
-                      </w:r>
-                      <w:r>
-                        <w:rPr>
-                          <w:rFonts w:ascii="Mangal" w:hAnsi="Mangal" w:cs="Mangal"/>
-                          <w:sz w:val="20"/>
-                          <w:szCs w:val="20"/>
-                          <w:lang w:val="en-GB"/>
-                        </w:rPr>
-                        <w:t xml:space="preserve"> Visual Studio 22,</w:t>
-                      </w:r>
-                      <w:r>
-                        <w:rPr>
-                          <w:rFonts w:ascii="Mangal" w:hAnsi="Mangal" w:cs="Mangal"/>
-                          <w:sz w:val="20"/>
-                          <w:szCs w:val="20"/>
-                          <w:lang w:val="en-GB"/>
-                        </w:rPr>
-                        <w:t xml:space="preserve"> </w:t>
-                      </w:r>
-                      <w:r>
-                        <w:rPr>
-                          <w:rFonts w:ascii="Mangal" w:hAnsi="Mangal" w:cs="Mangal"/>
-                          <w:sz w:val="20"/>
-                          <w:szCs w:val="20"/>
-                          <w:lang w:val="en-GB"/>
-                        </w:rPr>
-                        <w:t>WampServer,</w:t>
-                      </w:r>
-                      <w:r>
-                        <w:rPr>
-                          <w:rFonts w:ascii="Mangal" w:hAnsi="Mangal" w:cs="Mangal"/>
-                          <w:sz w:val="20"/>
-                          <w:szCs w:val="20"/>
-                          <w:lang w:val="en-GB"/>
-                        </w:rPr>
-                        <w:t xml:space="preserve"> Unity</w:t>
-                      </w:r>
-                      <w:r>
-                        <w:rPr>
-                          <w:rFonts w:ascii="Mangal" w:hAnsi="Mangal" w:cs="Mangal"/>
-                          <w:sz w:val="20"/>
-                          <w:szCs w:val="20"/>
-                          <w:lang w:val="en-GB"/>
-                        </w:rPr>
-                        <w:t xml:space="preserve"> Editor</w:t>
-                      </w:r>
-                      <w:r>
-                        <w:rPr>
-                          <w:rFonts w:ascii="Mangal" w:hAnsi="Mangal" w:cs="Mangal"/>
-                          <w:sz w:val="20"/>
-                          <w:szCs w:val="20"/>
-                          <w:lang w:val="en-GB"/>
-                        </w:rPr>
-                        <w:t>,</w:t>
-                      </w:r>
-                      <w:r>
-                        <w:rPr>
-                          <w:rFonts w:ascii="Mangal" w:hAnsi="Mangal" w:cs="Mangal"/>
-                          <w:sz w:val="20"/>
-                          <w:szCs w:val="20"/>
-                          <w:lang w:val="en-GB"/>
-                        </w:rPr>
-                        <w:t xml:space="preserve"> Oracle VM, Vmware,</w:t>
-                      </w:r>
-                      <w:r>
-                        <w:rPr>
-                          <w:rFonts w:ascii="Mangal" w:hAnsi="Mangal" w:cs="Mangal"/>
-                          <w:sz w:val="20"/>
-                          <w:szCs w:val="20"/>
-                          <w:lang w:val="en-GB"/>
-                        </w:rPr>
-                        <w:t xml:space="preserve"> </w:t>
-                      </w:r>
-                      <w:r>
-                        <w:rPr>
-                          <w:rFonts w:ascii="Mangal" w:hAnsi="Mangal" w:cs="Mangal"/>
-                          <w:sz w:val="20"/>
-                          <w:szCs w:val="20"/>
-                          <w:lang w:val="en-GB"/>
-                        </w:rPr>
-                        <w:t>etc</w:t>
-                      </w:r>
-                      <w:r>
-                        <w:rPr>
-                          <w:rFonts w:ascii="Mangal" w:hAnsi="Mangal" w:cs="Mangal"/>
-                          <w:sz w:val="20"/>
-                          <w:szCs w:val="20"/>
-                          <w:lang w:val="en-GB"/>
-                        </w:rPr>
-                        <w:t>…</w:t>
-                      </w:r>
-                    </w:p>
-                    <w:p>
-                      <w:pPr>
-                        <w:rPr>
-                          <w:rFonts w:ascii="Mangal" w:hAnsi="Mangal" w:cs="Mangal" w:hint="eastAsia"/>
-                          <w:sz w:val="20"/>
-                          <w:szCs w:val="20"/>
-                          <w:lang w:val="en-GB"/>
-                        </w:rPr>
-                      </w:pPr>
-                    </w:p>
-                  </w:txbxContent>
-                </v:textbox>
-              </v:shape>
-            </w:pict>
-          </mc:Fallback>
-        </mc:AlternateContent>
-      </w:r>
-      <w:r>
-        <w:rPr>
-          <w:noProof/>
-          <w:lang w:eastAsia="ja-JP"/>
-        </w:rPr>
-        <mc:AlternateContent>
-          <mc:Choice Requires="wps">
-            <w:drawing>
-              <wp:anchor distT="0" distB="0" distL="114300" distR="114300" simplePos="0" relativeHeight="251754496" behindDoc="0" locked="0" layoutInCell="1" allowOverlap="1" wp14:anchorId="55E9B7F2" wp14:editId="5AE287A6">
+              <wp:anchor distT="0" distB="0" distL="114300" distR="114300" simplePos="0" relativeHeight="251754496" behindDoc="0" locked="0" layoutInCell="1" allowOverlap="1" wp14:anchorId="55E9B7F2" wp14:editId="507357A0">
                 <wp:simplePos x="0" y="0"/>
                 <wp:positionH relativeFrom="column">
                   <wp:posOffset>-831850</wp:posOffset>
@@ -7109,7 +6567,7 @@
           </mc:Choice>
           <mc:Fallback>
             <w:pict>
-              <v:rect w14:anchorId="55E9B7F2" id="_x0000_s1046" style="position:absolute;left:0;text-align:left;margin-left:-65.5pt;margin-top:68.8pt;width:175.5pt;height:24.4pt;z-index:251754496;visibility:visible;mso-wrap-style:square;mso-width-percent:0;mso-height-percent:0;mso-wrap-distance-left:9pt;mso-wrap-distance-top:0;mso-wrap-distance-right:9pt;mso-wrap-distance-bottom:0;mso-position-horizontal:absolute;mso-position-horizontal-relative:text;mso-position-vertical:absolute;mso-position-vertical-relative:text;mso-width-percent:0;mso-height-percent:0;mso-width-relative:page;mso-height-relative:page;v-text-anchor:top" o:gfxdata="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" fillcolor="#373741" stroked="f">
+              <v:rect w14:anchorId="55E9B7F2" id="_x0000_s1044" style="position:absolute;left:0;text-align:left;margin-left:-65.5pt;margin-top:68.8pt;width:175.5pt;height:24.4pt;z-index:251754496;visibility:visible;mso-wrap-style:square;mso-width-percent:0;mso-height-percent:0;mso-wrap-distance-left:9pt;mso-wrap-distance-top:0;mso-wrap-distance-right:9pt;mso-wrap-distance-bottom:0;mso-position-horizontal:absolute;mso-position-horizontal-relative:text;mso-position-vertical:absolute;mso-position-vertical-relative:text;mso-width-percent:0;mso-height-percent:0;mso-width-relative:page;mso-height-relative:page;v-text-anchor:top" o:gfxdata="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" fillcolor="#373741" stroked="f">
                 <v:textbox>
                   <w:txbxContent>
                     <w:p>
@@ -7151,7 +6609,7 @@
         <mc:AlternateContent>
           <mc:Choice Requires="wps">
             <w:drawing>
-              <wp:anchor distT="0" distB="0" distL="114300" distR="114300" simplePos="0" relativeHeight="251753472" behindDoc="0" locked="0" layoutInCell="1" allowOverlap="1" wp14:anchorId="11099A8C" wp14:editId="3F7AC13F">
+              <wp:anchor distT="0" distB="0" distL="114300" distR="114300" simplePos="0" relativeHeight="251753472" behindDoc="0" locked="0" layoutInCell="1" allowOverlap="1" wp14:anchorId="11099A8C" wp14:editId="73F58284">
                 <wp:simplePos x="0" y="0"/>
                 <wp:positionH relativeFrom="column">
                   <wp:posOffset>-832485</wp:posOffset>
@@ -7228,7 +6686,7 @@
                             <w:pPr>
                               <w:spacing w:line="276" w:lineRule="auto"/>
                               <w:rPr>
-                                <w:rFonts w:ascii="Mangal" w:hAnsi="Mangal" w:cs="Mangal"/>
+                                <w:rFonts w:ascii="Mangal" w:hAnsi="Mangal" w:cs="Mangal" w:hint="eastAsia"/>
                                 <w:sz w:val="20"/>
                                 <w:szCs w:val="20"/>
                                 <w:lang w:val="es-ES"/>
@@ -7273,7 +6731,7 @@
           </mc:Choice>
           <mc:Fallback>
             <w:pict>
-              <v:shape w14:anchorId="11099A8C" id="_x0000_s1047" type="#_x0000_t202" style="position:absolute;left:0;text-align:left;margin-left:-65.55pt;margin-top:96.45pt;width:175.5pt;height:96.75pt;z-index:251753472;visibility:visible;mso-wrap-style:square;mso-width-percent:0;mso-height-percent:0;mso-wrap-distance-left:9pt;mso-wrap-distance-top:0;mso-wrap-distance-right:9pt;mso-wrap-distance-bottom:0;mso-position-horizontal:absolute;mso-position-horizontal-relative:text;mso-position-vertical:absolute;mso-position-vertical-relative:text;mso-width-percent:0;mso-height-percent:0;mso-width-relative:page;mso-height-relative:page;v-text-anchor:top" o:gfxdata="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" filled="f" stroked="f">
+              <v:shape w14:anchorId="11099A8C" id="Cuadro de texto 5" o:spid="_x0000_s1045" type="#_x0000_t202" style="position:absolute;left:0;text-align:left;margin-left:-65.55pt;margin-top:96.45pt;width:175.5pt;height:96.75pt;z-index:251753472;visibility:visible;mso-wrap-style:square;mso-width-percent:0;mso-height-percent:0;mso-wrap-distance-left:9pt;mso-wrap-distance-top:0;mso-wrap-distance-right:9pt;mso-wrap-distance-bottom:0;mso-position-horizontal:absolute;mso-position-horizontal-relative:text;mso-position-vertical:absolute;mso-position-vertical-relative:text;mso-width-percent:0;mso-height-percent:0;mso-width-relative:page;mso-height-relative:page;v-text-anchor:top" o:gfxdata="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" filled="f" stroked="f">
                 <v:textbox inset=",7.2pt,,7.2pt">
                   <w:txbxContent>
                     <w:p>
@@ -7298,7 +6756,7 @@
                       <w:pPr>
                         <w:spacing w:line="276" w:lineRule="auto"/>
                         <w:rPr>
-                          <w:rFonts w:ascii="Mangal" w:hAnsi="Mangal" w:cs="Mangal"/>
+                          <w:rFonts w:ascii="Mangal" w:hAnsi="Mangal" w:cs="Mangal" w:hint="eastAsia"/>
                           <w:sz w:val="20"/>
                           <w:szCs w:val="20"/>
                           <w:lang w:val="es-ES"/>
@@ -7339,7 +6797,7 @@
         <mc:AlternateContent>
           <mc:Choice Requires="wps">
             <w:drawing>
-              <wp:anchor distT="0" distB="0" distL="114300" distR="114300" simplePos="0" relativeHeight="251785216" behindDoc="0" locked="0" layoutInCell="1" allowOverlap="1" wp14:anchorId="30F2FCFE" wp14:editId="635474D6">
+              <wp:anchor distT="0" distB="0" distL="114300" distR="114300" simplePos="0" relativeHeight="251785216" behindDoc="0" locked="0" layoutInCell="1" allowOverlap="1" wp14:anchorId="30F2FCFE" wp14:editId="2C9D09A6">
                 <wp:simplePos x="0" y="0"/>
                 <wp:positionH relativeFrom="column">
                   <wp:posOffset>-828675</wp:posOffset>
@@ -7419,7 +6877,7 @@
           </mc:Choice>
           <mc:Fallback>
             <w:pict>
-              <v:rect w14:anchorId="30F2FCFE" id="_x0000_s1048" style="position:absolute;left:0;text-align:left;margin-left:-65.25pt;margin-top:321.9pt;width:175.5pt;height:24.4pt;z-index:251785216;visibility:visible;mso-wrap-style:square;mso-width-percent:0;mso-height-percent:0;mso-wrap-distance-left:9pt;mso-wrap-distance-top:0;mso-wrap-distance-right:9pt;mso-wrap-distance-bottom:0;mso-position-horizontal:absolute;mso-position-horizontal-relative:text;mso-position-vertical:absolute;mso-position-vertical-relative:text;mso-width-percent:0;mso-height-percent:0;mso-width-relative:page;mso-height-relative:page;v-text-anchor:top" o:gfxdata="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" fillcolor="#373741" stroked="f">
+              <v:rect w14:anchorId="30F2FCFE" id="_x0000_s1046" style="position:absolute;left:0;text-align:left;margin-left:-65.25pt;margin-top:321.9pt;width:175.5pt;height:24.4pt;z-index:251785216;visibility:visible;mso-wrap-style:square;mso-width-percent:0;mso-height-percent:0;mso-wrap-distance-left:9pt;mso-wrap-distance-top:0;mso-wrap-distance-right:9pt;mso-wrap-distance-bottom:0;mso-position-horizontal:absolute;mso-position-horizontal-relative:text;mso-position-vertical:absolute;mso-position-vertical-relative:text;mso-width-percent:0;mso-height-percent:0;mso-width-relative:page;mso-height-relative:page;v-text-anchor:top" o:gfxdata="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" fillcolor="#373741" stroked="f">
                 <v:textbox>
                   <w:txbxContent>
                     <w:p>
@@ -7460,7 +6918,7 @@
         <mc:AlternateContent>
           <mc:Choice Requires="wps">
             <w:drawing>
-              <wp:anchor distT="0" distB="0" distL="114300" distR="114300" simplePos="0" relativeHeight="251784192" behindDoc="0" locked="0" layoutInCell="1" allowOverlap="1" wp14:anchorId="7B223326" wp14:editId="7F75F9EC">
+              <wp:anchor distT="0" distB="0" distL="114300" distR="114300" simplePos="0" relativeHeight="251784192" behindDoc="0" locked="0" layoutInCell="1" allowOverlap="1" wp14:anchorId="7B223326" wp14:editId="1F87FD59">
                 <wp:simplePos x="0" y="0"/>
                 <wp:positionH relativeFrom="column">
                   <wp:posOffset>-822960</wp:posOffset>
@@ -7623,7 +7081,7 @@
           </mc:Choice>
           <mc:Fallback>
             <w:pict>
-              <v:shape w14:anchorId="7B223326" id="_x0000_s1049" type="#_x0000_t202" style="position:absolute;left:0;text-align:left;margin-left:-64.8pt;margin-top:350.85pt;width:175.35pt;height:54pt;z-index:251784192;visibility:visible;mso-wrap-style:square;mso-width-percent:0;mso-height-percent:0;mso-wrap-distance-left:9pt;mso-wrap-distance-top:0;mso-wrap-distance-right:9pt;mso-wrap-distance-bottom:0;mso-position-horizontal:absolute;mso-position-horizontal-relative:text;mso-position-vertical:absolute;mso-position-vertical-relative:text;mso-width-percent:0;mso-height-percent:0;mso-width-relative:page;mso-height-relative:page;v-text-anchor:top" o:gfxdata="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" filled="f" stroked="f">
+              <v:shape w14:anchorId="7B223326" id="_x0000_s1047" type="#_x0000_t202" style="position:absolute;left:0;text-align:left;margin-left:-64.8pt;margin-top:350.85pt;width:175.35pt;height:54pt;z-index:251784192;visibility:visible;mso-wrap-style:square;mso-width-percent:0;mso-height-percent:0;mso-wrap-distance-left:9pt;mso-wrap-distance-top:0;mso-wrap-distance-right:9pt;mso-wrap-distance-bottom:0;mso-position-horizontal:absolute;mso-position-horizontal-relative:text;mso-position-vertical:absolute;mso-position-vertical-relative:text;mso-width-percent:0;mso-height-percent:0;mso-width-relative:page;mso-height-relative:page;v-text-anchor:top" o:gfxdata="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" filled="f" stroked="f">
                 <v:textbox inset=",7.2pt,,7.2pt">
                   <w:txbxContent>
                     <w:p>
@@ -7731,7 +7189,7 @@
         <mc:AlternateContent>
           <mc:Choice Requires="wps">
             <w:drawing>
-              <wp:anchor distT="45720" distB="45720" distL="114300" distR="114300" simplePos="0" relativeHeight="251619323" behindDoc="0" locked="0" layoutInCell="1" allowOverlap="1" wp14:anchorId="6C69BC30" wp14:editId="3E686AE1">
+              <wp:anchor distT="45720" distB="45720" distL="114300" distR="114300" simplePos="0" relativeHeight="251619323" behindDoc="0" locked="0" layoutInCell="1" allowOverlap="1" wp14:anchorId="6C69BC30" wp14:editId="3F0F0338">
                 <wp:simplePos x="0" y="0"/>
                 <wp:positionH relativeFrom="column">
                   <wp:posOffset>-1054220</wp:posOffset>
@@ -7820,7 +7278,7 @@
           </mc:Choice>
           <mc:Fallback>
             <w:pict>
-              <v:shape w14:anchorId="6C69BC30" id="_x0000_s1050" type="#_x0000_t202" style="position:absolute;left:0;text-align:left;margin-left:-83pt;margin-top:400pt;width:175.9pt;height:17.75pt;z-index:251619323;visibility:visible;mso-wrap-style:square;mso-width-percent:0;mso-height-percent:0;mso-wrap-distance-left:9pt;mso-wrap-distance-top:3.6pt;mso-wrap-distance-right:9pt;mso-wrap-distance-bottom:3.6pt;mso-position-horizontal:absolute;mso-position-horizontal-relative:text;mso-position-vertical:absolute;mso-position-vertical-relative:text;mso-width-percent:0;mso-height-percent:0;mso-width-relative:margin;mso-height-relative:margin;v-text-anchor:top" o:gfxdata="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" filled="f" stroked="f">
+              <v:shape w14:anchorId="6C69BC30" id="_x0000_s1048" type="#_x0000_t202" style="position:absolute;left:0;text-align:left;margin-left:-83pt;margin-top:400pt;width:175.9pt;height:17.75pt;z-index:251619323;visibility:visible;mso-wrap-style:square;mso-width-percent:0;mso-height-percent:0;mso-wrap-distance-left:9pt;mso-wrap-distance-top:3.6pt;mso-wrap-distance-right:9pt;mso-wrap-distance-bottom:3.6pt;mso-position-horizontal:absolute;mso-position-horizontal-relative:text;mso-position-vertical:absolute;mso-position-vertical-relative:text;mso-width-percent:0;mso-height-percent:0;mso-width-relative:margin;mso-height-relative:margin;v-text-anchor:top" o:gfxdata="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" filled="f" stroked="f">
                 <v:textbox>
                   <w:txbxContent>
                     <w:p>
@@ -7878,10 +7336,557 @@
           <w:szCs w:val="18"/>
         </w:rPr>
       </w:pPr>
+      <w:bookmarkStart w:id="0" w:name="_GoBack"/>
+      <w:bookmarkEnd w:id="0"/>
       <w:r>
         <w:rPr>
+          <w:noProof/>
+          <w:lang w:eastAsia="ja-JP"/>
+        </w:rPr>
+        <mc:AlternateContent>
+          <mc:Choice Requires="wps">
+            <w:drawing>
+              <wp:anchor distT="0" distB="0" distL="114300" distR="114300" simplePos="0" relativeHeight="251715584" behindDoc="0" locked="0" layoutInCell="1" allowOverlap="1" wp14:anchorId="20CCC5F9" wp14:editId="4C22BA54">
+                <wp:simplePos x="0" y="0"/>
+                <wp:positionH relativeFrom="column">
+                  <wp:posOffset>-851535</wp:posOffset>
+                </wp:positionH>
+                <wp:positionV relativeFrom="paragraph">
+                  <wp:posOffset>2072005</wp:posOffset>
+                </wp:positionV>
+                <wp:extent cx="2228850" cy="309880"/>
+                <wp:effectExtent l="0" t="0" r="0" b="0"/>
+                <wp:wrapNone/>
+                <wp:docPr id="69" name="Rectangle 70"/>
+                <wp:cNvGraphicFramePr>
+                  <a:graphicFrameLocks xmlns:a="http://schemas.openxmlformats.org/drawingml/2006/main"/>
+                </wp:cNvGraphicFramePr>
+                <a:graphic xmlns:a="http://schemas.openxmlformats.org/drawingml/2006/main">
+                  <a:graphicData uri="http://schemas.microsoft.com/office/word/2010/wordprocessingShape">
+                    <wps:wsp>
+                      <wps:cNvSpPr>
+                        <a:spLocks noChangeArrowheads="1"/>
+                      </wps:cNvSpPr>
+                      <wps:spPr bwMode="auto">
+                        <a:xfrm>
+                          <a:off x="0" y="0"/>
+                          <a:ext cx="2228850" cy="309880"/>
+                        </a:xfrm>
+                        <a:prstGeom prst="rect">
+                          <a:avLst/>
+                        </a:prstGeom>
+                        <a:solidFill>
+                          <a:srgbClr val="373741"/>
+                        </a:solidFill>
+                        <a:ln>
+                          <a:noFill/>
+                        </a:ln>
+                      </wps:spPr>
+                      <wps:txbx>
+                        <w:txbxContent>
+                          <w:p>
+                            <w:pPr>
+                              <w:rPr>
+                                <w:rFonts w:ascii="Baskerville Old Face" w:hAnsi="Baskerville Old Face" w:cs="Calibri"/>
+                                <w:bCs/>
+                                <w:color w:val="FFFFFF" w:themeColor="background1"/>
+                                <w:sz w:val="28"/>
+                                <w:szCs w:val="28"/>
+                                <w:lang w:val="en-US"/>
+                              </w:rPr>
+                            </w:pPr>
+                            <w:r>
+                              <w:rPr>
+                                <w:rFonts w:ascii="Baskerville Old Face" w:hAnsi="Baskerville Old Face" w:cs="Calibri"/>
+                                <w:bCs/>
+                                <w:color w:val="FFFFFF" w:themeColor="background1"/>
+                                <w:sz w:val="28"/>
+                                <w:szCs w:val="28"/>
+                                <w:lang w:val="en-US"/>
+                              </w:rPr>
+                              <w:t>LOGICIELS</w:t>
+                            </w:r>
+                          </w:p>
+                        </w:txbxContent>
+                      </wps:txbx>
+                      <wps:bodyPr rot="0" vert="horz" wrap="square" lIns="91440" tIns="45720" rIns="91440" bIns="45720" anchor="t" anchorCtr="0" upright="1">
+                        <a:noAutofit/>
+                      </wps:bodyPr>
+                    </wps:wsp>
+                  </a:graphicData>
+                </a:graphic>
+                <wp14:sizeRelH relativeFrom="page">
+                  <wp14:pctWidth>0</wp14:pctWidth>
+                </wp14:sizeRelH>
+                <wp14:sizeRelV relativeFrom="page">
+                  <wp14:pctHeight>0</wp14:pctHeight>
+                </wp14:sizeRelV>
+              </wp:anchor>
+            </w:drawing>
+          </mc:Choice>
+          <mc:Fallback>
+            <w:pict>
+              <v:rect w14:anchorId="20CCC5F9" id="_x0000_s1049" style="position:absolute;left:0;text-align:left;margin-left:-67.05pt;margin-top:163.15pt;width:175.5pt;height:24.4pt;z-index:251715584;visibility:visible;mso-wrap-style:square;mso-width-percent:0;mso-height-percent:0;mso-wrap-distance-left:9pt;mso-wrap-distance-top:0;mso-wrap-distance-right:9pt;mso-wrap-distance-bottom:0;mso-position-horizontal:absolute;mso-position-horizontal-relative:text;mso-position-vertical:absolute;mso-position-vertical-relative:text;mso-width-percent:0;mso-height-percent:0;mso-width-relative:page;mso-height-relative:page;v-text-anchor:top" o:gfxdata="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" fillcolor="#373741" stroked="f">
+                <v:textbox>
+                  <w:txbxContent>
+                    <w:p>
+                      <w:pPr>
+                        <w:rPr>
+                          <w:rFonts w:ascii="Baskerville Old Face" w:hAnsi="Baskerville Old Face" w:cs="Calibri"/>
+                          <w:bCs/>
+                          <w:color w:val="FFFFFF" w:themeColor="background1"/>
+                          <w:sz w:val="28"/>
+                          <w:szCs w:val="28"/>
+                          <w:lang w:val="en-US"/>
+                        </w:rPr>
+                      </w:pPr>
+                      <w:r>
+                        <w:rPr>
+                          <w:rFonts w:ascii="Baskerville Old Face" w:hAnsi="Baskerville Old Face" w:cs="Calibri"/>
+                          <w:bCs/>
+                          <w:color w:val="FFFFFF" w:themeColor="background1"/>
+                          <w:sz w:val="28"/>
+                          <w:szCs w:val="28"/>
+                          <w:lang w:val="en-US"/>
+                        </w:rPr>
+                        <w:t>LOGICIELS</w:t>
+                      </w:r>
+                    </w:p>
+                  </w:txbxContent>
+                </v:textbox>
+              </v:rect>
+            </w:pict>
+          </mc:Fallback>
+        </mc:AlternateContent>
+      </w:r>
+      <w:r>
+        <w:rPr>
+          <w:noProof/>
+          <w:lang w:eastAsia="ja-JP"/>
+        </w:rPr>
+        <mc:AlternateContent>
+          <mc:Choice Requires="wps">
+            <w:drawing>
+              <wp:anchor distT="0" distB="0" distL="114300" distR="114300" simplePos="0" relativeHeight="251700224" behindDoc="0" locked="0" layoutInCell="1" allowOverlap="1" wp14:anchorId="06253DBA" wp14:editId="74321093">
+                <wp:simplePos x="0" y="0"/>
+                <wp:positionH relativeFrom="column">
+                  <wp:posOffset>-848360</wp:posOffset>
+                </wp:positionH>
+                <wp:positionV relativeFrom="paragraph">
+                  <wp:posOffset>2418715</wp:posOffset>
+                </wp:positionV>
+                <wp:extent cx="2226945" cy="925830"/>
+                <wp:effectExtent l="0" t="0" r="0" b="0"/>
+                <wp:wrapNone/>
+                <wp:docPr id="45" name="Cuadro de texto 5"/>
+                <wp:cNvGraphicFramePr>
+                  <a:graphicFrameLocks xmlns:a="http://schemas.openxmlformats.org/drawingml/2006/main"/>
+                </wp:cNvGraphicFramePr>
+                <a:graphic xmlns:a="http://schemas.openxmlformats.org/drawingml/2006/main">
+                  <a:graphicData uri="http://schemas.microsoft.com/office/word/2010/wordprocessingShape">
+                    <wps:wsp>
+                      <wps:cNvSpPr txBox="1">
+                        <a:spLocks noChangeArrowheads="1"/>
+                      </wps:cNvSpPr>
+                      <wps:spPr bwMode="auto">
+                        <a:xfrm>
+                          <a:off x="0" y="0"/>
+                          <a:ext cx="2226945" cy="925830"/>
+                        </a:xfrm>
+                        <a:prstGeom prst="rect">
+                          <a:avLst/>
+                        </a:prstGeom>
+                        <a:noFill/>
+                        <a:ln>
+                          <a:noFill/>
+                        </a:ln>
+                        <a:extLst>
+                          <a:ext uri="{909E8E84-426E-40DD-AFC4-6F175D3DCCD1}">
+                            <a14:hiddenFill xmlns:a14="http://schemas.microsoft.com/office/drawing/2010/main">
+                              <a:solidFill>
+                                <a:srgbClr val="FFFFFF"/>
+                              </a:solidFill>
+                            </a14:hiddenFill>
+                          </a:ext>
+                          <a:ext uri="{91240B29-F687-4F45-9708-019B960494DF}">
+                            <a14:hiddenLine xmlns:a14="http://schemas.microsoft.com/office/drawing/2010/main" w="9525">
+                              <a:solidFill>
+                                <a:srgbClr val="000000"/>
+                              </a:solidFill>
+                              <a:miter lim="800000"/>
+                              <a:headEnd/>
+                              <a:tailEnd/>
+                            </a14:hiddenLine>
+                          </a:ext>
+                        </a:extLst>
+                      </wps:spPr>
+                      <wps:txbx>
+                        <w:txbxContent>
+                          <w:p>
+                            <w:pPr>
+                              <w:ind w:right="-129"/>
+                              <w:rPr>
+                                <w:rFonts w:ascii="Mangal" w:hAnsi="Mangal" w:cs="Mangal" w:hint="eastAsia"/>
+                                <w:sz w:val="20"/>
+                                <w:szCs w:val="20"/>
+                                <w:lang w:val="en-GB"/>
+                              </w:rPr>
+                            </w:pPr>
+                            <w:r>
+                              <w:rPr>
+                                <w:rFonts w:ascii="Mangal" w:hAnsi="Mangal" w:cs="Mangal"/>
+                                <w:sz w:val="20"/>
+                                <w:szCs w:val="20"/>
+                                <w:lang w:val="en-GB"/>
+                              </w:rPr>
+                              <w:t>Excel</w:t>
+                            </w:r>
+                            <w:r>
+                              <w:rPr>
+                                <w:rFonts w:ascii="Mangal" w:hAnsi="Mangal" w:cs="Mangal"/>
+                                <w:sz w:val="20"/>
+                                <w:szCs w:val="20"/>
+                                <w:lang w:val="en-GB"/>
+                              </w:rPr>
+                              <w:t>, PowerPoint,</w:t>
+                            </w:r>
+                            <w:r>
+                              <w:rPr>
+                                <w:rFonts w:ascii="Mangal" w:hAnsi="Mangal" w:cs="Mangal"/>
+                                <w:sz w:val="20"/>
+                                <w:szCs w:val="20"/>
+                                <w:lang w:val="en-GB"/>
+                              </w:rPr>
+                              <w:t xml:space="preserve"> Word</w:t>
+                            </w:r>
+                            <w:r>
+                              <w:rPr>
+                                <w:rFonts w:ascii="Mangal" w:hAnsi="Mangal" w:cs="Mangal"/>
+                                <w:sz w:val="20"/>
+                                <w:szCs w:val="20"/>
+                                <w:lang w:val="en-GB"/>
+                              </w:rPr>
+                              <w:t>,</w:t>
+                            </w:r>
+                            <w:r>
+                              <w:rPr>
+                                <w:rFonts w:ascii="Mangal" w:hAnsi="Mangal" w:cs="Mangal"/>
+                                <w:sz w:val="20"/>
+                                <w:szCs w:val="20"/>
+                                <w:lang w:val="en-GB"/>
+                              </w:rPr>
+                              <w:t xml:space="preserve"> Visual Studio Code</w:t>
+                            </w:r>
+                            <w:r>
+                              <w:rPr>
+                                <w:rFonts w:ascii="Mangal" w:hAnsi="Mangal" w:cs="Mangal"/>
+                                <w:sz w:val="20"/>
+                                <w:szCs w:val="20"/>
+                                <w:lang w:val="en-GB"/>
+                              </w:rPr>
+                              <w:t>,</w:t>
+                            </w:r>
+                            <w:r>
+                              <w:rPr>
+                                <w:rFonts w:ascii="Mangal" w:hAnsi="Mangal" w:cs="Mangal"/>
+                                <w:sz w:val="20"/>
+                                <w:szCs w:val="20"/>
+                                <w:lang w:val="en-GB"/>
+                              </w:rPr>
+                              <w:t xml:space="preserve"> Visual Studio 22,</w:t>
+                            </w:r>
+                            <w:r>
+                              <w:rPr>
+                                <w:rFonts w:ascii="Mangal" w:hAnsi="Mangal" w:cs="Mangal"/>
+                                <w:sz w:val="20"/>
+                                <w:szCs w:val="20"/>
+                                <w:lang w:val="en-GB"/>
+                              </w:rPr>
+                              <w:t xml:space="preserve"> </w:t>
+                            </w:r>
+                            <w:r>
+                              <w:rPr>
+                                <w:rFonts w:ascii="Mangal" w:hAnsi="Mangal" w:cs="Mangal"/>
+                                <w:sz w:val="20"/>
+                                <w:szCs w:val="20"/>
+                                <w:lang w:val="en-GB"/>
+                              </w:rPr>
+                              <w:t>WampServer,</w:t>
+                            </w:r>
+                            <w:r>
+                              <w:rPr>
+                                <w:rFonts w:ascii="Mangal" w:hAnsi="Mangal" w:cs="Mangal"/>
+                                <w:sz w:val="20"/>
+                                <w:szCs w:val="20"/>
+                                <w:lang w:val="en-GB"/>
+                              </w:rPr>
+                              <w:t xml:space="preserve"> Unity</w:t>
+                            </w:r>
+                            <w:r>
+                              <w:rPr>
+                                <w:rFonts w:ascii="Mangal" w:hAnsi="Mangal" w:cs="Mangal"/>
+                                <w:sz w:val="20"/>
+                                <w:szCs w:val="20"/>
+                                <w:lang w:val="en-GB"/>
+                              </w:rPr>
+                              <w:t xml:space="preserve"> Editor</w:t>
+                            </w:r>
+                            <w:r>
+                              <w:rPr>
+                                <w:rFonts w:ascii="Mangal" w:hAnsi="Mangal" w:cs="Mangal"/>
+                                <w:sz w:val="20"/>
+                                <w:szCs w:val="20"/>
+                                <w:lang w:val="en-GB"/>
+                              </w:rPr>
+                              <w:t>,</w:t>
+                            </w:r>
+                            <w:r>
+                              <w:rPr>
+                                <w:rFonts w:ascii="Mangal" w:hAnsi="Mangal" w:cs="Mangal"/>
+                                <w:sz w:val="20"/>
+                                <w:szCs w:val="20"/>
+                                <w:lang w:val="en-GB"/>
+                              </w:rPr>
+                              <w:t xml:space="preserve"> Oracle VM, Vmware,</w:t>
+                            </w:r>
+                            <w:r>
+                              <w:rPr>
+                                <w:rFonts w:ascii="Mangal" w:hAnsi="Mangal" w:cs="Mangal"/>
+                                <w:sz w:val="20"/>
+                                <w:szCs w:val="20"/>
+                                <w:lang w:val="en-GB"/>
+                              </w:rPr>
+                              <w:t xml:space="preserve"> </w:t>
+                            </w:r>
+                            <w:r>
+                              <w:rPr>
+                                <w:rFonts w:ascii="Mangal" w:hAnsi="Mangal" w:cs="Mangal"/>
+                                <w:sz w:val="20"/>
+                                <w:szCs w:val="20"/>
+                                <w:lang w:val="en-GB"/>
+                              </w:rPr>
+                              <w:t>etc</w:t>
+                            </w:r>
+                            <w:r>
+                              <w:rPr>
+                                <w:rFonts w:ascii="Mangal" w:hAnsi="Mangal" w:cs="Mangal"/>
+                                <w:sz w:val="20"/>
+                                <w:szCs w:val="20"/>
+                                <w:lang w:val="en-GB"/>
+                              </w:rPr>
+                              <w:t>…</w:t>
+                            </w:r>
+                          </w:p>
+                          <w:p>
+                            <w:pPr>
+                              <w:rPr>
+                                <w:rFonts w:ascii="Mangal" w:hAnsi="Mangal" w:cs="Mangal" w:hint="eastAsia"/>
+                                <w:sz w:val="20"/>
+                                <w:szCs w:val="20"/>
+                                <w:lang w:val="en-GB"/>
+                              </w:rPr>
+                            </w:pPr>
+                          </w:p>
+                        </w:txbxContent>
+                      </wps:txbx>
+                      <wps:bodyPr rot="0" vert="horz" wrap="square" lIns="91440" tIns="91440" rIns="91440" bIns="91440" anchor="t" anchorCtr="0" upright="1">
+                        <a:noAutofit/>
+                      </wps:bodyPr>
+                    </wps:wsp>
+                  </a:graphicData>
+                </a:graphic>
+                <wp14:sizeRelH relativeFrom="page">
+                  <wp14:pctWidth>0</wp14:pctWidth>
+                </wp14:sizeRelH>
+                <wp14:sizeRelV relativeFrom="page">
+                  <wp14:pctHeight>0</wp14:pctHeight>
+                </wp14:sizeRelV>
+              </wp:anchor>
+            </w:drawing>
+          </mc:Choice>
+          <mc:Fallback>
+            <w:pict>
+              <v:shape w14:anchorId="06253DBA" id="_x0000_s1050" type="#_x0000_t202" style="position:absolute;left:0;text-align:left;margin-left:-66.8pt;margin-top:190.45pt;width:175.35pt;height:72.9pt;z-index:251700224;visibility:visible;mso-wrap-style:square;mso-width-percent:0;mso-height-percent:0;mso-wrap-distance-left:9pt;mso-wrap-distance-top:0;mso-wrap-distance-right:9pt;mso-wrap-distance-bottom:0;mso-position-horizontal:absolute;mso-position-horizontal-relative:text;mso-position-vertical:absolute;mso-position-vertical-relative:text;mso-width-percent:0;mso-height-percent:0;mso-width-relative:page;mso-height-relative:page;v-text-anchor:top" o:gfxdata="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" filled="f" stroked="f">
+                <v:textbox inset=",7.2pt,,7.2pt">
+                  <w:txbxContent>
+                    <w:p>
+                      <w:pPr>
+                        <w:ind w:right="-129"/>
+                        <w:rPr>
+                          <w:rFonts w:ascii="Mangal" w:hAnsi="Mangal" w:cs="Mangal" w:hint="eastAsia"/>
+                          <w:sz w:val="20"/>
+                          <w:szCs w:val="20"/>
+                          <w:lang w:val="en-GB"/>
+                        </w:rPr>
+                      </w:pPr>
+                      <w:r>
+                        <w:rPr>
+                          <w:rFonts w:ascii="Mangal" w:hAnsi="Mangal" w:cs="Mangal"/>
+                          <w:sz w:val="20"/>
+                          <w:szCs w:val="20"/>
+                          <w:lang w:val="en-GB"/>
+                        </w:rPr>
+                        <w:t>Excel</w:t>
+                      </w:r>
+                      <w:r>
+                        <w:rPr>
+                          <w:rFonts w:ascii="Mangal" w:hAnsi="Mangal" w:cs="Mangal"/>
+                          <w:sz w:val="20"/>
+                          <w:szCs w:val="20"/>
+                          <w:lang w:val="en-GB"/>
+                        </w:rPr>
+                        <w:t>, PowerPoint,</w:t>
+                      </w:r>
+                      <w:r>
+                        <w:rPr>
+                          <w:rFonts w:ascii="Mangal" w:hAnsi="Mangal" w:cs="Mangal"/>
+                          <w:sz w:val="20"/>
+                          <w:szCs w:val="20"/>
+                          <w:lang w:val="en-GB"/>
+                        </w:rPr>
+                        <w:t xml:space="preserve"> Word</w:t>
+                      </w:r>
+                      <w:r>
+                        <w:rPr>
+                          <w:rFonts w:ascii="Mangal" w:hAnsi="Mangal" w:cs="Mangal"/>
+                          <w:sz w:val="20"/>
+                          <w:szCs w:val="20"/>
+                          <w:lang w:val="en-GB"/>
+                        </w:rPr>
+                        <w:t>,</w:t>
+                      </w:r>
+                      <w:r>
+                        <w:rPr>
+                          <w:rFonts w:ascii="Mangal" w:hAnsi="Mangal" w:cs="Mangal"/>
+                          <w:sz w:val="20"/>
+                          <w:szCs w:val="20"/>
+                          <w:lang w:val="en-GB"/>
+                        </w:rPr>
+                        <w:t xml:space="preserve"> Visual Studio Code</w:t>
+                      </w:r>
+                      <w:r>
+                        <w:rPr>
+                          <w:rFonts w:ascii="Mangal" w:hAnsi="Mangal" w:cs="Mangal"/>
+                          <w:sz w:val="20"/>
+                          <w:szCs w:val="20"/>
+                          <w:lang w:val="en-GB"/>
+                        </w:rPr>
+                        <w:t>,</w:t>
+                      </w:r>
+                      <w:r>
+                        <w:rPr>
+                          <w:rFonts w:ascii="Mangal" w:hAnsi="Mangal" w:cs="Mangal"/>
+                          <w:sz w:val="20"/>
+                          <w:szCs w:val="20"/>
+                          <w:lang w:val="en-GB"/>
+                        </w:rPr>
+                        <w:t xml:space="preserve"> Visual Studio 22,</w:t>
+                      </w:r>
+                      <w:r>
+                        <w:rPr>
+                          <w:rFonts w:ascii="Mangal" w:hAnsi="Mangal" w:cs="Mangal"/>
+                          <w:sz w:val="20"/>
+                          <w:szCs w:val="20"/>
+                          <w:lang w:val="en-GB"/>
+                        </w:rPr>
+                        <w:t xml:space="preserve"> </w:t>
+                      </w:r>
+                      <w:r>
+                        <w:rPr>
+                          <w:rFonts w:ascii="Mangal" w:hAnsi="Mangal" w:cs="Mangal"/>
+                          <w:sz w:val="20"/>
+                          <w:szCs w:val="20"/>
+                          <w:lang w:val="en-GB"/>
+                        </w:rPr>
+                        <w:t>WampServer,</w:t>
+                      </w:r>
+                      <w:r>
+                        <w:rPr>
+                          <w:rFonts w:ascii="Mangal" w:hAnsi="Mangal" w:cs="Mangal"/>
+                          <w:sz w:val="20"/>
+                          <w:szCs w:val="20"/>
+                          <w:lang w:val="en-GB"/>
+                        </w:rPr>
+                        <w:t xml:space="preserve"> Unity</w:t>
+                      </w:r>
+                      <w:r>
+                        <w:rPr>
+                          <w:rFonts w:ascii="Mangal" w:hAnsi="Mangal" w:cs="Mangal"/>
+                          <w:sz w:val="20"/>
+                          <w:szCs w:val="20"/>
+                          <w:lang w:val="en-GB"/>
+                        </w:rPr>
+                        <w:t xml:space="preserve"> Editor</w:t>
+                      </w:r>
+                      <w:r>
+                        <w:rPr>
+                          <w:rFonts w:ascii="Mangal" w:hAnsi="Mangal" w:cs="Mangal"/>
+                          <w:sz w:val="20"/>
+                          <w:szCs w:val="20"/>
+                          <w:lang w:val="en-GB"/>
+                        </w:rPr>
+                        <w:t>,</w:t>
+                      </w:r>
+                      <w:r>
+                        <w:rPr>
+                          <w:rFonts w:ascii="Mangal" w:hAnsi="Mangal" w:cs="Mangal"/>
+                          <w:sz w:val="20"/>
+                          <w:szCs w:val="20"/>
+                          <w:lang w:val="en-GB"/>
+                        </w:rPr>
+                        <w:t xml:space="preserve"> Oracle VM, Vmware,</w:t>
+                      </w:r>
+                      <w:r>
+                        <w:rPr>
+                          <w:rFonts w:ascii="Mangal" w:hAnsi="Mangal" w:cs="Mangal"/>
+                          <w:sz w:val="20"/>
+                          <w:szCs w:val="20"/>
+                          <w:lang w:val="en-GB"/>
+                        </w:rPr>
+                        <w:t xml:space="preserve"> </w:t>
+                      </w:r>
+                      <w:r>
+                        <w:rPr>
+                          <w:rFonts w:ascii="Mangal" w:hAnsi="Mangal" w:cs="Mangal"/>
+                          <w:sz w:val="20"/>
+                          <w:szCs w:val="20"/>
+                          <w:lang w:val="en-GB"/>
+                        </w:rPr>
+                        <w:t>etc</w:t>
+                      </w:r>
+                      <w:r>
+                        <w:rPr>
+                          <w:rFonts w:ascii="Mangal" w:hAnsi="Mangal" w:cs="Mangal"/>
+                          <w:sz w:val="20"/>
+                          <w:szCs w:val="20"/>
+                          <w:lang w:val="en-GB"/>
+                        </w:rPr>
+                        <w:t>…</w:t>
+                      </w:r>
+                    </w:p>
+                    <w:p>
+                      <w:pPr>
+                        <w:rPr>
+                          <w:rFonts w:ascii="Mangal" w:hAnsi="Mangal" w:cs="Mangal" w:hint="eastAsia"/>
+                          <w:sz w:val="20"/>
+                          <w:szCs w:val="20"/>
+                          <w:lang w:val="en-GB"/>
+                        </w:rPr>
+                      </w:pPr>
+                    </w:p>
+                  </w:txbxContent>
+                </v:textbox>
+              </v:shape>
+            </w:pict>
+          </mc:Fallback>
+        </mc:AlternateContent>
+      </w:r>
+      <w:r>
+        <w:rPr>
+          <w:noProof/>
           <w:sz w:val="18"/>
           <w:szCs w:val="18"/>
+          <w:lang w:eastAsia="ja-JP"/>
         </w:rPr>
         <mc:AlternateContent>
           <mc:Choice Requires="wps">
@@ -7945,7 +7950,7 @@
                             <w:pPr>
                               <w:spacing w:line="276" w:lineRule="auto"/>
                               <w:rPr>
-                                <w:rFonts w:ascii="Mangal" w:hAnsi="Mangal" w:cs="Mangal"/>
+                                <w:rFonts w:ascii="Mangal" w:hAnsi="Mangal" w:cs="Mangal" w:hint="eastAsia"/>
                                 <w:sz w:val="20"/>
                                 <w:szCs w:val="20"/>
                               </w:rPr>
@@ -7988,15 +7993,7 @@
                                 <w:sz w:val="20"/>
                                 <w:szCs w:val="20"/>
                               </w:rPr>
-                              <w:t xml:space="preserve"> dans le cursus BUT Informatique</w:t>
-                            </w:r>
-                            <w:r>
-                              <w:rPr>
-                                <w:rFonts w:ascii="Mangal" w:hAnsi="Mangal" w:cs="Mangal"/>
-                                <w:sz w:val="20"/>
-                                <w:szCs w:val="20"/>
-                              </w:rPr>
-                              <w:t> :</w:t>
+                              <w:t xml:space="preserve"> dans le cursus BUT Informatique :</w:t>
                             </w:r>
                           </w:p>
                           <w:p>
@@ -8008,7 +8005,7 @@
                               </w:numPr>
                               <w:spacing w:line="276" w:lineRule="auto"/>
                               <w:rPr>
-                                <w:rFonts w:ascii="Mangal" w:hAnsi="Mangal" w:cs="Mangal"/>
+                                <w:rFonts w:ascii="Mangal" w:hAnsi="Mangal" w:cs="Mangal" w:hint="eastAsia"/>
                                 <w:sz w:val="20"/>
                                 <w:szCs w:val="20"/>
                               </w:rPr>
@@ -8050,19 +8047,17 @@
                             <w:pPr>
                               <w:spacing w:line="276" w:lineRule="auto"/>
                               <w:rPr>
-                                <w:rFonts w:ascii="Mangal" w:hAnsi="Mangal" w:cs="Mangal"/>
+                                <w:rFonts w:ascii="Mangal" w:hAnsi="Mangal" w:cs="Mangal" w:hint="eastAsia"/>
                                 <w:sz w:val="20"/>
                                 <w:szCs w:val="20"/>
                               </w:rPr>
                             </w:pPr>
-                            <w:bookmarkStart w:id="0" w:name="_GoBack"/>
-                            <w:bookmarkEnd w:id="0"/>
                           </w:p>
                           <w:p>
                             <w:pPr>
                               <w:spacing w:line="276" w:lineRule="auto"/>
                               <w:rPr>
-                                <w:rFonts w:ascii="Mangal" w:hAnsi="Mangal" w:cs="Mangal"/>
+                                <w:rFonts w:ascii="Mangal" w:hAnsi="Mangal" w:cs="Mangal" w:hint="eastAsia"/>
                                 <w:sz w:val="20"/>
                                 <w:szCs w:val="20"/>
                               </w:rPr>
@@ -8093,7 +8088,7 @@
                               </w:numPr>
                               <w:spacing w:line="276" w:lineRule="auto"/>
                               <w:rPr>
-                                <w:rFonts w:ascii="Mangal" w:hAnsi="Mangal" w:cs="Mangal"/>
+                                <w:rFonts w:ascii="Mangal" w:hAnsi="Mangal" w:cs="Mangal" w:hint="eastAsia"/>
                                 <w:sz w:val="20"/>
                                 <w:szCs w:val="20"/>
                               </w:rPr>
@@ -8111,7 +8106,7 @@
                             <w:pPr>
                               <w:spacing w:line="276" w:lineRule="auto"/>
                               <w:rPr>
-                                <w:rFonts w:ascii="Mangal" w:hAnsi="Mangal" w:cs="Mangal"/>
+                                <w:rFonts w:ascii="Mangal" w:hAnsi="Mangal" w:cs="Mangal" w:hint="eastAsia"/>
                                 <w:sz w:val="20"/>
                                 <w:szCs w:val="20"/>
                               </w:rPr>
@@ -8121,7 +8116,7 @@
                             <w:pPr>
                               <w:spacing w:line="276" w:lineRule="auto"/>
                               <w:rPr>
-                                <w:rFonts w:ascii="Mangal" w:hAnsi="Mangal" w:cs="Mangal"/>
+                                <w:rFonts w:ascii="Mangal" w:hAnsi="Mangal" w:cs="Mangal" w:hint="eastAsia"/>
                                 <w:sz w:val="20"/>
                                 <w:szCs w:val="20"/>
                               </w:rPr>
@@ -8131,7 +8126,7 @@
                             <w:pPr>
                               <w:spacing w:line="276" w:lineRule="auto"/>
                               <w:rPr>
-                                <w:rFonts w:ascii="Mangal" w:hAnsi="Mangal" w:cs="Mangal"/>
+                                <w:rFonts w:ascii="Mangal" w:hAnsi="Mangal" w:cs="Mangal" w:hint="eastAsia"/>
                                 <w:sz w:val="20"/>
                                 <w:szCs w:val="20"/>
                               </w:rPr>
@@ -8150,7 +8145,15 @@
                                 <w:sz w:val="20"/>
                                 <w:szCs w:val="20"/>
                               </w:rPr>
-                              <w:t>ystème d’exploitation utilisé :</w:t>
+                              <w:t>ystème d’exploitation utilisé</w:t>
+                            </w:r>
+                            <w:r>
+                              <w:rPr>
+                                <w:rFonts w:ascii="Mangal" w:hAnsi="Mangal" w:cs="Mangal"/>
+                                <w:sz w:val="20"/>
+                                <w:szCs w:val="20"/>
+                              </w:rPr>
+                              <w:t> :</w:t>
                             </w:r>
                           </w:p>
                           <w:p>
@@ -8162,7 +8165,7 @@
                               </w:numPr>
                               <w:spacing w:line="276" w:lineRule="auto"/>
                               <w:rPr>
-                                <w:rFonts w:ascii="Mangal" w:hAnsi="Mangal" w:cs="Mangal"/>
+                                <w:rFonts w:ascii="Mangal" w:hAnsi="Mangal" w:cs="Mangal" w:hint="eastAsia"/>
                                 <w:sz w:val="20"/>
                                 <w:szCs w:val="20"/>
                               </w:rPr>
@@ -8241,7 +8244,7 @@
                       <w:pPr>
                         <w:spacing w:line="276" w:lineRule="auto"/>
                         <w:rPr>
-                          <w:rFonts w:ascii="Mangal" w:hAnsi="Mangal" w:cs="Mangal"/>
+                          <w:rFonts w:ascii="Mangal" w:hAnsi="Mangal" w:cs="Mangal" w:hint="eastAsia"/>
                           <w:sz w:val="20"/>
                           <w:szCs w:val="20"/>
                         </w:rPr>
@@ -8284,15 +8287,7 @@
                           <w:sz w:val="20"/>
                           <w:szCs w:val="20"/>
                         </w:rPr>
-                        <w:t xml:space="preserve"> dans le cursus BUT Informatique</w:t>
-                      </w:r>
-                      <w:r>
-                        <w:rPr>
-                          <w:rFonts w:ascii="Mangal" w:hAnsi="Mangal" w:cs="Mangal"/>
-                          <w:sz w:val="20"/>
-                          <w:szCs w:val="20"/>
-                        </w:rPr>
-                        <w:t> :</w:t>
+                        <w:t xml:space="preserve"> dans le cursus BUT Informatique :</w:t>
                       </w:r>
                     </w:p>
                     <w:p>
@@ -8304,7 +8299,7 @@
                         </w:numPr>
                         <w:spacing w:line="276" w:lineRule="auto"/>
                         <w:rPr>
-                          <w:rFonts w:ascii="Mangal" w:hAnsi="Mangal" w:cs="Mangal"/>
+                          <w:rFonts w:ascii="Mangal" w:hAnsi="Mangal" w:cs="Mangal" w:hint="eastAsia"/>
                           <w:sz w:val="20"/>
                           <w:szCs w:val="20"/>
                         </w:rPr>
@@ -8346,19 +8341,17 @@
                       <w:pPr>
                         <w:spacing w:line="276" w:lineRule="auto"/>
                         <w:rPr>
-                          <w:rFonts w:ascii="Mangal" w:hAnsi="Mangal" w:cs="Mangal"/>
+                          <w:rFonts w:ascii="Mangal" w:hAnsi="Mangal" w:cs="Mangal" w:hint="eastAsia"/>
                           <w:sz w:val="20"/>
                           <w:szCs w:val="20"/>
                         </w:rPr>
                       </w:pPr>
-                      <w:bookmarkStart w:id="1" w:name="_GoBack"/>
-                      <w:bookmarkEnd w:id="1"/>
                     </w:p>
                     <w:p>
                       <w:pPr>
                         <w:spacing w:line="276" w:lineRule="auto"/>
                         <w:rPr>
-                          <w:rFonts w:ascii="Mangal" w:hAnsi="Mangal" w:cs="Mangal"/>
+                          <w:rFonts w:ascii="Mangal" w:hAnsi="Mangal" w:cs="Mangal" w:hint="eastAsia"/>
                           <w:sz w:val="20"/>
                           <w:szCs w:val="20"/>
                         </w:rPr>
@@ -8389,7 +8382,7 @@
                         </w:numPr>
                         <w:spacing w:line="276" w:lineRule="auto"/>
                         <w:rPr>
-                          <w:rFonts w:ascii="Mangal" w:hAnsi="Mangal" w:cs="Mangal"/>
+                          <w:rFonts w:ascii="Mangal" w:hAnsi="Mangal" w:cs="Mangal" w:hint="eastAsia"/>
                           <w:sz w:val="20"/>
                           <w:szCs w:val="20"/>
                         </w:rPr>
@@ -8407,7 +8400,7 @@
                       <w:pPr>
                         <w:spacing w:line="276" w:lineRule="auto"/>
                         <w:rPr>
-                          <w:rFonts w:ascii="Mangal" w:hAnsi="Mangal" w:cs="Mangal"/>
+                          <w:rFonts w:ascii="Mangal" w:hAnsi="Mangal" w:cs="Mangal" w:hint="eastAsia"/>
                           <w:sz w:val="20"/>
                           <w:szCs w:val="20"/>
                         </w:rPr>
@@ -8417,7 +8410,7 @@
                       <w:pPr>
                         <w:spacing w:line="276" w:lineRule="auto"/>
                         <w:rPr>
-                          <w:rFonts w:ascii="Mangal" w:hAnsi="Mangal" w:cs="Mangal"/>
+                          <w:rFonts w:ascii="Mangal" w:hAnsi="Mangal" w:cs="Mangal" w:hint="eastAsia"/>
                           <w:sz w:val="20"/>
                           <w:szCs w:val="20"/>
                         </w:rPr>
@@ -8427,7 +8420,7 @@
                       <w:pPr>
                         <w:spacing w:line="276" w:lineRule="auto"/>
                         <w:rPr>
-                          <w:rFonts w:ascii="Mangal" w:hAnsi="Mangal" w:cs="Mangal"/>
+                          <w:rFonts w:ascii="Mangal" w:hAnsi="Mangal" w:cs="Mangal" w:hint="eastAsia"/>
                           <w:sz w:val="20"/>
                           <w:szCs w:val="20"/>
                         </w:rPr>
@@ -8446,7 +8439,15 @@
                           <w:sz w:val="20"/>
                           <w:szCs w:val="20"/>
                         </w:rPr>
-                        <w:t>ystème d’exploitation utilisé :</w:t>
+                        <w:t>ystème d’exploitation utilisé</w:t>
+                      </w:r>
+                      <w:r>
+                        <w:rPr>
+                          <w:rFonts w:ascii="Mangal" w:hAnsi="Mangal" w:cs="Mangal"/>
+                          <w:sz w:val="20"/>
+                          <w:szCs w:val="20"/>
+                        </w:rPr>
+                        <w:t> :</w:t>
                       </w:r>
                     </w:p>
                     <w:p>
@@ -8458,7 +8459,7 @@
                         </w:numPr>
                         <w:spacing w:line="276" w:lineRule="auto"/>
                         <w:rPr>
-                          <w:rFonts w:ascii="Mangal" w:hAnsi="Mangal" w:cs="Mangal"/>
+                          <w:rFonts w:ascii="Mangal" w:hAnsi="Mangal" w:cs="Mangal" w:hint="eastAsia"/>
                           <w:sz w:val="20"/>
                           <w:szCs w:val="20"/>
                         </w:rPr>
@@ -8520,8 +8521,10 @@
       </w:r>
       <w:r>
         <w:rPr>
+          <w:noProof/>
           <w:sz w:val="18"/>
           <w:szCs w:val="18"/>
+          <w:lang w:eastAsia="ja-JP"/>
         </w:rPr>
         <mc:AlternateContent>
           <mc:Choice Requires="wps">
@@ -11498,7 +11501,7 @@
 </file>
 
 <file path=customXml/itemProps1.xml><?xml version="1.0" encoding="utf-8"?>
-<ds:datastoreItem xmlns:ds="http://schemas.openxmlformats.org/officeDocument/2006/customXml" ds:itemID="{6FB7DF35-93A6-4B0D-870C-FF6075653E32}">
+<ds:datastoreItem xmlns:ds="http://schemas.openxmlformats.org/officeDocument/2006/customXml" ds:itemID="{40F0ED3B-F48A-4331-8CA3-F6BFE4BF7F13}">
   <ds:schemaRefs>
     <ds:schemaRef ds:uri="http://schemas.openxmlformats.org/officeDocument/2006/bibliography"/>
   </ds:schemaRefs>

--- a/BUT2/Stage/CV.docx
+++ b/BUT2/Stage/CV.docx
@@ -23,7 +23,7 @@
             <wp:docPr id="1032" name="Picture 8">
               <a:extLst xmlns:a="http://schemas.openxmlformats.org/drawingml/2006/main">
                 <a:ext uri="{FF2B5EF4-FFF2-40B4-BE49-F238E27FC236}">
-                  <a16:creationId xmlns="" xmlns:cx="http://schemas.microsoft.com/office/drawing/2014/chartex" xmlns:cx1="http://schemas.microsoft.com/office/drawing/2015/9/8/chartex" xmlns:cx2="http://schemas.microsoft.com/office/drawing/2015/10/21/chartex" xmlns:cx3="http://schemas.microsoft.com/office/drawing/2016/5/9/chartex" xmlns:cx4="http://schemas.microsoft.com/office/drawing/2016/5/10/chartex" xmlns:cx5="http://schemas.microsoft.com/office/drawing/2016/5/11/chartex" xmlns:cx6="http://schemas.microsoft.com/office/drawing/2016/5/12/chartex" xmlns:cx7="http://schemas.microsoft.com/office/drawing/2016/5/13/chartex" xmlns:cx8="http://schemas.microsoft.com/office/drawing/2016/5/14/chartex" xmlns:aink="http://schemas.microsoft.com/office/drawing/2016/ink" xmlns:am3d="http://schemas.microsoft.com/office/drawing/2017/model3d" xmlns:o="urn:schemas-microsoft-com:office:office" xmlns:v="urn:schemas-microsoft-com:vml" xmlns:w10="urn:schemas-microsoft-com:office:word" xmlns:w="http://schemas.openxmlformats.org/wordprocessingml/2006/main" xmlns:w16cex="http://schemas.microsoft.com/office/word/2018/wordml/cex" xmlns:w16cid="http://schemas.microsoft.com/office/word/2016/wordml/cid" xmlns:w16="http://schemas.microsoft.com/office/word/2018/wordml" xmlns:w16sdtdh="http://schemas.microsoft.com/office/word/2020/wordml/sdtdatahash" xmlns:w16se="http://schemas.microsoft.com/office/word/2015/wordml/symex" xmlns:a16="http://schemas.microsoft.com/office/drawing/2014/main" id="{FC90E949-3015-42ED-9740-AD2BA9E90255}"/>
+                  <a16:creationId xmlns:a16="http://schemas.microsoft.com/office/drawing/2014/main" xmlns:w16se="http://schemas.microsoft.com/office/word/2015/wordml/symex" xmlns:w16sdtdh="http://schemas.microsoft.com/office/word/2020/wordml/sdtdatahash" xmlns:w16="http://schemas.microsoft.com/office/word/2018/wordml" xmlns:w16cid="http://schemas.microsoft.com/office/word/2016/wordml/cid" xmlns:w16cex="http://schemas.microsoft.com/office/word/2018/wordml/cex" xmlns:w="http://schemas.openxmlformats.org/wordprocessingml/2006/main" xmlns:w10="urn:schemas-microsoft-com:office:word" xmlns:v="urn:schemas-microsoft-com:vml" xmlns:o="urn:schemas-microsoft-com:office:office" xmlns:am3d="http://schemas.microsoft.com/office/drawing/2017/model3d" xmlns:aink="http://schemas.microsoft.com/office/drawing/2016/ink" xmlns:cx8="http://schemas.microsoft.com/office/drawing/2016/5/14/chartex" xmlns:cx7="http://schemas.microsoft.com/office/drawing/2016/5/13/chartex" xmlns:cx6="http://schemas.microsoft.com/office/drawing/2016/5/12/chartex" xmlns:cx5="http://schemas.microsoft.com/office/drawing/2016/5/11/chartex" xmlns:cx4="http://schemas.microsoft.com/office/drawing/2016/5/10/chartex" xmlns:cx3="http://schemas.microsoft.com/office/drawing/2016/5/9/chartex" xmlns:cx2="http://schemas.microsoft.com/office/drawing/2015/10/21/chartex" xmlns:cx1="http://schemas.microsoft.com/office/drawing/2015/9/8/chartex" xmlns:cx="http://schemas.microsoft.com/office/drawing/2014/chartex" xmlns="" id="{FC90E949-3015-42ED-9740-AD2BA9E90255}"/>
                 </a:ext>
               </a:extLst>
             </wp:docPr>
@@ -37,7 +37,7 @@
                     <pic:cNvPr id="1032" name="Picture 8">
                       <a:extLst>
                         <a:ext uri="{FF2B5EF4-FFF2-40B4-BE49-F238E27FC236}">
-                          <a16:creationId xmlns="" xmlns:cx="http://schemas.microsoft.com/office/drawing/2014/chartex" xmlns:cx1="http://schemas.microsoft.com/office/drawing/2015/9/8/chartex" xmlns:cx2="http://schemas.microsoft.com/office/drawing/2015/10/21/chartex" xmlns:cx3="http://schemas.microsoft.com/office/drawing/2016/5/9/chartex" xmlns:cx4="http://schemas.microsoft.com/office/drawing/2016/5/10/chartex" xmlns:cx5="http://schemas.microsoft.com/office/drawing/2016/5/11/chartex" xmlns:cx6="http://schemas.microsoft.com/office/drawing/2016/5/12/chartex" xmlns:cx7="http://schemas.microsoft.com/office/drawing/2016/5/13/chartex" xmlns:cx8="http://schemas.microsoft.com/office/drawing/2016/5/14/chartex" xmlns:aink="http://schemas.microsoft.com/office/drawing/2016/ink" xmlns:am3d="http://schemas.microsoft.com/office/drawing/2017/model3d" xmlns:o="urn:schemas-microsoft-com:office:office" xmlns:v="urn:schemas-microsoft-com:vml" xmlns:w10="urn:schemas-microsoft-com:office:word" xmlns:w="http://schemas.openxmlformats.org/wordprocessingml/2006/main" xmlns:w16cex="http://schemas.microsoft.com/office/word/2018/wordml/cex" xmlns:w16cid="http://schemas.microsoft.com/office/word/2016/wordml/cid" xmlns:w16="http://schemas.microsoft.com/office/word/2018/wordml" xmlns:w16sdtdh="http://schemas.microsoft.com/office/word/2020/wordml/sdtdatahash" xmlns:w16se="http://schemas.microsoft.com/office/word/2015/wordml/symex" xmlns:a16="http://schemas.microsoft.com/office/drawing/2014/main" id="{FC90E949-3015-42ED-9740-AD2BA9E90255}"/>
+                          <a16:creationId xmlns:a16="http://schemas.microsoft.com/office/drawing/2014/main" xmlns:w16se="http://schemas.microsoft.com/office/word/2015/wordml/symex" xmlns:w16sdtdh="http://schemas.microsoft.com/office/word/2020/wordml/sdtdatahash" xmlns:w16="http://schemas.microsoft.com/office/word/2018/wordml" xmlns:w16cid="http://schemas.microsoft.com/office/word/2016/wordml/cid" xmlns:w16cex="http://schemas.microsoft.com/office/word/2018/wordml/cex" xmlns:w="http://schemas.openxmlformats.org/wordprocessingml/2006/main" xmlns:w10="urn:schemas-microsoft-com:office:word" xmlns:v="urn:schemas-microsoft-com:vml" xmlns:o="urn:schemas-microsoft-com:office:office" xmlns:am3d="http://schemas.microsoft.com/office/drawing/2017/model3d" xmlns:aink="http://schemas.microsoft.com/office/drawing/2016/ink" xmlns:cx8="http://schemas.microsoft.com/office/drawing/2016/5/14/chartex" xmlns:cx7="http://schemas.microsoft.com/office/drawing/2016/5/13/chartex" xmlns:cx6="http://schemas.microsoft.com/office/drawing/2016/5/12/chartex" xmlns:cx5="http://schemas.microsoft.com/office/drawing/2016/5/11/chartex" xmlns:cx4="http://schemas.microsoft.com/office/drawing/2016/5/10/chartex" xmlns:cx3="http://schemas.microsoft.com/office/drawing/2016/5/9/chartex" xmlns:cx2="http://schemas.microsoft.com/office/drawing/2015/10/21/chartex" xmlns:cx1="http://schemas.microsoft.com/office/drawing/2015/9/8/chartex" xmlns:cx="http://schemas.microsoft.com/office/drawing/2014/chartex" xmlns="" id="{FC90E949-3015-42ED-9740-AD2BA9E90255}"/>
                         </a:ext>
                       </a:extLst>
                     </pic:cNvPr>
@@ -72,7 +72,7 @@
                       <a:tailEnd type="none" w="med" len="med"/>
                       <a:extLst>
                         <a:ext uri="{C807C97D-BFC1-408E-A445-0C87EB9F89A2}">
-                          <ask:lineSketchStyleProps xmlns="" xmlns:cx="http://schemas.microsoft.com/office/drawing/2014/chartex" xmlns:cx1="http://schemas.microsoft.com/office/drawing/2015/9/8/chartex" xmlns:cx2="http://schemas.microsoft.com/office/drawing/2015/10/21/chartex" xmlns:cx3="http://schemas.microsoft.com/office/drawing/2016/5/9/chartex" xmlns:cx4="http://schemas.microsoft.com/office/drawing/2016/5/10/chartex" xmlns:cx5="http://schemas.microsoft.com/office/drawing/2016/5/11/chartex" xmlns:cx6="http://schemas.microsoft.com/office/drawing/2016/5/12/chartex" xmlns:cx7="http://schemas.microsoft.com/office/drawing/2016/5/13/chartex" xmlns:cx8="http://schemas.microsoft.com/office/drawing/2016/5/14/chartex" xmlns:aink="http://schemas.microsoft.com/office/drawing/2016/ink" xmlns:am3d="http://schemas.microsoft.com/office/drawing/2017/model3d" xmlns:o="urn:schemas-microsoft-com:office:office" xmlns:v="urn:schemas-microsoft-com:vml" xmlns:w10="urn:schemas-microsoft-com:office:word" xmlns:w="http://schemas.openxmlformats.org/wordprocessingml/2006/main" xmlns:w16cex="http://schemas.microsoft.com/office/word/2018/wordml/cex" xmlns:w16cid="http://schemas.microsoft.com/office/word/2016/wordml/cid" xmlns:w16="http://schemas.microsoft.com/office/word/2018/wordml" xmlns:w16sdtdh="http://schemas.microsoft.com/office/word/2020/wordml/sdtdatahash" xmlns:w16se="http://schemas.microsoft.com/office/word/2015/wordml/symex" xmlns:ask="http://schemas.microsoft.com/office/drawing/2018/sketchyshapes" sd="0">
+                          <ask:lineSketchStyleProps xmlns:ask="http://schemas.microsoft.com/office/drawing/2018/sketchyshapes" xmlns:w16se="http://schemas.microsoft.com/office/word/2015/wordml/symex" xmlns:w16sdtdh="http://schemas.microsoft.com/office/word/2020/wordml/sdtdatahash" xmlns:w16="http://schemas.microsoft.com/office/word/2018/wordml" xmlns:w16cid="http://schemas.microsoft.com/office/word/2016/wordml/cid" xmlns:w16cex="http://schemas.microsoft.com/office/word/2018/wordml/cex" xmlns:w="http://schemas.openxmlformats.org/wordprocessingml/2006/main" xmlns:w10="urn:schemas-microsoft-com:office:word" xmlns:v="urn:schemas-microsoft-com:vml" xmlns:o="urn:schemas-microsoft-com:office:office" xmlns:am3d="http://schemas.microsoft.com/office/drawing/2017/model3d" xmlns:aink="http://schemas.microsoft.com/office/drawing/2016/ink" xmlns:cx8="http://schemas.microsoft.com/office/drawing/2016/5/14/chartex" xmlns:cx7="http://schemas.microsoft.com/office/drawing/2016/5/13/chartex" xmlns:cx6="http://schemas.microsoft.com/office/drawing/2016/5/12/chartex" xmlns:cx5="http://schemas.microsoft.com/office/drawing/2016/5/11/chartex" xmlns:cx4="http://schemas.microsoft.com/office/drawing/2016/5/10/chartex" xmlns:cx3="http://schemas.microsoft.com/office/drawing/2016/5/9/chartex" xmlns:cx2="http://schemas.microsoft.com/office/drawing/2015/10/21/chartex" xmlns:cx1="http://schemas.microsoft.com/office/drawing/2015/9/8/chartex" xmlns:cx="http://schemas.microsoft.com/office/drawing/2014/chartex" xmlns="" sd="0">
                             <a:custGeom>
                               <a:avLst/>
                               <a:gdLst/>
@@ -489,7 +489,7 @@
               </wp:anchor>
             </w:drawing>
           </mc:Choice>
-          <mc:Fallback xmlns:cx="http://schemas.microsoft.com/office/drawing/2014/chartex" xmlns:cx1="http://schemas.microsoft.com/office/drawing/2015/9/8/chartex" xmlns:cx2="http://schemas.microsoft.com/office/drawing/2015/10/21/chartex" xmlns:cx3="http://schemas.microsoft.com/office/drawing/2016/5/9/chartex" xmlns:cx4="http://schemas.microsoft.com/office/drawing/2016/5/10/chartex" xmlns:cx5="http://schemas.microsoft.com/office/drawing/2016/5/11/chartex" xmlns:cx6="http://schemas.microsoft.com/office/drawing/2016/5/12/chartex" xmlns:cx7="http://schemas.microsoft.com/office/drawing/2016/5/13/chartex" xmlns:cx8="http://schemas.microsoft.com/office/drawing/2016/5/14/chartex" xmlns:aink="http://schemas.microsoft.com/office/drawing/2016/ink" xmlns:am3d="http://schemas.microsoft.com/office/drawing/2017/model3d" xmlns:w16cex="http://schemas.microsoft.com/office/word/2018/wordml/cex" xmlns:w16cid="http://schemas.microsoft.com/office/word/2016/wordml/cid" xmlns:w16="http://schemas.microsoft.com/office/word/2018/wordml" xmlns:w16sdtdh="http://schemas.microsoft.com/office/word/2020/wordml/sdtdatahash" xmlns:w16se="http://schemas.microsoft.com/office/word/2015/wordml/symex">
+          <mc:Fallback xmlns:w16se="http://schemas.microsoft.com/office/word/2015/wordml/symex" xmlns:w16sdtdh="http://schemas.microsoft.com/office/word/2020/wordml/sdtdatahash" xmlns:w16="http://schemas.microsoft.com/office/word/2018/wordml" xmlns:w16cid="http://schemas.microsoft.com/office/word/2016/wordml/cid" xmlns:w16cex="http://schemas.microsoft.com/office/word/2018/wordml/cex" xmlns:am3d="http://schemas.microsoft.com/office/drawing/2017/model3d" xmlns:aink="http://schemas.microsoft.com/office/drawing/2016/ink" xmlns:cx8="http://schemas.microsoft.com/office/drawing/2016/5/14/chartex" xmlns:cx7="http://schemas.microsoft.com/office/drawing/2016/5/13/chartex" xmlns:cx6="http://schemas.microsoft.com/office/drawing/2016/5/12/chartex" xmlns:cx5="http://schemas.microsoft.com/office/drawing/2016/5/11/chartex" xmlns:cx4="http://schemas.microsoft.com/office/drawing/2016/5/10/chartex" xmlns:cx3="http://schemas.microsoft.com/office/drawing/2016/5/9/chartex" xmlns:cx2="http://schemas.microsoft.com/office/drawing/2015/10/21/chartex" xmlns:cx1="http://schemas.microsoft.com/office/drawing/2015/9/8/chartex" xmlns:cx="http://schemas.microsoft.com/office/drawing/2014/chartex">
             <w:pict>
               <v:rect w14:anchorId="46CB9A89" id="Rectángulo 2" o:spid="_x0000_s1026" style="position:absolute;margin-left:129.45pt;margin-top:-84.35pt;width:379.45pt;height:145.5pt;z-index:-251560960;visibility:visible;mso-wrap-style:square;mso-width-percent:0;mso-height-percent:0;mso-wrap-distance-left:9pt;mso-wrap-distance-top:0;mso-wrap-distance-right:9pt;mso-wrap-distance-bottom:0;mso-position-horizontal:absolute;mso-position-horizontal-relative:text;mso-position-vertical:absolute;mso-position-vertical-relative:text;mso-width-percent:0;mso-height-percent:0;mso-width-relative:margin;mso-height-relative:margin;v-text-anchor:middle" o:gfxdata="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" fillcolor="#373741" stroked="f" strokeweight="2pt"/>
             </w:pict>
@@ -1793,13 +1793,22 @@
                               <w:fldChar w:fldCharType="begin"/>
                             </w:r>
                             <w:r>
+                              <w:instrText xml:space="preserve"> INCLUDEPICTURE  "https://lh3.googleusercontent.com/-zZva6319EVE/AAAAAAAAAAI/AAAAAAAAAAA/zKFGBYMviqc/photo.jpg" \* MERGEFORMATINET </w:instrText>
+                            </w:r>
+                            <w:r>
+                              <w:fldChar w:fldCharType="separate"/>
+                            </w:r>
+                            <w:r>
+                              <w:fldChar w:fldCharType="begin"/>
+                            </w:r>
+                            <w:r>
                               <w:instrText xml:space="preserve"> </w:instrText>
                             </w:r>
                             <w:r>
-                              <w:instrText>INCLUDEPICTURE  "https://lh3.googleusercontent.com/-zZva6319EVE/AAAAAAAAAAI/AAAAAAAAAAA/zKFGBY</w:instrText>
-                            </w:r>
-                            <w:r>
-                              <w:instrText>Mviqc/photo.jpg" \* MERGEFORMATINET</w:instrText>
+                              <w:instrText>INCLUDEPICTURE  "https://lh3.googleusercontent.com/-</w:instrText>
+                            </w:r>
+                            <w:r>
+                              <w:instrText>zZva6319EVE/AAAAAAAAAAI/AAAAAAAAAAA/zKFGBYMviqc/photo.jpg" \* MERGEFORMATINET</w:instrText>
                             </w:r>
                             <w:r>
                               <w:instrText xml:space="preserve"> </w:instrText>
@@ -1828,10 +1837,13 @@
                                   <v:path o:extrusionok="f" gradientshapeok="t" o:connecttype="rect"/>
                                   <o:lock v:ext="edit" aspectratio="t"/>
                                 </v:shapetype>
-                                <v:shape id="_x0000_i1025" type="#_x0000_t75" style="width:32.2pt;height:32.2pt">
+                                <v:shape id="_x0000_i1025" type="#_x0000_t75" style="width:32.25pt;height:32.25pt">
                                   <v:imagedata r:id="rId9" r:href="rId10" gain="109227f"/>
                                 </v:shape>
                               </w:pict>
+                            </w:r>
+                            <w:r>
+                              <w:fldChar w:fldCharType="end"/>
                             </w:r>
                             <w:r>
                               <w:fldChar w:fldCharType="end"/>
@@ -2435,7 +2447,7 @@
                         <a:effectLst/>
                         <a:extLst>
                           <a:ext uri="{C572A759-6A51-4108-AA02-DFA0A04FC94B}">
-                            <ma14:wrappingTextBoxFlag xmlns:cx="http://schemas.microsoft.com/office/drawing/2014/chartex" xmlns:cx1="http://schemas.microsoft.com/office/drawing/2015/9/8/chartex" xmlns:cx2="http://schemas.microsoft.com/office/drawing/2015/10/21/chartex" xmlns:cx3="http://schemas.microsoft.com/office/drawing/2016/5/9/chartex" xmlns:cx4="http://schemas.microsoft.com/office/drawing/2016/5/10/chartex" xmlns:cx5="http://schemas.microsoft.com/office/drawing/2016/5/11/chartex" xmlns:cx6="http://schemas.microsoft.com/office/drawing/2016/5/12/chartex" xmlns:cx7="http://schemas.microsoft.com/office/drawing/2016/5/13/chartex" xmlns:cx8="http://schemas.microsoft.com/office/drawing/2016/5/14/chartex" xmlns:aink="http://schemas.microsoft.com/office/drawing/2016/ink" xmlns:am3d="http://schemas.microsoft.com/office/drawing/2017/model3d" xmlns:w16cex="http://schemas.microsoft.com/office/word/2018/wordml/cex" xmlns:w16cid="http://schemas.microsoft.com/office/word/2016/wordml/cid" xmlns:w16="http://schemas.microsoft.com/office/word/2018/wordml" xmlns:w16sdtdh="http://schemas.microsoft.com/office/word/2020/wordml/sdtdatahash" xmlns:w16se="http://schemas.microsoft.com/office/word/2015/wordml/symex" xmlns:ma14="http://schemas.microsoft.com/office/mac/drawingml/2011/main" xmlns:w="http://schemas.openxmlformats.org/wordprocessingml/2006/main" xmlns:w10="urn:schemas-microsoft-com:office:word" xmlns:v="urn:schemas-microsoft-com:vml" xmlns:o="urn:schemas-microsoft-com:office:office" xmlns:mv="urn:schemas-microsoft-com:mac:vml" xmlns:mo="http://schemas.microsoft.com/office/mac/office/2008/main" xmlns=""/>
+                            <ma14:wrappingTextBoxFlag xmlns="" xmlns:mo="http://schemas.microsoft.com/office/mac/office/2008/main" xmlns:mv="urn:schemas-microsoft-com:mac:vml" xmlns:o="urn:schemas-microsoft-com:office:office" xmlns:v="urn:schemas-microsoft-com:vml" xmlns:w10="urn:schemas-microsoft-com:office:word" xmlns:w="http://schemas.openxmlformats.org/wordprocessingml/2006/main" xmlns:ma14="http://schemas.microsoft.com/office/mac/drawingml/2011/main" xmlns:w16se="http://schemas.microsoft.com/office/word/2015/wordml/symex" xmlns:w16sdtdh="http://schemas.microsoft.com/office/word/2020/wordml/sdtdatahash" xmlns:w16="http://schemas.microsoft.com/office/word/2018/wordml" xmlns:w16cid="http://schemas.microsoft.com/office/word/2016/wordml/cid" xmlns:w16cex="http://schemas.microsoft.com/office/word/2018/wordml/cex" xmlns:am3d="http://schemas.microsoft.com/office/drawing/2017/model3d" xmlns:aink="http://schemas.microsoft.com/office/drawing/2016/ink" xmlns:cx8="http://schemas.microsoft.com/office/drawing/2016/5/14/chartex" xmlns:cx7="http://schemas.microsoft.com/office/drawing/2016/5/13/chartex" xmlns:cx6="http://schemas.microsoft.com/office/drawing/2016/5/12/chartex" xmlns:cx5="http://schemas.microsoft.com/office/drawing/2016/5/11/chartex" xmlns:cx4="http://schemas.microsoft.com/office/drawing/2016/5/10/chartex" xmlns:cx3="http://schemas.microsoft.com/office/drawing/2016/5/9/chartex" xmlns:cx2="http://schemas.microsoft.com/office/drawing/2015/10/21/chartex" xmlns:cx1="http://schemas.microsoft.com/office/drawing/2015/9/8/chartex" xmlns:cx="http://schemas.microsoft.com/office/drawing/2014/chartex"/>
                           </a:ext>
                         </a:extLst>
                       </wps:spPr>
@@ -2844,7 +2856,7 @@
                         <a:effectLst/>
                         <a:extLst>
                           <a:ext uri="{C572A759-6A51-4108-AA02-DFA0A04FC94B}">
-                            <ma14:wrappingTextBoxFlag xmlns:cx="http://schemas.microsoft.com/office/drawing/2014/chartex" xmlns:cx1="http://schemas.microsoft.com/office/drawing/2015/9/8/chartex" xmlns:cx2="http://schemas.microsoft.com/office/drawing/2015/10/21/chartex" xmlns:cx3="http://schemas.microsoft.com/office/drawing/2016/5/9/chartex" xmlns:cx4="http://schemas.microsoft.com/office/drawing/2016/5/10/chartex" xmlns:cx5="http://schemas.microsoft.com/office/drawing/2016/5/11/chartex" xmlns:cx6="http://schemas.microsoft.com/office/drawing/2016/5/12/chartex" xmlns:cx7="http://schemas.microsoft.com/office/drawing/2016/5/13/chartex" xmlns:cx8="http://schemas.microsoft.com/office/drawing/2016/5/14/chartex" xmlns:aink="http://schemas.microsoft.com/office/drawing/2016/ink" xmlns:am3d="http://schemas.microsoft.com/office/drawing/2017/model3d" xmlns:w16cex="http://schemas.microsoft.com/office/word/2018/wordml/cex" xmlns:w16cid="http://schemas.microsoft.com/office/word/2016/wordml/cid" xmlns:w16="http://schemas.microsoft.com/office/word/2018/wordml" xmlns:w16sdtdh="http://schemas.microsoft.com/office/word/2020/wordml/sdtdatahash" xmlns:w16se="http://schemas.microsoft.com/office/word/2015/wordml/symex" xmlns:ma14="http://schemas.microsoft.com/office/mac/drawingml/2011/main" xmlns:w="http://schemas.openxmlformats.org/wordprocessingml/2006/main" xmlns:w10="urn:schemas-microsoft-com:office:word" xmlns:v="urn:schemas-microsoft-com:vml" xmlns:o="urn:schemas-microsoft-com:office:office" xmlns:mv="urn:schemas-microsoft-com:mac:vml" xmlns:mo="http://schemas.microsoft.com/office/mac/office/2008/main" xmlns=""/>
+                            <ma14:wrappingTextBoxFlag xmlns="" xmlns:mo="http://schemas.microsoft.com/office/mac/office/2008/main" xmlns:mv="urn:schemas-microsoft-com:mac:vml" xmlns:o="urn:schemas-microsoft-com:office:office" xmlns:v="urn:schemas-microsoft-com:vml" xmlns:w10="urn:schemas-microsoft-com:office:word" xmlns:w="http://schemas.openxmlformats.org/wordprocessingml/2006/main" xmlns:ma14="http://schemas.microsoft.com/office/mac/drawingml/2011/main" xmlns:w16se="http://schemas.microsoft.com/office/word/2015/wordml/symex" xmlns:w16sdtdh="http://schemas.microsoft.com/office/word/2020/wordml/sdtdatahash" xmlns:w16="http://schemas.microsoft.com/office/word/2018/wordml" xmlns:w16cid="http://schemas.microsoft.com/office/word/2016/wordml/cid" xmlns:w16cex="http://schemas.microsoft.com/office/word/2018/wordml/cex" xmlns:am3d="http://schemas.microsoft.com/office/drawing/2017/model3d" xmlns:aink="http://schemas.microsoft.com/office/drawing/2016/ink" xmlns:cx8="http://schemas.microsoft.com/office/drawing/2016/5/14/chartex" xmlns:cx7="http://schemas.microsoft.com/office/drawing/2016/5/13/chartex" xmlns:cx6="http://schemas.microsoft.com/office/drawing/2016/5/12/chartex" xmlns:cx5="http://schemas.microsoft.com/office/drawing/2016/5/11/chartex" xmlns:cx4="http://schemas.microsoft.com/office/drawing/2016/5/10/chartex" xmlns:cx3="http://schemas.microsoft.com/office/drawing/2016/5/9/chartex" xmlns:cx2="http://schemas.microsoft.com/office/drawing/2015/10/21/chartex" xmlns:cx1="http://schemas.microsoft.com/office/drawing/2015/9/8/chartex" xmlns:cx="http://schemas.microsoft.com/office/drawing/2014/chartex"/>
                           </a:ext>
                         </a:extLst>
                       </wps:spPr>
@@ -3296,7 +3308,7 @@
               </wp:anchor>
             </w:drawing>
           </mc:Choice>
-          <mc:Fallback xmlns:cx="http://schemas.microsoft.com/office/drawing/2014/chartex" xmlns:cx1="http://schemas.microsoft.com/office/drawing/2015/9/8/chartex" xmlns:cx2="http://schemas.microsoft.com/office/drawing/2015/10/21/chartex" xmlns:cx3="http://schemas.microsoft.com/office/drawing/2016/5/9/chartex" xmlns:cx4="http://schemas.microsoft.com/office/drawing/2016/5/10/chartex" xmlns:cx5="http://schemas.microsoft.com/office/drawing/2016/5/11/chartex" xmlns:cx6="http://schemas.microsoft.com/office/drawing/2016/5/12/chartex" xmlns:cx7="http://schemas.microsoft.com/office/drawing/2016/5/13/chartex" xmlns:cx8="http://schemas.microsoft.com/office/drawing/2016/5/14/chartex" xmlns:aink="http://schemas.microsoft.com/office/drawing/2016/ink" xmlns:am3d="http://schemas.microsoft.com/office/drawing/2017/model3d" xmlns:w16cex="http://schemas.microsoft.com/office/word/2018/wordml/cex" xmlns:w16cid="http://schemas.microsoft.com/office/word/2016/wordml/cid" xmlns:w16="http://schemas.microsoft.com/office/word/2018/wordml" xmlns:w16sdtdh="http://schemas.microsoft.com/office/word/2020/wordml/sdtdatahash" xmlns:w16se="http://schemas.microsoft.com/office/word/2015/wordml/symex">
+          <mc:Fallback xmlns:w16se="http://schemas.microsoft.com/office/word/2015/wordml/symex" xmlns:w16sdtdh="http://schemas.microsoft.com/office/word/2020/wordml/sdtdatahash" xmlns:w16="http://schemas.microsoft.com/office/word/2018/wordml" xmlns:w16cid="http://schemas.microsoft.com/office/word/2016/wordml/cid" xmlns:w16cex="http://schemas.microsoft.com/office/word/2018/wordml/cex" xmlns:am3d="http://schemas.microsoft.com/office/drawing/2017/model3d" xmlns:aink="http://schemas.microsoft.com/office/drawing/2016/ink" xmlns:cx8="http://schemas.microsoft.com/office/drawing/2016/5/14/chartex" xmlns:cx7="http://schemas.microsoft.com/office/drawing/2016/5/13/chartex" xmlns:cx6="http://schemas.microsoft.com/office/drawing/2016/5/12/chartex" xmlns:cx5="http://schemas.microsoft.com/office/drawing/2016/5/11/chartex" xmlns:cx4="http://schemas.microsoft.com/office/drawing/2016/5/10/chartex" xmlns:cx3="http://schemas.microsoft.com/office/drawing/2016/5/9/chartex" xmlns:cx2="http://schemas.microsoft.com/office/drawing/2015/10/21/chartex" xmlns:cx1="http://schemas.microsoft.com/office/drawing/2015/9/8/chartex" xmlns:cx="http://schemas.microsoft.com/office/drawing/2014/chartex">
             <w:pict>
               <v:shapetype w14:anchorId="5C3DF461" id="_x0000_t32" coordsize="21600,21600" o:spt="32" o:oned="t" path="m,l21600,21600e" filled="f">
                 <v:path arrowok="t" fillok="f" o:connecttype="none"/>
@@ -3374,7 +3386,7 @@
               </wp:anchor>
             </w:drawing>
           </mc:Choice>
-          <mc:Fallback xmlns:cx="http://schemas.microsoft.com/office/drawing/2014/chartex" xmlns:cx1="http://schemas.microsoft.com/office/drawing/2015/9/8/chartex" xmlns:cx2="http://schemas.microsoft.com/office/drawing/2015/10/21/chartex" xmlns:cx3="http://schemas.microsoft.com/office/drawing/2016/5/9/chartex" xmlns:cx4="http://schemas.microsoft.com/office/drawing/2016/5/10/chartex" xmlns:cx5="http://schemas.microsoft.com/office/drawing/2016/5/11/chartex" xmlns:cx6="http://schemas.microsoft.com/office/drawing/2016/5/12/chartex" xmlns:cx7="http://schemas.microsoft.com/office/drawing/2016/5/13/chartex" xmlns:cx8="http://schemas.microsoft.com/office/drawing/2016/5/14/chartex" xmlns:aink="http://schemas.microsoft.com/office/drawing/2016/ink" xmlns:am3d="http://schemas.microsoft.com/office/drawing/2017/model3d" xmlns:w16cex="http://schemas.microsoft.com/office/word/2018/wordml/cex" xmlns:w16cid="http://schemas.microsoft.com/office/word/2016/wordml/cid" xmlns:w16="http://schemas.microsoft.com/office/word/2018/wordml" xmlns:w16sdtdh="http://schemas.microsoft.com/office/word/2020/wordml/sdtdatahash" xmlns:w16se="http://schemas.microsoft.com/office/word/2015/wordml/symex">
+          <mc:Fallback xmlns:w16se="http://schemas.microsoft.com/office/word/2015/wordml/symex" xmlns:w16sdtdh="http://schemas.microsoft.com/office/word/2020/wordml/sdtdatahash" xmlns:w16="http://schemas.microsoft.com/office/word/2018/wordml" xmlns:w16cid="http://schemas.microsoft.com/office/word/2016/wordml/cid" xmlns:w16cex="http://schemas.microsoft.com/office/word/2018/wordml/cex" xmlns:am3d="http://schemas.microsoft.com/office/drawing/2017/model3d" xmlns:aink="http://schemas.microsoft.com/office/drawing/2016/ink" xmlns:cx8="http://schemas.microsoft.com/office/drawing/2016/5/14/chartex" xmlns:cx7="http://schemas.microsoft.com/office/drawing/2016/5/13/chartex" xmlns:cx6="http://schemas.microsoft.com/office/drawing/2016/5/12/chartex" xmlns:cx5="http://schemas.microsoft.com/office/drawing/2016/5/11/chartex" xmlns:cx4="http://schemas.microsoft.com/office/drawing/2016/5/10/chartex" xmlns:cx3="http://schemas.microsoft.com/office/drawing/2016/5/9/chartex" xmlns:cx2="http://schemas.microsoft.com/office/drawing/2015/10/21/chartex" xmlns:cx1="http://schemas.microsoft.com/office/drawing/2015/9/8/chartex" xmlns:cx="http://schemas.microsoft.com/office/drawing/2014/chartex">
             <w:pict>
               <v:shape w14:anchorId="244EBAE7" id="AutoShape 212" o:spid="_x0000_s1026" type="#_x0000_t32" style="position:absolute;margin-left:-111.85pt;margin-top:17.7pt;width:.05pt;height:251.5pt;z-index:251667456;visibility:visible;mso-wrap-style:square;mso-width-percent:0;mso-height-percent:0;mso-wrap-distance-left:9pt;mso-wrap-distance-top:0;mso-wrap-distance-right:9pt;mso-wrap-distance-bottom:0;mso-position-horizontal:absolute;mso-position-horizontal-relative:text;mso-position-vertical:absolute;mso-position-vertical-relative:text;mso-width-percent:0;mso-height-percent:0;mso-width-relative:page;mso-height-relative:page" o:gfxdata="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" strokecolor="#00b0f0"/>
             </w:pict>
@@ -3576,7 +3588,7 @@
               </wp:anchor>
             </w:drawing>
           </mc:Choice>
-          <mc:Fallback xmlns:cx="http://schemas.microsoft.com/office/drawing/2014/chartex" xmlns:cx1="http://schemas.microsoft.com/office/drawing/2015/9/8/chartex" xmlns:cx2="http://schemas.microsoft.com/office/drawing/2015/10/21/chartex" xmlns:cx3="http://schemas.microsoft.com/office/drawing/2016/5/9/chartex" xmlns:cx4="http://schemas.microsoft.com/office/drawing/2016/5/10/chartex" xmlns:cx5="http://schemas.microsoft.com/office/drawing/2016/5/11/chartex" xmlns:cx6="http://schemas.microsoft.com/office/drawing/2016/5/12/chartex" xmlns:cx7="http://schemas.microsoft.com/office/drawing/2016/5/13/chartex" xmlns:cx8="http://schemas.microsoft.com/office/drawing/2016/5/14/chartex" xmlns:aink="http://schemas.microsoft.com/office/drawing/2016/ink" xmlns:am3d="http://schemas.microsoft.com/office/drawing/2017/model3d" xmlns:w16cex="http://schemas.microsoft.com/office/word/2018/wordml/cex" xmlns:w16cid="http://schemas.microsoft.com/office/word/2016/wordml/cid" xmlns:w16="http://schemas.microsoft.com/office/word/2018/wordml" xmlns:w16sdtdh="http://schemas.microsoft.com/office/word/2020/wordml/sdtdatahash" xmlns:w16se="http://schemas.microsoft.com/office/word/2015/wordml/symex">
+          <mc:Fallback xmlns:w16se="http://schemas.microsoft.com/office/word/2015/wordml/symex" xmlns:w16sdtdh="http://schemas.microsoft.com/office/word/2020/wordml/sdtdatahash" xmlns:w16="http://schemas.microsoft.com/office/word/2018/wordml" xmlns:w16cid="http://schemas.microsoft.com/office/word/2016/wordml/cid" xmlns:w16cex="http://schemas.microsoft.com/office/word/2018/wordml/cex" xmlns:am3d="http://schemas.microsoft.com/office/drawing/2017/model3d" xmlns:aink="http://schemas.microsoft.com/office/drawing/2016/ink" xmlns:cx8="http://schemas.microsoft.com/office/drawing/2016/5/14/chartex" xmlns:cx7="http://schemas.microsoft.com/office/drawing/2016/5/13/chartex" xmlns:cx6="http://schemas.microsoft.com/office/drawing/2016/5/12/chartex" xmlns:cx5="http://schemas.microsoft.com/office/drawing/2016/5/11/chartex" xmlns:cx4="http://schemas.microsoft.com/office/drawing/2016/5/10/chartex" xmlns:cx3="http://schemas.microsoft.com/office/drawing/2016/5/9/chartex" xmlns:cx2="http://schemas.microsoft.com/office/drawing/2015/10/21/chartex" xmlns:cx1="http://schemas.microsoft.com/office/drawing/2015/9/8/chartex" xmlns:cx="http://schemas.microsoft.com/office/drawing/2014/chartex">
             <w:pict>
               <v:shape w14:anchorId="3D126886" id="AutoShape 216" o:spid="_x0000_s1026" type="#_x0000_t32" style="position:absolute;margin-left:-351.3pt;margin-top:-12.15pt;width:11.35pt;height:0;z-index:251671552;visibility:visible;mso-wrap-style:square;mso-width-percent:0;mso-height-percent:0;mso-wrap-distance-left:9pt;mso-wrap-distance-top:0;mso-wrap-distance-right:9pt;mso-wrap-distance-bottom:0;mso-position-horizontal:absolute;mso-position-horizontal-relative:text;mso-position-vertical:absolute;mso-position-vertical-relative:text;mso-width-percent:0;mso-height-percent:0;mso-width-relative:page;mso-height-relative:page" o:gfxdata="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" strokecolor="#00b0f0"/>
             </w:pict>
@@ -3630,7 +3642,7 @@
                         <a:effectLst/>
                         <a:extLst>
                           <a:ext uri="{C572A759-6A51-4108-AA02-DFA0A04FC94B}">
-                            <ma14:wrappingTextBoxFlag xmlns:cx="http://schemas.microsoft.com/office/drawing/2014/chartex" xmlns:cx1="http://schemas.microsoft.com/office/drawing/2015/9/8/chartex" xmlns:cx2="http://schemas.microsoft.com/office/drawing/2015/10/21/chartex" xmlns:cx3="http://schemas.microsoft.com/office/drawing/2016/5/9/chartex" xmlns:cx4="http://schemas.microsoft.com/office/drawing/2016/5/10/chartex" xmlns:cx5="http://schemas.microsoft.com/office/drawing/2016/5/11/chartex" xmlns:cx6="http://schemas.microsoft.com/office/drawing/2016/5/12/chartex" xmlns:cx7="http://schemas.microsoft.com/office/drawing/2016/5/13/chartex" xmlns:cx8="http://schemas.microsoft.com/office/drawing/2016/5/14/chartex" xmlns:aink="http://schemas.microsoft.com/office/drawing/2016/ink" xmlns:am3d="http://schemas.microsoft.com/office/drawing/2017/model3d" xmlns:w16cex="http://schemas.microsoft.com/office/word/2018/wordml/cex" xmlns:w16cid="http://schemas.microsoft.com/office/word/2016/wordml/cid" xmlns:w16="http://schemas.microsoft.com/office/word/2018/wordml" xmlns:w16sdtdh="http://schemas.microsoft.com/office/word/2020/wordml/sdtdatahash" xmlns:w16se="http://schemas.microsoft.com/office/word/2015/wordml/symex" xmlns:ma14="http://schemas.microsoft.com/office/mac/drawingml/2011/main" xmlns:w="http://schemas.openxmlformats.org/wordprocessingml/2006/main" xmlns:w10="urn:schemas-microsoft-com:office:word" xmlns:v="urn:schemas-microsoft-com:vml" xmlns:o="urn:schemas-microsoft-com:office:office" xmlns:mv="urn:schemas-microsoft-com:mac:vml" xmlns:mo="http://schemas.microsoft.com/office/mac/office/2008/main" xmlns=""/>
+                            <ma14:wrappingTextBoxFlag xmlns="" xmlns:mo="http://schemas.microsoft.com/office/mac/office/2008/main" xmlns:mv="urn:schemas-microsoft-com:mac:vml" xmlns:o="urn:schemas-microsoft-com:office:office" xmlns:v="urn:schemas-microsoft-com:vml" xmlns:w10="urn:schemas-microsoft-com:office:word" xmlns:w="http://schemas.openxmlformats.org/wordprocessingml/2006/main" xmlns:ma14="http://schemas.microsoft.com/office/mac/drawingml/2011/main" xmlns:w16se="http://schemas.microsoft.com/office/word/2015/wordml/symex" xmlns:w16sdtdh="http://schemas.microsoft.com/office/word/2020/wordml/sdtdatahash" xmlns:w16="http://schemas.microsoft.com/office/word/2018/wordml" xmlns:w16cid="http://schemas.microsoft.com/office/word/2016/wordml/cid" xmlns:w16cex="http://schemas.microsoft.com/office/word/2018/wordml/cex" xmlns:am3d="http://schemas.microsoft.com/office/drawing/2017/model3d" xmlns:aink="http://schemas.microsoft.com/office/drawing/2016/ink" xmlns:cx8="http://schemas.microsoft.com/office/drawing/2016/5/14/chartex" xmlns:cx7="http://schemas.microsoft.com/office/drawing/2016/5/13/chartex" xmlns:cx6="http://schemas.microsoft.com/office/drawing/2016/5/12/chartex" xmlns:cx5="http://schemas.microsoft.com/office/drawing/2016/5/11/chartex" xmlns:cx4="http://schemas.microsoft.com/office/drawing/2016/5/10/chartex" xmlns:cx3="http://schemas.microsoft.com/office/drawing/2016/5/9/chartex" xmlns:cx2="http://schemas.microsoft.com/office/drawing/2015/10/21/chartex" xmlns:cx1="http://schemas.microsoft.com/office/drawing/2015/9/8/chartex" xmlns:cx="http://schemas.microsoft.com/office/drawing/2014/chartex"/>
                           </a:ext>
                         </a:extLst>
                       </wps:spPr>
@@ -3640,7 +3652,7 @@
                             <w:pPr>
                               <w:spacing w:line="276" w:lineRule="auto"/>
                               <w:rPr>
-                                <w:rFonts w:ascii="Mangal" w:hAnsi="Mangal" w:cs="Mangal"/>
+                                <w:rFonts w:ascii="Mangal" w:hAnsi="Mangal" w:cs="Mangal" w:hint="eastAsia"/>
                                 <w:iCs/>
                                 <w:sz w:val="20"/>
                                 <w:szCs w:val="20"/>
@@ -3986,7 +3998,7 @@
               </wp:anchor>
             </w:drawing>
           </mc:Choice>
-          <mc:Fallback xmlns:cx="http://schemas.microsoft.com/office/drawing/2014/chartex" xmlns:cx1="http://schemas.microsoft.com/office/drawing/2015/9/8/chartex" xmlns:cx2="http://schemas.microsoft.com/office/drawing/2015/10/21/chartex" xmlns:cx3="http://schemas.microsoft.com/office/drawing/2016/5/9/chartex" xmlns:cx4="http://schemas.microsoft.com/office/drawing/2016/5/10/chartex" xmlns:cx5="http://schemas.microsoft.com/office/drawing/2016/5/11/chartex" xmlns:cx6="http://schemas.microsoft.com/office/drawing/2016/5/12/chartex" xmlns:cx7="http://schemas.microsoft.com/office/drawing/2016/5/13/chartex" xmlns:cx8="http://schemas.microsoft.com/office/drawing/2016/5/14/chartex" xmlns:aink="http://schemas.microsoft.com/office/drawing/2016/ink" xmlns:am3d="http://schemas.microsoft.com/office/drawing/2017/model3d" xmlns:w16cex="http://schemas.microsoft.com/office/word/2018/wordml/cex" xmlns:w16cid="http://schemas.microsoft.com/office/word/2016/wordml/cid" xmlns:w16="http://schemas.microsoft.com/office/word/2018/wordml" xmlns:w16sdtdh="http://schemas.microsoft.com/office/word/2020/wordml/sdtdatahash" xmlns:w16se="http://schemas.microsoft.com/office/word/2015/wordml/symex">
+          <mc:Fallback xmlns:w16se="http://schemas.microsoft.com/office/word/2015/wordml/symex" xmlns:w16sdtdh="http://schemas.microsoft.com/office/word/2020/wordml/sdtdatahash" xmlns:w16="http://schemas.microsoft.com/office/word/2018/wordml" xmlns:w16cid="http://schemas.microsoft.com/office/word/2016/wordml/cid" xmlns:w16cex="http://schemas.microsoft.com/office/word/2018/wordml/cex" xmlns:am3d="http://schemas.microsoft.com/office/drawing/2017/model3d" xmlns:aink="http://schemas.microsoft.com/office/drawing/2016/ink" xmlns:cx8="http://schemas.microsoft.com/office/drawing/2016/5/14/chartex" xmlns:cx7="http://schemas.microsoft.com/office/drawing/2016/5/13/chartex" xmlns:cx6="http://schemas.microsoft.com/office/drawing/2016/5/12/chartex" xmlns:cx5="http://schemas.microsoft.com/office/drawing/2016/5/11/chartex" xmlns:cx4="http://schemas.microsoft.com/office/drawing/2016/5/10/chartex" xmlns:cx3="http://schemas.microsoft.com/office/drawing/2016/5/9/chartex" xmlns:cx2="http://schemas.microsoft.com/office/drawing/2015/10/21/chartex" xmlns:cx1="http://schemas.microsoft.com/office/drawing/2015/9/8/chartex" xmlns:cx="http://schemas.microsoft.com/office/drawing/2014/chartex">
             <w:pict>
               <v:shape w14:anchorId="0A8D84AD" id="AutoShape 217" o:spid="_x0000_s1026" type="#_x0000_t32" style="position:absolute;margin-left:-351.5pt;margin-top:1.25pt;width:11.35pt;height:0;z-index:251672576;visibility:visible;mso-wrap-style:square;mso-width-percent:0;mso-height-percent:0;mso-wrap-distance-left:9pt;mso-wrap-distance-top:0;mso-wrap-distance-right:9pt;mso-wrap-distance-bottom:0;mso-position-horizontal:absolute;mso-position-horizontal-relative:text;mso-position-vertical:absolute;mso-position-vertical-relative:text;mso-width-percent:0;mso-height-percent:0;mso-width-relative:page;mso-height-relative:page" o:gfxdata="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" strokecolor="#00b0f0"/>
             </w:pict>
@@ -4039,7 +4051,7 @@
                         <a:effectLst/>
                         <a:extLst>
                           <a:ext uri="{C572A759-6A51-4108-AA02-DFA0A04FC94B}">
-                            <ma14:wrappingTextBoxFlag xmlns:cx="http://schemas.microsoft.com/office/drawing/2014/chartex" xmlns:cx1="http://schemas.microsoft.com/office/drawing/2015/9/8/chartex" xmlns:cx2="http://schemas.microsoft.com/office/drawing/2015/10/21/chartex" xmlns:cx3="http://schemas.microsoft.com/office/drawing/2016/5/9/chartex" xmlns:cx4="http://schemas.microsoft.com/office/drawing/2016/5/10/chartex" xmlns:cx5="http://schemas.microsoft.com/office/drawing/2016/5/11/chartex" xmlns:cx6="http://schemas.microsoft.com/office/drawing/2016/5/12/chartex" xmlns:cx7="http://schemas.microsoft.com/office/drawing/2016/5/13/chartex" xmlns:cx8="http://schemas.microsoft.com/office/drawing/2016/5/14/chartex" xmlns:aink="http://schemas.microsoft.com/office/drawing/2016/ink" xmlns:am3d="http://schemas.microsoft.com/office/drawing/2017/model3d" xmlns:w16cex="http://schemas.microsoft.com/office/word/2018/wordml/cex" xmlns:w16cid="http://schemas.microsoft.com/office/word/2016/wordml/cid" xmlns:w16="http://schemas.microsoft.com/office/word/2018/wordml" xmlns:w16sdtdh="http://schemas.microsoft.com/office/word/2020/wordml/sdtdatahash" xmlns:w16se="http://schemas.microsoft.com/office/word/2015/wordml/symex" xmlns:ma14="http://schemas.microsoft.com/office/mac/drawingml/2011/main" xmlns:w="http://schemas.openxmlformats.org/wordprocessingml/2006/main" xmlns:w10="urn:schemas-microsoft-com:office:word" xmlns:v="urn:schemas-microsoft-com:vml" xmlns:o="urn:schemas-microsoft-com:office:office" xmlns:mv="urn:schemas-microsoft-com:mac:vml" xmlns:mo="http://schemas.microsoft.com/office/mac/office/2008/main" xmlns=""/>
+                            <ma14:wrappingTextBoxFlag xmlns="" xmlns:mo="http://schemas.microsoft.com/office/mac/office/2008/main" xmlns:mv="urn:schemas-microsoft-com:mac:vml" xmlns:o="urn:schemas-microsoft-com:office:office" xmlns:v="urn:schemas-microsoft-com:vml" xmlns:w10="urn:schemas-microsoft-com:office:word" xmlns:w="http://schemas.openxmlformats.org/wordprocessingml/2006/main" xmlns:ma14="http://schemas.microsoft.com/office/mac/drawingml/2011/main" xmlns:w16se="http://schemas.microsoft.com/office/word/2015/wordml/symex" xmlns:w16sdtdh="http://schemas.microsoft.com/office/word/2020/wordml/sdtdatahash" xmlns:w16="http://schemas.microsoft.com/office/word/2018/wordml" xmlns:w16cid="http://schemas.microsoft.com/office/word/2016/wordml/cid" xmlns:w16cex="http://schemas.microsoft.com/office/word/2018/wordml/cex" xmlns:am3d="http://schemas.microsoft.com/office/drawing/2017/model3d" xmlns:aink="http://schemas.microsoft.com/office/drawing/2016/ink" xmlns:cx8="http://schemas.microsoft.com/office/drawing/2016/5/14/chartex" xmlns:cx7="http://schemas.microsoft.com/office/drawing/2016/5/13/chartex" xmlns:cx6="http://schemas.microsoft.com/office/drawing/2016/5/12/chartex" xmlns:cx5="http://schemas.microsoft.com/office/drawing/2016/5/11/chartex" xmlns:cx4="http://schemas.microsoft.com/office/drawing/2016/5/10/chartex" xmlns:cx3="http://schemas.microsoft.com/office/drawing/2016/5/9/chartex" xmlns:cx2="http://schemas.microsoft.com/office/drawing/2015/10/21/chartex" xmlns:cx1="http://schemas.microsoft.com/office/drawing/2015/9/8/chartex" xmlns:cx="http://schemas.microsoft.com/office/drawing/2014/chartex"/>
                           </a:ext>
                         </a:extLst>
                       </wps:spPr>
@@ -4612,7 +4624,7 @@
                         <a:effectLst/>
                         <a:extLst>
                           <a:ext uri="{C572A759-6A51-4108-AA02-DFA0A04FC94B}">
-                            <ma14:wrappingTextBoxFlag xmlns:cx="http://schemas.microsoft.com/office/drawing/2014/chartex" xmlns:cx1="http://schemas.microsoft.com/office/drawing/2015/9/8/chartex" xmlns:cx2="http://schemas.microsoft.com/office/drawing/2015/10/21/chartex" xmlns:cx3="http://schemas.microsoft.com/office/drawing/2016/5/9/chartex" xmlns:cx4="http://schemas.microsoft.com/office/drawing/2016/5/10/chartex" xmlns:cx5="http://schemas.microsoft.com/office/drawing/2016/5/11/chartex" xmlns:cx6="http://schemas.microsoft.com/office/drawing/2016/5/12/chartex" xmlns:cx7="http://schemas.microsoft.com/office/drawing/2016/5/13/chartex" xmlns:cx8="http://schemas.microsoft.com/office/drawing/2016/5/14/chartex" xmlns:aink="http://schemas.microsoft.com/office/drawing/2016/ink" xmlns:am3d="http://schemas.microsoft.com/office/drawing/2017/model3d" xmlns:w16cex="http://schemas.microsoft.com/office/word/2018/wordml/cex" xmlns:w16cid="http://schemas.microsoft.com/office/word/2016/wordml/cid" xmlns:w16="http://schemas.microsoft.com/office/word/2018/wordml" xmlns:w16sdtdh="http://schemas.microsoft.com/office/word/2020/wordml/sdtdatahash" xmlns:w16se="http://schemas.microsoft.com/office/word/2015/wordml/symex" xmlns:ma14="http://schemas.microsoft.com/office/mac/drawingml/2011/main" xmlns:w="http://schemas.openxmlformats.org/wordprocessingml/2006/main" xmlns:w10="urn:schemas-microsoft-com:office:word" xmlns:v="urn:schemas-microsoft-com:vml" xmlns:o="urn:schemas-microsoft-com:office:office" xmlns:mv="urn:schemas-microsoft-com:mac:vml" xmlns:mo="http://schemas.microsoft.com/office/mac/office/2008/main" xmlns=""/>
+                            <ma14:wrappingTextBoxFlag xmlns="" xmlns:mo="http://schemas.microsoft.com/office/mac/office/2008/main" xmlns:mv="urn:schemas-microsoft-com:mac:vml" xmlns:o="urn:schemas-microsoft-com:office:office" xmlns:v="urn:schemas-microsoft-com:vml" xmlns:w10="urn:schemas-microsoft-com:office:word" xmlns:w="http://schemas.openxmlformats.org/wordprocessingml/2006/main" xmlns:ma14="http://schemas.microsoft.com/office/mac/drawingml/2011/main" xmlns:w16se="http://schemas.microsoft.com/office/word/2015/wordml/symex" xmlns:w16sdtdh="http://schemas.microsoft.com/office/word/2020/wordml/sdtdatahash" xmlns:w16="http://schemas.microsoft.com/office/word/2018/wordml" xmlns:w16cid="http://schemas.microsoft.com/office/word/2016/wordml/cid" xmlns:w16cex="http://schemas.microsoft.com/office/word/2018/wordml/cex" xmlns:am3d="http://schemas.microsoft.com/office/drawing/2017/model3d" xmlns:aink="http://schemas.microsoft.com/office/drawing/2016/ink" xmlns:cx8="http://schemas.microsoft.com/office/drawing/2016/5/14/chartex" xmlns:cx7="http://schemas.microsoft.com/office/drawing/2016/5/13/chartex" xmlns:cx6="http://schemas.microsoft.com/office/drawing/2016/5/12/chartex" xmlns:cx5="http://schemas.microsoft.com/office/drawing/2016/5/11/chartex" xmlns:cx4="http://schemas.microsoft.com/office/drawing/2016/5/10/chartex" xmlns:cx3="http://schemas.microsoft.com/office/drawing/2016/5/9/chartex" xmlns:cx2="http://schemas.microsoft.com/office/drawing/2015/10/21/chartex" xmlns:cx1="http://schemas.microsoft.com/office/drawing/2015/9/8/chartex" xmlns:cx="http://schemas.microsoft.com/office/drawing/2014/chartex"/>
                           </a:ext>
                         </a:extLst>
                       </wps:spPr>
@@ -5405,7 +5417,7 @@
                                 <w:sz w:val="20"/>
                                 <w:szCs w:val="20"/>
                               </w:rPr>
-                              <w:t>06</w:t>
+                              <w:t>07</w:t>
                             </w:r>
                             <w:r>
                               <w:rPr>
@@ -5455,23 +5467,33 @@
                                 <w:sz w:val="20"/>
                                 <w:szCs w:val="20"/>
                               </w:rPr>
-                              <w:t>Email dorianbucchiotty</w:t>
-                            </w:r>
-                            <w:r>
-                              <w:rPr>
-                                <w:rFonts w:ascii="Mangal" w:hAnsi="Mangal" w:cs="Mangal"/>
-                                <w:sz w:val="18"/>
-                                <w:szCs w:val="20"/>
-                              </w:rPr>
-                              <w:t>@</w:t>
-                            </w:r>
-                            <w:r>
-                              <w:rPr>
-                                <w:rFonts w:ascii="Mangal" w:hAnsi="Mangal" w:cs="Mangal"/>
-                                <w:sz w:val="18"/>
-                                <w:szCs w:val="20"/>
-                              </w:rPr>
-                              <w:t>----</w:t>
+                              <w:t xml:space="preserve">Email </w:t>
+                            </w:r>
+                            <w:r>
+                              <w:rPr>
+                                <w:rFonts w:ascii="Mangal" w:hAnsi="Mangal" w:cs="Mangal"/>
+                                <w:sz w:val="16"/>
+                                <w:szCs w:val="20"/>
+                              </w:rPr>
+                              <w:t>buc</w:t>
+                            </w:r>
+                            <w:bookmarkStart w:id="0" w:name="_GoBack"/>
+                            <w:bookmarkEnd w:id="0"/>
+                            <w:r>
+                              <w:rPr>
+                                <w:rFonts w:ascii="Mangal" w:hAnsi="Mangal" w:cs="Mangal"/>
+                                <w:sz w:val="16"/>
+                                <w:szCs w:val="20"/>
+                              </w:rPr>
+                              <w:t>chiottydorian@</w:t>
+                            </w:r>
+                            <w:r>
+                              <w:rPr>
+                                <w:rFonts w:ascii="Mangal" w:hAnsi="Mangal" w:cs="Mangal"/>
+                                <w:sz w:val="16"/>
+                                <w:szCs w:val="16"/>
+                              </w:rPr>
+                              <w:t>gmail.com</w:t>
                             </w:r>
                           </w:p>
                         </w:txbxContent>
@@ -5496,7 +5518,11 @@
           </mc:Choice>
           <mc:Fallback>
             <w:pict>
-              <v:shape w14:anchorId="3BB40D1A" id="Cuadro de texto 66" o:spid="_x0000_s1040" type="#_x0000_t202" style="position:absolute;margin-left:-52.05pt;margin-top:21.65pt;width:175.5pt;height:69pt;z-index:251713536;visibility:visible;mso-wrap-style:square;mso-width-percent:0;mso-height-percent:0;mso-wrap-distance-left:9pt;mso-wrap-distance-top:0;mso-wrap-distance-right:9pt;mso-wrap-distance-bottom:0;mso-position-horizontal:absolute;mso-position-horizontal-relative:text;mso-position-vertical:absolute;mso-position-vertical-relative:text;mso-width-percent:0;mso-height-percent:0;mso-width-relative:margin;mso-height-relative:margin;v-text-anchor:top" o:gfxdata="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" filled="f" stroked="f">
+              <v:shapetype w14:anchorId="3BB40D1A" id="_x0000_t202" coordsize="21600,21600" o:spt="202" path="m,l,21600r21600,l21600,xe">
+                <v:stroke joinstyle="miter"/>
+                <v:path gradientshapeok="t" o:connecttype="rect"/>
+              </v:shapetype>
+              <v:shape id="Cuadro de texto 66" o:spid="_x0000_s1040" type="#_x0000_t202" style="position:absolute;margin-left:-52.05pt;margin-top:21.65pt;width:175.5pt;height:69pt;z-index:251713536;visibility:visible;mso-wrap-style:square;mso-width-percent:0;mso-height-percent:0;mso-wrap-distance-left:9pt;mso-wrap-distance-top:0;mso-wrap-distance-right:9pt;mso-wrap-distance-bottom:0;mso-position-horizontal:absolute;mso-position-horizontal-relative:text;mso-position-vertical:absolute;mso-position-vertical-relative:text;mso-width-percent:0;mso-height-percent:0;mso-width-relative:margin;mso-height-relative:margin;v-text-anchor:top" o:gfxdata="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" filled="f" stroked="f">
                 <v:textbox>
                   <w:txbxContent>
                     <w:p>
@@ -5556,7 +5582,7 @@
                           <w:sz w:val="20"/>
                           <w:szCs w:val="20"/>
                         </w:rPr>
-                        <w:t>06</w:t>
+                        <w:t>07</w:t>
                       </w:r>
                       <w:r>
                         <w:rPr>
@@ -5606,23 +5632,33 @@
                           <w:sz w:val="20"/>
                           <w:szCs w:val="20"/>
                         </w:rPr>
-                        <w:t>Email dorianbucchiotty</w:t>
-                      </w:r>
-                      <w:r>
-                        <w:rPr>
-                          <w:rFonts w:ascii="Mangal" w:hAnsi="Mangal" w:cs="Mangal"/>
-                          <w:sz w:val="18"/>
-                          <w:szCs w:val="20"/>
-                        </w:rPr>
-                        <w:t>@</w:t>
-                      </w:r>
-                      <w:r>
-                        <w:rPr>
-                          <w:rFonts w:ascii="Mangal" w:hAnsi="Mangal" w:cs="Mangal"/>
-                          <w:sz w:val="18"/>
-                          <w:szCs w:val="20"/>
-                        </w:rPr>
-                        <w:t>----</w:t>
+                        <w:t xml:space="preserve">Email </w:t>
+                      </w:r>
+                      <w:r>
+                        <w:rPr>
+                          <w:rFonts w:ascii="Mangal" w:hAnsi="Mangal" w:cs="Mangal"/>
+                          <w:sz w:val="16"/>
+                          <w:szCs w:val="20"/>
+                        </w:rPr>
+                        <w:t>buc</w:t>
+                      </w:r>
+                      <w:bookmarkStart w:id="1" w:name="_GoBack"/>
+                      <w:bookmarkEnd w:id="1"/>
+                      <w:r>
+                        <w:rPr>
+                          <w:rFonts w:ascii="Mangal" w:hAnsi="Mangal" w:cs="Mangal"/>
+                          <w:sz w:val="16"/>
+                          <w:szCs w:val="20"/>
+                        </w:rPr>
+                        <w:t>chiottydorian@</w:t>
+                      </w:r>
+                      <w:r>
+                        <w:rPr>
+                          <w:rFonts w:ascii="Mangal" w:hAnsi="Mangal" w:cs="Mangal"/>
+                          <w:sz w:val="16"/>
+                          <w:szCs w:val="16"/>
+                        </w:rPr>
+                        <w:t>gmail.com</w:t>
                       </w:r>
                     </w:p>
                   </w:txbxContent>
@@ -5699,7 +5735,7 @@
               </wp:anchor>
             </w:drawing>
           </mc:Choice>
-          <mc:Fallback xmlns:cx="http://schemas.microsoft.com/office/drawing/2014/chartex" xmlns:cx1="http://schemas.microsoft.com/office/drawing/2015/9/8/chartex" xmlns:cx2="http://schemas.microsoft.com/office/drawing/2015/10/21/chartex" xmlns:cx3="http://schemas.microsoft.com/office/drawing/2016/5/9/chartex" xmlns:cx4="http://schemas.microsoft.com/office/drawing/2016/5/10/chartex" xmlns:cx5="http://schemas.microsoft.com/office/drawing/2016/5/11/chartex" xmlns:cx6="http://schemas.microsoft.com/office/drawing/2016/5/12/chartex" xmlns:cx7="http://schemas.microsoft.com/office/drawing/2016/5/13/chartex" xmlns:cx8="http://schemas.microsoft.com/office/drawing/2016/5/14/chartex" xmlns:aink="http://schemas.microsoft.com/office/drawing/2016/ink" xmlns:am3d="http://schemas.microsoft.com/office/drawing/2017/model3d" xmlns:w16cex="http://schemas.microsoft.com/office/word/2018/wordml/cex" xmlns:w16cid="http://schemas.microsoft.com/office/word/2016/wordml/cid" xmlns:w16="http://schemas.microsoft.com/office/word/2018/wordml" xmlns:w16sdtdh="http://schemas.microsoft.com/office/word/2020/wordml/sdtdatahash" xmlns:w16se="http://schemas.microsoft.com/office/word/2015/wordml/symex">
+          <mc:Fallback xmlns:w16se="http://schemas.microsoft.com/office/word/2015/wordml/symex" xmlns:w16sdtdh="http://schemas.microsoft.com/office/word/2020/wordml/sdtdatahash" xmlns:w16="http://schemas.microsoft.com/office/word/2018/wordml" xmlns:w16cid="http://schemas.microsoft.com/office/word/2016/wordml/cid" xmlns:w16cex="http://schemas.microsoft.com/office/word/2018/wordml/cex" xmlns:am3d="http://schemas.microsoft.com/office/drawing/2017/model3d" xmlns:aink="http://schemas.microsoft.com/office/drawing/2016/ink" xmlns:cx8="http://schemas.microsoft.com/office/drawing/2016/5/14/chartex" xmlns:cx7="http://schemas.microsoft.com/office/drawing/2016/5/13/chartex" xmlns:cx6="http://schemas.microsoft.com/office/drawing/2016/5/12/chartex" xmlns:cx5="http://schemas.microsoft.com/office/drawing/2016/5/11/chartex" xmlns:cx4="http://schemas.microsoft.com/office/drawing/2016/5/10/chartex" xmlns:cx3="http://schemas.microsoft.com/office/drawing/2016/5/9/chartex" xmlns:cx2="http://schemas.microsoft.com/office/drawing/2015/10/21/chartex" xmlns:cx1="http://schemas.microsoft.com/office/drawing/2015/9/8/chartex" xmlns:cx="http://schemas.microsoft.com/office/drawing/2014/chartex">
             <w:pict>
               <v:shape w14:anchorId="129101B8" id="AutoShape 218" o:spid="_x0000_s1026" type="#_x0000_t32" style="position:absolute;margin-left:-350.85pt;margin-top:1.95pt;width:11.35pt;height:0;z-index:251673600;visibility:visible;mso-wrap-style:square;mso-width-percent:0;mso-height-percent:0;mso-wrap-distance-left:9pt;mso-wrap-distance-top:0;mso-wrap-distance-right:9pt;mso-wrap-distance-bottom:0;mso-position-horizontal:absolute;mso-position-horizontal-relative:text;mso-position-vertical:absolute;mso-position-vertical-relative:text;mso-width-percent:0;mso-height-percent:0;mso-width-relative:page;mso-height-relative:page" o:gfxdata="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" strokecolor="#00b0f0"/>
             </w:pict>
@@ -5738,7 +5774,7 @@
                     <a:blip r:embed="rId13">
                       <a:extLst>
                         <a:ext uri="{96DAC541-7B7A-43D3-8B79-37D633B846F1}">
-                          <asvg:svgBlip xmlns="" xmlns:cx="http://schemas.microsoft.com/office/drawing/2014/chartex" xmlns:cx1="http://schemas.microsoft.com/office/drawing/2015/9/8/chartex" xmlns:cx2="http://schemas.microsoft.com/office/drawing/2015/10/21/chartex" xmlns:cx3="http://schemas.microsoft.com/office/drawing/2016/5/9/chartex" xmlns:cx4="http://schemas.microsoft.com/office/drawing/2016/5/10/chartex" xmlns:cx5="http://schemas.microsoft.com/office/drawing/2016/5/11/chartex" xmlns:cx6="http://schemas.microsoft.com/office/drawing/2016/5/12/chartex" xmlns:cx7="http://schemas.microsoft.com/office/drawing/2016/5/13/chartex" xmlns:cx8="http://schemas.microsoft.com/office/drawing/2016/5/14/chartex" xmlns:aink="http://schemas.microsoft.com/office/drawing/2016/ink" xmlns:am3d="http://schemas.microsoft.com/office/drawing/2017/model3d" xmlns:o="urn:schemas-microsoft-com:office:office" xmlns:v="urn:schemas-microsoft-com:vml" xmlns:w10="urn:schemas-microsoft-com:office:word" xmlns:w="http://schemas.openxmlformats.org/wordprocessingml/2006/main" xmlns:w16cex="http://schemas.microsoft.com/office/word/2018/wordml/cex" xmlns:w16cid="http://schemas.microsoft.com/office/word/2016/wordml/cid" xmlns:w16="http://schemas.microsoft.com/office/word/2018/wordml" xmlns:w16sdtdh="http://schemas.microsoft.com/office/word/2020/wordml/sdtdatahash" xmlns:w16se="http://schemas.microsoft.com/office/word/2015/wordml/symex" xmlns:asvg="http://schemas.microsoft.com/office/drawing/2016/SVG/main" r:embed="rId14"/>
+                          <asvg:svgBlip xmlns:asvg="http://schemas.microsoft.com/office/drawing/2016/SVG/main" xmlns:w16se="http://schemas.microsoft.com/office/word/2015/wordml/symex" xmlns:w16sdtdh="http://schemas.microsoft.com/office/word/2020/wordml/sdtdatahash" xmlns:w16="http://schemas.microsoft.com/office/word/2018/wordml" xmlns:w16cid="http://schemas.microsoft.com/office/word/2016/wordml/cid" xmlns:w16cex="http://schemas.microsoft.com/office/word/2018/wordml/cex" xmlns:w="http://schemas.openxmlformats.org/wordprocessingml/2006/main" xmlns:w10="urn:schemas-microsoft-com:office:word" xmlns:v="urn:schemas-microsoft-com:vml" xmlns:o="urn:schemas-microsoft-com:office:office" xmlns:am3d="http://schemas.microsoft.com/office/drawing/2017/model3d" xmlns:aink="http://schemas.microsoft.com/office/drawing/2016/ink" xmlns:cx8="http://schemas.microsoft.com/office/drawing/2016/5/14/chartex" xmlns:cx7="http://schemas.microsoft.com/office/drawing/2016/5/13/chartex" xmlns:cx6="http://schemas.microsoft.com/office/drawing/2016/5/12/chartex" xmlns:cx5="http://schemas.microsoft.com/office/drawing/2016/5/11/chartex" xmlns:cx4="http://schemas.microsoft.com/office/drawing/2016/5/10/chartex" xmlns:cx3="http://schemas.microsoft.com/office/drawing/2016/5/9/chartex" xmlns:cx2="http://schemas.microsoft.com/office/drawing/2015/10/21/chartex" xmlns:cx1="http://schemas.microsoft.com/office/drawing/2015/9/8/chartex" xmlns:cx="http://schemas.microsoft.com/office/drawing/2014/chartex" xmlns="" r:embed="rId14"/>
                         </a:ext>
                       </a:extLst>
                     </a:blip>
@@ -5793,7 +5829,7 @@
                     <a:blip r:embed="rId15">
                       <a:extLst>
                         <a:ext uri="{96DAC541-7B7A-43D3-8B79-37D633B846F1}">
-                          <asvg:svgBlip xmlns="" xmlns:cx="http://schemas.microsoft.com/office/drawing/2014/chartex" xmlns:cx1="http://schemas.microsoft.com/office/drawing/2015/9/8/chartex" xmlns:cx2="http://schemas.microsoft.com/office/drawing/2015/10/21/chartex" xmlns:cx3="http://schemas.microsoft.com/office/drawing/2016/5/9/chartex" xmlns:cx4="http://schemas.microsoft.com/office/drawing/2016/5/10/chartex" xmlns:cx5="http://schemas.microsoft.com/office/drawing/2016/5/11/chartex" xmlns:cx6="http://schemas.microsoft.com/office/drawing/2016/5/12/chartex" xmlns:cx7="http://schemas.microsoft.com/office/drawing/2016/5/13/chartex" xmlns:cx8="http://schemas.microsoft.com/office/drawing/2016/5/14/chartex" xmlns:aink="http://schemas.microsoft.com/office/drawing/2016/ink" xmlns:am3d="http://schemas.microsoft.com/office/drawing/2017/model3d" xmlns:o="urn:schemas-microsoft-com:office:office" xmlns:v="urn:schemas-microsoft-com:vml" xmlns:w10="urn:schemas-microsoft-com:office:word" xmlns:w="http://schemas.openxmlformats.org/wordprocessingml/2006/main" xmlns:w16cex="http://schemas.microsoft.com/office/word/2018/wordml/cex" xmlns:w16cid="http://schemas.microsoft.com/office/word/2016/wordml/cid" xmlns:w16="http://schemas.microsoft.com/office/word/2018/wordml" xmlns:w16sdtdh="http://schemas.microsoft.com/office/word/2020/wordml/sdtdatahash" xmlns:w16se="http://schemas.microsoft.com/office/word/2015/wordml/symex" xmlns:asvg="http://schemas.microsoft.com/office/drawing/2016/SVG/main" r:embed="rId16"/>
+                          <asvg:svgBlip xmlns:asvg="http://schemas.microsoft.com/office/drawing/2016/SVG/main" xmlns:w16se="http://schemas.microsoft.com/office/word/2015/wordml/symex" xmlns:w16sdtdh="http://schemas.microsoft.com/office/word/2020/wordml/sdtdatahash" xmlns:w16="http://schemas.microsoft.com/office/word/2018/wordml" xmlns:w16cid="http://schemas.microsoft.com/office/word/2016/wordml/cid" xmlns:w16cex="http://schemas.microsoft.com/office/word/2018/wordml/cex" xmlns:w="http://schemas.openxmlformats.org/wordprocessingml/2006/main" xmlns:w10="urn:schemas-microsoft-com:office:word" xmlns:v="urn:schemas-microsoft-com:vml" xmlns:o="urn:schemas-microsoft-com:office:office" xmlns:am3d="http://schemas.microsoft.com/office/drawing/2017/model3d" xmlns:aink="http://schemas.microsoft.com/office/drawing/2016/ink" xmlns:cx8="http://schemas.microsoft.com/office/drawing/2016/5/14/chartex" xmlns:cx7="http://schemas.microsoft.com/office/drawing/2016/5/13/chartex" xmlns:cx6="http://schemas.microsoft.com/office/drawing/2016/5/12/chartex" xmlns:cx5="http://schemas.microsoft.com/office/drawing/2016/5/11/chartex" xmlns:cx4="http://schemas.microsoft.com/office/drawing/2016/5/10/chartex" xmlns:cx3="http://schemas.microsoft.com/office/drawing/2016/5/9/chartex" xmlns:cx2="http://schemas.microsoft.com/office/drawing/2015/10/21/chartex" xmlns:cx1="http://schemas.microsoft.com/office/drawing/2015/9/8/chartex" xmlns:cx="http://schemas.microsoft.com/office/drawing/2014/chartex" xmlns="" r:embed="rId16"/>
                         </a:ext>
                       </a:extLst>
                     </a:blip>
@@ -6455,7 +6491,7 @@
                     <a:blip r:embed="rId17">
                       <a:extLst>
                         <a:ext uri="{96DAC541-7B7A-43D3-8B79-37D633B846F1}">
-                          <asvg:svgBlip xmlns="" xmlns:cx="http://schemas.microsoft.com/office/drawing/2014/chartex" xmlns:cx1="http://schemas.microsoft.com/office/drawing/2015/9/8/chartex" xmlns:cx2="http://schemas.microsoft.com/office/drawing/2015/10/21/chartex" xmlns:cx3="http://schemas.microsoft.com/office/drawing/2016/5/9/chartex" xmlns:cx4="http://schemas.microsoft.com/office/drawing/2016/5/10/chartex" xmlns:cx5="http://schemas.microsoft.com/office/drawing/2016/5/11/chartex" xmlns:cx6="http://schemas.microsoft.com/office/drawing/2016/5/12/chartex" xmlns:cx7="http://schemas.microsoft.com/office/drawing/2016/5/13/chartex" xmlns:cx8="http://schemas.microsoft.com/office/drawing/2016/5/14/chartex" xmlns:aink="http://schemas.microsoft.com/office/drawing/2016/ink" xmlns:am3d="http://schemas.microsoft.com/office/drawing/2017/model3d" xmlns:o="urn:schemas-microsoft-com:office:office" xmlns:v="urn:schemas-microsoft-com:vml" xmlns:w10="urn:schemas-microsoft-com:office:word" xmlns:w="http://schemas.openxmlformats.org/wordprocessingml/2006/main" xmlns:w16cex="http://schemas.microsoft.com/office/word/2018/wordml/cex" xmlns:w16cid="http://schemas.microsoft.com/office/word/2016/wordml/cid" xmlns:w16="http://schemas.microsoft.com/office/word/2018/wordml" xmlns:w16sdtdh="http://schemas.microsoft.com/office/word/2020/wordml/sdtdatahash" xmlns:w16se="http://schemas.microsoft.com/office/word/2015/wordml/symex" xmlns:asvg="http://schemas.microsoft.com/office/drawing/2016/SVG/main" r:embed="rId18"/>
+                          <asvg:svgBlip xmlns:asvg="http://schemas.microsoft.com/office/drawing/2016/SVG/main" xmlns:w16se="http://schemas.microsoft.com/office/word/2015/wordml/symex" xmlns:w16sdtdh="http://schemas.microsoft.com/office/word/2020/wordml/sdtdatahash" xmlns:w16="http://schemas.microsoft.com/office/word/2018/wordml" xmlns:w16cid="http://schemas.microsoft.com/office/word/2016/wordml/cid" xmlns:w16cex="http://schemas.microsoft.com/office/word/2018/wordml/cex" xmlns:w="http://schemas.openxmlformats.org/wordprocessingml/2006/main" xmlns:w10="urn:schemas-microsoft-com:office:word" xmlns:v="urn:schemas-microsoft-com:vml" xmlns:o="urn:schemas-microsoft-com:office:office" xmlns:am3d="http://schemas.microsoft.com/office/drawing/2017/model3d" xmlns:aink="http://schemas.microsoft.com/office/drawing/2016/ink" xmlns:cx8="http://schemas.microsoft.com/office/drawing/2016/5/14/chartex" xmlns:cx7="http://schemas.microsoft.com/office/drawing/2016/5/13/chartex" xmlns:cx6="http://schemas.microsoft.com/office/drawing/2016/5/12/chartex" xmlns:cx5="http://schemas.microsoft.com/office/drawing/2016/5/11/chartex" xmlns:cx4="http://schemas.microsoft.com/office/drawing/2016/5/10/chartex" xmlns:cx3="http://schemas.microsoft.com/office/drawing/2016/5/9/chartex" xmlns:cx2="http://schemas.microsoft.com/office/drawing/2015/10/21/chartex" xmlns:cx1="http://schemas.microsoft.com/office/drawing/2015/9/8/chartex" xmlns:cx="http://schemas.microsoft.com/office/drawing/2014/chartex" xmlns="" r:embed="rId18"/>
                         </a:ext>
                       </a:extLst>
                     </a:blip>
@@ -7336,8 +7372,6 @@
           <w:szCs w:val="18"/>
         </w:rPr>
       </w:pPr>
-      <w:bookmarkStart w:id="0" w:name="_GoBack"/>
-      <w:bookmarkEnd w:id="0"/>
       <w:r>
         <w:rPr>
           <w:noProof/>
@@ -11501,7 +11535,7 @@
 </file>
 
 <file path=customXml/itemProps1.xml><?xml version="1.0" encoding="utf-8"?>
-<ds:datastoreItem xmlns:ds="http://schemas.openxmlformats.org/officeDocument/2006/customXml" ds:itemID="{40F0ED3B-F48A-4331-8CA3-F6BFE4BF7F13}">
+<ds:datastoreItem xmlns:ds="http://schemas.openxmlformats.org/officeDocument/2006/customXml" ds:itemID="{703D820A-40AB-4AD7-8ECC-2CFAF9B77AE1}">
   <ds:schemaRefs>
     <ds:schemaRef ds:uri="http://schemas.openxmlformats.org/officeDocument/2006/bibliography"/>
   </ds:schemaRefs>

--- a/BUT2/Stage/CV.docx
+++ b/BUT2/Stage/CV.docx
@@ -8,112 +8,10 @@
           <w:noProof/>
           <w:lang w:eastAsia="ja-JP"/>
         </w:rPr>
-        <w:drawing>
-          <wp:anchor distT="0" distB="0" distL="114300" distR="114300" simplePos="0" relativeHeight="251770880" behindDoc="0" locked="0" layoutInCell="1" allowOverlap="1" wp14:anchorId="6B6F848D" wp14:editId="09DD91DC">
-            <wp:simplePos x="0" y="0"/>
-            <wp:positionH relativeFrom="margin">
-              <wp:posOffset>-737235</wp:posOffset>
-            </wp:positionH>
-            <wp:positionV relativeFrom="paragraph">
-              <wp:posOffset>-601081</wp:posOffset>
-            </wp:positionV>
-            <wp:extent cx="1981200" cy="1981200"/>
-            <wp:effectExtent l="0" t="0" r="0" b="0"/>
-            <wp:wrapNone/>
-            <wp:docPr id="1032" name="Picture 8">
-              <a:extLst xmlns:a="http://schemas.openxmlformats.org/drawingml/2006/main">
-                <a:ext uri="{FF2B5EF4-FFF2-40B4-BE49-F238E27FC236}">
-                  <a16:creationId xmlns:a16="http://schemas.microsoft.com/office/drawing/2014/main" xmlns:w16se="http://schemas.microsoft.com/office/word/2015/wordml/symex" xmlns:w16sdtdh="http://schemas.microsoft.com/office/word/2020/wordml/sdtdatahash" xmlns:w16="http://schemas.microsoft.com/office/word/2018/wordml" xmlns:w16cid="http://schemas.microsoft.com/office/word/2016/wordml/cid" xmlns:w16cex="http://schemas.microsoft.com/office/word/2018/wordml/cex" xmlns:w="http://schemas.openxmlformats.org/wordprocessingml/2006/main" xmlns:w10="urn:schemas-microsoft-com:office:word" xmlns:v="urn:schemas-microsoft-com:vml" xmlns:o="urn:schemas-microsoft-com:office:office" xmlns:am3d="http://schemas.microsoft.com/office/drawing/2017/model3d" xmlns:aink="http://schemas.microsoft.com/office/drawing/2016/ink" xmlns:cx8="http://schemas.microsoft.com/office/drawing/2016/5/14/chartex" xmlns:cx7="http://schemas.microsoft.com/office/drawing/2016/5/13/chartex" xmlns:cx6="http://schemas.microsoft.com/office/drawing/2016/5/12/chartex" xmlns:cx5="http://schemas.microsoft.com/office/drawing/2016/5/11/chartex" xmlns:cx4="http://schemas.microsoft.com/office/drawing/2016/5/10/chartex" xmlns:cx3="http://schemas.microsoft.com/office/drawing/2016/5/9/chartex" xmlns:cx2="http://schemas.microsoft.com/office/drawing/2015/10/21/chartex" xmlns:cx1="http://schemas.microsoft.com/office/drawing/2015/9/8/chartex" xmlns:cx="http://schemas.microsoft.com/office/drawing/2014/chartex" xmlns="" id="{FC90E949-3015-42ED-9740-AD2BA9E90255}"/>
-                </a:ext>
-              </a:extLst>
-            </wp:docPr>
-            <wp:cNvGraphicFramePr>
-              <a:graphicFrameLocks xmlns:a="http://schemas.openxmlformats.org/drawingml/2006/main" noChangeAspect="1"/>
-            </wp:cNvGraphicFramePr>
-            <a:graphic xmlns:a="http://schemas.openxmlformats.org/drawingml/2006/main">
-              <a:graphicData uri="http://schemas.openxmlformats.org/drawingml/2006/picture">
-                <pic:pic xmlns:pic="http://schemas.openxmlformats.org/drawingml/2006/picture">
-                  <pic:nvPicPr>
-                    <pic:cNvPr id="1032" name="Picture 8">
-                      <a:extLst>
-                        <a:ext uri="{FF2B5EF4-FFF2-40B4-BE49-F238E27FC236}">
-                          <a16:creationId xmlns:a16="http://schemas.microsoft.com/office/drawing/2014/main" xmlns:w16se="http://schemas.microsoft.com/office/word/2015/wordml/symex" xmlns:w16sdtdh="http://schemas.microsoft.com/office/word/2020/wordml/sdtdatahash" xmlns:w16="http://schemas.microsoft.com/office/word/2018/wordml" xmlns:w16cid="http://schemas.microsoft.com/office/word/2016/wordml/cid" xmlns:w16cex="http://schemas.microsoft.com/office/word/2018/wordml/cex" xmlns:w="http://schemas.openxmlformats.org/wordprocessingml/2006/main" xmlns:w10="urn:schemas-microsoft-com:office:word" xmlns:v="urn:schemas-microsoft-com:vml" xmlns:o="urn:schemas-microsoft-com:office:office" xmlns:am3d="http://schemas.microsoft.com/office/drawing/2017/model3d" xmlns:aink="http://schemas.microsoft.com/office/drawing/2016/ink" xmlns:cx8="http://schemas.microsoft.com/office/drawing/2016/5/14/chartex" xmlns:cx7="http://schemas.microsoft.com/office/drawing/2016/5/13/chartex" xmlns:cx6="http://schemas.microsoft.com/office/drawing/2016/5/12/chartex" xmlns:cx5="http://schemas.microsoft.com/office/drawing/2016/5/11/chartex" xmlns:cx4="http://schemas.microsoft.com/office/drawing/2016/5/10/chartex" xmlns:cx3="http://schemas.microsoft.com/office/drawing/2016/5/9/chartex" xmlns:cx2="http://schemas.microsoft.com/office/drawing/2015/10/21/chartex" xmlns:cx1="http://schemas.microsoft.com/office/drawing/2015/9/8/chartex" xmlns:cx="http://schemas.microsoft.com/office/drawing/2014/chartex" xmlns="" id="{FC90E949-3015-42ED-9740-AD2BA9E90255}"/>
-                        </a:ext>
-                      </a:extLst>
-                    </pic:cNvPr>
-                    <pic:cNvPicPr>
-                      <a:picLocks noChangeAspect="1" noChangeArrowheads="1"/>
-                    </pic:cNvPicPr>
-                  </pic:nvPicPr>
-                  <pic:blipFill rotWithShape="1">
-                    <a:blip r:embed="rId8" cstate="print">
-                      <a:extLst>
-                        <a:ext uri="{28A0092B-C50C-407E-A947-70E740481C1C}">
-                          <a14:useLocalDpi xmlns:a14="http://schemas.microsoft.com/office/drawing/2010/main"/>
-                        </a:ext>
-                      </a:extLst>
-                    </a:blip>
-                    <a:srcRect b="-436"/>
-                    <a:stretch/>
-                  </pic:blipFill>
-                  <pic:spPr bwMode="auto">
-                    <a:xfrm>
-                      <a:off x="0" y="0"/>
-                      <a:ext cx="1981200" cy="1981200"/>
-                    </a:xfrm>
-                    <a:prstGeom prst="ellipse">
-                      <a:avLst/>
-                    </a:prstGeom>
-                    <a:ln w="38100" cap="flat" cmpd="sng" algn="ctr">
-                      <a:noFill/>
-                      <a:prstDash val="solid"/>
-                      <a:round/>
-                      <a:headEnd type="none" w="med" len="med"/>
-                      <a:tailEnd type="none" w="med" len="med"/>
-                      <a:extLst>
-                        <a:ext uri="{C807C97D-BFC1-408E-A445-0C87EB9F89A2}">
-                          <ask:lineSketchStyleProps xmlns:ask="http://schemas.microsoft.com/office/drawing/2018/sketchyshapes" xmlns:w16se="http://schemas.microsoft.com/office/word/2015/wordml/symex" xmlns:w16sdtdh="http://schemas.microsoft.com/office/word/2020/wordml/sdtdatahash" xmlns:w16="http://schemas.microsoft.com/office/word/2018/wordml" xmlns:w16cid="http://schemas.microsoft.com/office/word/2016/wordml/cid" xmlns:w16cex="http://schemas.microsoft.com/office/word/2018/wordml/cex" xmlns:w="http://schemas.openxmlformats.org/wordprocessingml/2006/main" xmlns:w10="urn:schemas-microsoft-com:office:word" xmlns:v="urn:schemas-microsoft-com:vml" xmlns:o="urn:schemas-microsoft-com:office:office" xmlns:am3d="http://schemas.microsoft.com/office/drawing/2017/model3d" xmlns:aink="http://schemas.microsoft.com/office/drawing/2016/ink" xmlns:cx8="http://schemas.microsoft.com/office/drawing/2016/5/14/chartex" xmlns:cx7="http://schemas.microsoft.com/office/drawing/2016/5/13/chartex" xmlns:cx6="http://schemas.microsoft.com/office/drawing/2016/5/12/chartex" xmlns:cx5="http://schemas.microsoft.com/office/drawing/2016/5/11/chartex" xmlns:cx4="http://schemas.microsoft.com/office/drawing/2016/5/10/chartex" xmlns:cx3="http://schemas.microsoft.com/office/drawing/2016/5/9/chartex" xmlns:cx2="http://schemas.microsoft.com/office/drawing/2015/10/21/chartex" xmlns:cx1="http://schemas.microsoft.com/office/drawing/2015/9/8/chartex" xmlns:cx="http://schemas.microsoft.com/office/drawing/2014/chartex" xmlns="" sd="0">
-                            <a:custGeom>
-                              <a:avLst/>
-                              <a:gdLst/>
-                              <a:ahLst/>
-                              <a:cxnLst/>
-                              <a:rect l="0" t="0" r="0" b="0"/>
-                              <a:pathLst/>
-                            </a:custGeom>
-                            <ask:type/>
-                          </ask:lineSketchStyleProps>
-                        </a:ext>
-                      </a:extLst>
-                    </a:ln>
-                    <a:effectLst/>
-                    <a:extLst>
-                      <a:ext uri="{53640926-AAD7-44D8-BBD7-CCE9431645EC}">
-                        <a14:shadowObscured xmlns:a14="http://schemas.microsoft.com/office/drawing/2010/main"/>
-                      </a:ext>
-                    </a:extLst>
-                  </pic:spPr>
-                </pic:pic>
-              </a:graphicData>
-            </a:graphic>
-            <wp14:sizeRelH relativeFrom="margin">
-              <wp14:pctWidth>0</wp14:pctWidth>
-            </wp14:sizeRelH>
-            <wp14:sizeRelV relativeFrom="margin">
-              <wp14:pctHeight>0</wp14:pctHeight>
-            </wp14:sizeRelV>
-          </wp:anchor>
-        </w:drawing>
-      </w:r>
-      <w:r>
-        <w:rPr>
-          <w:noProof/>
-          <w:lang w:eastAsia="ja-JP"/>
-        </w:rPr>
         <mc:AlternateContent>
           <mc:Choice Requires="wps">
             <w:drawing>
-              <wp:anchor distT="0" distB="0" distL="114300" distR="114300" simplePos="0" relativeHeight="251711488" behindDoc="0" locked="0" layoutInCell="1" allowOverlap="1" wp14:anchorId="0D9CF4E8" wp14:editId="5DB19D3B">
+              <wp:anchor distT="0" distB="0" distL="114300" distR="114300" simplePos="0" relativeHeight="251711488" behindDoc="0" locked="0" layoutInCell="1" allowOverlap="1" wp14:anchorId="0D9CF4E8" wp14:editId="1B966110">
                 <wp:simplePos x="0" y="0"/>
                 <wp:positionH relativeFrom="column">
                   <wp:posOffset>1653540</wp:posOffset>
@@ -489,7 +387,7 @@
               </wp:anchor>
             </w:drawing>
           </mc:Choice>
-          <mc:Fallback xmlns:w16se="http://schemas.microsoft.com/office/word/2015/wordml/symex" xmlns:w16sdtdh="http://schemas.microsoft.com/office/word/2020/wordml/sdtdatahash" xmlns:w16="http://schemas.microsoft.com/office/word/2018/wordml" xmlns:w16cid="http://schemas.microsoft.com/office/word/2016/wordml/cid" xmlns:w16cex="http://schemas.microsoft.com/office/word/2018/wordml/cex" xmlns:am3d="http://schemas.microsoft.com/office/drawing/2017/model3d" xmlns:aink="http://schemas.microsoft.com/office/drawing/2016/ink" xmlns:cx8="http://schemas.microsoft.com/office/drawing/2016/5/14/chartex" xmlns:cx7="http://schemas.microsoft.com/office/drawing/2016/5/13/chartex" xmlns:cx6="http://schemas.microsoft.com/office/drawing/2016/5/12/chartex" xmlns:cx5="http://schemas.microsoft.com/office/drawing/2016/5/11/chartex" xmlns:cx4="http://schemas.microsoft.com/office/drawing/2016/5/10/chartex" xmlns:cx3="http://schemas.microsoft.com/office/drawing/2016/5/9/chartex" xmlns:cx2="http://schemas.microsoft.com/office/drawing/2015/10/21/chartex" xmlns:cx1="http://schemas.microsoft.com/office/drawing/2015/9/8/chartex" xmlns:cx="http://schemas.microsoft.com/office/drawing/2014/chartex">
+          <mc:Fallback xmlns:cx="http://schemas.microsoft.com/office/drawing/2014/chartex" xmlns:cx1="http://schemas.microsoft.com/office/drawing/2015/9/8/chartex" xmlns:cx2="http://schemas.microsoft.com/office/drawing/2015/10/21/chartex" xmlns:cx3="http://schemas.microsoft.com/office/drawing/2016/5/9/chartex" xmlns:cx4="http://schemas.microsoft.com/office/drawing/2016/5/10/chartex" xmlns:cx5="http://schemas.microsoft.com/office/drawing/2016/5/11/chartex" xmlns:cx6="http://schemas.microsoft.com/office/drawing/2016/5/12/chartex" xmlns:cx7="http://schemas.microsoft.com/office/drawing/2016/5/13/chartex" xmlns:cx8="http://schemas.microsoft.com/office/drawing/2016/5/14/chartex" xmlns:aink="http://schemas.microsoft.com/office/drawing/2016/ink" xmlns:am3d="http://schemas.microsoft.com/office/drawing/2017/model3d" xmlns:w16cex="http://schemas.microsoft.com/office/word/2018/wordml/cex" xmlns:w16cid="http://schemas.microsoft.com/office/word/2016/wordml/cid" xmlns:w16="http://schemas.microsoft.com/office/word/2018/wordml" xmlns:w16sdtdh="http://schemas.microsoft.com/office/word/2020/wordml/sdtdatahash" xmlns:w16se="http://schemas.microsoft.com/office/word/2015/wordml/symex">
             <w:pict>
               <v:rect w14:anchorId="46CB9A89" id="Rectángulo 2" o:spid="_x0000_s1026" style="position:absolute;margin-left:129.45pt;margin-top:-84.35pt;width:379.45pt;height:145.5pt;z-index:-251560960;visibility:visible;mso-wrap-style:square;mso-width-percent:0;mso-height-percent:0;mso-wrap-distance-left:9pt;mso-wrap-distance-top:0;mso-wrap-distance-right:9pt;mso-wrap-distance-bottom:0;mso-position-horizontal:absolute;mso-position-horizontal-relative:text;mso-position-vertical:absolute;mso-position-vertical-relative:text;mso-width-percent:0;mso-height-percent:0;mso-width-relative:margin;mso-height-relative:margin;v-text-anchor:middle" o:gfxdata="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" fillcolor="#373741" stroked="f" strokeweight="2pt"/>
             </w:pict>
@@ -504,7 +402,7 @@
         <mc:AlternateContent>
           <mc:Choice Requires="wps">
             <w:drawing>
-              <wp:anchor distT="0" distB="0" distL="114300" distR="114300" simplePos="0" relativeHeight="251620348" behindDoc="0" locked="0" layoutInCell="1" allowOverlap="1" wp14:anchorId="5173B5FE" wp14:editId="6D29EF69">
+              <wp:anchor distT="0" distB="0" distL="114300" distR="114300" simplePos="0" relativeHeight="251620348" behindDoc="0" locked="0" layoutInCell="1" allowOverlap="1" wp14:anchorId="5173B5FE" wp14:editId="5798C355">
                 <wp:simplePos x="0" y="0"/>
                 <wp:positionH relativeFrom="column">
                   <wp:posOffset>-1137285</wp:posOffset>
@@ -556,6 +454,7 @@
                           </w:p>
                           <w:p>
                             <w:pPr>
+                              <w:jc w:val="center"/>
                               <w:rPr>
                                 <w:rFonts w:ascii="Century Gothic" w:hAnsi="Century Gothic"/>
                                 <w:b/>
@@ -565,6 +464,70 @@
                                 <w:lang w:val="en-US"/>
                               </w:rPr>
                             </w:pPr>
+                          </w:p>
+                          <w:p>
+                            <w:pPr>
+                              <w:jc w:val="center"/>
+                              <w:rPr>
+                                <w:rFonts w:ascii="Century Gothic" w:hAnsi="Century Gothic"/>
+                                <w:b/>
+                                <w:color w:val="00B0F0"/>
+                                <w:sz w:val="28"/>
+                                <w:szCs w:val="28"/>
+                                <w:lang w:val="en-US"/>
+                              </w:rPr>
+                            </w:pPr>
+                            <w:r>
+                              <w:rPr>
+                                <w:noProof/>
+                                <w:lang w:eastAsia="ja-JP"/>
+                              </w:rPr>
+                              <w:drawing>
+                                <wp:inline distT="0" distB="0" distL="0" distR="0" wp14:anchorId="18E3E81E" wp14:editId="3B7D466A">
+                                  <wp:extent cx="1789044" cy="2029460"/>
+                                  <wp:effectExtent l="0" t="0" r="1905" b="8890"/>
+                                  <wp:docPr id="25" name="Image 25"/>
+                                  <wp:cNvGraphicFramePr>
+                                    <a:graphicFrameLocks xmlns:a="http://schemas.openxmlformats.org/drawingml/2006/main" noChangeAspect="1"/>
+                                  </wp:cNvGraphicFramePr>
+                                  <a:graphic xmlns:a="http://schemas.openxmlformats.org/drawingml/2006/main">
+                                    <a:graphicData uri="http://schemas.openxmlformats.org/drawingml/2006/picture">
+                                      <pic:pic xmlns:pic="http://schemas.openxmlformats.org/drawingml/2006/picture">
+                                        <pic:nvPicPr>
+                                          <pic:cNvPr id="1" name=""/>
+                                          <pic:cNvPicPr/>
+                                        </pic:nvPicPr>
+                                        <pic:blipFill rotWithShape="1">
+                                          <a:blip r:embed="rId8"/>
+                                          <a:srcRect l="6337" t="-11" r="9394" b="11"/>
+                                          <a:stretch/>
+                                        </pic:blipFill>
+                                        <pic:spPr bwMode="auto">
+                                          <a:xfrm>
+                                            <a:off x="0" y="0"/>
+                                            <a:ext cx="1789873" cy="2030400"/>
+                                          </a:xfrm>
+                                          <a:prstGeom prst="rect">
+                                            <a:avLst/>
+                                          </a:prstGeom>
+                                          <a:ln>
+                                            <a:noFill/>
+                                          </a:ln>
+                                          <a:effectLst>
+                                            <a:softEdge rad="0"/>
+                                          </a:effectLst>
+                                          <a:extLst>
+                                            <a:ext uri="{53640926-AAD7-44D8-BBD7-CCE9431645EC}">
+                                              <a14:shadowObscured xmlns:a14="http://schemas.microsoft.com/office/drawing/2010/main"/>
+                                            </a:ext>
+                                          </a:extLst>
+                                        </pic:spPr>
+                                      </pic:pic>
+                                    </a:graphicData>
+                                  </a:graphic>
+                                </wp:inline>
+                              </w:drawing>
+                            </w:r>
                           </w:p>
                           <w:p>
                             <w:pPr>
@@ -875,6 +838,7 @@
                     </w:p>
                     <w:p>
                       <w:pPr>
+                        <w:jc w:val="center"/>
                         <w:rPr>
                           <w:rFonts w:ascii="Century Gothic" w:hAnsi="Century Gothic"/>
                           <w:b/>
@@ -884,6 +848,72 @@
                           <w:lang w:val="en-US"/>
                         </w:rPr>
                       </w:pPr>
+                    </w:p>
+                    <w:p>
+                      <w:pPr>
+                        <w:jc w:val="center"/>
+                        <w:rPr>
+                          <w:rFonts w:ascii="Century Gothic" w:hAnsi="Century Gothic"/>
+                          <w:b/>
+                          <w:color w:val="00B0F0"/>
+                          <w:sz w:val="28"/>
+                          <w:szCs w:val="28"/>
+                          <w:lang w:val="en-US"/>
+                        </w:rPr>
+                      </w:pPr>
+                      <w:r>
+                        <w:rPr>
+                          <w:noProof/>
+                          <w:lang w:eastAsia="ja-JP"/>
+                        </w:rPr>
+                        <w:drawing>
+                          <wp:inline distT="0" distB="0" distL="0" distR="0" wp14:anchorId="18E3E81E" wp14:editId="3B7D466A">
+                            <wp:extent cx="1789044" cy="2029460"/>
+                            <wp:effectExtent l="0" t="0" r="1905" b="8890"/>
+                            <wp:docPr id="25" name="Image 25"/>
+                            <wp:cNvGraphicFramePr>
+                              <a:graphicFrameLocks xmlns:a="http://schemas.openxmlformats.org/drawingml/2006/main" noChangeAspect="1"/>
+                            </wp:cNvGraphicFramePr>
+                            <a:graphic xmlns:a="http://schemas.openxmlformats.org/drawingml/2006/main">
+                              <a:graphicData uri="http://schemas.openxmlformats.org/drawingml/2006/picture">
+                                <pic:pic xmlns:pic="http://schemas.openxmlformats.org/drawingml/2006/picture">
+                                  <pic:nvPicPr>
+                                    <pic:cNvPr id="1" name=""/>
+                                    <pic:cNvPicPr/>
+                                  </pic:nvPicPr>
+                                  <pic:blipFill rotWithShape="1">
+                                    <a:blip r:embed="rId9"/>
+                                    <a:srcRect l="6337" t="-11" r="9394" b="11"/>
+                                    <a:stretch/>
+                                  </pic:blipFill>
+                                  <pic:spPr bwMode="auto">
+                                    <a:xfrm>
+                                      <a:off x="0" y="0"/>
+                                      <a:ext cx="1789873" cy="2030400"/>
+                                    </a:xfrm>
+                                    <a:prstGeom prst="rect">
+                                      <a:avLst/>
+                                    </a:prstGeom>
+                                    <a:ln>
+                                      <a:noFill/>
+                                    </a:ln>
+                                    <a:effectLst>
+                                      <a:softEdge rad="0"/>
+                                    </a:effectLst>
+                                    <a:extLst>
+                                      <a:ext uri="{53640926-AAD7-44D8-BBD7-CCE9431645EC}">
+                                        <a14:shadowObscured xmlns:a14="http://schemas.microsoft.com/office/drawing/2010/main"/>
+                                      </a:ext>
+                                    </a:extLst>
+                                  </pic:spPr>
+                                </pic:pic>
+                              </a:graphicData>
+                            </a:graphic>
+                          </wp:inline>
+                        </w:drawing>
+                      </w:r>
+                      <w:bookmarkStart w:id="1" w:name="_GoBack"/>
+                      <w:bookmarkEnd w:id="1"/>
                     </w:p>
                     <w:p>
                       <w:pPr>
@@ -1169,10 +1199,77 @@
     <w:p/>
     <w:p>
       <w:r>
-        <w:t>––</w:t>
+        <w:rPr>
+          <w:noProof/>
+          <w:lang w:eastAsia="ja-JP"/>
+        </w:rPr>
+        <mc:AlternateContent>
+          <mc:Choice Requires="wps">
+            <w:drawing>
+              <wp:inline distT="0" distB="0" distL="0" distR="0" wp14:anchorId="5B0EBA37" wp14:editId="64A14DA3">
+                <wp:extent cx="302260" cy="302260"/>
+                <wp:effectExtent l="0" t="0" r="0" b="0"/>
+                <wp:docPr id="23" name="Rectangle 23" descr="https://dptinfo.iutmetz.univ-lorraine.fr/lna/fonction/fautau.php"/>
+                <wp:cNvGraphicFramePr>
+                  <a:graphicFrameLocks xmlns:a="http://schemas.openxmlformats.org/drawingml/2006/main" noChangeAspect="1"/>
+                </wp:cNvGraphicFramePr>
+                <a:graphic xmlns:a="http://schemas.openxmlformats.org/drawingml/2006/main">
+                  <a:graphicData uri="http://schemas.microsoft.com/office/word/2010/wordprocessingShape">
+                    <wps:wsp>
+                      <wps:cNvSpPr>
+                        <a:spLocks noChangeAspect="1" noChangeArrowheads="1"/>
+                      </wps:cNvSpPr>
+                      <wps:spPr bwMode="auto">
+                        <a:xfrm>
+                          <a:off x="0" y="0"/>
+                          <a:ext cx="302260" cy="302260"/>
+                        </a:xfrm>
+                        <a:prstGeom prst="rect">
+                          <a:avLst/>
+                        </a:prstGeom>
+                        <a:noFill/>
+                        <a:ln>
+                          <a:noFill/>
+                        </a:ln>
+                        <a:extLst>
+                          <a:ext uri="{909E8E84-426E-40DD-AFC4-6F175D3DCCD1}">
+                            <a14:hiddenFill xmlns:a14="http://schemas.microsoft.com/office/drawing/2010/main">
+                              <a:solidFill>
+                                <a:srgbClr val="FFFFFF"/>
+                              </a:solidFill>
+                            </a14:hiddenFill>
+                          </a:ext>
+                          <a:ext uri="{91240B29-F687-4F45-9708-019B960494DF}">
+                            <a14:hiddenLine xmlns:a14="http://schemas.microsoft.com/office/drawing/2010/main" w="9525">
+                              <a:solidFill>
+                                <a:srgbClr val="000000"/>
+                              </a:solidFill>
+                              <a:miter lim="800000"/>
+                              <a:headEnd/>
+                              <a:tailEnd/>
+                            </a14:hiddenLine>
+                          </a:ext>
+                        </a:extLst>
+                      </wps:spPr>
+                      <wps:bodyPr rot="0" vert="horz" wrap="square" lIns="91440" tIns="45720" rIns="91440" bIns="45720" anchor="t" anchorCtr="0" upright="1">
+                        <a:noAutofit/>
+                      </wps:bodyPr>
+                    </wps:wsp>
+                  </a:graphicData>
+                </a:graphic>
+              </wp:inline>
+            </w:drawing>
+          </mc:Choice>
+          <mc:Fallback>
+            <w:pict>
+              <v:rect w14:anchorId="0961C7AA" id="Rectangle 23" o:spid="_x0000_s1026" alt="https://dptinfo.iutmetz.univ-lorraine.fr/lna/fonction/fautau.php" style="width:23.8pt;height:23.8pt;visibility:visible;mso-wrap-style:square;mso-left-percent:-10001;mso-top-percent:-10001;mso-position-horizontal:absolute;mso-position-horizontal-relative:char;mso-position-vertical:absolute;mso-position-vertical-relative:line;mso-left-percent:-10001;mso-top-percent:-10001;v-text-anchor:top" o:gfxdata="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" filled="f" stroked="f">
+                <o:lock v:ext="edit" aspectratio="t"/>
+                <w10:anchorlock/>
+              </v:rect>
+            </w:pict>
+          </mc:Fallback>
+        </mc:AlternateContent>
       </w:r>
-    </w:p>
-    <w:p>
       <w:r>
         <w:rPr>
           <w:i/>
@@ -1447,6 +1544,7 @@
                           <w:rFonts w:ascii="Century Gothic" w:hAnsi="Century Gothic"/>
                           <w:sz w:val="22"/>
                           <w:szCs w:val="22"/>
+                          <w:lang w:val="es-VE"/>
                         </w:rPr>
                       </w:pPr>
                       <w:r>
@@ -1455,6 +1553,7 @@
                           <w:b/>
                           <w:sz w:val="22"/>
                           <w:szCs w:val="22"/>
+                          <w:lang w:val="es-VE"/>
                         </w:rPr>
                         <w:t>Formaciones :</w:t>
                       </w:r>
@@ -1463,6 +1562,7 @@
                           <w:rFonts w:ascii="Century Gothic" w:hAnsi="Century Gothic"/>
                           <w:sz w:val="22"/>
                           <w:szCs w:val="22"/>
+                          <w:lang w:val="es-VE"/>
                         </w:rPr>
                         <w:t xml:space="preserve"> Diplomados, Congresos, xxxxxxxxxx xxxxxx xxxxxxxxx xxxxxxxxxxxxxxxxx</w:t>
                       </w:r>
@@ -1802,13 +1902,37 @@
                               <w:fldChar w:fldCharType="begin"/>
                             </w:r>
                             <w:r>
+                              <w:instrText xml:space="preserve"> INCLUDEPICTURE  "https://lh3.googleusercontent.com/-zZva6319EVE/AAAAAAAAAAI/AAAAAAAAAAA/zKFGBYMviqc/photo.jpg" \* MERGEFORMATINET </w:instrText>
+                            </w:r>
+                            <w:r>
+                              <w:fldChar w:fldCharType="separate"/>
+                            </w:r>
+                            <w:r>
+                              <w:fldChar w:fldCharType="begin"/>
+                            </w:r>
+                            <w:r>
+                              <w:instrText xml:space="preserve"> INCLUDEPICTURE  "https://lh3.googleusercontent.com/-zZva6319EVE/AAAAAAAAAAI/AAAAAAAAAAA/zKFGBYMviqc/photo.jpg" \* MERGEFORMATINET </w:instrText>
+                            </w:r>
+                            <w:r>
+                              <w:fldChar w:fldCharType="separate"/>
+                            </w:r>
+                            <w:r>
+                              <w:fldChar w:fldCharType="begin"/>
+                            </w:r>
+                            <w:r>
+                              <w:instrText xml:space="preserve"> INCLUDEPICTURE  "https://lh3.googleusercontent.com/-zZva6319EVE/AAAAAAAAAAI/AAAAAAAAAAA/zKFGBYMviqc/photo.jpg" \* MERGEFORMATINET </w:instrText>
+                            </w:r>
+                            <w:r>
+                              <w:fldChar w:fldCharType="separate"/>
+                            </w:r>
+                            <w:r>
+                              <w:fldChar w:fldCharType="begin"/>
+                            </w:r>
+                            <w:r>
                               <w:instrText xml:space="preserve"> </w:instrText>
                             </w:r>
                             <w:r>
-                              <w:instrText>INCLUDEPICTURE  "https://lh3.googleusercontent.com/-</w:instrText>
-                            </w:r>
-                            <w:r>
-                              <w:instrText>zZva6319EVE/AAAAAAAAAAI/AAAAAAAAAAA/zKFGBYMviqc/photo.jpg" \* MERGEFORMATINET</w:instrText>
+                              <w:instrText>INCLUDEPICTURE  "https://lh3.googleusercontent.com/-zZva6319EVE/AAAAAAAAAAI/AAAAAAAAAAA/zKFGBYMviqc/photo.jpg" \* MERGEFORMATINET</w:instrText>
                             </w:r>
                             <w:r>
                               <w:instrText xml:space="preserve"> </w:instrText>
@@ -1837,10 +1961,19 @@
                                   <v:path o:extrusionok="f" gradientshapeok="t" o:connecttype="rect"/>
                                   <o:lock v:ext="edit" aspectratio="t"/>
                                 </v:shapetype>
-                                <v:shape id="_x0000_i1025" type="#_x0000_t75" style="width:32.25pt;height:32.25pt">
-                                  <v:imagedata r:id="rId9" r:href="rId10" gain="109227f"/>
+                                <v:shape id="_x0000_i1025" type="#_x0000_t75" style="width:31.95pt;height:31.95pt">
+                                  <v:imagedata r:id="rId10" r:href="rId11" gain="109227f"/>
                                 </v:shape>
                               </w:pict>
+                            </w:r>
+                            <w:r>
+                              <w:fldChar w:fldCharType="end"/>
+                            </w:r>
+                            <w:r>
+                              <w:fldChar w:fldCharType="end"/>
+                            </w:r>
+                            <w:r>
+                              <w:fldChar w:fldCharType="end"/>
                             </w:r>
                             <w:r>
                               <w:fldChar w:fldCharType="end"/>
@@ -2167,13 +2300,49 @@
                         <w:fldChar w:fldCharType="begin"/>
                       </w:r>
                       <w:r>
+                        <w:instrText xml:space="preserve"> INCLUDEPICTURE  "https://lh3.googleusercontent.com/-zZva6319EVE/AAAAAAAAAAI/AAAAAAAAAAA/zKFGBYMviqc/photo.jpg" \* MERGEFORMATINET </w:instrText>
+                      </w:r>
+                      <w:r>
+                        <w:fldChar w:fldCharType="separate"/>
+                      </w:r>
+                      <w:r>
+                        <w:fldChar w:fldCharType="begin"/>
+                      </w:r>
+                      <w:r>
+                        <w:instrText xml:space="preserve"> INCLUDEPICTURE  "https://lh3.googleusercontent.com/-zZva6319EVE/AAAAAAAAAAI/AAAAAAAAAAA/zKFGBYMviqc/photo.jpg" \* MERGEFORMATINET </w:instrText>
+                      </w:r>
+                      <w:r>
+                        <w:fldChar w:fldCharType="separate"/>
+                      </w:r>
+                      <w:r>
+                        <w:fldChar w:fldCharType="begin"/>
+                      </w:r>
+                      <w:r>
+                        <w:instrText xml:space="preserve"> INCLUDEPICTURE  "https://lh3.googleusercontent.com/-zZva6319EVE/AAAAAAAAAAI/AAAAAAAAAAA/zKFGBYMviqc/photo.jpg" \* MERGEFORMATINET </w:instrText>
+                      </w:r>
+                      <w:r>
+                        <w:fldChar w:fldCharType="separate"/>
+                      </w:r>
+                      <w:r>
+                        <w:fldChar w:fldCharType="begin"/>
+                      </w:r>
+                      <w:r>
+                        <w:instrText xml:space="preserve"> INCLUDEPICTURE  "https://lh3.googleusercontent.com/-zZva6319EVE/AAAAAAAAAAI/AAAAAAAAAAA/zKFGBYMviqc/photo.jpg" \* MERGEFORMATINET </w:instrText>
+                      </w:r>
+                      <w:r>
+                        <w:fldChar w:fldCharType="separate"/>
+                      </w:r>
+                      <w:r>
+                        <w:fldChar w:fldCharType="begin"/>
+                      </w:r>
+                      <w:r>
                         <w:instrText xml:space="preserve"> </w:instrText>
                       </w:r>
                       <w:r>
-                        <w:instrText>INCLUDEPICTURE  "https://lh3.googleusercontent.com/-zZva6319EVE/AAAAAAAAAAI/AAAAAAAAAAA/zKFGBY</w:instrText>
-                      </w:r>
-                      <w:r>
-                        <w:instrText>Mviqc/photo.jpg" \* MERGEFORMATINET</w:instrText>
+                        <w:instrText>INCLUDEPICTURE  "https://lh3.googleusercontent</w:instrText>
+                      </w:r>
+                      <w:r>
+                        <w:instrText>.com/-zZva6319EVE/AAAAAAAAAAI/AAAAAAAAAAA/zKFGBYMviqc/photo.jpg" \* MERGEFORMATINET</w:instrText>
                       </w:r>
                       <w:r>
                         <w:instrText xml:space="preserve"> </w:instrText>
@@ -2183,10 +2352,22 @@
                       </w:r>
                       <w:r>
                         <w:pict w14:anchorId="0EEBD547">
-                          <v:shape id="_x0000_i1025" type="#_x0000_t75" style="width:32.25pt;height:32.25pt">
-                            <v:imagedata r:id="rId11" r:href="rId12" gain="109227f"/>
+                          <v:shape id="_x0000_i1025" type="#_x0000_t75" style="width:31.95pt;height:31.95pt">
+                            <v:imagedata r:id="rId12" r:href="rId13" gain="109227f"/>
                           </v:shape>
                         </w:pict>
+                      </w:r>
+                      <w:r>
+                        <w:fldChar w:fldCharType="end"/>
+                      </w:r>
+                      <w:r>
+                        <w:fldChar w:fldCharType="end"/>
+                      </w:r>
+                      <w:r>
+                        <w:fldChar w:fldCharType="end"/>
+                      </w:r>
+                      <w:r>
+                        <w:fldChar w:fldCharType="end"/>
                       </w:r>
                       <w:r>
                         <w:fldChar w:fldCharType="end"/>
@@ -2447,7 +2628,7 @@
                         <a:effectLst/>
                         <a:extLst>
                           <a:ext uri="{C572A759-6A51-4108-AA02-DFA0A04FC94B}">
-                            <ma14:wrappingTextBoxFlag xmlns="" xmlns:mo="http://schemas.microsoft.com/office/mac/office/2008/main" xmlns:mv="urn:schemas-microsoft-com:mac:vml" xmlns:o="urn:schemas-microsoft-com:office:office" xmlns:v="urn:schemas-microsoft-com:vml" xmlns:w10="urn:schemas-microsoft-com:office:word" xmlns:w="http://schemas.openxmlformats.org/wordprocessingml/2006/main" xmlns:ma14="http://schemas.microsoft.com/office/mac/drawingml/2011/main" xmlns:w16se="http://schemas.microsoft.com/office/word/2015/wordml/symex" xmlns:w16sdtdh="http://schemas.microsoft.com/office/word/2020/wordml/sdtdatahash" xmlns:w16="http://schemas.microsoft.com/office/word/2018/wordml" xmlns:w16cid="http://schemas.microsoft.com/office/word/2016/wordml/cid" xmlns:w16cex="http://schemas.microsoft.com/office/word/2018/wordml/cex" xmlns:am3d="http://schemas.microsoft.com/office/drawing/2017/model3d" xmlns:aink="http://schemas.microsoft.com/office/drawing/2016/ink" xmlns:cx8="http://schemas.microsoft.com/office/drawing/2016/5/14/chartex" xmlns:cx7="http://schemas.microsoft.com/office/drawing/2016/5/13/chartex" xmlns:cx6="http://schemas.microsoft.com/office/drawing/2016/5/12/chartex" xmlns:cx5="http://schemas.microsoft.com/office/drawing/2016/5/11/chartex" xmlns:cx4="http://schemas.microsoft.com/office/drawing/2016/5/10/chartex" xmlns:cx3="http://schemas.microsoft.com/office/drawing/2016/5/9/chartex" xmlns:cx2="http://schemas.microsoft.com/office/drawing/2015/10/21/chartex" xmlns:cx1="http://schemas.microsoft.com/office/drawing/2015/9/8/chartex" xmlns:cx="http://schemas.microsoft.com/office/drawing/2014/chartex"/>
+                            <ma14:wrappingTextBoxFlag xmlns:cx="http://schemas.microsoft.com/office/drawing/2014/chartex" xmlns:cx1="http://schemas.microsoft.com/office/drawing/2015/9/8/chartex" xmlns:cx2="http://schemas.microsoft.com/office/drawing/2015/10/21/chartex" xmlns:cx3="http://schemas.microsoft.com/office/drawing/2016/5/9/chartex" xmlns:cx4="http://schemas.microsoft.com/office/drawing/2016/5/10/chartex" xmlns:cx5="http://schemas.microsoft.com/office/drawing/2016/5/11/chartex" xmlns:cx6="http://schemas.microsoft.com/office/drawing/2016/5/12/chartex" xmlns:cx7="http://schemas.microsoft.com/office/drawing/2016/5/13/chartex" xmlns:cx8="http://schemas.microsoft.com/office/drawing/2016/5/14/chartex" xmlns:aink="http://schemas.microsoft.com/office/drawing/2016/ink" xmlns:am3d="http://schemas.microsoft.com/office/drawing/2017/model3d" xmlns:w16cex="http://schemas.microsoft.com/office/word/2018/wordml/cex" xmlns:w16cid="http://schemas.microsoft.com/office/word/2016/wordml/cid" xmlns:w16="http://schemas.microsoft.com/office/word/2018/wordml" xmlns:w16sdtdh="http://schemas.microsoft.com/office/word/2020/wordml/sdtdatahash" xmlns:w16se="http://schemas.microsoft.com/office/word/2015/wordml/symex" xmlns:ma14="http://schemas.microsoft.com/office/mac/drawingml/2011/main" xmlns:w="http://schemas.openxmlformats.org/wordprocessingml/2006/main" xmlns:w10="urn:schemas-microsoft-com:office:word" xmlns:v="urn:schemas-microsoft-com:vml" xmlns:o="urn:schemas-microsoft-com:office:office" xmlns:mv="urn:schemas-microsoft-com:mac:vml" xmlns:mo="http://schemas.microsoft.com/office/mac/office/2008/main" xmlns=""/>
                           </a:ext>
                         </a:extLst>
                       </wps:spPr>
@@ -2561,6 +2742,27 @@
                                 <w:szCs w:val="20"/>
                               </w:rPr>
                               <w:t xml:space="preserve"> de Lorraine</w:t>
+                            </w:r>
+                          </w:p>
+                          <w:p>
+                            <w:pPr>
+                              <w:rPr>
+                                <w:rFonts w:ascii="Mangal" w:hAnsi="Mangal" w:cs="Mangal" w:hint="eastAsia"/>
+                                <w:i/>
+                                <w:iCs/>
+                                <w:sz w:val="20"/>
+                                <w:szCs w:val="20"/>
+                              </w:rPr>
+                            </w:pPr>
+                            <w:r>
+                              <w:rPr>
+                                <w:rFonts w:ascii="Mangal" w:hAnsi="Mangal" w:cs="Mangal"/>
+                                <w:i/>
+                                <w:iCs/>
+                                <w:sz w:val="20"/>
+                                <w:szCs w:val="20"/>
+                              </w:rPr>
+                              <w:t>(2ème année)</w:t>
                             </w:r>
                           </w:p>
                           <w:p>
@@ -2750,6 +2952,27 @@
                           <w:szCs w:val="20"/>
                         </w:rPr>
                         <w:t xml:space="preserve"> de Lorraine</w:t>
+                      </w:r>
+                    </w:p>
+                    <w:p>
+                      <w:pPr>
+                        <w:rPr>
+                          <w:rFonts w:ascii="Mangal" w:hAnsi="Mangal" w:cs="Mangal" w:hint="eastAsia"/>
+                          <w:i/>
+                          <w:iCs/>
+                          <w:sz w:val="20"/>
+                          <w:szCs w:val="20"/>
+                        </w:rPr>
+                      </w:pPr>
+                      <w:r>
+                        <w:rPr>
+                          <w:rFonts w:ascii="Mangal" w:hAnsi="Mangal" w:cs="Mangal"/>
+                          <w:i/>
+                          <w:iCs/>
+                          <w:sz w:val="20"/>
+                          <w:szCs w:val="20"/>
+                        </w:rPr>
+                        <w:t>(2ème année)</w:t>
                       </w:r>
                     </w:p>
                     <w:p>
@@ -2856,7 +3079,7 @@
                         <a:effectLst/>
                         <a:extLst>
                           <a:ext uri="{C572A759-6A51-4108-AA02-DFA0A04FC94B}">
-                            <ma14:wrappingTextBoxFlag xmlns="" xmlns:mo="http://schemas.microsoft.com/office/mac/office/2008/main" xmlns:mv="urn:schemas-microsoft-com:mac:vml" xmlns:o="urn:schemas-microsoft-com:office:office" xmlns:v="urn:schemas-microsoft-com:vml" xmlns:w10="urn:schemas-microsoft-com:office:word" xmlns:w="http://schemas.openxmlformats.org/wordprocessingml/2006/main" xmlns:ma14="http://schemas.microsoft.com/office/mac/drawingml/2011/main" xmlns:w16se="http://schemas.microsoft.com/office/word/2015/wordml/symex" xmlns:w16sdtdh="http://schemas.microsoft.com/office/word/2020/wordml/sdtdatahash" xmlns:w16="http://schemas.microsoft.com/office/word/2018/wordml" xmlns:w16cid="http://schemas.microsoft.com/office/word/2016/wordml/cid" xmlns:w16cex="http://schemas.microsoft.com/office/word/2018/wordml/cex" xmlns:am3d="http://schemas.microsoft.com/office/drawing/2017/model3d" xmlns:aink="http://schemas.microsoft.com/office/drawing/2016/ink" xmlns:cx8="http://schemas.microsoft.com/office/drawing/2016/5/14/chartex" xmlns:cx7="http://schemas.microsoft.com/office/drawing/2016/5/13/chartex" xmlns:cx6="http://schemas.microsoft.com/office/drawing/2016/5/12/chartex" xmlns:cx5="http://schemas.microsoft.com/office/drawing/2016/5/11/chartex" xmlns:cx4="http://schemas.microsoft.com/office/drawing/2016/5/10/chartex" xmlns:cx3="http://schemas.microsoft.com/office/drawing/2016/5/9/chartex" xmlns:cx2="http://schemas.microsoft.com/office/drawing/2015/10/21/chartex" xmlns:cx1="http://schemas.microsoft.com/office/drawing/2015/9/8/chartex" xmlns:cx="http://schemas.microsoft.com/office/drawing/2014/chartex"/>
+                            <ma14:wrappingTextBoxFlag xmlns:cx="http://schemas.microsoft.com/office/drawing/2014/chartex" xmlns:cx1="http://schemas.microsoft.com/office/drawing/2015/9/8/chartex" xmlns:cx2="http://schemas.microsoft.com/office/drawing/2015/10/21/chartex" xmlns:cx3="http://schemas.microsoft.com/office/drawing/2016/5/9/chartex" xmlns:cx4="http://schemas.microsoft.com/office/drawing/2016/5/10/chartex" xmlns:cx5="http://schemas.microsoft.com/office/drawing/2016/5/11/chartex" xmlns:cx6="http://schemas.microsoft.com/office/drawing/2016/5/12/chartex" xmlns:cx7="http://schemas.microsoft.com/office/drawing/2016/5/13/chartex" xmlns:cx8="http://schemas.microsoft.com/office/drawing/2016/5/14/chartex" xmlns:aink="http://schemas.microsoft.com/office/drawing/2016/ink" xmlns:am3d="http://schemas.microsoft.com/office/drawing/2017/model3d" xmlns:w16cex="http://schemas.microsoft.com/office/word/2018/wordml/cex" xmlns:w16cid="http://schemas.microsoft.com/office/word/2016/wordml/cid" xmlns:w16="http://schemas.microsoft.com/office/word/2018/wordml" xmlns:w16sdtdh="http://schemas.microsoft.com/office/word/2020/wordml/sdtdatahash" xmlns:w16se="http://schemas.microsoft.com/office/word/2015/wordml/symex" xmlns:ma14="http://schemas.microsoft.com/office/mac/drawingml/2011/main" xmlns:w="http://schemas.openxmlformats.org/wordprocessingml/2006/main" xmlns:w10="urn:schemas-microsoft-com:office:word" xmlns:v="urn:schemas-microsoft-com:vml" xmlns:o="urn:schemas-microsoft-com:office:office" xmlns:mv="urn:schemas-microsoft-com:mac:vml" xmlns:mo="http://schemas.microsoft.com/office/mac/office/2008/main" xmlns=""/>
                           </a:ext>
                         </a:extLst>
                       </wps:spPr>
@@ -3308,7 +3531,7 @@
               </wp:anchor>
             </w:drawing>
           </mc:Choice>
-          <mc:Fallback xmlns:w16se="http://schemas.microsoft.com/office/word/2015/wordml/symex" xmlns:w16sdtdh="http://schemas.microsoft.com/office/word/2020/wordml/sdtdatahash" xmlns:w16="http://schemas.microsoft.com/office/word/2018/wordml" xmlns:w16cid="http://schemas.microsoft.com/office/word/2016/wordml/cid" xmlns:w16cex="http://schemas.microsoft.com/office/word/2018/wordml/cex" xmlns:am3d="http://schemas.microsoft.com/office/drawing/2017/model3d" xmlns:aink="http://schemas.microsoft.com/office/drawing/2016/ink" xmlns:cx8="http://schemas.microsoft.com/office/drawing/2016/5/14/chartex" xmlns:cx7="http://schemas.microsoft.com/office/drawing/2016/5/13/chartex" xmlns:cx6="http://schemas.microsoft.com/office/drawing/2016/5/12/chartex" xmlns:cx5="http://schemas.microsoft.com/office/drawing/2016/5/11/chartex" xmlns:cx4="http://schemas.microsoft.com/office/drawing/2016/5/10/chartex" xmlns:cx3="http://schemas.microsoft.com/office/drawing/2016/5/9/chartex" xmlns:cx2="http://schemas.microsoft.com/office/drawing/2015/10/21/chartex" xmlns:cx1="http://schemas.microsoft.com/office/drawing/2015/9/8/chartex" xmlns:cx="http://schemas.microsoft.com/office/drawing/2014/chartex">
+          <mc:Fallback xmlns:cx="http://schemas.microsoft.com/office/drawing/2014/chartex" xmlns:cx1="http://schemas.microsoft.com/office/drawing/2015/9/8/chartex" xmlns:cx2="http://schemas.microsoft.com/office/drawing/2015/10/21/chartex" xmlns:cx3="http://schemas.microsoft.com/office/drawing/2016/5/9/chartex" xmlns:cx4="http://schemas.microsoft.com/office/drawing/2016/5/10/chartex" xmlns:cx5="http://schemas.microsoft.com/office/drawing/2016/5/11/chartex" xmlns:cx6="http://schemas.microsoft.com/office/drawing/2016/5/12/chartex" xmlns:cx7="http://schemas.microsoft.com/office/drawing/2016/5/13/chartex" xmlns:cx8="http://schemas.microsoft.com/office/drawing/2016/5/14/chartex" xmlns:aink="http://schemas.microsoft.com/office/drawing/2016/ink" xmlns:am3d="http://schemas.microsoft.com/office/drawing/2017/model3d" xmlns:w16cex="http://schemas.microsoft.com/office/word/2018/wordml/cex" xmlns:w16cid="http://schemas.microsoft.com/office/word/2016/wordml/cid" xmlns:w16="http://schemas.microsoft.com/office/word/2018/wordml" xmlns:w16sdtdh="http://schemas.microsoft.com/office/word/2020/wordml/sdtdatahash" xmlns:w16se="http://schemas.microsoft.com/office/word/2015/wordml/symex">
             <w:pict>
               <v:shapetype w14:anchorId="5C3DF461" id="_x0000_t32" coordsize="21600,21600" o:spt="32" o:oned="t" path="m,l21600,21600e" filled="f">
                 <v:path arrowok="t" fillok="f" o:connecttype="none"/>
@@ -3386,7 +3609,7 @@
               </wp:anchor>
             </w:drawing>
           </mc:Choice>
-          <mc:Fallback xmlns:w16se="http://schemas.microsoft.com/office/word/2015/wordml/symex" xmlns:w16sdtdh="http://schemas.microsoft.com/office/word/2020/wordml/sdtdatahash" xmlns:w16="http://schemas.microsoft.com/office/word/2018/wordml" xmlns:w16cid="http://schemas.microsoft.com/office/word/2016/wordml/cid" xmlns:w16cex="http://schemas.microsoft.com/office/word/2018/wordml/cex" xmlns:am3d="http://schemas.microsoft.com/office/drawing/2017/model3d" xmlns:aink="http://schemas.microsoft.com/office/drawing/2016/ink" xmlns:cx8="http://schemas.microsoft.com/office/drawing/2016/5/14/chartex" xmlns:cx7="http://schemas.microsoft.com/office/drawing/2016/5/13/chartex" xmlns:cx6="http://schemas.microsoft.com/office/drawing/2016/5/12/chartex" xmlns:cx5="http://schemas.microsoft.com/office/drawing/2016/5/11/chartex" xmlns:cx4="http://schemas.microsoft.com/office/drawing/2016/5/10/chartex" xmlns:cx3="http://schemas.microsoft.com/office/drawing/2016/5/9/chartex" xmlns:cx2="http://schemas.microsoft.com/office/drawing/2015/10/21/chartex" xmlns:cx1="http://schemas.microsoft.com/office/drawing/2015/9/8/chartex" xmlns:cx="http://schemas.microsoft.com/office/drawing/2014/chartex">
+          <mc:Fallback xmlns:cx="http://schemas.microsoft.com/office/drawing/2014/chartex" xmlns:cx1="http://schemas.microsoft.com/office/drawing/2015/9/8/chartex" xmlns:cx2="http://schemas.microsoft.com/office/drawing/2015/10/21/chartex" xmlns:cx3="http://schemas.microsoft.com/office/drawing/2016/5/9/chartex" xmlns:cx4="http://schemas.microsoft.com/office/drawing/2016/5/10/chartex" xmlns:cx5="http://schemas.microsoft.com/office/drawing/2016/5/11/chartex" xmlns:cx6="http://schemas.microsoft.com/office/drawing/2016/5/12/chartex" xmlns:cx7="http://schemas.microsoft.com/office/drawing/2016/5/13/chartex" xmlns:cx8="http://schemas.microsoft.com/office/drawing/2016/5/14/chartex" xmlns:aink="http://schemas.microsoft.com/office/drawing/2016/ink" xmlns:am3d="http://schemas.microsoft.com/office/drawing/2017/model3d" xmlns:w16cex="http://schemas.microsoft.com/office/word/2018/wordml/cex" xmlns:w16cid="http://schemas.microsoft.com/office/word/2016/wordml/cid" xmlns:w16="http://schemas.microsoft.com/office/word/2018/wordml" xmlns:w16sdtdh="http://schemas.microsoft.com/office/word/2020/wordml/sdtdatahash" xmlns:w16se="http://schemas.microsoft.com/office/word/2015/wordml/symex">
             <w:pict>
               <v:shape w14:anchorId="244EBAE7" id="AutoShape 212" o:spid="_x0000_s1026" type="#_x0000_t32" style="position:absolute;margin-left:-111.85pt;margin-top:17.7pt;width:.05pt;height:251.5pt;z-index:251667456;visibility:visible;mso-wrap-style:square;mso-width-percent:0;mso-height-percent:0;mso-wrap-distance-left:9pt;mso-wrap-distance-top:0;mso-wrap-distance-right:9pt;mso-wrap-distance-bottom:0;mso-position-horizontal:absolute;mso-position-horizontal-relative:text;mso-position-vertical:absolute;mso-position-vertical-relative:text;mso-width-percent:0;mso-height-percent:0;mso-width-relative:page;mso-height-relative:page" o:gfxdata="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" strokecolor="#00b0f0"/>
             </w:pict>
@@ -3588,7 +3811,7 @@
               </wp:anchor>
             </w:drawing>
           </mc:Choice>
-          <mc:Fallback xmlns:w16se="http://schemas.microsoft.com/office/word/2015/wordml/symex" xmlns:w16sdtdh="http://schemas.microsoft.com/office/word/2020/wordml/sdtdatahash" xmlns:w16="http://schemas.microsoft.com/office/word/2018/wordml" xmlns:w16cid="http://schemas.microsoft.com/office/word/2016/wordml/cid" xmlns:w16cex="http://schemas.microsoft.com/office/word/2018/wordml/cex" xmlns:am3d="http://schemas.microsoft.com/office/drawing/2017/model3d" xmlns:aink="http://schemas.microsoft.com/office/drawing/2016/ink" xmlns:cx8="http://schemas.microsoft.com/office/drawing/2016/5/14/chartex" xmlns:cx7="http://schemas.microsoft.com/office/drawing/2016/5/13/chartex" xmlns:cx6="http://schemas.microsoft.com/office/drawing/2016/5/12/chartex" xmlns:cx5="http://schemas.microsoft.com/office/drawing/2016/5/11/chartex" xmlns:cx4="http://schemas.microsoft.com/office/drawing/2016/5/10/chartex" xmlns:cx3="http://schemas.microsoft.com/office/drawing/2016/5/9/chartex" xmlns:cx2="http://schemas.microsoft.com/office/drawing/2015/10/21/chartex" xmlns:cx1="http://schemas.microsoft.com/office/drawing/2015/9/8/chartex" xmlns:cx="http://schemas.microsoft.com/office/drawing/2014/chartex">
+          <mc:Fallback xmlns:cx="http://schemas.microsoft.com/office/drawing/2014/chartex" xmlns:cx1="http://schemas.microsoft.com/office/drawing/2015/9/8/chartex" xmlns:cx2="http://schemas.microsoft.com/office/drawing/2015/10/21/chartex" xmlns:cx3="http://schemas.microsoft.com/office/drawing/2016/5/9/chartex" xmlns:cx4="http://schemas.microsoft.com/office/drawing/2016/5/10/chartex" xmlns:cx5="http://schemas.microsoft.com/office/drawing/2016/5/11/chartex" xmlns:cx6="http://schemas.microsoft.com/office/drawing/2016/5/12/chartex" xmlns:cx7="http://schemas.microsoft.com/office/drawing/2016/5/13/chartex" xmlns:cx8="http://schemas.microsoft.com/office/drawing/2016/5/14/chartex" xmlns:aink="http://schemas.microsoft.com/office/drawing/2016/ink" xmlns:am3d="http://schemas.microsoft.com/office/drawing/2017/model3d" xmlns:w16cex="http://schemas.microsoft.com/office/word/2018/wordml/cex" xmlns:w16cid="http://schemas.microsoft.com/office/word/2016/wordml/cid" xmlns:w16="http://schemas.microsoft.com/office/word/2018/wordml" xmlns:w16sdtdh="http://schemas.microsoft.com/office/word/2020/wordml/sdtdatahash" xmlns:w16se="http://schemas.microsoft.com/office/word/2015/wordml/symex">
             <w:pict>
               <v:shape w14:anchorId="3D126886" id="AutoShape 216" o:spid="_x0000_s1026" type="#_x0000_t32" style="position:absolute;margin-left:-351.3pt;margin-top:-12.15pt;width:11.35pt;height:0;z-index:251671552;visibility:visible;mso-wrap-style:square;mso-width-percent:0;mso-height-percent:0;mso-wrap-distance-left:9pt;mso-wrap-distance-top:0;mso-wrap-distance-right:9pt;mso-wrap-distance-bottom:0;mso-position-horizontal:absolute;mso-position-horizontal-relative:text;mso-position-vertical:absolute;mso-position-vertical-relative:text;mso-width-percent:0;mso-height-percent:0;mso-width-relative:page;mso-height-relative:page" o:gfxdata="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" strokecolor="#00b0f0"/>
             </w:pict>
@@ -3642,7 +3865,7 @@
                         <a:effectLst/>
                         <a:extLst>
                           <a:ext uri="{C572A759-6A51-4108-AA02-DFA0A04FC94B}">
-                            <ma14:wrappingTextBoxFlag xmlns="" xmlns:mo="http://schemas.microsoft.com/office/mac/office/2008/main" xmlns:mv="urn:schemas-microsoft-com:mac:vml" xmlns:o="urn:schemas-microsoft-com:office:office" xmlns:v="urn:schemas-microsoft-com:vml" xmlns:w10="urn:schemas-microsoft-com:office:word" xmlns:w="http://schemas.openxmlformats.org/wordprocessingml/2006/main" xmlns:ma14="http://schemas.microsoft.com/office/mac/drawingml/2011/main" xmlns:w16se="http://schemas.microsoft.com/office/word/2015/wordml/symex" xmlns:w16sdtdh="http://schemas.microsoft.com/office/word/2020/wordml/sdtdatahash" xmlns:w16="http://schemas.microsoft.com/office/word/2018/wordml" xmlns:w16cid="http://schemas.microsoft.com/office/word/2016/wordml/cid" xmlns:w16cex="http://schemas.microsoft.com/office/word/2018/wordml/cex" xmlns:am3d="http://schemas.microsoft.com/office/drawing/2017/model3d" xmlns:aink="http://schemas.microsoft.com/office/drawing/2016/ink" xmlns:cx8="http://schemas.microsoft.com/office/drawing/2016/5/14/chartex" xmlns:cx7="http://schemas.microsoft.com/office/drawing/2016/5/13/chartex" xmlns:cx6="http://schemas.microsoft.com/office/drawing/2016/5/12/chartex" xmlns:cx5="http://schemas.microsoft.com/office/drawing/2016/5/11/chartex" xmlns:cx4="http://schemas.microsoft.com/office/drawing/2016/5/10/chartex" xmlns:cx3="http://schemas.microsoft.com/office/drawing/2016/5/9/chartex" xmlns:cx2="http://schemas.microsoft.com/office/drawing/2015/10/21/chartex" xmlns:cx1="http://schemas.microsoft.com/office/drawing/2015/9/8/chartex" xmlns:cx="http://schemas.microsoft.com/office/drawing/2014/chartex"/>
+                            <ma14:wrappingTextBoxFlag xmlns:cx="http://schemas.microsoft.com/office/drawing/2014/chartex" xmlns:cx1="http://schemas.microsoft.com/office/drawing/2015/9/8/chartex" xmlns:cx2="http://schemas.microsoft.com/office/drawing/2015/10/21/chartex" xmlns:cx3="http://schemas.microsoft.com/office/drawing/2016/5/9/chartex" xmlns:cx4="http://schemas.microsoft.com/office/drawing/2016/5/10/chartex" xmlns:cx5="http://schemas.microsoft.com/office/drawing/2016/5/11/chartex" xmlns:cx6="http://schemas.microsoft.com/office/drawing/2016/5/12/chartex" xmlns:cx7="http://schemas.microsoft.com/office/drawing/2016/5/13/chartex" xmlns:cx8="http://schemas.microsoft.com/office/drawing/2016/5/14/chartex" xmlns:aink="http://schemas.microsoft.com/office/drawing/2016/ink" xmlns:am3d="http://schemas.microsoft.com/office/drawing/2017/model3d" xmlns:w16cex="http://schemas.microsoft.com/office/word/2018/wordml/cex" xmlns:w16cid="http://schemas.microsoft.com/office/word/2016/wordml/cid" xmlns:w16="http://schemas.microsoft.com/office/word/2018/wordml" xmlns:w16sdtdh="http://schemas.microsoft.com/office/word/2020/wordml/sdtdatahash" xmlns:w16se="http://schemas.microsoft.com/office/word/2015/wordml/symex" xmlns:ma14="http://schemas.microsoft.com/office/mac/drawingml/2011/main" xmlns:w="http://schemas.openxmlformats.org/wordprocessingml/2006/main" xmlns:w10="urn:schemas-microsoft-com:office:word" xmlns:v="urn:schemas-microsoft-com:vml" xmlns:o="urn:schemas-microsoft-com:office:office" xmlns:mv="urn:schemas-microsoft-com:mac:vml" xmlns:mo="http://schemas.microsoft.com/office/mac/office/2008/main" xmlns=""/>
                           </a:ext>
                         </a:extLst>
                       </wps:spPr>
@@ -3683,7 +3906,7 @@
                                 <w:sz w:val="20"/>
                                 <w:szCs w:val="20"/>
                               </w:rPr>
-                              <w:t xml:space="preserve"> d’informatique.</w:t>
+                              <w:t xml:space="preserve"> d’informatique</w:t>
                             </w:r>
                           </w:p>
                           <w:p>
@@ -3704,6 +3927,97 @@
                                 <w:szCs w:val="20"/>
                               </w:rPr>
                               <w:t xml:space="preserve">Désirant apprendre </w:t>
+                            </w:r>
+                          </w:p>
+                          <w:p>
+                            <w:pPr>
+                              <w:spacing w:line="276" w:lineRule="auto"/>
+                              <w:rPr>
+                                <w:rFonts w:ascii="Mangal" w:hAnsi="Mangal" w:cs="Mangal" w:hint="eastAsia"/>
+                                <w:iCs/>
+                                <w:sz w:val="20"/>
+                                <w:szCs w:val="20"/>
+                              </w:rPr>
+                            </w:pPr>
+                          </w:p>
+                          <w:p>
+                            <w:pPr>
+                              <w:spacing w:line="276" w:lineRule="auto"/>
+                              <w:rPr>
+                                <w:rFonts w:ascii="Mangal" w:hAnsi="Mangal" w:cs="Mangal" w:hint="eastAsia"/>
+                                <w:iCs/>
+                                <w:sz w:val="20"/>
+                                <w:szCs w:val="20"/>
+                              </w:rPr>
+                            </w:pPr>
+                          </w:p>
+                          <w:p>
+                            <w:pPr>
+                              <w:spacing w:line="276" w:lineRule="auto"/>
+                              <w:rPr>
+                                <w:rFonts w:ascii="Mangal" w:hAnsi="Mangal" w:cs="Mangal" w:hint="eastAsia"/>
+                                <w:iCs/>
+                                <w:sz w:val="20"/>
+                                <w:szCs w:val="20"/>
+                              </w:rPr>
+                            </w:pPr>
+                          </w:p>
+                          <w:p>
+                            <w:pPr>
+                              <w:spacing w:line="276" w:lineRule="auto"/>
+                              <w:rPr>
+                                <w:rFonts w:ascii="Mangal" w:hAnsi="Mangal" w:cs="Mangal" w:hint="eastAsia"/>
+                                <w:iCs/>
+                                <w:sz w:val="20"/>
+                                <w:szCs w:val="20"/>
+                              </w:rPr>
+                            </w:pPr>
+                            <w:r>
+                              <w:rPr>
+                                <w:rFonts w:ascii="Mangal" w:hAnsi="Mangal" w:cs="Mangal"/>
+                                <w:iCs/>
+                                <w:sz w:val="20"/>
+                                <w:szCs w:val="20"/>
+                              </w:rPr>
+                              <w:t>Permis de Conduire :</w:t>
+                            </w:r>
+                            <w:r>
+                              <w:rPr>
+                                <w:rFonts w:ascii="Mangal" w:hAnsi="Mangal" w:cs="Mangal"/>
+                                <w:iCs/>
+                                <w:sz w:val="20"/>
+                                <w:szCs w:val="20"/>
+                              </w:rPr>
+                              <w:t xml:space="preserve"> B/A1</w:t>
+                            </w:r>
+                          </w:p>
+                          <w:p>
+                            <w:pPr>
+                              <w:spacing w:line="276" w:lineRule="auto"/>
+                              <w:rPr>
+                                <w:rFonts w:ascii="Mangal" w:hAnsi="Mangal" w:cs="Mangal" w:hint="eastAsia"/>
+                                <w:iCs/>
+                                <w:sz w:val="20"/>
+                                <w:szCs w:val="20"/>
+                              </w:rPr>
+                            </w:pPr>
+                            <w:r>
+                              <w:rPr>
+                                <w:rFonts w:ascii="Mangal" w:hAnsi="Mangal" w:cs="Mangal"/>
+                                <w:iCs/>
+                                <w:sz w:val="20"/>
+                                <w:szCs w:val="20"/>
+                              </w:rPr>
+                              <w:t>Possession d’</w:t>
+                            </w:r>
+                            <w:r>
+                              <w:rPr>
+                                <w:rFonts w:ascii="Mangal" w:hAnsi="Mangal" w:cs="Mangal"/>
+                                <w:iCs/>
+                                <w:sz w:val="20"/>
+                                <w:szCs w:val="20"/>
+                              </w:rPr>
+                              <w:t>un véhicule</w:t>
                             </w:r>
                           </w:p>
                         </w:txbxContent>
@@ -3740,28 +4054,28 @@
                       <w:pPr>
                         <w:spacing w:line="276" w:lineRule="auto"/>
                         <w:rPr>
-                          <w:rFonts w:ascii="Mangal" w:hAnsi="Mangal" w:cs="Mangal"/>
-                          <w:iCs/>
-                          <w:sz w:val="20"/>
-                          <w:szCs w:val="20"/>
-                        </w:rPr>
-                      </w:pPr>
-                      <w:r>
-                        <w:rPr>
-                          <w:rFonts w:ascii="Mangal" w:hAnsi="Mangal" w:cs="Mangal"/>
-                          <w:iCs/>
-                          <w:sz w:val="20"/>
-                          <w:szCs w:val="20"/>
-                        </w:rPr>
-                        <w:t>Passionn</w:t>
-                      </w:r>
-                      <w:r>
-                        <w:rPr>
                           <w:rFonts w:ascii="Mangal" w:hAnsi="Mangal" w:cs="Mangal" w:hint="eastAsia"/>
                           <w:iCs/>
                           <w:sz w:val="20"/>
                           <w:szCs w:val="20"/>
                         </w:rPr>
+                      </w:pPr>
+                      <w:r>
+                        <w:rPr>
+                          <w:rFonts w:ascii="Mangal" w:hAnsi="Mangal" w:cs="Mangal"/>
+                          <w:iCs/>
+                          <w:sz w:val="20"/>
+                          <w:szCs w:val="20"/>
+                        </w:rPr>
+                        <w:t>Passionn</w:t>
+                      </w:r>
+                      <w:r>
+                        <w:rPr>
+                          <w:rFonts w:ascii="Mangal" w:hAnsi="Mangal" w:cs="Mangal" w:hint="eastAsia"/>
+                          <w:iCs/>
+                          <w:sz w:val="20"/>
+                          <w:szCs w:val="20"/>
+                        </w:rPr>
                         <w:t>é</w:t>
                       </w:r>
                       <w:r>
@@ -3771,7 +4085,7 @@
                           <w:sz w:val="20"/>
                           <w:szCs w:val="20"/>
                         </w:rPr>
-                        <w:t xml:space="preserve"> d’informatique.</w:t>
+                        <w:t xml:space="preserve"> d’informatique</w:t>
                       </w:r>
                     </w:p>
                     <w:p>
@@ -3792,6 +4106,97 @@
                           <w:szCs w:val="20"/>
                         </w:rPr>
                         <w:t xml:space="preserve">Désirant apprendre </w:t>
+                      </w:r>
+                    </w:p>
+                    <w:p>
+                      <w:pPr>
+                        <w:spacing w:line="276" w:lineRule="auto"/>
+                        <w:rPr>
+                          <w:rFonts w:ascii="Mangal" w:hAnsi="Mangal" w:cs="Mangal" w:hint="eastAsia"/>
+                          <w:iCs/>
+                          <w:sz w:val="20"/>
+                          <w:szCs w:val="20"/>
+                        </w:rPr>
+                      </w:pPr>
+                    </w:p>
+                    <w:p>
+                      <w:pPr>
+                        <w:spacing w:line="276" w:lineRule="auto"/>
+                        <w:rPr>
+                          <w:rFonts w:ascii="Mangal" w:hAnsi="Mangal" w:cs="Mangal" w:hint="eastAsia"/>
+                          <w:iCs/>
+                          <w:sz w:val="20"/>
+                          <w:szCs w:val="20"/>
+                        </w:rPr>
+                      </w:pPr>
+                    </w:p>
+                    <w:p>
+                      <w:pPr>
+                        <w:spacing w:line="276" w:lineRule="auto"/>
+                        <w:rPr>
+                          <w:rFonts w:ascii="Mangal" w:hAnsi="Mangal" w:cs="Mangal" w:hint="eastAsia"/>
+                          <w:iCs/>
+                          <w:sz w:val="20"/>
+                          <w:szCs w:val="20"/>
+                        </w:rPr>
+                      </w:pPr>
+                    </w:p>
+                    <w:p>
+                      <w:pPr>
+                        <w:spacing w:line="276" w:lineRule="auto"/>
+                        <w:rPr>
+                          <w:rFonts w:ascii="Mangal" w:hAnsi="Mangal" w:cs="Mangal" w:hint="eastAsia"/>
+                          <w:iCs/>
+                          <w:sz w:val="20"/>
+                          <w:szCs w:val="20"/>
+                        </w:rPr>
+                      </w:pPr>
+                      <w:r>
+                        <w:rPr>
+                          <w:rFonts w:ascii="Mangal" w:hAnsi="Mangal" w:cs="Mangal"/>
+                          <w:iCs/>
+                          <w:sz w:val="20"/>
+                          <w:szCs w:val="20"/>
+                        </w:rPr>
+                        <w:t>Permis de Conduire :</w:t>
+                      </w:r>
+                      <w:r>
+                        <w:rPr>
+                          <w:rFonts w:ascii="Mangal" w:hAnsi="Mangal" w:cs="Mangal"/>
+                          <w:iCs/>
+                          <w:sz w:val="20"/>
+                          <w:szCs w:val="20"/>
+                        </w:rPr>
+                        <w:t xml:space="preserve"> B/A1</w:t>
+                      </w:r>
+                    </w:p>
+                    <w:p>
+                      <w:pPr>
+                        <w:spacing w:line="276" w:lineRule="auto"/>
+                        <w:rPr>
+                          <w:rFonts w:ascii="Mangal" w:hAnsi="Mangal" w:cs="Mangal" w:hint="eastAsia"/>
+                          <w:iCs/>
+                          <w:sz w:val="20"/>
+                          <w:szCs w:val="20"/>
+                        </w:rPr>
+                      </w:pPr>
+                      <w:r>
+                        <w:rPr>
+                          <w:rFonts w:ascii="Mangal" w:hAnsi="Mangal" w:cs="Mangal"/>
+                          <w:iCs/>
+                          <w:sz w:val="20"/>
+                          <w:szCs w:val="20"/>
+                        </w:rPr>
+                        <w:t>Possession d’</w:t>
+                      </w:r>
+                      <w:r>
+                        <w:rPr>
+                          <w:rFonts w:ascii="Mangal" w:hAnsi="Mangal" w:cs="Mangal"/>
+                          <w:iCs/>
+                          <w:sz w:val="20"/>
+                          <w:szCs w:val="20"/>
+                        </w:rPr>
+                        <w:t>un véhicule</w:t>
                       </w:r>
                     </w:p>
                   </w:txbxContent>
@@ -3998,7 +4403,7 @@
               </wp:anchor>
             </w:drawing>
           </mc:Choice>
-          <mc:Fallback xmlns:w16se="http://schemas.microsoft.com/office/word/2015/wordml/symex" xmlns:w16sdtdh="http://schemas.microsoft.com/office/word/2020/wordml/sdtdatahash" xmlns:w16="http://schemas.microsoft.com/office/word/2018/wordml" xmlns:w16cid="http://schemas.microsoft.com/office/word/2016/wordml/cid" xmlns:w16cex="http://schemas.microsoft.com/office/word/2018/wordml/cex" xmlns:am3d="http://schemas.microsoft.com/office/drawing/2017/model3d" xmlns:aink="http://schemas.microsoft.com/office/drawing/2016/ink" xmlns:cx8="http://schemas.microsoft.com/office/drawing/2016/5/14/chartex" xmlns:cx7="http://schemas.microsoft.com/office/drawing/2016/5/13/chartex" xmlns:cx6="http://schemas.microsoft.com/office/drawing/2016/5/12/chartex" xmlns:cx5="http://schemas.microsoft.com/office/drawing/2016/5/11/chartex" xmlns:cx4="http://schemas.microsoft.com/office/drawing/2016/5/10/chartex" xmlns:cx3="http://schemas.microsoft.com/office/drawing/2016/5/9/chartex" xmlns:cx2="http://schemas.microsoft.com/office/drawing/2015/10/21/chartex" xmlns:cx1="http://schemas.microsoft.com/office/drawing/2015/9/8/chartex" xmlns:cx="http://schemas.microsoft.com/office/drawing/2014/chartex">
+          <mc:Fallback xmlns:cx="http://schemas.microsoft.com/office/drawing/2014/chartex" xmlns:cx1="http://schemas.microsoft.com/office/drawing/2015/9/8/chartex" xmlns:cx2="http://schemas.microsoft.com/office/drawing/2015/10/21/chartex" xmlns:cx3="http://schemas.microsoft.com/office/drawing/2016/5/9/chartex" xmlns:cx4="http://schemas.microsoft.com/office/drawing/2016/5/10/chartex" xmlns:cx5="http://schemas.microsoft.com/office/drawing/2016/5/11/chartex" xmlns:cx6="http://schemas.microsoft.com/office/drawing/2016/5/12/chartex" xmlns:cx7="http://schemas.microsoft.com/office/drawing/2016/5/13/chartex" xmlns:cx8="http://schemas.microsoft.com/office/drawing/2016/5/14/chartex" xmlns:aink="http://schemas.microsoft.com/office/drawing/2016/ink" xmlns:am3d="http://schemas.microsoft.com/office/drawing/2017/model3d" xmlns:w16cex="http://schemas.microsoft.com/office/word/2018/wordml/cex" xmlns:w16cid="http://schemas.microsoft.com/office/word/2016/wordml/cid" xmlns:w16="http://schemas.microsoft.com/office/word/2018/wordml" xmlns:w16sdtdh="http://schemas.microsoft.com/office/word/2020/wordml/sdtdatahash" xmlns:w16se="http://schemas.microsoft.com/office/word/2015/wordml/symex">
             <w:pict>
               <v:shape w14:anchorId="0A8D84AD" id="AutoShape 217" o:spid="_x0000_s1026" type="#_x0000_t32" style="position:absolute;margin-left:-351.5pt;margin-top:1.25pt;width:11.35pt;height:0;z-index:251672576;visibility:visible;mso-wrap-style:square;mso-width-percent:0;mso-height-percent:0;mso-wrap-distance-left:9pt;mso-wrap-distance-top:0;mso-wrap-distance-right:9pt;mso-wrap-distance-bottom:0;mso-position-horizontal:absolute;mso-position-horizontal-relative:text;mso-position-vertical:absolute;mso-position-vertical-relative:text;mso-width-percent:0;mso-height-percent:0;mso-width-relative:page;mso-height-relative:page" o:gfxdata="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" strokecolor="#00b0f0"/>
             </w:pict>
@@ -4051,7 +4456,7 @@
                         <a:effectLst/>
                         <a:extLst>
                           <a:ext uri="{C572A759-6A51-4108-AA02-DFA0A04FC94B}">
-                            <ma14:wrappingTextBoxFlag xmlns="" xmlns:mo="http://schemas.microsoft.com/office/mac/office/2008/main" xmlns:mv="urn:schemas-microsoft-com:mac:vml" xmlns:o="urn:schemas-microsoft-com:office:office" xmlns:v="urn:schemas-microsoft-com:vml" xmlns:w10="urn:schemas-microsoft-com:office:word" xmlns:w="http://schemas.openxmlformats.org/wordprocessingml/2006/main" xmlns:ma14="http://schemas.microsoft.com/office/mac/drawingml/2011/main" xmlns:w16se="http://schemas.microsoft.com/office/word/2015/wordml/symex" xmlns:w16sdtdh="http://schemas.microsoft.com/office/word/2020/wordml/sdtdatahash" xmlns:w16="http://schemas.microsoft.com/office/word/2018/wordml" xmlns:w16cid="http://schemas.microsoft.com/office/word/2016/wordml/cid" xmlns:w16cex="http://schemas.microsoft.com/office/word/2018/wordml/cex" xmlns:am3d="http://schemas.microsoft.com/office/drawing/2017/model3d" xmlns:aink="http://schemas.microsoft.com/office/drawing/2016/ink" xmlns:cx8="http://schemas.microsoft.com/office/drawing/2016/5/14/chartex" xmlns:cx7="http://schemas.microsoft.com/office/drawing/2016/5/13/chartex" xmlns:cx6="http://schemas.microsoft.com/office/drawing/2016/5/12/chartex" xmlns:cx5="http://schemas.microsoft.com/office/drawing/2016/5/11/chartex" xmlns:cx4="http://schemas.microsoft.com/office/drawing/2016/5/10/chartex" xmlns:cx3="http://schemas.microsoft.com/office/drawing/2016/5/9/chartex" xmlns:cx2="http://schemas.microsoft.com/office/drawing/2015/10/21/chartex" xmlns:cx1="http://schemas.microsoft.com/office/drawing/2015/9/8/chartex" xmlns:cx="http://schemas.microsoft.com/office/drawing/2014/chartex"/>
+                            <ma14:wrappingTextBoxFlag xmlns:cx="http://schemas.microsoft.com/office/drawing/2014/chartex" xmlns:cx1="http://schemas.microsoft.com/office/drawing/2015/9/8/chartex" xmlns:cx2="http://schemas.microsoft.com/office/drawing/2015/10/21/chartex" xmlns:cx3="http://schemas.microsoft.com/office/drawing/2016/5/9/chartex" xmlns:cx4="http://schemas.microsoft.com/office/drawing/2016/5/10/chartex" xmlns:cx5="http://schemas.microsoft.com/office/drawing/2016/5/11/chartex" xmlns:cx6="http://schemas.microsoft.com/office/drawing/2016/5/12/chartex" xmlns:cx7="http://schemas.microsoft.com/office/drawing/2016/5/13/chartex" xmlns:cx8="http://schemas.microsoft.com/office/drawing/2016/5/14/chartex" xmlns:aink="http://schemas.microsoft.com/office/drawing/2016/ink" xmlns:am3d="http://schemas.microsoft.com/office/drawing/2017/model3d" xmlns:w16cex="http://schemas.microsoft.com/office/word/2018/wordml/cex" xmlns:w16cid="http://schemas.microsoft.com/office/word/2016/wordml/cid" xmlns:w16="http://schemas.microsoft.com/office/word/2018/wordml" xmlns:w16sdtdh="http://schemas.microsoft.com/office/word/2020/wordml/sdtdatahash" xmlns:w16se="http://schemas.microsoft.com/office/word/2015/wordml/symex" xmlns:ma14="http://schemas.microsoft.com/office/mac/drawingml/2011/main" xmlns:w="http://schemas.openxmlformats.org/wordprocessingml/2006/main" xmlns:w10="urn:schemas-microsoft-com:office:word" xmlns:v="urn:schemas-microsoft-com:vml" xmlns:o="urn:schemas-microsoft-com:office:office" xmlns:mv="urn:schemas-microsoft-com:mac:vml" xmlns:mo="http://schemas.microsoft.com/office/mac/office/2008/main" xmlns=""/>
                           </a:ext>
                         </a:extLst>
                       </wps:spPr>
@@ -4189,7 +4594,27 @@
                                 <w:sz w:val="20"/>
                                 <w:szCs w:val="20"/>
                               </w:rPr>
-                              <w:t>Mairie de Courcelle-Chaussy</w:t>
+                              <w:t>Mairie de Courcelle</w:t>
+                            </w:r>
+                            <w:r>
+                              <w:rPr>
+                                <w:rFonts w:ascii="Mangal" w:hAnsi="Mangal" w:cs="Mangal"/>
+                                <w:b/>
+                                <w:color w:val="000000"/>
+                                <w:sz w:val="20"/>
+                                <w:szCs w:val="20"/>
+                              </w:rPr>
+                              <w:t>s</w:t>
+                            </w:r>
+                            <w:r>
+                              <w:rPr>
+                                <w:rFonts w:ascii="Mangal" w:hAnsi="Mangal" w:cs="Mangal"/>
+                                <w:b/>
+                                <w:color w:val="000000"/>
+                                <w:sz w:val="20"/>
+                                <w:szCs w:val="20"/>
+                              </w:rPr>
+                              <w:t>-Chaussy</w:t>
                             </w:r>
                             <w:r>
                               <w:rPr>
@@ -4423,7 +4848,7 @@
                     <w:p>
                       <w:pPr>
                         <w:rPr>
-                          <w:rFonts w:ascii="Mangal" w:hAnsi="Mangal" w:cs="Mangal"/>
+                          <w:rFonts w:ascii="Mangal" w:hAnsi="Mangal" w:cs="Mangal" w:hint="eastAsia"/>
                           <w:b/>
                           <w:color w:val="000000"/>
                           <w:sz w:val="20"/>
@@ -4434,7 +4859,7 @@
                     <w:p>
                       <w:pPr>
                         <w:rPr>
-                          <w:rFonts w:ascii="Mangal" w:hAnsi="Mangal" w:cs="Mangal"/>
+                          <w:rFonts w:ascii="Mangal" w:hAnsi="Mangal" w:cs="Mangal" w:hint="eastAsia"/>
                           <w:b/>
                           <w:color w:val="000000"/>
                           <w:sz w:val="20"/>
@@ -4460,7 +4885,27 @@
                           <w:sz w:val="20"/>
                           <w:szCs w:val="20"/>
                         </w:rPr>
-                        <w:t>Mairie de Courcelle-Chaussy</w:t>
+                        <w:t>Mairie de Courcelle</w:t>
+                      </w:r>
+                      <w:r>
+                        <w:rPr>
+                          <w:rFonts w:ascii="Mangal" w:hAnsi="Mangal" w:cs="Mangal"/>
+                          <w:b/>
+                          <w:color w:val="000000"/>
+                          <w:sz w:val="20"/>
+                          <w:szCs w:val="20"/>
+                        </w:rPr>
+                        <w:t>s</w:t>
+                      </w:r>
+                      <w:r>
+                        <w:rPr>
+                          <w:rFonts w:ascii="Mangal" w:hAnsi="Mangal" w:cs="Mangal"/>
+                          <w:b/>
+                          <w:color w:val="000000"/>
+                          <w:sz w:val="20"/>
+                          <w:szCs w:val="20"/>
+                        </w:rPr>
+                        <w:t>-Chaussy</w:t>
                       </w:r>
                       <w:r>
                         <w:rPr>
@@ -4624,7 +5069,7 @@
                         <a:effectLst/>
                         <a:extLst>
                           <a:ext uri="{C572A759-6A51-4108-AA02-DFA0A04FC94B}">
-                            <ma14:wrappingTextBoxFlag xmlns="" xmlns:mo="http://schemas.microsoft.com/office/mac/office/2008/main" xmlns:mv="urn:schemas-microsoft-com:mac:vml" xmlns:o="urn:schemas-microsoft-com:office:office" xmlns:v="urn:schemas-microsoft-com:vml" xmlns:w10="urn:schemas-microsoft-com:office:word" xmlns:w="http://schemas.openxmlformats.org/wordprocessingml/2006/main" xmlns:ma14="http://schemas.microsoft.com/office/mac/drawingml/2011/main" xmlns:w16se="http://schemas.microsoft.com/office/word/2015/wordml/symex" xmlns:w16sdtdh="http://schemas.microsoft.com/office/word/2020/wordml/sdtdatahash" xmlns:w16="http://schemas.microsoft.com/office/word/2018/wordml" xmlns:w16cid="http://schemas.microsoft.com/office/word/2016/wordml/cid" xmlns:w16cex="http://schemas.microsoft.com/office/word/2018/wordml/cex" xmlns:am3d="http://schemas.microsoft.com/office/drawing/2017/model3d" xmlns:aink="http://schemas.microsoft.com/office/drawing/2016/ink" xmlns:cx8="http://schemas.microsoft.com/office/drawing/2016/5/14/chartex" xmlns:cx7="http://schemas.microsoft.com/office/drawing/2016/5/13/chartex" xmlns:cx6="http://schemas.microsoft.com/office/drawing/2016/5/12/chartex" xmlns:cx5="http://schemas.microsoft.com/office/drawing/2016/5/11/chartex" xmlns:cx4="http://schemas.microsoft.com/office/drawing/2016/5/10/chartex" xmlns:cx3="http://schemas.microsoft.com/office/drawing/2016/5/9/chartex" xmlns:cx2="http://schemas.microsoft.com/office/drawing/2015/10/21/chartex" xmlns:cx1="http://schemas.microsoft.com/office/drawing/2015/9/8/chartex" xmlns:cx="http://schemas.microsoft.com/office/drawing/2014/chartex"/>
+                            <ma14:wrappingTextBoxFlag xmlns:cx="http://schemas.microsoft.com/office/drawing/2014/chartex" xmlns:cx1="http://schemas.microsoft.com/office/drawing/2015/9/8/chartex" xmlns:cx2="http://schemas.microsoft.com/office/drawing/2015/10/21/chartex" xmlns:cx3="http://schemas.microsoft.com/office/drawing/2016/5/9/chartex" xmlns:cx4="http://schemas.microsoft.com/office/drawing/2016/5/10/chartex" xmlns:cx5="http://schemas.microsoft.com/office/drawing/2016/5/11/chartex" xmlns:cx6="http://schemas.microsoft.com/office/drawing/2016/5/12/chartex" xmlns:cx7="http://schemas.microsoft.com/office/drawing/2016/5/13/chartex" xmlns:cx8="http://schemas.microsoft.com/office/drawing/2016/5/14/chartex" xmlns:aink="http://schemas.microsoft.com/office/drawing/2016/ink" xmlns:am3d="http://schemas.microsoft.com/office/drawing/2017/model3d" xmlns:w16cex="http://schemas.microsoft.com/office/word/2018/wordml/cex" xmlns:w16cid="http://schemas.microsoft.com/office/word/2016/wordml/cid" xmlns:w16="http://schemas.microsoft.com/office/word/2018/wordml" xmlns:w16sdtdh="http://schemas.microsoft.com/office/word/2020/wordml/sdtdatahash" xmlns:w16se="http://schemas.microsoft.com/office/word/2015/wordml/symex" xmlns:ma14="http://schemas.microsoft.com/office/mac/drawingml/2011/main" xmlns:w="http://schemas.openxmlformats.org/wordprocessingml/2006/main" xmlns:w10="urn:schemas-microsoft-com:office:word" xmlns:v="urn:schemas-microsoft-com:vml" xmlns:o="urn:schemas-microsoft-com:office:office" xmlns:mv="urn:schemas-microsoft-com:mac:vml" xmlns:mo="http://schemas.microsoft.com/office/mac/office/2008/main" xmlns=""/>
                           </a:ext>
                         </a:extLst>
                       </wps:spPr>
@@ -4844,7 +5289,25 @@
                                 <w:sz w:val="16"/>
                                 <w:szCs w:val="22"/>
                               </w:rPr>
-                              <w:t>Courcelle-Chaussy</w:t>
+                              <w:t>Courcelle</w:t>
+                            </w:r>
+                            <w:r>
+                              <w:rPr>
+                                <w:rFonts w:ascii="Mangal" w:hAnsi="Mangal" w:cs="Mangal"/>
+                                <w:color w:val="808080"/>
+                                <w:sz w:val="16"/>
+                                <w:szCs w:val="22"/>
+                              </w:rPr>
+                              <w:t>s</w:t>
+                            </w:r>
+                            <w:r>
+                              <w:rPr>
+                                <w:rFonts w:ascii="Mangal" w:hAnsi="Mangal" w:cs="Mangal"/>
+                                <w:color w:val="808080"/>
+                                <w:sz w:val="16"/>
+                                <w:szCs w:val="22"/>
+                              </w:rPr>
+                              <w:t>-Chaussy</w:t>
                             </w:r>
                             <w:r>
                               <w:rPr>
@@ -5124,7 +5587,25 @@
                           <w:sz w:val="16"/>
                           <w:szCs w:val="22"/>
                         </w:rPr>
-                        <w:t>Courcelle-Chaussy</w:t>
+                        <w:t>Courcelle</w:t>
+                      </w:r>
+                      <w:r>
+                        <w:rPr>
+                          <w:rFonts w:ascii="Mangal" w:hAnsi="Mangal" w:cs="Mangal"/>
+                          <w:color w:val="808080"/>
+                          <w:sz w:val="16"/>
+                          <w:szCs w:val="22"/>
+                        </w:rPr>
+                        <w:t>s</w:t>
+                      </w:r>
+                      <w:r>
+                        <w:rPr>
+                          <w:rFonts w:ascii="Mangal" w:hAnsi="Mangal" w:cs="Mangal"/>
+                          <w:color w:val="808080"/>
+                          <w:sz w:val="16"/>
+                          <w:szCs w:val="22"/>
+                        </w:rPr>
+                        <w:t>-Chaussy</w:t>
                       </w:r>
                       <w:r>
                         <w:rPr>
@@ -5365,7 +5846,7 @@
                               <w:spacing w:line="480" w:lineRule="auto"/>
                               <w:rPr>
                                 <w:rFonts w:ascii="Mangal" w:hAnsi="Mangal" w:cs="Mangal" w:hint="eastAsia"/>
-                                <w:sz w:val="20"/>
+                                <w:sz w:val="14"/>
                                 <w:szCs w:val="20"/>
                               </w:rPr>
                             </w:pPr>
@@ -5391,7 +5872,7 @@
                                 <w:sz w:val="20"/>
                                 <w:szCs w:val="20"/>
                               </w:rPr>
-                              <w:t>Metz, France</w:t>
+                              <w:t>Courcelles-Chaussy</w:t>
                             </w:r>
                           </w:p>
                           <w:p>
@@ -5475,17 +5956,7 @@
                                 <w:sz w:val="16"/>
                                 <w:szCs w:val="20"/>
                               </w:rPr>
-                              <w:t>buc</w:t>
-                            </w:r>
-                            <w:bookmarkStart w:id="0" w:name="_GoBack"/>
-                            <w:bookmarkEnd w:id="0"/>
-                            <w:r>
-                              <w:rPr>
-                                <w:rFonts w:ascii="Mangal" w:hAnsi="Mangal" w:cs="Mangal"/>
-                                <w:sz w:val="16"/>
-                                <w:szCs w:val="20"/>
-                              </w:rPr>
-                              <w:t>chiottydorian@</w:t>
+                              <w:t>bucchiottydorian@</w:t>
                             </w:r>
                             <w:r>
                               <w:rPr>
@@ -5518,11 +5989,7 @@
           </mc:Choice>
           <mc:Fallback>
             <w:pict>
-              <v:shapetype w14:anchorId="3BB40D1A" id="_x0000_t202" coordsize="21600,21600" o:spt="202" path="m,l,21600r21600,l21600,xe">
-                <v:stroke joinstyle="miter"/>
-                <v:path gradientshapeok="t" o:connecttype="rect"/>
-              </v:shapetype>
-              <v:shape id="Cuadro de texto 66" o:spid="_x0000_s1040" type="#_x0000_t202" style="position:absolute;margin-left:-52.05pt;margin-top:21.65pt;width:175.5pt;height:69pt;z-index:251713536;visibility:visible;mso-wrap-style:square;mso-width-percent:0;mso-height-percent:0;mso-wrap-distance-left:9pt;mso-wrap-distance-top:0;mso-wrap-distance-right:9pt;mso-wrap-distance-bottom:0;mso-position-horizontal:absolute;mso-position-horizontal-relative:text;mso-position-vertical:absolute;mso-position-vertical-relative:text;mso-width-percent:0;mso-height-percent:0;mso-width-relative:margin;mso-height-relative:margin;v-text-anchor:top" o:gfxdata="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" filled="f" stroked="f">
+              <v:shape w14:anchorId="3BB40D1A" id="Cuadro de texto 66" o:spid="_x0000_s1040" type="#_x0000_t202" style="position:absolute;margin-left:-52.05pt;margin-top:21.65pt;width:175.5pt;height:69pt;z-index:251713536;visibility:visible;mso-wrap-style:square;mso-width-percent:0;mso-height-percent:0;mso-wrap-distance-left:9pt;mso-wrap-distance-top:0;mso-wrap-distance-right:9pt;mso-wrap-distance-bottom:0;mso-position-horizontal:absolute;mso-position-horizontal-relative:text;mso-position-vertical:absolute;mso-position-vertical-relative:text;mso-width-percent:0;mso-height-percent:0;mso-width-relative:margin;mso-height-relative:margin;v-text-anchor:top" o:gfxdata="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" filled="f" stroked="f">
                 <v:textbox>
                   <w:txbxContent>
                     <w:p>
@@ -5530,7 +5997,7 @@
                         <w:spacing w:line="480" w:lineRule="auto"/>
                         <w:rPr>
                           <w:rFonts w:ascii="Mangal" w:hAnsi="Mangal" w:cs="Mangal" w:hint="eastAsia"/>
-                          <w:sz w:val="20"/>
+                          <w:sz w:val="14"/>
                           <w:szCs w:val="20"/>
                         </w:rPr>
                       </w:pPr>
@@ -5556,7 +6023,7 @@
                           <w:sz w:val="20"/>
                           <w:szCs w:val="20"/>
                         </w:rPr>
-                        <w:t>Metz, France</w:t>
+                        <w:t>Courcelles-Chaussy</w:t>
                       </w:r>
                     </w:p>
                     <w:p>
@@ -5640,17 +6107,7 @@
                           <w:sz w:val="16"/>
                           <w:szCs w:val="20"/>
                         </w:rPr>
-                        <w:t>buc</w:t>
-                      </w:r>
-                      <w:bookmarkStart w:id="1" w:name="_GoBack"/>
-                      <w:bookmarkEnd w:id="1"/>
-                      <w:r>
-                        <w:rPr>
-                          <w:rFonts w:ascii="Mangal" w:hAnsi="Mangal" w:cs="Mangal"/>
-                          <w:sz w:val="16"/>
-                          <w:szCs w:val="20"/>
-                        </w:rPr>
-                        <w:t>chiottydorian@</w:t>
+                        <w:t>bucchiottydorian@</w:t>
                       </w:r>
                       <w:r>
                         <w:rPr>
@@ -5735,7 +6192,7 @@
               </wp:anchor>
             </w:drawing>
           </mc:Choice>
-          <mc:Fallback xmlns:w16se="http://schemas.microsoft.com/office/word/2015/wordml/symex" xmlns:w16sdtdh="http://schemas.microsoft.com/office/word/2020/wordml/sdtdatahash" xmlns:w16="http://schemas.microsoft.com/office/word/2018/wordml" xmlns:w16cid="http://schemas.microsoft.com/office/word/2016/wordml/cid" xmlns:w16cex="http://schemas.microsoft.com/office/word/2018/wordml/cex" xmlns:am3d="http://schemas.microsoft.com/office/drawing/2017/model3d" xmlns:aink="http://schemas.microsoft.com/office/drawing/2016/ink" xmlns:cx8="http://schemas.microsoft.com/office/drawing/2016/5/14/chartex" xmlns:cx7="http://schemas.microsoft.com/office/drawing/2016/5/13/chartex" xmlns:cx6="http://schemas.microsoft.com/office/drawing/2016/5/12/chartex" xmlns:cx5="http://schemas.microsoft.com/office/drawing/2016/5/11/chartex" xmlns:cx4="http://schemas.microsoft.com/office/drawing/2016/5/10/chartex" xmlns:cx3="http://schemas.microsoft.com/office/drawing/2016/5/9/chartex" xmlns:cx2="http://schemas.microsoft.com/office/drawing/2015/10/21/chartex" xmlns:cx1="http://schemas.microsoft.com/office/drawing/2015/9/8/chartex" xmlns:cx="http://schemas.microsoft.com/office/drawing/2014/chartex">
+          <mc:Fallback xmlns:cx="http://schemas.microsoft.com/office/drawing/2014/chartex" xmlns:cx1="http://schemas.microsoft.com/office/drawing/2015/9/8/chartex" xmlns:cx2="http://schemas.microsoft.com/office/drawing/2015/10/21/chartex" xmlns:cx3="http://schemas.microsoft.com/office/drawing/2016/5/9/chartex" xmlns:cx4="http://schemas.microsoft.com/office/drawing/2016/5/10/chartex" xmlns:cx5="http://schemas.microsoft.com/office/drawing/2016/5/11/chartex" xmlns:cx6="http://schemas.microsoft.com/office/drawing/2016/5/12/chartex" xmlns:cx7="http://schemas.microsoft.com/office/drawing/2016/5/13/chartex" xmlns:cx8="http://schemas.microsoft.com/office/drawing/2016/5/14/chartex" xmlns:aink="http://schemas.microsoft.com/office/drawing/2016/ink" xmlns:am3d="http://schemas.microsoft.com/office/drawing/2017/model3d" xmlns:w16cex="http://schemas.microsoft.com/office/word/2018/wordml/cex" xmlns:w16cid="http://schemas.microsoft.com/office/word/2016/wordml/cid" xmlns:w16="http://schemas.microsoft.com/office/word/2018/wordml" xmlns:w16sdtdh="http://schemas.microsoft.com/office/word/2020/wordml/sdtdatahash" xmlns:w16se="http://schemas.microsoft.com/office/word/2015/wordml/symex">
             <w:pict>
               <v:shape w14:anchorId="129101B8" id="AutoShape 218" o:spid="_x0000_s1026" type="#_x0000_t32" style="position:absolute;margin-left:-350.85pt;margin-top:1.95pt;width:11.35pt;height:0;z-index:251673600;visibility:visible;mso-wrap-style:square;mso-width-percent:0;mso-height-percent:0;mso-wrap-distance-left:9pt;mso-wrap-distance-top:0;mso-wrap-distance-right:9pt;mso-wrap-distance-bottom:0;mso-position-horizontal:absolute;mso-position-horizontal-relative:text;mso-position-vertical:absolute;mso-position-vertical-relative:text;mso-width-percent:0;mso-height-percent:0;mso-width-relative:page;mso-height-relative:page" o:gfxdata="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" strokecolor="#00b0f0"/>
             </w:pict>
@@ -5771,10 +6228,10 @@
                     <pic:cNvPicPr/>
                   </pic:nvPicPr>
                   <pic:blipFill>
-                    <a:blip r:embed="rId13">
+                    <a:blip r:embed="rId14">
                       <a:extLst>
                         <a:ext uri="{96DAC541-7B7A-43D3-8B79-37D633B846F1}">
-                          <asvg:svgBlip xmlns:asvg="http://schemas.microsoft.com/office/drawing/2016/SVG/main" xmlns:w16se="http://schemas.microsoft.com/office/word/2015/wordml/symex" xmlns:w16sdtdh="http://schemas.microsoft.com/office/word/2020/wordml/sdtdatahash" xmlns:w16="http://schemas.microsoft.com/office/word/2018/wordml" xmlns:w16cid="http://schemas.microsoft.com/office/word/2016/wordml/cid" xmlns:w16cex="http://schemas.microsoft.com/office/word/2018/wordml/cex" xmlns:w="http://schemas.openxmlformats.org/wordprocessingml/2006/main" xmlns:w10="urn:schemas-microsoft-com:office:word" xmlns:v="urn:schemas-microsoft-com:vml" xmlns:o="urn:schemas-microsoft-com:office:office" xmlns:am3d="http://schemas.microsoft.com/office/drawing/2017/model3d" xmlns:aink="http://schemas.microsoft.com/office/drawing/2016/ink" xmlns:cx8="http://schemas.microsoft.com/office/drawing/2016/5/14/chartex" xmlns:cx7="http://schemas.microsoft.com/office/drawing/2016/5/13/chartex" xmlns:cx6="http://schemas.microsoft.com/office/drawing/2016/5/12/chartex" xmlns:cx5="http://schemas.microsoft.com/office/drawing/2016/5/11/chartex" xmlns:cx4="http://schemas.microsoft.com/office/drawing/2016/5/10/chartex" xmlns:cx3="http://schemas.microsoft.com/office/drawing/2016/5/9/chartex" xmlns:cx2="http://schemas.microsoft.com/office/drawing/2015/10/21/chartex" xmlns:cx1="http://schemas.microsoft.com/office/drawing/2015/9/8/chartex" xmlns:cx="http://schemas.microsoft.com/office/drawing/2014/chartex" xmlns="" r:embed="rId14"/>
+                          <asvg:svgBlip xmlns="" xmlns:cx="http://schemas.microsoft.com/office/drawing/2014/chartex" xmlns:cx1="http://schemas.microsoft.com/office/drawing/2015/9/8/chartex" xmlns:cx2="http://schemas.microsoft.com/office/drawing/2015/10/21/chartex" xmlns:cx3="http://schemas.microsoft.com/office/drawing/2016/5/9/chartex" xmlns:cx4="http://schemas.microsoft.com/office/drawing/2016/5/10/chartex" xmlns:cx5="http://schemas.microsoft.com/office/drawing/2016/5/11/chartex" xmlns:cx6="http://schemas.microsoft.com/office/drawing/2016/5/12/chartex" xmlns:cx7="http://schemas.microsoft.com/office/drawing/2016/5/13/chartex" xmlns:cx8="http://schemas.microsoft.com/office/drawing/2016/5/14/chartex" xmlns:aink="http://schemas.microsoft.com/office/drawing/2016/ink" xmlns:am3d="http://schemas.microsoft.com/office/drawing/2017/model3d" xmlns:o="urn:schemas-microsoft-com:office:office" xmlns:v="urn:schemas-microsoft-com:vml" xmlns:w10="urn:schemas-microsoft-com:office:word" xmlns:w="http://schemas.openxmlformats.org/wordprocessingml/2006/main" xmlns:w16cex="http://schemas.microsoft.com/office/word/2018/wordml/cex" xmlns:w16cid="http://schemas.microsoft.com/office/word/2016/wordml/cid" xmlns:w16="http://schemas.microsoft.com/office/word/2018/wordml" xmlns:w16sdtdh="http://schemas.microsoft.com/office/word/2020/wordml/sdtdatahash" xmlns:w16se="http://schemas.microsoft.com/office/word/2015/wordml/symex" xmlns:asvg="http://schemas.microsoft.com/office/drawing/2016/SVG/main" r:embed="rId15"/>
                         </a:ext>
                       </a:extLst>
                     </a:blip>
@@ -5826,10 +6283,10 @@
                     <pic:cNvPicPr/>
                   </pic:nvPicPr>
                   <pic:blipFill>
-                    <a:blip r:embed="rId15">
+                    <a:blip r:embed="rId16">
                       <a:extLst>
                         <a:ext uri="{96DAC541-7B7A-43D3-8B79-37D633B846F1}">
-                          <asvg:svgBlip xmlns:asvg="http://schemas.microsoft.com/office/drawing/2016/SVG/main" xmlns:w16se="http://schemas.microsoft.com/office/word/2015/wordml/symex" xmlns:w16sdtdh="http://schemas.microsoft.com/office/word/2020/wordml/sdtdatahash" xmlns:w16="http://schemas.microsoft.com/office/word/2018/wordml" xmlns:w16cid="http://schemas.microsoft.com/office/word/2016/wordml/cid" xmlns:w16cex="http://schemas.microsoft.com/office/word/2018/wordml/cex" xmlns:w="http://schemas.openxmlformats.org/wordprocessingml/2006/main" xmlns:w10="urn:schemas-microsoft-com:office:word" xmlns:v="urn:schemas-microsoft-com:vml" xmlns:o="urn:schemas-microsoft-com:office:office" xmlns:am3d="http://schemas.microsoft.com/office/drawing/2017/model3d" xmlns:aink="http://schemas.microsoft.com/office/drawing/2016/ink" xmlns:cx8="http://schemas.microsoft.com/office/drawing/2016/5/14/chartex" xmlns:cx7="http://schemas.microsoft.com/office/drawing/2016/5/13/chartex" xmlns:cx6="http://schemas.microsoft.com/office/drawing/2016/5/12/chartex" xmlns:cx5="http://schemas.microsoft.com/office/drawing/2016/5/11/chartex" xmlns:cx4="http://schemas.microsoft.com/office/drawing/2016/5/10/chartex" xmlns:cx3="http://schemas.microsoft.com/office/drawing/2016/5/9/chartex" xmlns:cx2="http://schemas.microsoft.com/office/drawing/2015/10/21/chartex" xmlns:cx1="http://schemas.microsoft.com/office/drawing/2015/9/8/chartex" xmlns:cx="http://schemas.microsoft.com/office/drawing/2014/chartex" xmlns="" r:embed="rId16"/>
+                          <asvg:svgBlip xmlns="" xmlns:cx="http://schemas.microsoft.com/office/drawing/2014/chartex" xmlns:cx1="http://schemas.microsoft.com/office/drawing/2015/9/8/chartex" xmlns:cx2="http://schemas.microsoft.com/office/drawing/2015/10/21/chartex" xmlns:cx3="http://schemas.microsoft.com/office/drawing/2016/5/9/chartex" xmlns:cx4="http://schemas.microsoft.com/office/drawing/2016/5/10/chartex" xmlns:cx5="http://schemas.microsoft.com/office/drawing/2016/5/11/chartex" xmlns:cx6="http://schemas.microsoft.com/office/drawing/2016/5/12/chartex" xmlns:cx7="http://schemas.microsoft.com/office/drawing/2016/5/13/chartex" xmlns:cx8="http://schemas.microsoft.com/office/drawing/2016/5/14/chartex" xmlns:aink="http://schemas.microsoft.com/office/drawing/2016/ink" xmlns:am3d="http://schemas.microsoft.com/office/drawing/2017/model3d" xmlns:o="urn:schemas-microsoft-com:office:office" xmlns:v="urn:schemas-microsoft-com:vml" xmlns:w10="urn:schemas-microsoft-com:office:word" xmlns:w="http://schemas.openxmlformats.org/wordprocessingml/2006/main" xmlns:w16cex="http://schemas.microsoft.com/office/word/2018/wordml/cex" xmlns:w16cid="http://schemas.microsoft.com/office/word/2016/wordml/cid" xmlns:w16="http://schemas.microsoft.com/office/word/2018/wordml" xmlns:w16sdtdh="http://schemas.microsoft.com/office/word/2020/wordml/sdtdatahash" xmlns:w16se="http://schemas.microsoft.com/office/word/2015/wordml/symex" xmlns:asvg="http://schemas.microsoft.com/office/drawing/2016/SVG/main" r:embed="rId17"/>
                         </a:ext>
                       </a:extLst>
                     </a:blip>
@@ -5867,463 +6324,6 @@
       </w:pPr>
       <w:r>
         <w:rPr>
-          <w:noProof/>
-          <w:lang w:eastAsia="ja-JP"/>
-        </w:rPr>
-        <mc:AlternateContent>
-          <mc:Choice Requires="wps">
-            <w:drawing>
-              <wp:anchor distT="0" distB="0" distL="114300" distR="114300" simplePos="0" relativeHeight="251699200" behindDoc="0" locked="0" layoutInCell="1" allowOverlap="1" wp14:anchorId="4043A883" wp14:editId="6AA2F089">
-                <wp:simplePos x="0" y="0"/>
-                <wp:positionH relativeFrom="column">
-                  <wp:posOffset>1853565</wp:posOffset>
-                </wp:positionH>
-                <wp:positionV relativeFrom="paragraph">
-                  <wp:posOffset>1424940</wp:posOffset>
-                </wp:positionV>
-                <wp:extent cx="4495800" cy="533400"/>
-                <wp:effectExtent l="0" t="0" r="0" b="0"/>
-                <wp:wrapNone/>
-                <wp:docPr id="37" name="Cuadro de texto 6"/>
-                <wp:cNvGraphicFramePr>
-                  <a:graphicFrameLocks xmlns:a="http://schemas.openxmlformats.org/drawingml/2006/main"/>
-                </wp:cNvGraphicFramePr>
-                <a:graphic xmlns:a="http://schemas.openxmlformats.org/drawingml/2006/main">
-                  <a:graphicData uri="http://schemas.microsoft.com/office/word/2010/wordprocessingShape">
-                    <wps:wsp>
-                      <wps:cNvSpPr txBox="1">
-                        <a:spLocks noChangeArrowheads="1"/>
-                      </wps:cNvSpPr>
-                      <wps:spPr bwMode="auto">
-                        <a:xfrm>
-                          <a:off x="0" y="0"/>
-                          <a:ext cx="4495800" cy="533400"/>
-                        </a:xfrm>
-                        <a:prstGeom prst="rect">
-                          <a:avLst/>
-                        </a:prstGeom>
-                        <a:noFill/>
-                        <a:ln>
-                          <a:noFill/>
-                        </a:ln>
-                        <a:extLst>
-                          <a:ext uri="{909E8E84-426E-40DD-AFC4-6F175D3DCCD1}">
-                            <a14:hiddenFill xmlns:a14="http://schemas.microsoft.com/office/drawing/2010/main">
-                              <a:solidFill>
-                                <a:srgbClr val="FFFFFF"/>
-                              </a:solidFill>
-                            </a14:hiddenFill>
-                          </a:ext>
-                          <a:ext uri="{91240B29-F687-4F45-9708-019B960494DF}">
-                            <a14:hiddenLine xmlns:a14="http://schemas.microsoft.com/office/drawing/2010/main" w="9525">
-                              <a:solidFill>
-                                <a:srgbClr val="000000"/>
-                              </a:solidFill>
-                              <a:miter lim="800000"/>
-                              <a:headEnd/>
-                              <a:tailEnd/>
-                            </a14:hiddenLine>
-                          </a:ext>
-                        </a:extLst>
-                      </wps:spPr>
-                      <wps:txbx>
-                        <w:txbxContent>
-                          <w:p>
-                            <w:pPr>
-                              <w:spacing w:line="276" w:lineRule="auto"/>
-                              <w:rPr>
-                                <w:rFonts w:ascii="Mangal" w:hAnsi="Mangal" w:cs="Mangal" w:hint="eastAsia"/>
-                                <w:sz w:val="20"/>
-                                <w:szCs w:val="20"/>
-                              </w:rPr>
-                            </w:pPr>
-                            <w:r>
-                              <w:rPr>
-                                <w:rFonts w:ascii="Mangal" w:hAnsi="Mangal" w:cs="Mangal"/>
-                                <w:sz w:val="20"/>
-                                <w:szCs w:val="20"/>
-                              </w:rPr>
-                              <w:t>Français</w:t>
-                            </w:r>
-                            <w:r>
-                              <w:rPr>
-                                <w:rFonts w:ascii="Mangal" w:hAnsi="Mangal" w:cs="Mangal"/>
-                                <w:sz w:val="6"/>
-                                <w:szCs w:val="6"/>
-                              </w:rPr>
-                              <w:t xml:space="preserve"> </w:t>
-                            </w:r>
-                            <w:r>
-                              <w:rPr>
-                                <w:rFonts w:ascii="Mangal" w:hAnsi="Mangal" w:cs="Mangal"/>
-                                <w:sz w:val="20"/>
-                                <w:szCs w:val="20"/>
-                              </w:rPr>
-                              <w:t>:</w:t>
-                            </w:r>
-                            <w:r>
-                              <w:rPr>
-                                <w:rFonts w:ascii="Mangal" w:hAnsi="Mangal" w:cs="Mangal"/>
-                                <w:sz w:val="6"/>
-                                <w:szCs w:val="6"/>
-                              </w:rPr>
-                              <w:t xml:space="preserve"> </w:t>
-                            </w:r>
-                            <w:r>
-                              <w:rPr>
-                                <w:rFonts w:ascii="Mangal" w:hAnsi="Mangal" w:cs="Mangal"/>
-                                <w:sz w:val="20"/>
-                                <w:szCs w:val="20"/>
-                              </w:rPr>
-                              <w:t>Langue</w:t>
-                            </w:r>
-                            <w:r>
-                              <w:rPr>
-                                <w:rFonts w:ascii="Mangal" w:hAnsi="Mangal" w:cs="Mangal"/>
-                                <w:sz w:val="10"/>
-                                <w:szCs w:val="10"/>
-                              </w:rPr>
-                              <w:t xml:space="preserve"> </w:t>
-                            </w:r>
-                            <w:r>
-                              <w:rPr>
-                                <w:rFonts w:ascii="Mangal" w:hAnsi="Mangal" w:cs="Mangal"/>
-                                <w:sz w:val="20"/>
-                                <w:szCs w:val="20"/>
-                              </w:rPr>
-                              <w:t>maternelle</w:t>
-                            </w:r>
-                            <w:r>
-                              <w:rPr>
-                                <w:rFonts w:ascii="Mangal" w:hAnsi="Mangal" w:cs="Mangal"/>
-                                <w:sz w:val="20"/>
-                                <w:szCs w:val="20"/>
-                              </w:rPr>
-                              <w:t xml:space="preserve"> </w:t>
-                            </w:r>
-                            <w:r>
-                              <w:rPr>
-                                <w:rFonts w:ascii="Mangal" w:hAnsi="Mangal" w:cs="Mangal"/>
-                                <w:sz w:val="20"/>
-                                <w:szCs w:val="20"/>
-                              </w:rPr>
-                              <w:t xml:space="preserve"> |</w:t>
-                            </w:r>
-                            <w:r>
-                              <w:rPr>
-                                <w:rFonts w:ascii="Mangal" w:hAnsi="Mangal" w:cs="Mangal"/>
-                                <w:sz w:val="20"/>
-                                <w:szCs w:val="20"/>
-                              </w:rPr>
-                              <w:t xml:space="preserve"> </w:t>
-                            </w:r>
-                            <w:r>
-                              <w:rPr>
-                                <w:rFonts w:ascii="Mangal" w:hAnsi="Mangal" w:cs="Mangal"/>
-                                <w:sz w:val="20"/>
-                                <w:szCs w:val="20"/>
-                              </w:rPr>
-                              <w:t xml:space="preserve"> </w:t>
-                            </w:r>
-                            <w:r>
-                              <w:rPr>
-                                <w:rFonts w:ascii="Mangal" w:hAnsi="Mangal" w:cs="Mangal"/>
-                                <w:sz w:val="20"/>
-                                <w:szCs w:val="20"/>
-                              </w:rPr>
-                              <w:t>Anglais</w:t>
-                            </w:r>
-                            <w:r>
-                              <w:rPr>
-                                <w:rFonts w:ascii="Mangal" w:hAnsi="Mangal" w:cs="Mangal"/>
-                                <w:sz w:val="20"/>
-                                <w:szCs w:val="20"/>
-                              </w:rPr>
-                              <w:t xml:space="preserve"> : </w:t>
-                            </w:r>
-                            <w:r>
-                              <w:rPr>
-                                <w:rFonts w:ascii="Mangal" w:hAnsi="Mangal" w:cs="Mangal"/>
-                                <w:sz w:val="20"/>
-                                <w:szCs w:val="20"/>
-                              </w:rPr>
-                              <w:t>Base</w:t>
-                            </w:r>
-                          </w:p>
-                        </w:txbxContent>
-                      </wps:txbx>
-                      <wps:bodyPr rot="0" vert="horz" wrap="square" lIns="91440" tIns="91440" rIns="91440" bIns="91440" anchor="t" anchorCtr="0" upright="1">
-                        <a:noAutofit/>
-                      </wps:bodyPr>
-                    </wps:wsp>
-                  </a:graphicData>
-                </a:graphic>
-                <wp14:sizeRelH relativeFrom="page">
-                  <wp14:pctWidth>0</wp14:pctWidth>
-                </wp14:sizeRelH>
-                <wp14:sizeRelV relativeFrom="page">
-                  <wp14:pctHeight>0</wp14:pctHeight>
-                </wp14:sizeRelV>
-              </wp:anchor>
-            </w:drawing>
-          </mc:Choice>
-          <mc:Fallback>
-            <w:pict>
-              <v:shape w14:anchorId="4043A883" id="Cuadro de texto 6" o:spid="_x0000_s1041" type="#_x0000_t202" style="position:absolute;left:0;text-align:left;margin-left:145.95pt;margin-top:112.2pt;width:354pt;height:42pt;z-index:251699200;visibility:visible;mso-wrap-style:square;mso-width-percent:0;mso-height-percent:0;mso-wrap-distance-left:9pt;mso-wrap-distance-top:0;mso-wrap-distance-right:9pt;mso-wrap-distance-bottom:0;mso-position-horizontal:absolute;mso-position-horizontal-relative:text;mso-position-vertical:absolute;mso-position-vertical-relative:text;mso-width-percent:0;mso-height-percent:0;mso-width-relative:page;mso-height-relative:page;v-text-anchor:top" o:gfxdata="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" filled="f" stroked="f">
-                <v:textbox inset=",7.2pt,,7.2pt">
-                  <w:txbxContent>
-                    <w:p>
-                      <w:pPr>
-                        <w:spacing w:line="276" w:lineRule="auto"/>
-                        <w:rPr>
-                          <w:rFonts w:ascii="Mangal" w:hAnsi="Mangal" w:cs="Mangal" w:hint="eastAsia"/>
-                          <w:sz w:val="20"/>
-                          <w:szCs w:val="20"/>
-                        </w:rPr>
-                      </w:pPr>
-                      <w:r>
-                        <w:rPr>
-                          <w:rFonts w:ascii="Mangal" w:hAnsi="Mangal" w:cs="Mangal"/>
-                          <w:sz w:val="20"/>
-                          <w:szCs w:val="20"/>
-                        </w:rPr>
-                        <w:t>Français</w:t>
-                      </w:r>
-                      <w:r>
-                        <w:rPr>
-                          <w:rFonts w:ascii="Mangal" w:hAnsi="Mangal" w:cs="Mangal"/>
-                          <w:sz w:val="6"/>
-                          <w:szCs w:val="6"/>
-                        </w:rPr>
-                        <w:t xml:space="preserve"> </w:t>
-                      </w:r>
-                      <w:r>
-                        <w:rPr>
-                          <w:rFonts w:ascii="Mangal" w:hAnsi="Mangal" w:cs="Mangal"/>
-                          <w:sz w:val="20"/>
-                          <w:szCs w:val="20"/>
-                        </w:rPr>
-                        <w:t>:</w:t>
-                      </w:r>
-                      <w:r>
-                        <w:rPr>
-                          <w:rFonts w:ascii="Mangal" w:hAnsi="Mangal" w:cs="Mangal"/>
-                          <w:sz w:val="6"/>
-                          <w:szCs w:val="6"/>
-                        </w:rPr>
-                        <w:t xml:space="preserve"> </w:t>
-                      </w:r>
-                      <w:r>
-                        <w:rPr>
-                          <w:rFonts w:ascii="Mangal" w:hAnsi="Mangal" w:cs="Mangal"/>
-                          <w:sz w:val="20"/>
-                          <w:szCs w:val="20"/>
-                        </w:rPr>
-                        <w:t>Langue</w:t>
-                      </w:r>
-                      <w:r>
-                        <w:rPr>
-                          <w:rFonts w:ascii="Mangal" w:hAnsi="Mangal" w:cs="Mangal"/>
-                          <w:sz w:val="10"/>
-                          <w:szCs w:val="10"/>
-                        </w:rPr>
-                        <w:t xml:space="preserve"> </w:t>
-                      </w:r>
-                      <w:r>
-                        <w:rPr>
-                          <w:rFonts w:ascii="Mangal" w:hAnsi="Mangal" w:cs="Mangal"/>
-                          <w:sz w:val="20"/>
-                          <w:szCs w:val="20"/>
-                        </w:rPr>
-                        <w:t>maternelle</w:t>
-                      </w:r>
-                      <w:r>
-                        <w:rPr>
-                          <w:rFonts w:ascii="Mangal" w:hAnsi="Mangal" w:cs="Mangal"/>
-                          <w:sz w:val="20"/>
-                          <w:szCs w:val="20"/>
-                        </w:rPr>
-                        <w:t xml:space="preserve"> </w:t>
-                      </w:r>
-                      <w:r>
-                        <w:rPr>
-                          <w:rFonts w:ascii="Mangal" w:hAnsi="Mangal" w:cs="Mangal"/>
-                          <w:sz w:val="20"/>
-                          <w:szCs w:val="20"/>
-                        </w:rPr>
-                        <w:t xml:space="preserve"> |</w:t>
-                      </w:r>
-                      <w:r>
-                        <w:rPr>
-                          <w:rFonts w:ascii="Mangal" w:hAnsi="Mangal" w:cs="Mangal"/>
-                          <w:sz w:val="20"/>
-                          <w:szCs w:val="20"/>
-                        </w:rPr>
-                        <w:t xml:space="preserve"> </w:t>
-                      </w:r>
-                      <w:r>
-                        <w:rPr>
-                          <w:rFonts w:ascii="Mangal" w:hAnsi="Mangal" w:cs="Mangal"/>
-                          <w:sz w:val="20"/>
-                          <w:szCs w:val="20"/>
-                        </w:rPr>
-                        <w:t xml:space="preserve"> </w:t>
-                      </w:r>
-                      <w:r>
-                        <w:rPr>
-                          <w:rFonts w:ascii="Mangal" w:hAnsi="Mangal" w:cs="Mangal"/>
-                          <w:sz w:val="20"/>
-                          <w:szCs w:val="20"/>
-                        </w:rPr>
-                        <w:t>Anglais</w:t>
-                      </w:r>
-                      <w:r>
-                        <w:rPr>
-                          <w:rFonts w:ascii="Mangal" w:hAnsi="Mangal" w:cs="Mangal"/>
-                          <w:sz w:val="20"/>
-                          <w:szCs w:val="20"/>
-                        </w:rPr>
-                        <w:t xml:space="preserve"> : </w:t>
-                      </w:r>
-                      <w:r>
-                        <w:rPr>
-                          <w:rFonts w:ascii="Mangal" w:hAnsi="Mangal" w:cs="Mangal"/>
-                          <w:sz w:val="20"/>
-                          <w:szCs w:val="20"/>
-                        </w:rPr>
-                        <w:t>Base</w:t>
-                      </w:r>
-                    </w:p>
-                  </w:txbxContent>
-                </v:textbox>
-              </v:shape>
-            </w:pict>
-          </mc:Fallback>
-        </mc:AlternateContent>
-      </w:r>
-      <w:r>
-        <w:rPr>
-          <w:noProof/>
-          <w:lang w:eastAsia="ja-JP"/>
-        </w:rPr>
-        <mc:AlternateContent>
-          <mc:Choice Requires="wps">
-            <w:drawing>
-              <wp:anchor distT="0" distB="0" distL="114300" distR="114300" simplePos="0" relativeHeight="251703296" behindDoc="0" locked="0" layoutInCell="1" allowOverlap="1" wp14:anchorId="751CDC58" wp14:editId="2E499B57">
-                <wp:simplePos x="0" y="0"/>
-                <wp:positionH relativeFrom="column">
-                  <wp:posOffset>1895475</wp:posOffset>
-                </wp:positionH>
-                <wp:positionV relativeFrom="paragraph">
-                  <wp:posOffset>916305</wp:posOffset>
-                </wp:positionV>
-                <wp:extent cx="4326890" cy="309880"/>
-                <wp:effectExtent l="0" t="0" r="0" b="0"/>
-                <wp:wrapNone/>
-                <wp:docPr id="20" name="Rectangle 70"/>
-                <wp:cNvGraphicFramePr>
-                  <a:graphicFrameLocks xmlns:a="http://schemas.openxmlformats.org/drawingml/2006/main"/>
-                </wp:cNvGraphicFramePr>
-                <a:graphic xmlns:a="http://schemas.openxmlformats.org/drawingml/2006/main">
-                  <a:graphicData uri="http://schemas.microsoft.com/office/word/2010/wordprocessingShape">
-                    <wps:wsp>
-                      <wps:cNvSpPr>
-                        <a:spLocks noChangeArrowheads="1"/>
-                      </wps:cNvSpPr>
-                      <wps:spPr bwMode="auto">
-                        <a:xfrm>
-                          <a:off x="0" y="0"/>
-                          <a:ext cx="4326890" cy="309880"/>
-                        </a:xfrm>
-                        <a:prstGeom prst="rect">
-                          <a:avLst/>
-                        </a:prstGeom>
-                        <a:solidFill>
-                          <a:srgbClr val="373741"/>
-                        </a:solidFill>
-                        <a:ln>
-                          <a:noFill/>
-                        </a:ln>
-                      </wps:spPr>
-                      <wps:txbx>
-                        <w:txbxContent>
-                          <w:p>
-                            <w:pPr>
-                              <w:rPr>
-                                <w:rFonts w:ascii="Baskerville Old Face" w:hAnsi="Baskerville Old Face" w:cstheme="minorHAnsi"/>
-                                <w:bCs/>
-                                <w:color w:val="FFFFFF" w:themeColor="background1"/>
-                                <w:sz w:val="28"/>
-                                <w:szCs w:val="28"/>
-                                <w:lang w:val="en-US"/>
-                              </w:rPr>
-                            </w:pPr>
-                            <w:r>
-                              <w:rPr>
-                                <w:rFonts w:ascii="Baskerville Old Face" w:hAnsi="Baskerville Old Face" w:cstheme="minorHAnsi"/>
-                                <w:bCs/>
-                                <w:color w:val="FFFFFF" w:themeColor="background1"/>
-                                <w:sz w:val="28"/>
-                                <w:szCs w:val="28"/>
-                                <w:lang w:val="en-US"/>
-                              </w:rPr>
-                              <w:t>LANGUES</w:t>
-                            </w:r>
-                          </w:p>
-                        </w:txbxContent>
-                      </wps:txbx>
-                      <wps:bodyPr rot="0" vert="horz" wrap="square" lIns="91440" tIns="45720" rIns="91440" bIns="45720" anchor="t" anchorCtr="0" upright="1">
-                        <a:noAutofit/>
-                      </wps:bodyPr>
-                    </wps:wsp>
-                  </a:graphicData>
-                </a:graphic>
-                <wp14:sizeRelH relativeFrom="page">
-                  <wp14:pctWidth>0</wp14:pctWidth>
-                </wp14:sizeRelH>
-                <wp14:sizeRelV relativeFrom="page">
-                  <wp14:pctHeight>0</wp14:pctHeight>
-                </wp14:sizeRelV>
-              </wp:anchor>
-            </w:drawing>
-          </mc:Choice>
-          <mc:Fallback>
-            <w:pict>
-              <v:rect w14:anchorId="751CDC58" id="_x0000_s1042" style="position:absolute;left:0;text-align:left;margin-left:149.25pt;margin-top:72.15pt;width:340.7pt;height:24.4pt;z-index:251703296;visibility:visible;mso-wrap-style:square;mso-width-percent:0;mso-height-percent:0;mso-wrap-distance-left:9pt;mso-wrap-distance-top:0;mso-wrap-distance-right:9pt;mso-wrap-distance-bottom:0;mso-position-horizontal:absolute;mso-position-horizontal-relative:text;mso-position-vertical:absolute;mso-position-vertical-relative:text;mso-width-percent:0;mso-height-percent:0;mso-width-relative:page;mso-height-relative:page;v-text-anchor:top" o:gfxdata="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" fillcolor="#373741" stroked="f">
-                <v:textbox>
-                  <w:txbxContent>
-                    <w:p>
-                      <w:pPr>
-                        <w:rPr>
-                          <w:rFonts w:ascii="Baskerville Old Face" w:hAnsi="Baskerville Old Face" w:cstheme="minorHAnsi"/>
-                          <w:bCs/>
-                          <w:color w:val="FFFFFF" w:themeColor="background1"/>
-                          <w:sz w:val="28"/>
-                          <w:szCs w:val="28"/>
-                          <w:lang w:val="en-US"/>
-                        </w:rPr>
-                      </w:pPr>
-                      <w:r>
-                        <w:rPr>
-                          <w:rFonts w:ascii="Baskerville Old Face" w:hAnsi="Baskerville Old Face" w:cstheme="minorHAnsi"/>
-                          <w:bCs/>
-                          <w:color w:val="FFFFFF" w:themeColor="background1"/>
-                          <w:sz w:val="28"/>
-                          <w:szCs w:val="28"/>
-                          <w:lang w:val="en-US"/>
-                        </w:rPr>
-                        <w:t>LANGUES</w:t>
-                      </w:r>
-                    </w:p>
-                  </w:txbxContent>
-                </v:textbox>
-              </v:rect>
-            </w:pict>
-          </mc:Fallback>
-        </mc:AlternateContent>
-      </w:r>
-      <w:r>
-        <w:rPr>
           <w:rFonts w:ascii="Calibri" w:eastAsia="Calibri" w:hAnsi="Calibri"/>
           <w:noProof/>
           <w:lang w:eastAsia="ja-JP"/>
@@ -6331,7 +6331,7 @@
         <mc:AlternateContent>
           <mc:Choice Requires="wps">
             <w:drawing>
-              <wp:anchor distT="45720" distB="45720" distL="114300" distR="114300" simplePos="0" relativeHeight="251618298" behindDoc="0" locked="0" layoutInCell="1" allowOverlap="1" wp14:anchorId="602C171D" wp14:editId="335A50D4">
+              <wp:anchor distT="45720" distB="45720" distL="114300" distR="114300" simplePos="0" relativeHeight="251618298" behindDoc="0" locked="0" layoutInCell="1" allowOverlap="1" wp14:anchorId="602C171D" wp14:editId="4BAE3F46">
                 <wp:simplePos x="0" y="0"/>
                 <wp:positionH relativeFrom="column">
                   <wp:posOffset>-1052651</wp:posOffset>
@@ -6420,7 +6420,7 @@
           </mc:Choice>
           <mc:Fallback>
             <w:pict>
-              <v:shape w14:anchorId="602C171D" id="Zone de texte 2" o:spid="_x0000_s1043" type="#_x0000_t202" style="position:absolute;left:0;text-align:left;margin-left:-82.9pt;margin-top:400.75pt;width:175.9pt;height:17.75pt;z-index:251618298;visibility:visible;mso-wrap-style:square;mso-width-percent:0;mso-height-percent:0;mso-wrap-distance-left:9pt;mso-wrap-distance-top:3.6pt;mso-wrap-distance-right:9pt;mso-wrap-distance-bottom:3.6pt;mso-position-horizontal:absolute;mso-position-horizontal-relative:text;mso-position-vertical:absolute;mso-position-vertical-relative:text;mso-width-percent:0;mso-height-percent:0;mso-width-relative:margin;mso-height-relative:margin;v-text-anchor:top" o:gfxdata="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" filled="f" stroked="f">
+              <v:shape w14:anchorId="602C171D" id="Zone de texte 2" o:spid="_x0000_s1041" type="#_x0000_t202" style="position:absolute;left:0;text-align:left;margin-left:-82.9pt;margin-top:400.75pt;width:175.9pt;height:17.75pt;z-index:251618298;visibility:visible;mso-wrap-style:square;mso-width-percent:0;mso-height-percent:0;mso-wrap-distance-left:9pt;mso-wrap-distance-top:3.6pt;mso-wrap-distance-right:9pt;mso-wrap-distance-bottom:3.6pt;mso-position-horizontal:absolute;mso-position-horizontal-relative:text;mso-position-vertical:absolute;mso-position-vertical-relative:text;mso-width-percent:0;mso-height-percent:0;mso-width-relative:margin;mso-height-relative:margin;v-text-anchor:top" o:gfxdata="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" filled="f" stroked="f">
                 <v:textbox>
                   <w:txbxContent>
                     <w:p>
@@ -6488,10 +6488,10 @@
                     <pic:cNvPicPr/>
                   </pic:nvPicPr>
                   <pic:blipFill>
-                    <a:blip r:embed="rId17">
+                    <a:blip r:embed="rId18">
                       <a:extLst>
                         <a:ext uri="{96DAC541-7B7A-43D3-8B79-37D633B846F1}">
-                          <asvg:svgBlip xmlns:asvg="http://schemas.microsoft.com/office/drawing/2016/SVG/main" xmlns:w16se="http://schemas.microsoft.com/office/word/2015/wordml/symex" xmlns:w16sdtdh="http://schemas.microsoft.com/office/word/2020/wordml/sdtdatahash" xmlns:w16="http://schemas.microsoft.com/office/word/2018/wordml" xmlns:w16cid="http://schemas.microsoft.com/office/word/2016/wordml/cid" xmlns:w16cex="http://schemas.microsoft.com/office/word/2018/wordml/cex" xmlns:w="http://schemas.openxmlformats.org/wordprocessingml/2006/main" xmlns:w10="urn:schemas-microsoft-com:office:word" xmlns:v="urn:schemas-microsoft-com:vml" xmlns:o="urn:schemas-microsoft-com:office:office" xmlns:am3d="http://schemas.microsoft.com/office/drawing/2017/model3d" xmlns:aink="http://schemas.microsoft.com/office/drawing/2016/ink" xmlns:cx8="http://schemas.microsoft.com/office/drawing/2016/5/14/chartex" xmlns:cx7="http://schemas.microsoft.com/office/drawing/2016/5/13/chartex" xmlns:cx6="http://schemas.microsoft.com/office/drawing/2016/5/12/chartex" xmlns:cx5="http://schemas.microsoft.com/office/drawing/2016/5/11/chartex" xmlns:cx4="http://schemas.microsoft.com/office/drawing/2016/5/10/chartex" xmlns:cx3="http://schemas.microsoft.com/office/drawing/2016/5/9/chartex" xmlns:cx2="http://schemas.microsoft.com/office/drawing/2015/10/21/chartex" xmlns:cx1="http://schemas.microsoft.com/office/drawing/2015/9/8/chartex" xmlns:cx="http://schemas.microsoft.com/office/drawing/2014/chartex" xmlns="" r:embed="rId18"/>
+                          <asvg:svgBlip xmlns="" xmlns:cx="http://schemas.microsoft.com/office/drawing/2014/chartex" xmlns:cx1="http://schemas.microsoft.com/office/drawing/2015/9/8/chartex" xmlns:cx2="http://schemas.microsoft.com/office/drawing/2015/10/21/chartex" xmlns:cx3="http://schemas.microsoft.com/office/drawing/2016/5/9/chartex" xmlns:cx4="http://schemas.microsoft.com/office/drawing/2016/5/10/chartex" xmlns:cx5="http://schemas.microsoft.com/office/drawing/2016/5/11/chartex" xmlns:cx6="http://schemas.microsoft.com/office/drawing/2016/5/12/chartex" xmlns:cx7="http://schemas.microsoft.com/office/drawing/2016/5/13/chartex" xmlns:cx8="http://schemas.microsoft.com/office/drawing/2016/5/14/chartex" xmlns:aink="http://schemas.microsoft.com/office/drawing/2016/ink" xmlns:am3d="http://schemas.microsoft.com/office/drawing/2017/model3d" xmlns:o="urn:schemas-microsoft-com:office:office" xmlns:v="urn:schemas-microsoft-com:vml" xmlns:w10="urn:schemas-microsoft-com:office:word" xmlns:w="http://schemas.openxmlformats.org/wordprocessingml/2006/main" xmlns:w16cex="http://schemas.microsoft.com/office/word/2018/wordml/cex" xmlns:w16cid="http://schemas.microsoft.com/office/word/2016/wordml/cid" xmlns:w16="http://schemas.microsoft.com/office/word/2018/wordml" xmlns:w16sdtdh="http://schemas.microsoft.com/office/word/2020/wordml/sdtdatahash" xmlns:w16se="http://schemas.microsoft.com/office/word/2015/wordml/symex" xmlns:asvg="http://schemas.microsoft.com/office/drawing/2016/SVG/main" r:embed="rId19"/>
                         </a:ext>
                       </a:extLst>
                     </a:blip>
@@ -6603,7 +6603,7 @@
           </mc:Choice>
           <mc:Fallback>
             <w:pict>
-              <v:rect w14:anchorId="55E9B7F2" id="_x0000_s1044" style="position:absolute;left:0;text-align:left;margin-left:-65.5pt;margin-top:68.8pt;width:175.5pt;height:24.4pt;z-index:251754496;visibility:visible;mso-wrap-style:square;mso-width-percent:0;mso-height-percent:0;mso-wrap-distance-left:9pt;mso-wrap-distance-top:0;mso-wrap-distance-right:9pt;mso-wrap-distance-bottom:0;mso-position-horizontal:absolute;mso-position-horizontal-relative:text;mso-position-vertical:absolute;mso-position-vertical-relative:text;mso-width-percent:0;mso-height-percent:0;mso-width-relative:page;mso-height-relative:page;v-text-anchor:top" o:gfxdata="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" fillcolor="#373741" stroked="f">
+              <v:rect w14:anchorId="55E9B7F2" id="_x0000_s1042" style="position:absolute;left:0;text-align:left;margin-left:-65.5pt;margin-top:68.8pt;width:175.5pt;height:24.4pt;z-index:251754496;visibility:visible;mso-wrap-style:square;mso-width-percent:0;mso-height-percent:0;mso-wrap-distance-left:9pt;mso-wrap-distance-top:0;mso-wrap-distance-right:9pt;mso-wrap-distance-bottom:0;mso-position-horizontal:absolute;mso-position-horizontal-relative:text;mso-position-vertical:absolute;mso-position-vertical-relative:text;mso-width-percent:0;mso-height-percent:0;mso-width-relative:page;mso-height-relative:page;v-text-anchor:top" o:gfxdata="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" fillcolor="#373741" stroked="f">
                 <v:textbox>
                   <w:txbxContent>
                     <w:p>
@@ -6725,7 +6725,6 @@
                                 <w:rFonts w:ascii="Mangal" w:hAnsi="Mangal" w:cs="Mangal" w:hint="eastAsia"/>
                                 <w:sz w:val="20"/>
                                 <w:szCs w:val="20"/>
-                                <w:lang w:val="es-ES"/>
                               </w:rPr>
                             </w:pPr>
                             <w:r>
@@ -6744,9 +6743,16 @@
                                 <w:rFonts w:ascii="Mangal" w:hAnsi="Mangal" w:cs="Mangal" w:hint="eastAsia"/>
                                 <w:sz w:val="20"/>
                                 <w:szCs w:val="20"/>
-                                <w:lang w:val="es-ES"/>
                               </w:rPr>
                             </w:pPr>
+                            <w:r>
+                              <w:rPr>
+                                <w:rFonts w:ascii="Mangal" w:hAnsi="Mangal" w:cs="Mangal"/>
+                                <w:sz w:val="20"/>
+                                <w:szCs w:val="20"/>
+                              </w:rPr>
+                              <w:t>Organiser</w:t>
+                            </w:r>
                           </w:p>
                         </w:txbxContent>
                       </wps:txbx>
@@ -6767,7 +6773,7 @@
           </mc:Choice>
           <mc:Fallback>
             <w:pict>
-              <v:shape w14:anchorId="11099A8C" id="Cuadro de texto 5" o:spid="_x0000_s1045" type="#_x0000_t202" style="position:absolute;left:0;text-align:left;margin-left:-65.55pt;margin-top:96.45pt;width:175.5pt;height:96.75pt;z-index:251753472;visibility:visible;mso-wrap-style:square;mso-width-percent:0;mso-height-percent:0;mso-wrap-distance-left:9pt;mso-wrap-distance-top:0;mso-wrap-distance-right:9pt;mso-wrap-distance-bottom:0;mso-position-horizontal:absolute;mso-position-horizontal-relative:text;mso-position-vertical:absolute;mso-position-vertical-relative:text;mso-width-percent:0;mso-height-percent:0;mso-width-relative:page;mso-height-relative:page;v-text-anchor:top" o:gfxdata="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" filled="f" stroked="f">
+              <v:shape w14:anchorId="11099A8C" id="Cuadro de texto 5" o:spid="_x0000_s1043" type="#_x0000_t202" style="position:absolute;left:0;text-align:left;margin-left:-65.55pt;margin-top:96.45pt;width:175.5pt;height:96.75pt;z-index:251753472;visibility:visible;mso-wrap-style:square;mso-width-percent:0;mso-height-percent:0;mso-wrap-distance-left:9pt;mso-wrap-distance-top:0;mso-wrap-distance-right:9pt;mso-wrap-distance-bottom:0;mso-position-horizontal:absolute;mso-position-horizontal-relative:text;mso-position-vertical:absolute;mso-position-vertical-relative:text;mso-width-percent:0;mso-height-percent:0;mso-width-relative:page;mso-height-relative:page;v-text-anchor:top" o:gfxdata="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" filled="f" stroked="f">
                 <v:textbox inset=",7.2pt,,7.2pt">
                   <w:txbxContent>
                     <w:p>
@@ -6795,7 +6801,6 @@
                           <w:rFonts w:ascii="Mangal" w:hAnsi="Mangal" w:cs="Mangal" w:hint="eastAsia"/>
                           <w:sz w:val="20"/>
                           <w:szCs w:val="20"/>
-                          <w:lang w:val="es-ES"/>
                         </w:rPr>
                       </w:pPr>
                       <w:r>
@@ -6814,9 +6819,16 @@
                           <w:rFonts w:ascii="Mangal" w:hAnsi="Mangal" w:cs="Mangal" w:hint="eastAsia"/>
                           <w:sz w:val="20"/>
                           <w:szCs w:val="20"/>
-                          <w:lang w:val="es-ES"/>
                         </w:rPr>
                       </w:pPr>
+                      <w:r>
+                        <w:rPr>
+                          <w:rFonts w:ascii="Mangal" w:hAnsi="Mangal" w:cs="Mangal"/>
+                          <w:sz w:val="20"/>
+                          <w:szCs w:val="20"/>
+                        </w:rPr>
+                        <w:t>Organiser</w:t>
+                      </w:r>
                     </w:p>
                   </w:txbxContent>
                 </v:textbox>
@@ -6913,7 +6925,7 @@
           </mc:Choice>
           <mc:Fallback>
             <w:pict>
-              <v:rect w14:anchorId="30F2FCFE" id="_x0000_s1046" style="position:absolute;left:0;text-align:left;margin-left:-65.25pt;margin-top:321.9pt;width:175.5pt;height:24.4pt;z-index:251785216;visibility:visible;mso-wrap-style:square;mso-width-percent:0;mso-height-percent:0;mso-wrap-distance-left:9pt;mso-wrap-distance-top:0;mso-wrap-distance-right:9pt;mso-wrap-distance-bottom:0;mso-position-horizontal:absolute;mso-position-horizontal-relative:text;mso-position-vertical:absolute;mso-position-vertical-relative:text;mso-width-percent:0;mso-height-percent:0;mso-width-relative:page;mso-height-relative:page;v-text-anchor:top" o:gfxdata="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" fillcolor="#373741" stroked="f">
+              <v:rect w14:anchorId="30F2FCFE" id="_x0000_s1044" style="position:absolute;left:0;text-align:left;margin-left:-65.25pt;margin-top:321.9pt;width:175.5pt;height:24.4pt;z-index:251785216;visibility:visible;mso-wrap-style:square;mso-width-percent:0;mso-height-percent:0;mso-wrap-distance-left:9pt;mso-wrap-distance-top:0;mso-wrap-distance-right:9pt;mso-wrap-distance-bottom:0;mso-position-horizontal:absolute;mso-position-horizontal-relative:text;mso-position-vertical:absolute;mso-position-vertical-relative:text;mso-width-percent:0;mso-height-percent:0;mso-width-relative:page;mso-height-relative:page;v-text-anchor:top" o:gfxdata="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" fillcolor="#373741" stroked="f">
                 <v:textbox>
                   <w:txbxContent>
                     <w:p>
@@ -7047,7 +7059,7 @@
                                 <w:sz w:val="20"/>
                                 <w:szCs w:val="20"/>
                               </w:rPr>
-                              <w:t>C</w:t>
+                              <w:t>c</w:t>
                             </w:r>
                             <w:r>
                               <w:rPr>
@@ -7095,8 +7107,26 @@
                                 <w:sz w:val="20"/>
                                 <w:szCs w:val="20"/>
                               </w:rPr>
-                              <w:t>.</w:t>
-                            </w:r>
+                              <w:t xml:space="preserve">, </w:t>
+                            </w:r>
+                            <w:r>
+                              <w:rPr>
+                                <w:rFonts w:ascii="Mangal" w:hAnsi="Mangal" w:cs="Mangal"/>
+                                <w:sz w:val="20"/>
+                                <w:szCs w:val="20"/>
+                              </w:rPr>
+                              <w:t>b</w:t>
+                            </w:r>
+                            <w:r>
+                              <w:rPr>
+                                <w:rFonts w:ascii="Mangal" w:hAnsi="Mangal" w:cs="Mangal"/>
+                                <w:sz w:val="20"/>
+                                <w:szCs w:val="20"/>
+                              </w:rPr>
+                              <w:t>ricolage</w:t>
+                            </w:r>
+                            <w:bookmarkStart w:id="0" w:name="_GoBack"/>
+                            <w:bookmarkEnd w:id="0"/>
                           </w:p>
                         </w:txbxContent>
                       </wps:txbx>
@@ -7117,7 +7147,7 @@
           </mc:Choice>
           <mc:Fallback>
             <w:pict>
-              <v:shape w14:anchorId="7B223326" id="_x0000_s1047" type="#_x0000_t202" style="position:absolute;left:0;text-align:left;margin-left:-64.8pt;margin-top:350.85pt;width:175.35pt;height:54pt;z-index:251784192;visibility:visible;mso-wrap-style:square;mso-width-percent:0;mso-height-percent:0;mso-wrap-distance-left:9pt;mso-wrap-distance-top:0;mso-wrap-distance-right:9pt;mso-wrap-distance-bottom:0;mso-position-horizontal:absolute;mso-position-horizontal-relative:text;mso-position-vertical:absolute;mso-position-vertical-relative:text;mso-width-percent:0;mso-height-percent:0;mso-width-relative:page;mso-height-relative:page;v-text-anchor:top" o:gfxdata="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" filled="f" stroked="f">
+              <v:shape w14:anchorId="7B223326" id="_x0000_s1045" type="#_x0000_t202" style="position:absolute;left:0;text-align:left;margin-left:-64.8pt;margin-top:350.85pt;width:175.35pt;height:54pt;z-index:251784192;visibility:visible;mso-wrap-style:square;mso-width-percent:0;mso-height-percent:0;mso-wrap-distance-left:9pt;mso-wrap-distance-top:0;mso-wrap-distance-right:9pt;mso-wrap-distance-bottom:0;mso-position-horizontal:absolute;mso-position-horizontal-relative:text;mso-position-vertical:absolute;mso-position-vertical-relative:text;mso-width-percent:0;mso-height-percent:0;mso-width-relative:page;mso-height-relative:page;v-text-anchor:top" o:gfxdata="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" filled="f" stroked="f">
                 <v:textbox inset=",7.2pt,,7.2pt">
                   <w:txbxContent>
                     <w:p>
@@ -7158,7 +7188,7 @@
                           <w:sz w:val="20"/>
                           <w:szCs w:val="20"/>
                         </w:rPr>
-                        <w:t>C</w:t>
+                        <w:t>c</w:t>
                       </w:r>
                       <w:r>
                         <w:rPr>
@@ -7206,8 +7236,26 @@
                           <w:sz w:val="20"/>
                           <w:szCs w:val="20"/>
                         </w:rPr>
-                        <w:t>.</w:t>
-                      </w:r>
+                        <w:t xml:space="preserve">, </w:t>
+                      </w:r>
+                      <w:r>
+                        <w:rPr>
+                          <w:rFonts w:ascii="Mangal" w:hAnsi="Mangal" w:cs="Mangal"/>
+                          <w:sz w:val="20"/>
+                          <w:szCs w:val="20"/>
+                        </w:rPr>
+                        <w:t>b</w:t>
+                      </w:r>
+                      <w:r>
+                        <w:rPr>
+                          <w:rFonts w:ascii="Mangal" w:hAnsi="Mangal" w:cs="Mangal"/>
+                          <w:sz w:val="20"/>
+                          <w:szCs w:val="20"/>
+                        </w:rPr>
+                        <w:t>ricolage</w:t>
+                      </w:r>
+                      <w:bookmarkStart w:id="1" w:name="_GoBack"/>
+                      <w:bookmarkEnd w:id="1"/>
                     </w:p>
                   </w:txbxContent>
                 </v:textbox>
@@ -7314,7 +7362,7 @@
           </mc:Choice>
           <mc:Fallback>
             <w:pict>
-              <v:shape w14:anchorId="6C69BC30" id="_x0000_s1048" type="#_x0000_t202" style="position:absolute;left:0;text-align:left;margin-left:-83pt;margin-top:400pt;width:175.9pt;height:17.75pt;z-index:251619323;visibility:visible;mso-wrap-style:square;mso-width-percent:0;mso-height-percent:0;mso-wrap-distance-left:9pt;mso-wrap-distance-top:3.6pt;mso-wrap-distance-right:9pt;mso-wrap-distance-bottom:3.6pt;mso-position-horizontal:absolute;mso-position-horizontal-relative:text;mso-position-vertical:absolute;mso-position-vertical-relative:text;mso-width-percent:0;mso-height-percent:0;mso-width-relative:margin;mso-height-relative:margin;v-text-anchor:top" o:gfxdata="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" filled="f" stroked="f">
+              <v:shape w14:anchorId="6C69BC30" id="_x0000_s1046" type="#_x0000_t202" style="position:absolute;left:0;text-align:left;margin-left:-83pt;margin-top:400pt;width:175.9pt;height:17.75pt;z-index:251619323;visibility:visible;mso-wrap-style:square;mso-width-percent:0;mso-height-percent:0;mso-wrap-distance-left:9pt;mso-wrap-distance-top:3.6pt;mso-wrap-distance-right:9pt;mso-wrap-distance-bottom:3.6pt;mso-position-horizontal:absolute;mso-position-horizontal-relative:text;mso-position-vertical:absolute;mso-position-vertical-relative:text;mso-width-percent:0;mso-height-percent:0;mso-width-relative:margin;mso-height-relative:margin;v-text-anchor:top" o:gfxdata="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" filled="f" stroked="f">
                 <v:textbox>
                   <w:txbxContent>
                     <w:p>
@@ -7372,6 +7420,479 @@
           <w:szCs w:val="18"/>
         </w:rPr>
       </w:pPr>
+      <w:r>
+        <w:rPr>
+          <w:noProof/>
+          <w:lang w:eastAsia="ja-JP"/>
+        </w:rPr>
+        <mc:AlternateContent>
+          <mc:Choice Requires="wps">
+            <w:drawing>
+              <wp:anchor distT="0" distB="0" distL="114300" distR="114300" simplePos="0" relativeHeight="251699200" behindDoc="0" locked="0" layoutInCell="1" allowOverlap="1" wp14:anchorId="4043A883" wp14:editId="669BE485">
+                <wp:simplePos x="0" y="0"/>
+                <wp:positionH relativeFrom="column">
+                  <wp:posOffset>1821760</wp:posOffset>
+                </wp:positionH>
+                <wp:positionV relativeFrom="paragraph">
+                  <wp:posOffset>892754</wp:posOffset>
+                </wp:positionV>
+                <wp:extent cx="4495800" cy="533400"/>
+                <wp:effectExtent l="0" t="0" r="0" b="0"/>
+                <wp:wrapNone/>
+                <wp:docPr id="37" name="Cuadro de texto 6"/>
+                <wp:cNvGraphicFramePr>
+                  <a:graphicFrameLocks xmlns:a="http://schemas.openxmlformats.org/drawingml/2006/main"/>
+                </wp:cNvGraphicFramePr>
+                <a:graphic xmlns:a="http://schemas.openxmlformats.org/drawingml/2006/main">
+                  <a:graphicData uri="http://schemas.microsoft.com/office/word/2010/wordprocessingShape">
+                    <wps:wsp>
+                      <wps:cNvSpPr txBox="1">
+                        <a:spLocks noChangeArrowheads="1"/>
+                      </wps:cNvSpPr>
+                      <wps:spPr bwMode="auto">
+                        <a:xfrm>
+                          <a:off x="0" y="0"/>
+                          <a:ext cx="4495800" cy="533400"/>
+                        </a:xfrm>
+                        <a:prstGeom prst="rect">
+                          <a:avLst/>
+                        </a:prstGeom>
+                        <a:noFill/>
+                        <a:ln>
+                          <a:noFill/>
+                        </a:ln>
+                        <a:extLst>
+                          <a:ext uri="{909E8E84-426E-40DD-AFC4-6F175D3DCCD1}">
+                            <a14:hiddenFill xmlns:a14="http://schemas.microsoft.com/office/drawing/2010/main">
+                              <a:solidFill>
+                                <a:srgbClr val="FFFFFF"/>
+                              </a:solidFill>
+                            </a14:hiddenFill>
+                          </a:ext>
+                          <a:ext uri="{91240B29-F687-4F45-9708-019B960494DF}">
+                            <a14:hiddenLine xmlns:a14="http://schemas.microsoft.com/office/drawing/2010/main" w="9525">
+                              <a:solidFill>
+                                <a:srgbClr val="000000"/>
+                              </a:solidFill>
+                              <a:miter lim="800000"/>
+                              <a:headEnd/>
+                              <a:tailEnd/>
+                            </a14:hiddenLine>
+                          </a:ext>
+                        </a:extLst>
+                      </wps:spPr>
+                      <wps:txbx>
+                        <w:txbxContent>
+                          <w:p>
+                            <w:pPr>
+                              <w:spacing w:line="276" w:lineRule="auto"/>
+                              <w:rPr>
+                                <w:rFonts w:ascii="Mangal" w:hAnsi="Mangal" w:cs="Mangal" w:hint="eastAsia"/>
+                                <w:sz w:val="20"/>
+                                <w:szCs w:val="20"/>
+                              </w:rPr>
+                            </w:pPr>
+                            <w:r>
+                              <w:rPr>
+                                <w:rFonts w:ascii="Mangal" w:hAnsi="Mangal" w:cs="Mangal"/>
+                                <w:sz w:val="20"/>
+                                <w:szCs w:val="20"/>
+                              </w:rPr>
+                              <w:t>Français</w:t>
+                            </w:r>
+                            <w:r>
+                              <w:rPr>
+                                <w:rFonts w:ascii="Mangal" w:hAnsi="Mangal" w:cs="Mangal"/>
+                                <w:sz w:val="6"/>
+                                <w:szCs w:val="6"/>
+                              </w:rPr>
+                              <w:t xml:space="preserve"> </w:t>
+                            </w:r>
+                            <w:r>
+                              <w:rPr>
+                                <w:rFonts w:ascii="Mangal" w:hAnsi="Mangal" w:cs="Mangal"/>
+                                <w:sz w:val="20"/>
+                                <w:szCs w:val="20"/>
+                              </w:rPr>
+                              <w:t>:</w:t>
+                            </w:r>
+                            <w:r>
+                              <w:rPr>
+                                <w:rFonts w:ascii="Mangal" w:hAnsi="Mangal" w:cs="Mangal"/>
+                                <w:sz w:val="6"/>
+                                <w:szCs w:val="6"/>
+                              </w:rPr>
+                              <w:t xml:space="preserve"> </w:t>
+                            </w:r>
+                            <w:r>
+                              <w:rPr>
+                                <w:rFonts w:ascii="Mangal" w:hAnsi="Mangal" w:cs="Mangal"/>
+                                <w:sz w:val="20"/>
+                                <w:szCs w:val="20"/>
+                              </w:rPr>
+                              <w:t>Langue</w:t>
+                            </w:r>
+                            <w:r>
+                              <w:rPr>
+                                <w:rFonts w:ascii="Mangal" w:hAnsi="Mangal" w:cs="Mangal"/>
+                                <w:sz w:val="10"/>
+                                <w:szCs w:val="10"/>
+                              </w:rPr>
+                              <w:t xml:space="preserve"> </w:t>
+                            </w:r>
+                            <w:r>
+                              <w:rPr>
+                                <w:rFonts w:ascii="Mangal" w:hAnsi="Mangal" w:cs="Mangal"/>
+                                <w:sz w:val="20"/>
+                                <w:szCs w:val="20"/>
+                              </w:rPr>
+                              <w:t>maternelle</w:t>
+                            </w:r>
+                            <w:r>
+                              <w:rPr>
+                                <w:rFonts w:ascii="Mangal" w:hAnsi="Mangal" w:cs="Mangal"/>
+                                <w:sz w:val="20"/>
+                                <w:szCs w:val="20"/>
+                              </w:rPr>
+                              <w:t xml:space="preserve"> </w:t>
+                            </w:r>
+                            <w:r>
+                              <w:rPr>
+                                <w:rFonts w:ascii="Mangal" w:hAnsi="Mangal" w:cs="Mangal"/>
+                                <w:sz w:val="20"/>
+                                <w:szCs w:val="20"/>
+                              </w:rPr>
+                              <w:t xml:space="preserve"> |</w:t>
+                            </w:r>
+                            <w:r>
+                              <w:rPr>
+                                <w:rFonts w:ascii="Mangal" w:hAnsi="Mangal" w:cs="Mangal"/>
+                                <w:sz w:val="20"/>
+                                <w:szCs w:val="20"/>
+                              </w:rPr>
+                              <w:t xml:space="preserve"> </w:t>
+                            </w:r>
+                            <w:r>
+                              <w:rPr>
+                                <w:rFonts w:ascii="Mangal" w:hAnsi="Mangal" w:cs="Mangal"/>
+                                <w:sz w:val="20"/>
+                                <w:szCs w:val="20"/>
+                              </w:rPr>
+                              <w:t xml:space="preserve"> </w:t>
+                            </w:r>
+                            <w:r>
+                              <w:rPr>
+                                <w:rFonts w:ascii="Mangal" w:hAnsi="Mangal" w:cs="Mangal"/>
+                                <w:sz w:val="20"/>
+                                <w:szCs w:val="20"/>
+                              </w:rPr>
+                              <w:t>Anglais</w:t>
+                            </w:r>
+                            <w:r>
+                              <w:rPr>
+                                <w:rFonts w:ascii="Mangal" w:hAnsi="Mangal" w:cs="Mangal"/>
+                                <w:sz w:val="20"/>
+                                <w:szCs w:val="20"/>
+                              </w:rPr>
+                              <w:t xml:space="preserve"> : </w:t>
+                            </w:r>
+                            <w:r>
+                              <w:rPr>
+                                <w:rFonts w:ascii="Mangal" w:hAnsi="Mangal" w:cs="Mangal"/>
+                                <w:sz w:val="20"/>
+                                <w:szCs w:val="20"/>
+                              </w:rPr>
+                              <w:t>Base</w:t>
+                            </w:r>
+                            <w:r>
+                              <w:rPr>
+                                <w:rFonts w:ascii="Mangal" w:hAnsi="Mangal" w:cs="Mangal"/>
+                                <w:sz w:val="20"/>
+                                <w:szCs w:val="20"/>
+                              </w:rPr>
+                              <w:t xml:space="preserve"> | Japonais : Notion en autodidaxie</w:t>
+                            </w:r>
+                          </w:p>
+                        </w:txbxContent>
+                      </wps:txbx>
+                      <wps:bodyPr rot="0" vert="horz" wrap="square" lIns="91440" tIns="91440" rIns="91440" bIns="91440" anchor="t" anchorCtr="0" upright="1">
+                        <a:noAutofit/>
+                      </wps:bodyPr>
+                    </wps:wsp>
+                  </a:graphicData>
+                </a:graphic>
+                <wp14:sizeRelH relativeFrom="page">
+                  <wp14:pctWidth>0</wp14:pctWidth>
+                </wp14:sizeRelH>
+                <wp14:sizeRelV relativeFrom="page">
+                  <wp14:pctHeight>0</wp14:pctHeight>
+                </wp14:sizeRelV>
+              </wp:anchor>
+            </w:drawing>
+          </mc:Choice>
+          <mc:Fallback>
+            <w:pict>
+              <v:shape w14:anchorId="4043A883" id="Cuadro de texto 6" o:spid="_x0000_s1047" type="#_x0000_t202" style="position:absolute;left:0;text-align:left;margin-left:143.45pt;margin-top:70.3pt;width:354pt;height:42pt;z-index:251699200;visibility:visible;mso-wrap-style:square;mso-width-percent:0;mso-height-percent:0;mso-wrap-distance-left:9pt;mso-wrap-distance-top:0;mso-wrap-distance-right:9pt;mso-wrap-distance-bottom:0;mso-position-horizontal:absolute;mso-position-horizontal-relative:text;mso-position-vertical:absolute;mso-position-vertical-relative:text;mso-width-percent:0;mso-height-percent:0;mso-width-relative:page;mso-height-relative:page;v-text-anchor:top" o:gfxdata="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" filled="f" stroked="f">
+                <v:textbox inset=",7.2pt,,7.2pt">
+                  <w:txbxContent>
+                    <w:p>
+                      <w:pPr>
+                        <w:spacing w:line="276" w:lineRule="auto"/>
+                        <w:rPr>
+                          <w:rFonts w:ascii="Mangal" w:hAnsi="Mangal" w:cs="Mangal" w:hint="eastAsia"/>
+                          <w:sz w:val="20"/>
+                          <w:szCs w:val="20"/>
+                        </w:rPr>
+                      </w:pPr>
+                      <w:r>
+                        <w:rPr>
+                          <w:rFonts w:ascii="Mangal" w:hAnsi="Mangal" w:cs="Mangal"/>
+                          <w:sz w:val="20"/>
+                          <w:szCs w:val="20"/>
+                        </w:rPr>
+                        <w:t>Français</w:t>
+                      </w:r>
+                      <w:r>
+                        <w:rPr>
+                          <w:rFonts w:ascii="Mangal" w:hAnsi="Mangal" w:cs="Mangal"/>
+                          <w:sz w:val="6"/>
+                          <w:szCs w:val="6"/>
+                        </w:rPr>
+                        <w:t xml:space="preserve"> </w:t>
+                      </w:r>
+                      <w:r>
+                        <w:rPr>
+                          <w:rFonts w:ascii="Mangal" w:hAnsi="Mangal" w:cs="Mangal"/>
+                          <w:sz w:val="20"/>
+                          <w:szCs w:val="20"/>
+                        </w:rPr>
+                        <w:t>:</w:t>
+                      </w:r>
+                      <w:r>
+                        <w:rPr>
+                          <w:rFonts w:ascii="Mangal" w:hAnsi="Mangal" w:cs="Mangal"/>
+                          <w:sz w:val="6"/>
+                          <w:szCs w:val="6"/>
+                        </w:rPr>
+                        <w:t xml:space="preserve"> </w:t>
+                      </w:r>
+                      <w:r>
+                        <w:rPr>
+                          <w:rFonts w:ascii="Mangal" w:hAnsi="Mangal" w:cs="Mangal"/>
+                          <w:sz w:val="20"/>
+                          <w:szCs w:val="20"/>
+                        </w:rPr>
+                        <w:t>Langue</w:t>
+                      </w:r>
+                      <w:r>
+                        <w:rPr>
+                          <w:rFonts w:ascii="Mangal" w:hAnsi="Mangal" w:cs="Mangal"/>
+                          <w:sz w:val="10"/>
+                          <w:szCs w:val="10"/>
+                        </w:rPr>
+                        <w:t xml:space="preserve"> </w:t>
+                      </w:r>
+                      <w:r>
+                        <w:rPr>
+                          <w:rFonts w:ascii="Mangal" w:hAnsi="Mangal" w:cs="Mangal"/>
+                          <w:sz w:val="20"/>
+                          <w:szCs w:val="20"/>
+                        </w:rPr>
+                        <w:t>maternelle</w:t>
+                      </w:r>
+                      <w:r>
+                        <w:rPr>
+                          <w:rFonts w:ascii="Mangal" w:hAnsi="Mangal" w:cs="Mangal"/>
+                          <w:sz w:val="20"/>
+                          <w:szCs w:val="20"/>
+                        </w:rPr>
+                        <w:t xml:space="preserve"> </w:t>
+                      </w:r>
+                      <w:r>
+                        <w:rPr>
+                          <w:rFonts w:ascii="Mangal" w:hAnsi="Mangal" w:cs="Mangal"/>
+                          <w:sz w:val="20"/>
+                          <w:szCs w:val="20"/>
+                        </w:rPr>
+                        <w:t xml:space="preserve"> |</w:t>
+                      </w:r>
+                      <w:r>
+                        <w:rPr>
+                          <w:rFonts w:ascii="Mangal" w:hAnsi="Mangal" w:cs="Mangal"/>
+                          <w:sz w:val="20"/>
+                          <w:szCs w:val="20"/>
+                        </w:rPr>
+                        <w:t xml:space="preserve"> </w:t>
+                      </w:r>
+                      <w:r>
+                        <w:rPr>
+                          <w:rFonts w:ascii="Mangal" w:hAnsi="Mangal" w:cs="Mangal"/>
+                          <w:sz w:val="20"/>
+                          <w:szCs w:val="20"/>
+                        </w:rPr>
+                        <w:t xml:space="preserve"> </w:t>
+                      </w:r>
+                      <w:r>
+                        <w:rPr>
+                          <w:rFonts w:ascii="Mangal" w:hAnsi="Mangal" w:cs="Mangal"/>
+                          <w:sz w:val="20"/>
+                          <w:szCs w:val="20"/>
+                        </w:rPr>
+                        <w:t>Anglais</w:t>
+                      </w:r>
+                      <w:r>
+                        <w:rPr>
+                          <w:rFonts w:ascii="Mangal" w:hAnsi="Mangal" w:cs="Mangal"/>
+                          <w:sz w:val="20"/>
+                          <w:szCs w:val="20"/>
+                        </w:rPr>
+                        <w:t xml:space="preserve"> : </w:t>
+                      </w:r>
+                      <w:r>
+                        <w:rPr>
+                          <w:rFonts w:ascii="Mangal" w:hAnsi="Mangal" w:cs="Mangal"/>
+                          <w:sz w:val="20"/>
+                          <w:szCs w:val="20"/>
+                        </w:rPr>
+                        <w:t>Base</w:t>
+                      </w:r>
+                      <w:r>
+                        <w:rPr>
+                          <w:rFonts w:ascii="Mangal" w:hAnsi="Mangal" w:cs="Mangal"/>
+                          <w:sz w:val="20"/>
+                          <w:szCs w:val="20"/>
+                        </w:rPr>
+                        <w:t xml:space="preserve"> | Japonais : Notion en autodidaxie</w:t>
+                      </w:r>
+                    </w:p>
+                  </w:txbxContent>
+                </v:textbox>
+              </v:shape>
+            </w:pict>
+          </mc:Fallback>
+        </mc:AlternateContent>
+      </w:r>
+      <w:r>
+        <w:rPr>
+          <w:noProof/>
+          <w:lang w:eastAsia="ja-JP"/>
+        </w:rPr>
+        <mc:AlternateContent>
+          <mc:Choice Requires="wps">
+            <w:drawing>
+              <wp:anchor distT="0" distB="0" distL="114300" distR="114300" simplePos="0" relativeHeight="251703296" behindDoc="0" locked="0" layoutInCell="1" allowOverlap="1" wp14:anchorId="751CDC58" wp14:editId="1E4274FF">
+                <wp:simplePos x="0" y="0"/>
+                <wp:positionH relativeFrom="column">
+                  <wp:posOffset>1895475</wp:posOffset>
+                </wp:positionH>
+                <wp:positionV relativeFrom="paragraph">
+                  <wp:posOffset>415925</wp:posOffset>
+                </wp:positionV>
+                <wp:extent cx="4326890" cy="309880"/>
+                <wp:effectExtent l="0" t="0" r="0" b="0"/>
+                <wp:wrapNone/>
+                <wp:docPr id="20" name="Rectangle 70"/>
+                <wp:cNvGraphicFramePr>
+                  <a:graphicFrameLocks xmlns:a="http://schemas.openxmlformats.org/drawingml/2006/main"/>
+                </wp:cNvGraphicFramePr>
+                <a:graphic xmlns:a="http://schemas.openxmlformats.org/drawingml/2006/main">
+                  <a:graphicData uri="http://schemas.microsoft.com/office/word/2010/wordprocessingShape">
+                    <wps:wsp>
+                      <wps:cNvSpPr>
+                        <a:spLocks noChangeArrowheads="1"/>
+                      </wps:cNvSpPr>
+                      <wps:spPr bwMode="auto">
+                        <a:xfrm>
+                          <a:off x="0" y="0"/>
+                          <a:ext cx="4326890" cy="309880"/>
+                        </a:xfrm>
+                        <a:prstGeom prst="rect">
+                          <a:avLst/>
+                        </a:prstGeom>
+                        <a:solidFill>
+                          <a:srgbClr val="373741"/>
+                        </a:solidFill>
+                        <a:ln>
+                          <a:noFill/>
+                        </a:ln>
+                      </wps:spPr>
+                      <wps:txbx>
+                        <w:txbxContent>
+                          <w:p>
+                            <w:pPr>
+                              <w:rPr>
+                                <w:rFonts w:ascii="Baskerville Old Face" w:hAnsi="Baskerville Old Face" w:cstheme="minorHAnsi"/>
+                                <w:bCs/>
+                                <w:color w:val="FFFFFF" w:themeColor="background1"/>
+                                <w:sz w:val="28"/>
+                                <w:szCs w:val="28"/>
+                                <w:lang w:val="en-US"/>
+                              </w:rPr>
+                            </w:pPr>
+                            <w:r>
+                              <w:rPr>
+                                <w:rFonts w:ascii="Baskerville Old Face" w:hAnsi="Baskerville Old Face" w:cstheme="minorHAnsi"/>
+                                <w:bCs/>
+                                <w:color w:val="FFFFFF" w:themeColor="background1"/>
+                                <w:sz w:val="28"/>
+                                <w:szCs w:val="28"/>
+                                <w:lang w:val="en-US"/>
+                              </w:rPr>
+                              <w:t>LANGUES</w:t>
+                            </w:r>
+                          </w:p>
+                        </w:txbxContent>
+                      </wps:txbx>
+                      <wps:bodyPr rot="0" vert="horz" wrap="square" lIns="91440" tIns="45720" rIns="91440" bIns="45720" anchor="t" anchorCtr="0" upright="1">
+                        <a:noAutofit/>
+                      </wps:bodyPr>
+                    </wps:wsp>
+                  </a:graphicData>
+                </a:graphic>
+                <wp14:sizeRelH relativeFrom="page">
+                  <wp14:pctWidth>0</wp14:pctWidth>
+                </wp14:sizeRelH>
+                <wp14:sizeRelV relativeFrom="page">
+                  <wp14:pctHeight>0</wp14:pctHeight>
+                </wp14:sizeRelV>
+              </wp:anchor>
+            </w:drawing>
+          </mc:Choice>
+          <mc:Fallback>
+            <w:pict>
+              <v:rect w14:anchorId="751CDC58" id="_x0000_s1048" style="position:absolute;left:0;text-align:left;margin-left:149.25pt;margin-top:32.75pt;width:340.7pt;height:24.4pt;z-index:251703296;visibility:visible;mso-wrap-style:square;mso-width-percent:0;mso-height-percent:0;mso-wrap-distance-left:9pt;mso-wrap-distance-top:0;mso-wrap-distance-right:9pt;mso-wrap-distance-bottom:0;mso-position-horizontal:absolute;mso-position-horizontal-relative:text;mso-position-vertical:absolute;mso-position-vertical-relative:text;mso-width-percent:0;mso-height-percent:0;mso-width-relative:page;mso-height-relative:page;v-text-anchor:top" o:gfxdata="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" fillcolor="#373741" stroked="f">
+                <v:textbox>
+                  <w:txbxContent>
+                    <w:p>
+                      <w:pPr>
+                        <w:rPr>
+                          <w:rFonts w:ascii="Baskerville Old Face" w:hAnsi="Baskerville Old Face" w:cstheme="minorHAnsi"/>
+                          <w:bCs/>
+                          <w:color w:val="FFFFFF" w:themeColor="background1"/>
+                          <w:sz w:val="28"/>
+                          <w:szCs w:val="28"/>
+                          <w:lang w:val="en-US"/>
+                        </w:rPr>
+                      </w:pPr>
+                      <w:r>
+                        <w:rPr>
+                          <w:rFonts w:ascii="Baskerville Old Face" w:hAnsi="Baskerville Old Face" w:cstheme="minorHAnsi"/>
+                          <w:bCs/>
+                          <w:color w:val="FFFFFF" w:themeColor="background1"/>
+                          <w:sz w:val="28"/>
+                          <w:szCs w:val="28"/>
+                          <w:lang w:val="en-US"/>
+                        </w:rPr>
+                        <w:t>LANGUES</w:t>
+                      </w:r>
+                    </w:p>
+                  </w:txbxContent>
+                </v:textbox>
+              </v:rect>
+            </w:pict>
+          </mc:Fallback>
+        </mc:AlternateContent>
+      </w:r>
       <w:r>
         <w:rPr>
           <w:noProof/>
@@ -11535,7 +12056,7 @@
 </file>
 
 <file path=customXml/itemProps1.xml><?xml version="1.0" encoding="utf-8"?>
-<ds:datastoreItem xmlns:ds="http://schemas.openxmlformats.org/officeDocument/2006/customXml" ds:itemID="{703D820A-40AB-4AD7-8ECC-2CFAF9B77AE1}">
+<ds:datastoreItem xmlns:ds="http://schemas.openxmlformats.org/officeDocument/2006/customXml" ds:itemID="{72C720E1-7BEF-4443-9BD4-3D62F37267B6}">
   <ds:schemaRefs>
     <ds:schemaRef ds:uri="http://schemas.openxmlformats.org/officeDocument/2006/bibliography"/>
   </ds:schemaRefs>
